--- a/downloads/teacher/ai-2-week-36.docx
+++ b/downloads/teacher/ai-2-week-36.docx
@@ -2808,6 +2808,396 @@
         <w:t>Present the Transparent Book Recommender’s code, baseline, full-case traces, reserved results and limitations, without claiming fictional results as pupil work.</w:t>
       </w:r>
     </w:p>
+    <w:p>
+      <w:pPr>
+        <w:pStyle w:val="Heading1"/>
+      </w:pPr>
+      <w:r>
+        <w:t>07. Prepare, teach and assess</w:t>
+      </w:r>
+    </w:p>
+    <w:p>
+      <w:r>
+        <w:t>Teaching target: Defend an application using reproducible evidence</w:t>
+      </w:r>
+    </w:p>
+    <w:p>
+      <w:r>
+        <w:t>Prepare the labelled worked-case picture, the matching workbook, fictional input cards and a place for individual responses. No paid AI account is required for the paper reasoning activities.</w:t>
+      </w:r>
+    </w:p>
+    <w:tbl>
+      <w:tblPr>
+        <w:tblStyle w:val="LightShading-Accent1"/>
+        <w:tblW w:type="auto" w:w="0"/>
+        <w:tblLook w:firstColumn="1" w:firstRow="1" w:lastColumn="0" w:lastRow="0" w:noHBand="0" w:noVBand="1" w:val="04A0"/>
+      </w:tblPr>
+      <w:tblGrid>
+        <w:gridCol w:w="3408"/>
+        <w:gridCol w:w="3408"/>
+        <w:gridCol w:w="3408"/>
+      </w:tblGrid>
+      <w:tr>
+        <w:trPr>
+          <w:tblHeader/>
+        </w:trPr>
+        <w:tc>
+          <w:tcPr>
+            <w:tcW w:type="dxa" w:w="3408"/>
+          </w:tcPr>
+          <w:p>
+            <w:r>
+              <w:t>Session</w:t>
+            </w:r>
+          </w:p>
+        </w:tc>
+        <w:tc>
+          <w:tcPr>
+            <w:tcW w:type="dxa" w:w="3408"/>
+          </w:tcPr>
+          <w:p>
+            <w:r>
+              <w:t>Plan</w:t>
+            </w:r>
+          </w:p>
+        </w:tc>
+        <w:tc>
+          <w:tcPr>
+            <w:tcW w:type="dxa" w:w="3408"/>
+          </w:tcPr>
+          <w:p>
+            <w:r>
+              <w:t>Resources</w:t>
+            </w:r>
+          </w:p>
+        </w:tc>
+      </w:tr>
+      <w:tr>
+        <w:tc>
+          <w:tcPr>
+            <w:tcW w:type="dxa" w:w="3408"/>
+          </w:tcPr>
+          <w:p>
+            <w:r>
+              <w:t>Session 1 · Understand · 45 min</w:t>
+            </w:r>
+          </w:p>
+        </w:tc>
+        <w:tc>
+          <w:tcPr>
+            <w:tcW w:type="dxa" w:w="3408"/>
+          </w:tcPr>
+          <w:p>
+            <w:r>
+              <w:t>0–7: recall and prerequisite; 7–15: inspect the concrete case and predict; 15–30: teacher models the worked trace; 30–40: learners explain a step using the text and visual; 40–45: check the core idea.</w:t>
+            </w:r>
+          </w:p>
+        </w:tc>
+        <w:tc>
+          <w:tcPr>
+            <w:tcW w:type="dxa" w:w="3408"/>
+          </w:tcPr>
+          <w:p>
+            <w:r>
+              <w:t>Sections 1–6; record the brief recall in the workbook.</w:t>
+            </w:r>
+          </w:p>
+        </w:tc>
+      </w:tr>
+      <w:tr>
+        <w:tc>
+          <w:tcPr>
+            <w:tcW w:type="dxa" w:w="3408"/>
+          </w:tcPr>
+          <w:p>
+            <w:r>
+              <w:t>Session 2 · Practise · 45 min</w:t>
+            </w:r>
+          </w:p>
+        </w:tc>
+        <w:tc>
+          <w:tcPr>
+            <w:tcW w:type="dxa" w:w="3408"/>
+          </w:tcPr>
+          <w:p>
+            <w:r>
+              <w:t>0–5: retrieve the procedure; 5–15: W2 completion practice; 15–23: explain and check with a partner; 23–30: each learner answers the misconception check; 30–40: targeted reteaching or a harder variation; 40–45: prepare the investigation.</w:t>
+            </w:r>
+          </w:p>
+        </w:tc>
+        <w:tc>
+          <w:tcPr>
+            <w:tcW w:type="dxa" w:w="3408"/>
+          </w:tcPr>
+          <w:p>
+            <w:r>
+              <w:t>Sections 7–10; use the matching workbook W2 and misconception check.</w:t>
+            </w:r>
+          </w:p>
+        </w:tc>
+      </w:tr>
+      <w:tr>
+        <w:tc>
+          <w:tcPr>
+            <w:tcW w:type="dxa" w:w="3408"/>
+          </w:tcPr>
+          <w:p>
+            <w:r>
+              <w:t>Session 3 · Investigate and transfer · 45 min</w:t>
+            </w:r>
+          </w:p>
+        </w:tc>
+        <w:tc>
+          <w:tcPr>
+            <w:tcW w:type="dxa" w:w="3408"/>
+          </w:tcPr>
+          <w:p>
+            <w:r>
+              <w:t>0–5: retrieve the decision rule; 5–20: investigate or trace; 20–30: start the independent case; 30–38: connect the project; 38–43: act on feedback; 43–45: plan the return check.</w:t>
+            </w:r>
+          </w:p>
+        </w:tc>
+        <w:tc>
+          <w:tcPr>
+            <w:tcW w:type="dxa" w:w="3408"/>
+          </w:tcPr>
+          <w:p>
+            <w:r>
+              <w:t>Sections 9 and 11–14. Give extra time to finish the full task set; use Section 15 when the week includes a coding lab.</w:t>
+            </w:r>
+          </w:p>
+        </w:tc>
+      </w:tr>
+    </w:tbl>
+    <w:p>
+      <w:r>
+        <w:t>Before class, solve the supported practice: A report says supplied 5, accepted 4 and rejected 2. Identify the inconsistency.</w:t>
+      </w:r>
+    </w:p>
+    <w:p>
+      <w:r>
+        <w:t>Reasoned practice answer: Accepted plus rejected is 6, not 5. Investigate double counting or reporting before presenting it.</w:t>
+      </w:r>
+    </w:p>
+    <w:p>
+      <w:r>
+        <w:t>Check every learner before discussion: Use the worked case for Defending the data application. Proposed explanation: “A successful run proves the conclusion”. Decide whether this explanation is supported. Point to the step or supplied fact that decides; explain your repair if needed.</w:t>
+      </w:r>
+    </w:p>
+    <w:p>
+      <w:r>
+        <w:t>Misconception repair: The final independent task must be attempted before hints. Record support honestly and use a new case after support. Keep teacher answers separate from student materials and do not publish private credentials or real student records in the handover.</w:t>
+      </w:r>
+    </w:p>
+    <w:p>
+      <w:r>
+        <w:t>Support: read the exact case aloud, enlarge the labelled picture, supply input cards and model only the first deciding step. Accept a spoken explanation or drawing; retain the reasoning goal.</w:t>
+      </w:r>
+    </w:p>
+    <w:p>
+      <w:r>
+        <w:t>Extension: An authorised repair converts D’s interest to integer 4. Require a prediction and a reason before comparing. Expected result: D becomes eligible and scores 9, so it wins. Reason: The evidence-backed input repair changes validation and then ranking; record this as a new case/version.</w:t>
+      </w:r>
+    </w:p>
+    <w:p>
+      <w:r>
+        <w:t>Independent assessment: withhold the reserved answer until the learner has attempted the new case. Record support separately from correctness.</w:t>
+      </w:r>
+    </w:p>
+    <w:tbl>
+      <w:tblPr>
+        <w:tblStyle w:val="LightShading-Accent1"/>
+        <w:tblW w:type="auto" w:w="0"/>
+        <w:tblLook w:firstColumn="1" w:firstRow="1" w:lastColumn="0" w:lastRow="0" w:noHBand="0" w:noVBand="1" w:val="04A0"/>
+      </w:tblPr>
+      <w:tblGrid>
+        <w:gridCol w:w="2556"/>
+        <w:gridCol w:w="2556"/>
+        <w:gridCol w:w="2556"/>
+        <w:gridCol w:w="2556"/>
+      </w:tblGrid>
+      <w:tr>
+        <w:trPr>
+          <w:tblHeader/>
+        </w:trPr>
+        <w:tc>
+          <w:tcPr>
+            <w:tcW w:type="dxa" w:w="2556"/>
+          </w:tcPr>
+          <w:p>
+            <w:r>
+              <w:t>Criterion</w:t>
+            </w:r>
+          </w:p>
+        </w:tc>
+        <w:tc>
+          <w:tcPr>
+            <w:tcW w:type="dxa" w:w="2556"/>
+          </w:tcPr>
+          <w:p>
+            <w:r>
+              <w:t>Not yet</w:t>
+            </w:r>
+          </w:p>
+        </w:tc>
+        <w:tc>
+          <w:tcPr>
+            <w:tcW w:type="dxa" w:w="2556"/>
+          </w:tcPr>
+          <w:p>
+            <w:r>
+              <w:t>With support</w:t>
+            </w:r>
+          </w:p>
+        </w:tc>
+        <w:tc>
+          <w:tcPr>
+            <w:tcW w:type="dxa" w:w="2556"/>
+          </w:tcPr>
+          <w:p>
+            <w:r>
+              <w:t>Independent</w:t>
+            </w:r>
+          </w:p>
+        </w:tc>
+      </w:tr>
+      <w:tr>
+        <w:tc>
+          <w:tcPr>
+            <w:tcW w:type="dxa" w:w="2556"/>
+          </w:tcPr>
+          <w:p>
+            <w:r>
+              <w:t>Explanation</w:t>
+            </w:r>
+          </w:p>
+        </w:tc>
+        <w:tc>
+          <w:tcPr>
+            <w:tcW w:type="dxa" w:w="2556"/>
+          </w:tcPr>
+          <w:p>
+            <w:r>
+              <w:t>Names an answer without a deciding fact</w:t>
+            </w:r>
+          </w:p>
+        </w:tc>
+        <w:tc>
+          <w:tcPr>
+            <w:tcW w:type="dxa" w:w="2556"/>
+          </w:tcPr>
+          <w:p>
+            <w:r>
+              <w:t>Uses a hint to link fact and decision</w:t>
+            </w:r>
+          </w:p>
+        </w:tc>
+        <w:tc>
+          <w:tcPr>
+            <w:tcW w:type="dxa" w:w="2556"/>
+          </w:tcPr>
+          <w:p>
+            <w:r>
+              <w:t>Explains the deciding fact in own words</w:t>
+            </w:r>
+          </w:p>
+        </w:tc>
+      </w:tr>
+      <w:tr>
+        <w:tc>
+          <w:tcPr>
+            <w:tcW w:type="dxa" w:w="2556"/>
+          </w:tcPr>
+          <w:p>
+            <w:r>
+              <w:t>Trace or test</w:t>
+            </w:r>
+          </w:p>
+        </w:tc>
+        <w:tc>
+          <w:tcPr>
+            <w:tcW w:type="dxa" w:w="2556"/>
+          </w:tcPr>
+          <w:p>
+            <w:r>
+              <w:t>Cannot connect input and result</w:t>
+            </w:r>
+          </w:p>
+        </w:tc>
+        <w:tc>
+          <w:tcPr>
+            <w:tcW w:type="dxa" w:w="2556"/>
+          </w:tcPr>
+          <w:p>
+            <w:r>
+              <w:t>Completes steps with prompts</w:t>
+            </w:r>
+          </w:p>
+        </w:tc>
+        <w:tc>
+          <w:tcPr>
+            <w:tcW w:type="dxa" w:w="2556"/>
+          </w:tcPr>
+          <w:p>
+            <w:r>
+              <w:t>Traces or tests a changed case accurately</w:t>
+            </w:r>
+          </w:p>
+        </w:tc>
+      </w:tr>
+      <w:tr>
+        <w:tc>
+          <w:tcPr>
+            <w:tcW w:type="dxa" w:w="2556"/>
+          </w:tcPr>
+          <w:p>
+            <w:r>
+              <w:t>Limits and revision</w:t>
+            </w:r>
+          </w:p>
+        </w:tc>
+        <w:tc>
+          <w:tcPr>
+            <w:tcW w:type="dxa" w:w="2556"/>
+          </w:tcPr>
+          <w:p>
+            <w:r>
+              <w:t>Claims more than evidence supports</w:t>
+            </w:r>
+          </w:p>
+        </w:tc>
+        <w:tc>
+          <w:tcPr>
+            <w:tcW w:type="dxa" w:w="2556"/>
+          </w:tcPr>
+          <w:p>
+            <w:r>
+              <w:t>Names a limit after a prompt</w:t>
+            </w:r>
+          </w:p>
+        </w:tc>
+        <w:tc>
+          <w:tcPr>
+            <w:tcW w:type="dxa" w:w="2556"/>
+          </w:tcPr>
+          <w:p>
+            <w:r>
+              <w:t>States a defensible limit and useful next test</w:t>
+            </w:r>
+          </w:p>
+        </w:tc>
+      </w:tr>
+    </w:tbl>
+    <w:p>
+      <w:r>
+        <w:t>Project checkpoint: Present and defend. Demonstrate the system, explain one failure and justify the next improvement with evidence.</w:t>
+      </w:r>
+    </w:p>
+    <w:p>
+      <w:r>
+        <w:t>Use the weekly teacher answer for topic-specific reasoning. A saved progress tick is an activity record; judge mastery from the learner’s explanation and evidence.</w:t>
+      </w:r>
+    </w:p>
     <w:sectPr>
       <w:pgSz w:w="12240" w:h="15840"/>
       <w:pgMar w:top="936" w:right="1008" w:bottom="936" w:left="1008" w:header="720" w:footer="720" w:gutter="0"/>

--- a/downloads/teacher/ai-2-week-36.docx
+++ b/downloads/teacher/ai-2-week-36.docx
@@ -3198,6 +3198,39 @@
         <w:t>Use the weekly teacher answer for topic-specific reasoning. A saved progress tick is an activity record; judge mastery from the learner’s explanation and evidence.</w:t>
       </w:r>
     </w:p>
+    <w:p>
+      <w:pPr>
+        <w:pStyle w:val="Heading1"/>
+      </w:pPr>
+      <w:r>
+        <w:t>08. Use feedback, labs and repair paths</w:t>
+      </w:r>
+    </w:p>
+    <w:p>
+      <w:r>
+        <w:t>Use the two formative questions as supported practice, not as independent mastery scores. Discuss the deciding evidence rather than accepting a guessed selection.</w:t>
+      </w:r>
+    </w:p>
+    <w:p>
+      <w:r>
+        <w:t>The feedback comes from the reviewed public worked case. Do not reveal the separately reserved independent teacher answer until the learner has attempted that case.</w:t>
+      </w:r>
+    </w:p>
+    <w:p>
+      <w:r>
+        <w:t>Ask students to predict before running code. Preserve errors and actual outputs; collect a changed test and an explanation. The branch-boundary and indexing lessons deliberately include failure cases.</w:t>
+      </w:r>
+    </w:p>
+    <w:p>
+      <w:r>
+        <w:t>Use the earlier worked-explanation links to address a specific missing building block, then return to the current question. Adapt this suggestion after observing the learner; it is not an automatic diagnosis.</w:t>
+      </w:r>
+    </w:p>
+    <w:p>
+      <w:r>
+        <w:t>Collect the completed-work portfolio as evidence. Record support separately from correctness, and assess explanation, trace/test and limitations. Progress ticks and quiz selections alone do not establish mastery.</w:t>
+      </w:r>
+    </w:p>
     <w:sectPr>
       <w:pgSz w:w="12240" w:h="15840"/>
       <w:pgMar w:top="936" w:right="1008" w:bottom="936" w:left="1008" w:header="720" w:footer="720" w:gutter="0"/>

--- a/downloads/teacher/ai-2-week-36.docx
+++ b/downloads/teacher/ai-2-week-36.docx
@@ -29,6 +29,11 @@
       </w:r>
     </w:p>
     <w:p>
+      <w:r>
+        <w:t>Prepare Capstone Expo: check the target, prerequisites, resources and adaptable teaching schedule.</w:t>
+      </w:r>
+    </w:p>
+    <w:p>
       <w:pPr>
         <w:pStyle w:val="Heading3"/>
       </w:pPr>
@@ -37,8 +42,20 @@
       </w:r>
     </w:p>
     <w:p>
-      <w:r>
-        <w:t>Primary target: Defend an application using reproducible evidence</w:t>
+      <w:pPr>
+        <w:spacing w:line="336" w:lineRule="auto" w:after="180"/>
+      </w:pPr>
+      <w:r>
+        <w:rPr>
+          <w:b w:val="0"/>
+        </w:rPr>
+        <w:t xml:space="preserve">Primary target: Defend an application using reproducible </w:t>
+      </w:r>
+      <w:r>
+        <w:rPr>
+          <w:b/>
+        </w:rPr>
+        <w:t>evidence</w:t>
       </w:r>
     </w:p>
     <w:tbl>
@@ -185,8 +202,37 @@
       </w:tr>
     </w:tbl>
     <w:p>
-      <w:r>
-        <w:t>This is a starting allocation of 135 minutes, not a validated duration. Preserve all named topics. Schedule extra time for connected examples, the full investigation, independent cases and project building. Repeated copies of a case share one recorded attempt; they are not new evidence.</w:t>
+      <w:pPr>
+        <w:spacing w:line="336" w:lineRule="auto" w:after="180"/>
+      </w:pPr>
+      <w:r>
+        <w:rPr>
+          <w:b w:val="0"/>
+        </w:rPr>
+        <w:t>This is a starting allocation of 135 minutes, not a validated duration. Preserve all named topics. Schedule extra time for connected examples, the full investigation, independent cases and project building.</w:t>
+      </w:r>
+    </w:p>
+    <w:p>
+      <w:pPr>
+        <w:spacing w:line="336" w:lineRule="auto" w:after="180"/>
+      </w:pPr>
+      <w:r>
+        <w:rPr>
+          <w:b w:val="0"/>
+        </w:rPr>
+        <w:t xml:space="preserve">Repeated copies of a case share one recorded attempt; they are not new </w:t>
+      </w:r>
+      <w:r>
+        <w:rPr>
+          <w:b/>
+        </w:rPr>
+        <w:t>evidence</w:t>
+      </w:r>
+      <w:r>
+        <w:rPr>
+          <w:b w:val="0"/>
+        </w:rPr>
+        <w:t>.</w:t>
       </w:r>
     </w:p>
     <w:p>
@@ -206,17 +252,35 @@
       </w:r>
     </w:p>
     <w:p>
-      <w:r>
+      <w:pPr>
+        <w:spacing w:line="336" w:lineRule="auto" w:after="180"/>
+      </w:pPr>
+      <w:r>
+        <w:rPr>
+          <w:b w:val="0"/>
+        </w:rPr>
         <w:t>Without opening the old lesson, explain one key idea from Improve and Challenge. Give an example and a mistake that the idea helps you avoid.</w:t>
       </w:r>
     </w:p>
     <w:p>
-      <w:r>
+      <w:pPr>
+        <w:spacing w:line="336" w:lineRule="auto" w:after="180"/>
+      </w:pPr>
+      <w:r>
+        <w:rPr>
+          <w:b w:val="0"/>
+        </w:rPr>
         <w:t>Look for: Repair a specific observed failure</w:t>
       </w:r>
     </w:p>
     <w:p>
-      <w:r>
+      <w:pPr>
+        <w:spacing w:line="336" w:lineRule="auto" w:after="180"/>
+      </w:pPr>
+      <w:r>
+        <w:rPr>
+          <w:b w:val="0"/>
+        </w:rPr>
         <w:t>Reference example, not the only acceptable wording: Strict less-than excludes equality; at most requires &lt;=.</w:t>
       </w:r>
     </w:p>
@@ -229,17 +293,35 @@
       </w:r>
     </w:p>
     <w:p>
-      <w:r>
+      <w:pPr>
+        <w:spacing w:line="336" w:lineRule="auto" w:after="180"/>
+      </w:pPr>
+      <w:r>
+        <w:rPr>
+          <w:b w:val="0"/>
+        </w:rPr>
         <w:t>Without opening the old lesson, explain one key idea from Build the Recommender. Give an example and a mistake that the idea helps you avoid.</w:t>
       </w:r>
     </w:p>
     <w:p>
-      <w:r>
+      <w:pPr>
+        <w:spacing w:line="336" w:lineRule="auto" w:after="180"/>
+      </w:pPr>
+      <w:r>
+        <w:rPr>
+          <w:b w:val="0"/>
+        </w:rPr>
         <w:t>Look for: Implement a deterministic recommender</w:t>
       </w:r>
     </w:p>
     <w:p>
-      <w:r>
+      <w:pPr>
+        <w:spacing w:line="336" w:lineRule="auto" w:after="180"/>
+      </w:pPr>
+      <w:r>
+        <w:rPr>
+          <w:b w:val="0"/>
+        </w:rPr>
         <w:t>Reference example, not the only acceptable wording: Both score 8 and qualify; A is alphabetically first under the tie rule.</w:t>
       </w:r>
     </w:p>
@@ -252,22 +334,81 @@
       </w:r>
     </w:p>
     <w:p>
-      <w:r>
+      <w:pPr>
+        <w:spacing w:line="336" w:lineRule="auto" w:after="180"/>
+      </w:pPr>
+      <w:r>
+        <w:rPr>
+          <w:b w:val="0"/>
+        </w:rPr>
         <w:t>Without opening the old lesson, explain one key idea from Agents and Tools. Give an example and a mistake that the idea helps you avoid.</w:t>
       </w:r>
     </w:p>
     <w:p>
-      <w:r>
-        <w:t>Look for: Explain the mechanism and terminology of state machines for bounded agents</w:t>
-      </w:r>
-    </w:p>
-    <w:p>
-      <w:r>
-        <w:t>Reference example, not the only acceptable wording: Teacher explanation: A bounded agent uses explicit states and finite action limits. A state machine makes invalid transitions visible. States are ready, looking_up, review, done. ready may start lookup; lookup may finish done or request review; review may finish done after authorised evidence. done is terminal. Maximum two lookup attempts.</w:t>
-      </w:r>
-    </w:p>
-    <w:p>
-      <w:r>
+      <w:pPr>
+        <w:spacing w:line="336" w:lineRule="auto" w:after="180"/>
+      </w:pPr>
+      <w:r>
+        <w:rPr>
+          <w:b w:val="0"/>
+        </w:rPr>
+        <w:t xml:space="preserve">Look for: Explain the </w:t>
+      </w:r>
+      <w:r>
+        <w:rPr>
+          <w:b/>
+        </w:rPr>
+        <w:t>mechanism</w:t>
+      </w:r>
+      <w:r>
+        <w:rPr>
+          <w:b w:val="0"/>
+        </w:rPr>
+        <w:t xml:space="preserve"> and terminology of state machines for bounded agents</w:t>
+      </w:r>
+    </w:p>
+    <w:p>
+      <w:pPr>
+        <w:spacing w:line="336" w:lineRule="auto" w:after="180"/>
+      </w:pPr>
+      <w:r>
+        <w:rPr>
+          <w:b w:val="0"/>
+        </w:rPr>
+        <w:t>Reference example, not the only acceptable wording: Teacher explanation: A bounded agent uses explicit states and finite action limits. A state machine makes invalid transitions visible.</w:t>
+      </w:r>
+    </w:p>
+    <w:p>
+      <w:pPr>
+        <w:spacing w:line="336" w:lineRule="auto" w:after="180"/>
+      </w:pPr>
+      <w:r>
+        <w:rPr>
+          <w:b w:val="0"/>
+        </w:rPr>
+        <w:t xml:space="preserve">States are ready, looking_up, review, done. ready may start lookup; lookup may finish done or request review; review may finish done after authorised </w:t>
+      </w:r>
+      <w:r>
+        <w:rPr>
+          <w:b/>
+        </w:rPr>
+        <w:t>evidence</w:t>
+      </w:r>
+      <w:r>
+        <w:rPr>
+          <w:b w:val="0"/>
+        </w:rPr>
+        <w:t>. done is terminal. Maximum two lookup attempts.</w:t>
+      </w:r>
+    </w:p>
+    <w:p>
+      <w:pPr>
+        <w:spacing w:line="336" w:lineRule="auto" w:after="180"/>
+      </w:pPr>
+      <w:r>
+        <w:rPr>
+          <w:b w:val="0"/>
+        </w:rPr>
         <w:t>Use the student module and workbook section with this exact week title. The worked case, independent question and answers below form one aligned lesson sequence.</w:t>
       </w:r>
     </w:p>
@@ -280,8 +421,26 @@
       </w:r>
     </w:p>
     <w:p>
-      <w:r>
-        <w:t>Present a recommender that gets 8/10 final requests right. One failure invents a title; another violates a hard page limit. Is '80%, ready for everyone' justified? Propose release criteria.</w:t>
+      <w:pPr>
+        <w:spacing w:line="336" w:lineRule="auto" w:after="180"/>
+      </w:pPr>
+      <w:r>
+        <w:rPr>
+          <w:b w:val="0"/>
+        </w:rPr>
+        <w:t>Present a recommender that gets 8/10 final requests right. One failure invents a title; another violates a hard page limit. Is '</w:t>
+      </w:r>
+      <w:r>
+        <w:rPr>
+          <w:b/>
+        </w:rPr>
+        <w:t>80%</w:t>
+      </w:r>
+      <w:r>
+        <w:rPr>
+          <w:b w:val="0"/>
+        </w:rPr>
+        <w:t>, ready for everyone' justified? Propose release criteria.</w:t>
       </w:r>
     </w:p>
     <w:p>
@@ -293,8 +452,38 @@
       </w:r>
     </w:p>
     <w:p>
-      <w:r>
-        <w:t>Ownership is demonstrated by a fresh recommendation and evidence-based defense.</w:t>
+      <w:pPr>
+        <w:spacing w:line="336" w:lineRule="auto" w:after="180"/>
+      </w:pPr>
+      <w:r>
+        <w:rPr>
+          <w:b w:val="0"/>
+        </w:rPr>
+        <w:t xml:space="preserve">Ownership is demonstrated by a fresh recommendation and </w:t>
+      </w:r>
+      <w:r>
+        <w:rPr>
+          <w:b/>
+        </w:rPr>
+        <w:t>evidence</w:t>
+      </w:r>
+      <w:r>
+        <w:rPr>
+          <w:b w:val="0"/>
+        </w:rPr>
+        <w:t xml:space="preserve">-based </w:t>
+      </w:r>
+      <w:r>
+        <w:rPr>
+          <w:b/>
+        </w:rPr>
+        <w:t>defense</w:t>
+      </w:r>
+      <w:r>
+        <w:rPr>
+          <w:b w:val="0"/>
+        </w:rPr>
+        <w:t>.</w:t>
       </w:r>
     </w:p>
     <w:tbl>
@@ -430,26 +619,128 @@
       </w:r>
     </w:p>
     <w:p>
-      <w:r>
+      <w:pPr>
+        <w:spacing w:line="336" w:lineRule="auto" w:after="180"/>
+      </w:pPr>
+      <w:r>
+        <w:rPr>
+          <w:b w:val="0"/>
+        </w:rPr>
         <w:t>Use the supplied scenario, student illustrations and blank paper. For numeric work, offer counters or a calculator after learners show the setup. Fictional records are supplied; personal data and paid accounts are unnecessary.</w:t>
       </w:r>
     </w:p>
     <w:p>
-      <w:r>
-        <w:t>Allow 80 minutes: recall 8; explanation 12; worked demonstration 15; guided practice 20; independent assessment 15; project and reflection 10. Extend the lab into a second session when needed.</w:t>
-      </w:r>
-    </w:p>
-    <w:p>
       <w:pPr>
         <w:pStyle w:val="Heading3"/>
       </w:pPr>
       <w:r>
+        <w:t>Alternative compact allocation</w:t>
+      </w:r>
+    </w:p>
+    <w:p>
+      <w:r>
+        <w:t>This compact option is not the full-week schedule. Use the main teaching cycle and allow extra sessions for the investigation, independent work and project.</w:t>
+      </w:r>
+    </w:p>
+    <w:p>
+      <w:pPr>
+        <w:spacing w:line="336" w:lineRule="auto" w:after="180"/>
+        <w:shd w:fill="F1F6F8"/>
+      </w:pPr>
+      <w:r>
+        <w:rPr>
+          <w:b w:val="0"/>
+        </w:rPr>
+        <w:t xml:space="preserve">Allow 80 minutes: recall 8; explanation 12; worked </w:t>
+      </w:r>
+      <w:r>
+        <w:rPr>
+          <w:b/>
+        </w:rPr>
+        <w:t>demonstration</w:t>
+      </w:r>
+      <w:r>
+        <w:rPr>
+          <w:b w:val="0"/>
+        </w:rPr>
+        <w:t xml:space="preserve"> 15; guided practice 20; independent assessment 15; project and reflection 10. Extend the lab into a second session when needed.</w:t>
+      </w:r>
+    </w:p>
+    <w:p>
+      <w:pPr>
+        <w:pStyle w:val="Heading3"/>
+      </w:pPr>
+      <w:r>
         <w:t>Preparation for the connected explanation</w:t>
       </w:r>
     </w:p>
     <w:p>
-      <w:r>
-        <w:t>Teach Week 36 as a two-session investigation using fictional data. Finish the fictional activity chooser with a short evidence-based presentation and a reproducible handover. Show the purpose, contract, pipeline, one ordinary trace, one boundary or failure case, improvements and remaining limits. A working demonstration supports a software claim, not a claim of proven learning benefit. Assess the three stated outcomes through the independent task, not by copying the worked result.</w:t>
+      <w:pPr>
+        <w:spacing w:line="336" w:lineRule="auto" w:after="180"/>
+      </w:pPr>
+      <w:r>
+        <w:rPr>
+          <w:b w:val="0"/>
+        </w:rPr>
+        <w:t xml:space="preserve">Teach Week 36 as a two-session investigation using fictional data. Finish the fictional activity chooser with a short </w:t>
+      </w:r>
+      <w:r>
+        <w:rPr>
+          <w:b/>
+        </w:rPr>
+        <w:t>evidence</w:t>
+      </w:r>
+      <w:r>
+        <w:rPr>
+          <w:b w:val="0"/>
+        </w:rPr>
+        <w:t xml:space="preserve">-based presentation and a reproducible </w:t>
+      </w:r>
+      <w:r>
+        <w:rPr>
+          <w:b/>
+        </w:rPr>
+        <w:t>handover</w:t>
+      </w:r>
+      <w:r>
+        <w:rPr>
+          <w:b w:val="0"/>
+        </w:rPr>
+        <w:t>.</w:t>
+      </w:r>
+    </w:p>
+    <w:p>
+      <w:pPr>
+        <w:spacing w:line="336" w:lineRule="auto" w:after="180"/>
+      </w:pPr>
+      <w:r>
+        <w:rPr>
+          <w:b w:val="0"/>
+        </w:rPr>
+        <w:t xml:space="preserve">Show the purpose, contract, pipeline, one ordinary trace, one boundary or failure case, improvements and remaining limits. A working </w:t>
+      </w:r>
+      <w:r>
+        <w:rPr>
+          <w:b/>
+        </w:rPr>
+        <w:t>demonstration</w:t>
+      </w:r>
+      <w:r>
+        <w:rPr>
+          <w:b w:val="0"/>
+        </w:rPr>
+        <w:t xml:space="preserve"> supports a software claim, not a claim of proven learning benefit.</w:t>
+      </w:r>
+    </w:p>
+    <w:p>
+      <w:pPr>
+        <w:spacing w:line="336" w:lineRule="auto" w:after="180"/>
+      </w:pPr>
+      <w:r>
+        <w:rPr>
+          <w:b w:val="0"/>
+        </w:rPr>
+        <w:t>Assess the three stated outcomes through the independent task, not by copying the worked result.</w:t>
       </w:r>
     </w:p>
     <w:p>
@@ -461,23 +752,83 @@
       </w:r>
     </w:p>
     <w:p>
-      <w:r>
-        <w:t>Identified inputs, code/configuration, rules and expected outputs that another person can rerun.</w:t>
-      </w:r>
-    </w:p>
-    <w:p>
-      <w:r>
+      <w:pPr>
+        <w:spacing w:line="336" w:lineRule="auto" w:after="180"/>
+      </w:pPr>
+      <w:r>
+        <w:rPr>
+          <w:b w:val="0"/>
+        </w:rPr>
+        <w:t xml:space="preserve">Identified </w:t>
+      </w:r>
+      <w:r>
+        <w:rPr>
+          <w:b/>
+        </w:rPr>
+        <w:t>input</w:t>
+      </w:r>
+      <w:r>
+        <w:rPr>
+          <w:b w:val="0"/>
+        </w:rPr>
+        <w:t xml:space="preserve">s, code/configuration, rules and expected </w:t>
+      </w:r>
+      <w:r>
+        <w:rPr>
+          <w:b/>
+        </w:rPr>
+        <w:t>output</w:t>
+      </w:r>
+      <w:r>
+        <w:rPr>
+          <w:b w:val="0"/>
+        </w:rPr>
+        <w:t>s that another person can rerun.</w:t>
+      </w:r>
+    </w:p>
+    <w:p>
+      <w:pPr>
+        <w:spacing w:line="336" w:lineRule="auto" w:after="180"/>
+      </w:pPr>
+      <w:r>
+        <w:rPr>
+          <w:b w:val="0"/>
+        </w:rPr>
         <w:t>Python 3 editor with a fresh local practice file</w:t>
       </w:r>
     </w:p>
     <w:p>
-      <w:r>
+      <w:pPr>
+        <w:spacing w:line="336" w:lineRule="auto" w:after="180"/>
+      </w:pPr>
+      <w:r>
+        <w:rPr>
+          <w:b w:val="0"/>
+        </w:rPr>
         <w:t>Paper trace table and the student workbook</w:t>
       </w:r>
     </w:p>
     <w:p>
-      <w:r>
-        <w:t>Fictional input records from this lesson; no real student identifiers</w:t>
+      <w:pPr>
+        <w:spacing w:line="336" w:lineRule="auto" w:after="180"/>
+      </w:pPr>
+      <w:r>
+        <w:rPr>
+          <w:b w:val="0"/>
+        </w:rPr>
+        <w:t xml:space="preserve">Fictional </w:t>
+      </w:r>
+      <w:r>
+        <w:rPr>
+          <w:b/>
+        </w:rPr>
+        <w:t>input</w:t>
+      </w:r>
+      <w:r>
+        <w:rPr>
+          <w:b w:val="0"/>
+        </w:rPr>
+        <w:t xml:space="preserve"> records from this lesson; no real student identifiers</w:t>
       </w:r>
     </w:p>
     <w:p>
@@ -489,12 +840,24 @@
       </w:r>
     </w:p>
     <w:p>
-      <w:r>
+      <w:pPr>
+        <w:spacing w:line="336" w:lineRule="auto" w:after="180"/>
+      </w:pPr>
+      <w:r>
+        <w:rPr>
+          <w:b w:val="0"/>
+        </w:rPr>
         <w:t>By the end, I can defend a complete recommendation with validation, eligibility and reproducible ranking.</w:t>
       </w:r>
     </w:p>
     <w:p>
-      <w:r>
+      <w:pPr>
+        <w:spacing w:line="336" w:lineRule="auto" w:after="180"/>
+      </w:pPr>
+      <w:r>
+        <w:rPr>
+          <w:b w:val="0"/>
+        </w:rPr>
         <w:t>This added worked case illustrates the week’s main idea. Retain all original and connected topics; schedule its practice within the teaching cycle.</w:t>
       </w:r>
     </w:p>
@@ -507,61 +870,191 @@
       </w:r>
     </w:p>
     <w:p>
+      <w:r>
+        <w:t>Model Capstone Expo using the supplied case, labelled mechanism and reasoning. Make the scope of each conclusion explicit.</w:t>
+      </w:r>
+    </w:p>
+    <w:p>
+      <w:pPr>
+        <w:spacing w:line="336" w:lineRule="auto" w:after="180"/>
+      </w:pPr>
+      <w:r>
+        <w:rPr>
+          <w:b/>
+        </w:rPr>
+        <w:t>Input</w:t>
+      </w:r>
+      <w:r>
+        <w:rPr>
+          <w:b w:val="0"/>
+        </w:rPr>
+        <w:t xml:space="preserve"> → </w:t>
+      </w:r>
+      <w:r>
+        <w:rPr>
+          <w:b/>
+        </w:rPr>
+        <w:t>Process</w:t>
+      </w:r>
+      <w:r>
+        <w:rPr>
+          <w:b w:val="0"/>
+        </w:rPr>
+        <w:t xml:space="preserve"> → </w:t>
+      </w:r>
+      <w:r>
+        <w:rPr>
+          <w:b/>
+        </w:rPr>
+        <w:t>Output</w:t>
+      </w:r>
+    </w:p>
+    <w:p>
+      <w:pPr>
+        <w:spacing w:line="336" w:lineRule="auto" w:after="180"/>
+      </w:pPr>
+      <w:r>
+        <w:rPr>
+          <w:b w:val="0"/>
+        </w:rPr>
+        <w:t>Trace the information. At each stage, ask what changed and how you could test it.</w:t>
+      </w:r>
+    </w:p>
+    <w:p>
+      <w:pPr>
+        <w:spacing w:line="336" w:lineRule="auto" w:after="180"/>
+      </w:pPr>
+      <w:r>
+        <w:rPr>
+          <w:b w:val="0"/>
+        </w:rPr>
+        <w:t>Which stage could fail even when the other two are correct? Explain:</w:t>
+      </w:r>
+    </w:p>
+    <w:p>
+      <w:pPr>
+        <w:spacing w:line="336" w:lineRule="auto" w:after="180"/>
+      </w:pPr>
+      <w:r>
+        <w:rPr>
+          <w:b w:val="0"/>
+        </w:rPr>
+        <w:t xml:space="preserve">Predict first. Then check each step. A correct answer without visible reasoning is incomplete </w:t>
+      </w:r>
+      <w:r>
+        <w:rPr>
+          <w:b/>
+        </w:rPr>
+        <w:t>evidence</w:t>
+      </w:r>
+      <w:r>
+        <w:rPr>
+          <w:b w:val="0"/>
+        </w:rPr>
+        <w:t>.</w:t>
+      </w:r>
+    </w:p>
+    <w:p>
+      <w:pPr>
+        <w:spacing w:line="336" w:lineRule="auto" w:after="180"/>
+        <w:shd w:fill="F4F9FC"/>
+      </w:pPr>
+      <w:r>
+        <w:rPr>
+          <w:b w:val="0"/>
+        </w:rPr>
+        <w:t>1. Demo one known reader profile end to end.</w:t>
+      </w:r>
+    </w:p>
+    <w:p>
+      <w:pPr>
+        <w:spacing w:line="336" w:lineRule="auto" w:after="180"/>
+        <w:shd w:fill="F4F9FC"/>
+      </w:pPr>
+      <w:r>
+        <w:rPr>
+          <w:b w:val="0"/>
+        </w:rPr>
+        <w:t>2. Recalculate one book score in front of the audience.</w:t>
+      </w:r>
+    </w:p>
+    <w:p>
+      <w:pPr>
+        <w:spacing w:line="336" w:lineRule="auto" w:after="180"/>
+        <w:shd w:fill="F4F9FC"/>
+      </w:pPr>
+      <w:r>
+        <w:rPr>
+          <w:b w:val="0"/>
+        </w:rPr>
+        <w:t>3. Accept an unseen profile and predict before running.</w:t>
+      </w:r>
+    </w:p>
+    <w:p>
+      <w:pPr>
+        <w:spacing w:line="336" w:lineRule="auto" w:after="180"/>
+        <w:shd w:fill="F4F9FC"/>
+      </w:pPr>
+      <w:r>
+        <w:rPr>
+          <w:b w:val="0"/>
+        </w:rPr>
+        <w:t xml:space="preserve">4. State one </w:t>
+      </w:r>
+      <w:r>
+        <w:rPr>
+          <w:b/>
+        </w:rPr>
+        <w:t>limitation</w:t>
+      </w:r>
+      <w:r>
+        <w:rPr>
+          <w:b w:val="0"/>
+        </w:rPr>
+        <w:t>, one fairness check, and one responsible next improvement.</w:t>
+      </w:r>
+    </w:p>
+    <w:p>
+      <w:pPr>
+        <w:spacing w:line="336" w:lineRule="auto" w:after="180"/>
+      </w:pPr>
+      <w:r>
+        <w:rPr>
+          <w:b w:val="0"/>
+        </w:rPr>
+        <w:t>Recalculate, retrace, or restate the reasoning in your own representation:</w:t>
+      </w:r>
+    </w:p>
+    <w:p>
+      <w:pPr>
+        <w:spacing w:line="336" w:lineRule="auto" w:after="180"/>
+        <w:shd w:fill="F5F1FB"/>
+      </w:pPr>
+      <w:r>
+        <w:rPr>
+          <w:b w:val="0"/>
+        </w:rPr>
+        <w:t xml:space="preserve">CHECK Did the </w:t>
+      </w:r>
+      <w:r>
+        <w:rPr>
+          <w:b/>
+        </w:rPr>
+        <w:t>evidence</w:t>
+      </w:r>
+      <w:r>
+        <w:rPr>
+          <w:b w:val="0"/>
+        </w:rPr>
+        <w:t xml:space="preserve"> answer the exact question? Did the total, path, or source record stay consistent?</w:t>
+      </w:r>
+    </w:p>
+    <w:p>
       <w:pPr>
         <w:pStyle w:val="Heading3"/>
       </w:pPr>
       <w:r>
-        <w:t>Explain the mechanism</w:t>
-      </w:r>
-    </w:p>
-    <w:p>
-      <w:r>
-        <w:t>Input → Process → Output</w:t>
-      </w:r>
-    </w:p>
-    <w:p>
-      <w:r>
-        <w:t>Trace the information. At each stage, ask what changed and how you could test it.</w:t>
-      </w:r>
-    </w:p>
-    <w:p>
-      <w:r>
-        <w:t>Which stage could fail even when the other two are correct? Explain:</w:t>
-      </w:r>
-    </w:p>
-    <w:p>
-      <w:r>
-        <w:t>Predict first. Then check each step. A correct answer without visible reasoning is incomplete evidence.</w:t>
-      </w:r>
-    </w:p>
-    <w:p>
-      <w:r>
-        <w:t>1. Demo one known reader profile end to end.</w:t>
-      </w:r>
-    </w:p>
-    <w:p>
-      <w:r>
-        <w:t>2. Recalculate one book score in front of the audience.</w:t>
-      </w:r>
-    </w:p>
-    <w:p>
-      <w:r>
-        <w:t>3. Accept an unseen profile and predict before running.</w:t>
-      </w:r>
-    </w:p>
-    <w:p>
-      <w:r>
-        <w:t>4. State one limitation, one fairness check, and one responsible next improvement.</w:t>
-      </w:r>
-    </w:p>
-    <w:p>
-      <w:r>
-        <w:t>Recalculate, retrace, or restate the reasoning in your own representation:</w:t>
-      </w:r>
-    </w:p>
-    <w:p>
-      <w:r>
-        <w:t>CHECK Did the evidence answer the exact question? Did the total, path, or source record stay consistent?</w:t>
+        <w:t>Concrete teaching case</w:t>
       </w:r>
     </w:p>
     <w:p>
@@ -569,16 +1062,38 @@
         <w:pStyle w:val="Heading3"/>
       </w:pPr>
       <w:r>
-        <w:t>Concrete teaching case</w:t>
-      </w:r>
-    </w:p>
-    <w:p>
-      <w:r>
+        <w:t>The teaching case</w:t>
+      </w:r>
+    </w:p>
+    <w:p>
+      <w:pPr>
+        <w:spacing w:line="336" w:lineRule="auto" w:after="180"/>
+        <w:shd w:fill="F1F6FC"/>
+      </w:pPr>
+      <w:r>
+        <w:rPr>
+          <w:b w:val="0"/>
+        </w:rPr>
         <w:t>An expo claim says the recommender knows everybody's favourite book after twelve tests.</w:t>
       </w:r>
     </w:p>
     <w:p>
-      <w:r>
+      <w:pPr>
+        <w:pStyle w:val="Heading3"/>
+      </w:pPr>
+      <w:r>
+        <w:t>The teaching case</w:t>
+      </w:r>
+    </w:p>
+    <w:p>
+      <w:pPr>
+        <w:spacing w:line="336" w:lineRule="auto" w:after="180"/>
+        <w:shd w:fill="F1F6FC"/>
+      </w:pPr>
+      <w:r>
+        <w:rPr>
+          <w:b w:val="0"/>
+        </w:rPr>
         <w:t>Rewrite the defence.</w:t>
       </w:r>
     </w:p>
@@ -591,7 +1106,22 @@
       </w:r>
     </w:p>
     <w:p>
-      <w:r>
+      <w:pPr>
+        <w:pStyle w:val="Heading3"/>
+      </w:pPr>
+      <w:r>
+        <w:t>Why the result follows</w:t>
+      </w:r>
+    </w:p>
+    <w:p>
+      <w:pPr>
+        <w:spacing w:line="336" w:lineRule="auto" w:after="180"/>
+        <w:shd w:fill="F1F6FC"/>
+      </w:pPr>
+      <w:r>
+        <w:rPr>
+          <w:b w:val="0"/>
+        </w:rPr>
         <w:t>Explain trait-based ranking, report the twelve outcomes and limits, and demonstrate no-match handling. It cannot know unstated preferences.</w:t>
       </w:r>
     </w:p>
@@ -604,13 +1134,103 @@
       </w:r>
     </w:p>
     <w:p>
-      <w:r>
-        <w:t>Finish the fictional activity chooser with a short evidence-based presentation and a reproducible handover. Show the purpose, contract, pipeline, one ordinary trace, one boundary or failure case, improvements and remaining limits. A working demonstration supports a software claim, not a claim of proven learning benefit.</w:t>
-      </w:r>
-    </w:p>
-    <w:p>
-      <w:r>
-        <w:t>The example report prints A 8 and its counts are internally consistent. These checks do not prove A is the correct winner; the input records and scoring trace are also needed. Keep raw fictional data, source code, settings, test results and change log together.</w:t>
+      <w:pPr>
+        <w:pStyle w:val="Heading3"/>
+      </w:pPr>
+      <w:r>
+        <w:t>Explain the added worked example · 1</w:t>
+      </w:r>
+    </w:p>
+    <w:p>
+      <w:pPr>
+        <w:spacing w:line="336" w:lineRule="auto" w:after="180"/>
+      </w:pPr>
+      <w:r>
+        <w:rPr>
+          <w:b w:val="0"/>
+        </w:rPr>
+        <w:t xml:space="preserve">Finish the fictional activity chooser with a short </w:t>
+      </w:r>
+      <w:r>
+        <w:rPr>
+          <w:b/>
+        </w:rPr>
+        <w:t>evidence</w:t>
+      </w:r>
+      <w:r>
+        <w:rPr>
+          <w:b w:val="0"/>
+        </w:rPr>
+        <w:t xml:space="preserve">-based presentation and a reproducible </w:t>
+      </w:r>
+      <w:r>
+        <w:rPr>
+          <w:b/>
+        </w:rPr>
+        <w:t>handover</w:t>
+      </w:r>
+      <w:r>
+        <w:rPr>
+          <w:b w:val="0"/>
+        </w:rPr>
+        <w:t>.</w:t>
+      </w:r>
+    </w:p>
+    <w:p>
+      <w:pPr>
+        <w:spacing w:line="336" w:lineRule="auto" w:after="180"/>
+      </w:pPr>
+      <w:r>
+        <w:rPr>
+          <w:b w:val="0"/>
+        </w:rPr>
+        <w:t xml:space="preserve">Show the purpose, contract, pipeline, one ordinary trace, one boundary or failure case, improvements and remaining limits. A working </w:t>
+      </w:r>
+      <w:r>
+        <w:rPr>
+          <w:b/>
+        </w:rPr>
+        <w:t>demonstration</w:t>
+      </w:r>
+      <w:r>
+        <w:rPr>
+          <w:b w:val="0"/>
+        </w:rPr>
+        <w:t xml:space="preserve"> supports a software claim, not a claim of proven learning benefit.</w:t>
+      </w:r>
+    </w:p>
+    <w:p>
+      <w:pPr>
+        <w:spacing w:line="336" w:lineRule="auto" w:after="180"/>
+      </w:pPr>
+      <w:r>
+        <w:rPr>
+          <w:b w:val="0"/>
+        </w:rPr>
+        <w:t xml:space="preserve">The example report prints A 8 and its counts are internally consistent. These checks do not prove A is the correct winner; the </w:t>
+      </w:r>
+      <w:r>
+        <w:rPr>
+          <w:b/>
+        </w:rPr>
+        <w:t>input</w:t>
+      </w:r>
+      <w:r>
+        <w:rPr>
+          <w:b w:val="0"/>
+        </w:rPr>
+        <w:t xml:space="preserve"> records and scoring trace are also needed.</w:t>
+      </w:r>
+    </w:p>
+    <w:p>
+      <w:pPr>
+        <w:spacing w:line="336" w:lineRule="auto" w:after="180"/>
+      </w:pPr>
+      <w:r>
+        <w:rPr>
+          <w:b w:val="0"/>
+        </w:rPr>
+        <w:t>Keep raw fictional data, source code, settings, test results and change log together.</w:t>
       </w:r>
     </w:p>
     <w:p>
@@ -754,8 +1374,37 @@
       </w:r>
     </w:p>
     <w:p>
-      <w:r>
-        <w:t>Use the complete worked example below before asking learners to complete W2. Reveal a small part, invite a prediction, then explain the deciding step. These teacher notes contain solutions; do not reveal the independent case answer during modelling.</w:t>
+      <w:pPr>
+        <w:spacing w:line="336" w:lineRule="auto" w:after="180"/>
+      </w:pPr>
+      <w:r>
+        <w:rPr>
+          <w:b w:val="0"/>
+        </w:rPr>
+        <w:t xml:space="preserve">Use the complete worked example below before asking learners to complete W2. Reveal a small part, invite a </w:t>
+      </w:r>
+      <w:r>
+        <w:rPr>
+          <w:b/>
+        </w:rPr>
+        <w:t>prediction</w:t>
+      </w:r>
+      <w:r>
+        <w:rPr>
+          <w:b w:val="0"/>
+        </w:rPr>
+        <w:t>, then explain the deciding step.</w:t>
+      </w:r>
+    </w:p>
+    <w:p>
+      <w:pPr>
+        <w:spacing w:line="336" w:lineRule="auto" w:after="180"/>
+      </w:pPr>
+      <w:r>
+        <w:rPr>
+          <w:b w:val="0"/>
+        </w:rPr>
+        <w:t>These teacher notes contain solutions; do not reveal the independent case answer during modelling.</w:t>
       </w:r>
     </w:p>
     <w:p>
@@ -899,7 +1548,13 @@
       </w:tr>
     </w:tbl>
     <w:p>
-      <w:r>
+      <w:pPr>
+        <w:spacing w:line="336" w:lineRule="auto" w:after="180"/>
+      </w:pPr>
+      <w:r>
+        <w:rPr>
+          <w:b w:val="0"/>
+        </w:rPr>
         <w:t>Use the diagram and verbal explanation together. Ask learners to match a sentence to a specific visual step; do not assign learners fixed visual or auditory learning styles.</w:t>
       </w:r>
     </w:p>
@@ -912,7 +1567,13 @@
       </w:r>
     </w:p>
     <w:p>
-      <w:r>
+      <w:pPr>
+        <w:spacing w:line="336" w:lineRule="auto" w:after="180"/>
+      </w:pPr>
+      <w:r>
+        <w:rPr>
+          <w:b w:val="0"/>
+        </w:rPr>
         <w:t>A fictional team presents its transparent book recommender on a reserved catalogue.</w:t>
       </w:r>
     </w:p>
@@ -925,12 +1586,42 @@
       </w:r>
     </w:p>
     <w:p>
-      <w:r>
+      <w:pPr>
+        <w:pStyle w:val="Heading3"/>
+      </w:pPr>
+      <w:r>
+        <w:t>Supplied facts</w:t>
+      </w:r>
+    </w:p>
+    <w:p>
+      <w:pPr>
+        <w:spacing w:line="336" w:lineRule="auto" w:after="180"/>
+        <w:shd w:fill="F1F6FC"/>
+      </w:pPr>
+      <w:r>
+        <w:rPr>
+          <w:b w:val="0"/>
+        </w:rPr>
         <w:t>Request maximum 120 pages; score=2×interest+illustrated, where illustrated is 1 for True and 0 for False; tie by ID.</w:t>
       </w:r>
     </w:p>
     <w:p>
-      <w:r>
+      <w:pPr>
+        <w:pStyle w:val="Heading3"/>
+      </w:pPr>
+      <w:r>
+        <w:t>Supplied facts</w:t>
+      </w:r>
+    </w:p>
+    <w:p>
+      <w:pPr>
+        <w:spacing w:line="336" w:lineRule="auto" w:after="180"/>
+        <w:shd w:fill="F1F6FC"/>
+      </w:pPr>
+      <w:r>
+        <w:rPr>
+          <w:b w:val="0"/>
+        </w:rPr>
         <w:t>A pages120 interest3 True; B pages100 interest4 False; C pages121 interest5 True; D pages90 interest"4" True. Numeric fields require exact integers.</w:t>
       </w:r>
     </w:p>
@@ -1116,20 +1807,74 @@
       </w:r>
     </w:p>
     <w:p>
-      <w:r>
-        <w:t>A presentation should let someone rebuild the result from the stated contract. A’s equality is accepted; D is not silently converted; C’s high preference score cannot override the page requirement. Reversing rows must preserve B because it has the unique highest eligible score. Keep the reserved case distinct from practice demonstrations.</w:t>
-      </w:r>
-    </w:p>
-    <w:p>
       <w:pPr>
         <w:pStyle w:val="Heading3"/>
       </w:pPr>
       <w:r>
+        <w:t>Why the result follows</w:t>
+      </w:r>
+    </w:p>
+    <w:p>
+      <w:pPr>
+        <w:spacing w:line="336" w:lineRule="auto" w:after="180"/>
+        <w:shd w:fill="F1F6FC"/>
+      </w:pPr>
+      <w:r>
+        <w:rPr>
+          <w:b w:val="0"/>
+        </w:rPr>
+        <w:t>A presentation should let someone rebuild the result from the stated contract. A’s equality is accepted; D is not silently converted; C’s high preference score cannot override the page requirement.</w:t>
+      </w:r>
+    </w:p>
+    <w:p>
+      <w:pPr>
+        <w:spacing w:line="336" w:lineRule="auto" w:after="180"/>
+        <w:shd w:fill="F1F6FC"/>
+      </w:pPr>
+      <w:r>
+        <w:rPr>
+          <w:b w:val="0"/>
+        </w:rPr>
+        <w:t xml:space="preserve">Reversing rows must preserve B because it has the unique highest eligible score. Keep the reserved case distinct from practice </w:t>
+      </w:r>
+      <w:r>
+        <w:rPr>
+          <w:b/>
+        </w:rPr>
+        <w:t>demonstration</w:t>
+      </w:r>
+      <w:r>
+        <w:rPr>
+          <w:b w:val="0"/>
+        </w:rPr>
+        <w:t>s.</w:t>
+      </w:r>
+    </w:p>
+    <w:p>
+      <w:pPr>
+        <w:pStyle w:val="Heading3"/>
+      </w:pPr>
+      <w:r>
         <w:t>What this example does not establish</w:t>
       </w:r>
     </w:p>
     <w:p>
-      <w:r>
+      <w:pPr>
+        <w:pStyle w:val="Heading3"/>
+      </w:pPr>
+      <w:r>
+        <w:t>Keep the stated limit</w:t>
+      </w:r>
+    </w:p>
+    <w:p>
+      <w:pPr>
+        <w:spacing w:line="336" w:lineRule="auto" w:after="180"/>
+        <w:shd w:fill="FFF5E6"/>
+      </w:pPr>
+      <w:r>
+        <w:rPr>
+          <w:b w:val="0"/>
+        </w:rPr>
         <w:t>A defensible algorithmic trace does not prove B will be liked or that classroom learning improved.</w:t>
       </w:r>
     </w:p>
@@ -1142,31 +1887,155 @@
       </w:r>
     </w:p>
     <w:p>
-      <w:r>
+      <w:pPr>
+        <w:pStyle w:val="Heading3"/>
+      </w:pPr>
+      <w:r>
+        <w:t>Change one thing</w:t>
+      </w:r>
+    </w:p>
+    <w:p>
+      <w:pPr>
+        <w:spacing w:line="336" w:lineRule="auto" w:after="180"/>
+        <w:shd w:fill="F5F1FB"/>
+      </w:pPr>
+      <w:r>
+        <w:rPr>
+          <w:b w:val="0"/>
+        </w:rPr>
         <w:t>Change: An authorised repair converts D’s interest to integer 4.</w:t>
       </w:r>
     </w:p>
     <w:p>
-      <w:r>
-        <w:t>Prediction: D becomes eligible and scores 9, so it wins.</w:t>
-      </w:r>
-    </w:p>
-    <w:p>
-      <w:r>
-        <w:t>Reason: The evidence-backed input repair changes validation and then ranking; record this as a new case/version.</w:t>
-      </w:r>
-    </w:p>
-    <w:p>
       <w:pPr>
         <w:pStyle w:val="Heading3"/>
       </w:pPr>
       <w:r>
+        <w:t>Predicted result</w:t>
+      </w:r>
+    </w:p>
+    <w:p>
+      <w:pPr>
+        <w:spacing w:line="336" w:lineRule="auto" w:after="180"/>
+        <w:shd w:fill="F1F6FC"/>
+      </w:pPr>
+      <w:r>
+        <w:rPr>
+          <w:b/>
+        </w:rPr>
+        <w:t>Prediction</w:t>
+      </w:r>
+      <w:r>
+        <w:rPr>
+          <w:b w:val="0"/>
+        </w:rPr>
+        <w:t>: D becomes eligible and scores 9, so it wins.</w:t>
+      </w:r>
+    </w:p>
+    <w:p>
+      <w:pPr>
+        <w:pStyle w:val="Heading3"/>
+      </w:pPr>
+      <w:r>
+        <w:t>Why the result follows</w:t>
+      </w:r>
+    </w:p>
+    <w:p>
+      <w:pPr>
+        <w:spacing w:line="336" w:lineRule="auto" w:after="180"/>
+        <w:shd w:fill="F1F6FC"/>
+      </w:pPr>
+      <w:r>
+        <w:rPr>
+          <w:b w:val="0"/>
+        </w:rPr>
+        <w:t xml:space="preserve">Reason: The </w:t>
+      </w:r>
+      <w:r>
+        <w:rPr>
+          <w:b/>
+        </w:rPr>
+        <w:t>evidence</w:t>
+      </w:r>
+      <w:r>
+        <w:rPr>
+          <w:b w:val="0"/>
+        </w:rPr>
+        <w:t xml:space="preserve">-backed </w:t>
+      </w:r>
+      <w:r>
+        <w:rPr>
+          <w:b/>
+        </w:rPr>
+        <w:t>input</w:t>
+      </w:r>
+      <w:r>
+        <w:rPr>
+          <w:b w:val="0"/>
+        </w:rPr>
+        <w:t xml:space="preserve"> repair changes validation and then ranking; record this as a new case/version.</w:t>
+      </w:r>
+    </w:p>
+    <w:p>
+      <w:pPr>
+        <w:pStyle w:val="Heading3"/>
+      </w:pPr>
+      <w:r>
         <w:t>Ask while showing the picture</w:t>
       </w:r>
     </w:p>
     <w:p>
-      <w:r>
-        <w:t>Cover the result. Ask learners to name the inputs and predict the next step. Uncover one step, connect the icon to the actual procedure, and explain its evidence. Then change the supplied condition and compare. The picture is a representation; it does not document execution of a real AI model.</w:t>
+      <w:pPr>
+        <w:pStyle w:val="Heading3"/>
+      </w:pPr>
+      <w:r>
+        <w:t>Ask while showing the picture · 2</w:t>
+      </w:r>
+    </w:p>
+    <w:p>
+      <w:pPr>
+        <w:spacing w:line="336" w:lineRule="auto" w:after="180"/>
+      </w:pPr>
+      <w:r>
+        <w:rPr>
+          <w:b w:val="0"/>
+        </w:rPr>
+        <w:t xml:space="preserve">Cover the result. Ask learners to name the </w:t>
+      </w:r>
+      <w:r>
+        <w:rPr>
+          <w:b/>
+        </w:rPr>
+        <w:t>input</w:t>
+      </w:r>
+      <w:r>
+        <w:rPr>
+          <w:b w:val="0"/>
+        </w:rPr>
+        <w:t xml:space="preserve">s and predict the next step. Uncover one step, connect the icon to the actual procedure, and explain its </w:t>
+      </w:r>
+      <w:r>
+        <w:rPr>
+          <w:b/>
+        </w:rPr>
+        <w:t>evidence</w:t>
+      </w:r>
+      <w:r>
+        <w:rPr>
+          <w:b w:val="0"/>
+        </w:rPr>
+        <w:t>. Then change the supplied condition and compare.</w:t>
+      </w:r>
+    </w:p>
+    <w:p>
+      <w:pPr>
+        <w:spacing w:line="336" w:lineRule="auto" w:after="180"/>
+      </w:pPr>
+      <w:r>
+        <w:rPr>
+          <w:b w:val="0"/>
+        </w:rPr>
+        <w:t>The picture is a representation; it does not document execution of a real AI model.</w:t>
       </w:r>
     </w:p>
     <w:p>
@@ -1178,11 +2047,16 @@
       </w:r>
     </w:p>
     <w:p>
+      <w:r>
+        <w:t>Demonstrate Capstone Expo, reduce support deliberately and check individual reasoning before discussing answers.</w:t>
+      </w:r>
+    </w:p>
+    <w:p>
       <w:pPr>
         <w:pStyle w:val="Heading3"/>
       </w:pPr>
       <w:r>
-        <w:t>Demonstrate and guide practice</w:t>
+        <w:t>Board sequence</w:t>
       </w:r>
     </w:p>
     <w:p>
@@ -1190,55 +2064,197 @@
         <w:pStyle w:val="Heading3"/>
       </w:pPr>
       <w:r>
-        <w:t>Board sequence</w:t>
-      </w:r>
-    </w:p>
-    <w:p>
-      <w:r>
+        <w:t>1. Put the facts on the board</w:t>
+      </w:r>
+    </w:p>
+    <w:p>
+      <w:pPr>
+        <w:spacing w:line="336" w:lineRule="auto" w:after="180"/>
+        <w:shd w:fill="F4F9FC"/>
+      </w:pPr>
+      <w:r>
+        <w:rPr>
+          <w:b w:val="0"/>
+        </w:rPr>
         <w:t>Write the given facts: An expo claim says the recommender knows everybody's favourite book after twelve tests.</w:t>
       </w:r>
     </w:p>
     <w:p>
-      <w:r>
+      <w:pPr>
+        <w:pStyle w:val="Heading3"/>
+      </w:pPr>
+      <w:r>
+        <w:t>2. State the decision to explain</w:t>
+      </w:r>
+    </w:p>
+    <w:p>
+      <w:pPr>
+        <w:spacing w:line="336" w:lineRule="auto" w:after="180"/>
+        <w:shd w:fill="F4F9FC"/>
+      </w:pPr>
+      <w:r>
+        <w:rPr>
+          <w:b w:val="0"/>
+        </w:rPr>
         <w:t>Write the question to explain: Rewrite the defence.</w:t>
       </w:r>
     </w:p>
     <w:p>
-      <w:r>
-        <w:t>Reveal after predictions: Explain trait-based ranking, report the twelve outcomes and limits, and demonstrate no-match handling. It cannot know unstated preferences.</w:t>
-      </w:r>
-    </w:p>
-    <w:p>
-      <w:r>
-        <w:t>Keep for an independent attempt: Your demo recommends the right book once. An audience member asks why they should trust it. Name evidence and one limitation you should present.</w:t>
-      </w:r>
-    </w:p>
-    <w:p>
       <w:pPr>
         <w:pStyle w:val="Heading3"/>
       </w:pPr>
       <w:r>
+        <w:t>3. Reveal the worked reasoning</w:t>
+      </w:r>
+    </w:p>
+    <w:p>
+      <w:pPr>
+        <w:spacing w:line="336" w:lineRule="auto" w:after="180"/>
+        <w:shd w:fill="F1F6FC"/>
+      </w:pPr>
+      <w:r>
+        <w:rPr>
+          <w:b w:val="0"/>
+        </w:rPr>
+        <w:t xml:space="preserve">Reveal after </w:t>
+      </w:r>
+      <w:r>
+        <w:rPr>
+          <w:b/>
+        </w:rPr>
+        <w:t>prediction</w:t>
+      </w:r>
+      <w:r>
+        <w:rPr>
+          <w:b w:val="0"/>
+        </w:rPr>
+        <w:t>s: Explain trait-based ranking, report the twelve outcomes and limits, and demonstrate no-match handling. It cannot know unstated preferences.</w:t>
+      </w:r>
+    </w:p>
+    <w:p>
+      <w:pPr>
+        <w:pStyle w:val="Heading3"/>
+      </w:pPr>
+      <w:r>
+        <w:t>Hold back the independent task</w:t>
+      </w:r>
+    </w:p>
+    <w:p>
+      <w:pPr>
+        <w:spacing w:line="336" w:lineRule="auto" w:after="180"/>
+        <w:shd w:fill="FFF5E6"/>
+      </w:pPr>
+      <w:r>
+        <w:rPr>
+          <w:b w:val="0"/>
+        </w:rPr>
+        <w:t xml:space="preserve">Keep for an independent attempt: Your demo recommends the right book once. An audience member asks why they should trust it. Name </w:t>
+      </w:r>
+      <w:r>
+        <w:rPr>
+          <w:b/>
+        </w:rPr>
+        <w:t>evidence</w:t>
+      </w:r>
+      <w:r>
+        <w:rPr>
+          <w:b w:val="0"/>
+        </w:rPr>
+        <w:t xml:space="preserve"> and one </w:t>
+      </w:r>
+      <w:r>
+        <w:rPr>
+          <w:b/>
+        </w:rPr>
+        <w:t>limitation</w:t>
+      </w:r>
+      <w:r>
+        <w:rPr>
+          <w:b w:val="0"/>
+        </w:rPr>
+        <w:t xml:space="preserve"> you should present.</w:t>
+      </w:r>
+    </w:p>
+    <w:p>
+      <w:pPr>
+        <w:pStyle w:val="Heading3"/>
+      </w:pPr>
+      <w:r>
         <w:t>Classroom dialogue</w:t>
       </w:r>
     </w:p>
     <w:p>
-      <w:r>
+      <w:pPr>
+        <w:pStyle w:val="Heading3"/>
+      </w:pPr>
+      <w:r>
+        <w:t>Ask the class</w:t>
+      </w:r>
+    </w:p>
+    <w:p>
+      <w:pPr>
+        <w:spacing w:line="336" w:lineRule="auto" w:after="180"/>
+        <w:shd w:fill="F5F1FB"/>
+      </w:pPr>
+      <w:r>
+        <w:rPr>
+          <w:b w:val="0"/>
+        </w:rPr>
         <w:t>Ask: Which facts are given, and which would we have to assume? Learners mark relevant details before discussing answers.</w:t>
       </w:r>
     </w:p>
     <w:p>
-      <w:r>
+      <w:pPr>
+        <w:pStyle w:val="Heading3"/>
+      </w:pPr>
+      <w:r>
+        <w:t>Language to model</w:t>
+      </w:r>
+    </w:p>
+    <w:p>
+      <w:pPr>
+        <w:spacing w:line="336" w:lineRule="auto" w:after="180"/>
+        <w:shd w:fill="F1F6F8"/>
+      </w:pPr>
+      <w:r>
+        <w:rPr>
+          <w:b w:val="0"/>
+        </w:rPr>
         <w:t>Say: Predict first. Show the rule, information path or calculation that would produce the result. A correct guess is not yet an explanation.</w:t>
       </w:r>
     </w:p>
     <w:p>
-      <w:r>
+      <w:pPr>
+        <w:spacing w:line="336" w:lineRule="auto" w:after="180"/>
+      </w:pPr>
+      <w:r>
+        <w:rPr>
+          <w:b w:val="0"/>
+        </w:rPr>
         <w:t>Reveal reasoning one step at a time. Explain why a tempting alternative fails. Write units and denominators for arithmetic, trace conditions for decisions, and identify supporting sources for claims.</w:t>
       </w:r>
     </w:p>
     <w:p>
-      <w:r>
-        <w:t>In pairs, one learner solves while the other checks evidence; exchange roles. Remove the worked answer before independent assessment.</w:t>
+      <w:pPr>
+        <w:spacing w:line="336" w:lineRule="auto" w:after="180"/>
+      </w:pPr>
+      <w:r>
+        <w:rPr>
+          <w:b w:val="0"/>
+        </w:rPr>
+        <w:t xml:space="preserve">In pairs, one learner solves while the other checks </w:t>
+      </w:r>
+      <w:r>
+        <w:rPr>
+          <w:b/>
+        </w:rPr>
+        <w:t>evidence</w:t>
+      </w:r>
+      <w:r>
+        <w:rPr>
+          <w:b w:val="0"/>
+        </w:rPr>
+        <w:t>; exchange roles. Remove the worked answer before independent assessment.</w:t>
       </w:r>
     </w:p>
     <w:p>
@@ -1250,8 +2266,61 @@
       </w:r>
     </w:p>
     <w:p>
-      <w:r>
-        <w:t>The input records and eligibility/scoring/tie trace; also show the policy/version and rejection counts. Exit: All possible input correctness and educational benefit remain unproven. Add varied independent cases or propose a teacher-approved usability pilot with a defined question; do not claim outcomes before collecting evidence.</w:t>
+      <w:pPr>
+        <w:spacing w:line="336" w:lineRule="auto" w:after="180"/>
+      </w:pPr>
+      <w:r>
+        <w:rPr>
+          <w:b w:val="0"/>
+        </w:rPr>
+        <w:t xml:space="preserve">The </w:t>
+      </w:r>
+      <w:r>
+        <w:rPr>
+          <w:b/>
+        </w:rPr>
+        <w:t>input</w:t>
+      </w:r>
+      <w:r>
+        <w:rPr>
+          <w:b w:val="0"/>
+        </w:rPr>
+        <w:t xml:space="preserve"> records and eligibility/scoring/tie trace; also show the policy/version and rejection counts. Exit: All possible </w:t>
+      </w:r>
+      <w:r>
+        <w:rPr>
+          <w:b/>
+        </w:rPr>
+        <w:t>input</w:t>
+      </w:r>
+      <w:r>
+        <w:rPr>
+          <w:b w:val="0"/>
+        </w:rPr>
+        <w:t xml:space="preserve"> correctness and educational benefit remain unproven.</w:t>
+      </w:r>
+    </w:p>
+    <w:p>
+      <w:pPr>
+        <w:spacing w:line="336" w:lineRule="auto" w:after="180"/>
+      </w:pPr>
+      <w:r>
+        <w:rPr>
+          <w:b w:val="0"/>
+        </w:rPr>
+        <w:t xml:space="preserve">Add varied independent cases or propose a teacher-approved usability pilot with a defined question; do not claim outcomes before collecting </w:t>
+      </w:r>
+      <w:r>
+        <w:rPr>
+          <w:b/>
+        </w:rPr>
+        <w:t>evidence</w:t>
+      </w:r>
+      <w:r>
+        <w:rPr>
+          <w:b w:val="0"/>
+        </w:rPr>
+        <w:t>.</w:t>
       </w:r>
     </w:p>
     <w:p>
@@ -1483,18 +2552,77 @@
       </w:r>
     </w:p>
     <w:p>
-      <w:r>
+      <w:pPr>
+        <w:pStyle w:val="Heading3"/>
+      </w:pPr>
+      <w:r>
+        <w:t>Completion practice</w:t>
+      </w:r>
+    </w:p>
+    <w:p>
+      <w:pPr>
+        <w:spacing w:line="336" w:lineRule="auto" w:after="180"/>
+        <w:shd w:fill="F5F1FB"/>
+      </w:pPr>
+      <w:r>
+        <w:rPr>
+          <w:b w:val="0"/>
+        </w:rPr>
         <w:t>Completion task: A report says supplied 5, accepted 4 and rejected 2. Identify the inconsistency.</w:t>
       </w:r>
     </w:p>
     <w:p>
-      <w:r>
+      <w:pPr>
+        <w:pStyle w:val="Heading3"/>
+      </w:pPr>
+      <w:r>
+        <w:t>Reasoning to listen for</w:t>
+      </w:r>
+    </w:p>
+    <w:p>
+      <w:pPr>
+        <w:spacing w:line="336" w:lineRule="auto" w:after="180"/>
+        <w:shd w:fill="F1F6FC"/>
+      </w:pPr>
+      <w:r>
+        <w:rPr>
+          <w:b w:val="0"/>
+        </w:rPr>
         <w:t>Teacher check: Accepted plus rejected is 6, not 5. Investigate double counting or reporting before presenting it.</w:t>
       </w:r>
     </w:p>
     <w:p>
-      <w:r>
-        <w:t>Start by identifying the given inputs together. Leave the intermediate steps blank. If needed, model one step, then withdraw that help on the next step. Move to a full trace only when the partial trace is understood. For partners, alternate explainer and checker; collect a response from every learner before discussion.</w:t>
+      <w:pPr>
+        <w:spacing w:line="336" w:lineRule="auto" w:after="180"/>
+      </w:pPr>
+      <w:r>
+        <w:rPr>
+          <w:b w:val="0"/>
+        </w:rPr>
+        <w:t xml:space="preserve">Start by identifying the given </w:t>
+      </w:r>
+      <w:r>
+        <w:rPr>
+          <w:b/>
+        </w:rPr>
+        <w:t>input</w:t>
+      </w:r>
+      <w:r>
+        <w:rPr>
+          <w:b w:val="0"/>
+        </w:rPr>
+        <w:t>s together. Leave the intermediate steps blank. If needed, model one step, then withdraw that help on the next step. Move to a full trace only when the partial trace is understood.</w:t>
+      </w:r>
+    </w:p>
+    <w:p>
+      <w:pPr>
+        <w:spacing w:line="336" w:lineRule="auto" w:after="180"/>
+      </w:pPr>
+      <w:r>
+        <w:rPr>
+          <w:b w:val="0"/>
+        </w:rPr>
+        <w:t>For partners, alternate explainer and checker; collect a response from every learner before discussion.</w:t>
       </w:r>
     </w:p>
     <w:p>
@@ -1506,18 +2634,25 @@
       </w:r>
     </w:p>
     <w:p>
-      <w:r>
-        <w:t>Use the worked case for Defending the data application. Proposed explanation: “A successful run proves the conclusion”. Decide whether this explanation is supported. Point to the step or supplied fact that decides; explain your repair if needed.</w:t>
-      </w:r>
-    </w:p>
-    <w:p>
-      <w:r>
-        <w:t>Expected correction: The final independent task must be attempted before hints. Record support honestly and use a new case after support. Keep teacher answers separate from student materials and do not publish private credentials or real student records in the handover.</w:t>
-      </w:r>
-    </w:p>
-    <w:p>
-      <w:r>
-        <w:t>Collect explanations, not only yes/no votes. If a misunderstanding is common, re-model the relevant step for the class. If it affects a few learners, give a short targeted group explanation while others solve a more demanding variation.</w:t>
+      <w:pPr>
+        <w:spacing w:line="336" w:lineRule="auto" w:after="180"/>
+      </w:pPr>
+      <w:r>
+        <w:rPr>
+          <w:b w:val="0"/>
+        </w:rPr>
+        <w:t>Use the worked case for Defending the data application. Proposed explanation: “A successful run proves the conclusion”. Decide whether this explanation is supported.</w:t>
+      </w:r>
+    </w:p>
+    <w:p>
+      <w:pPr>
+        <w:spacing w:line="336" w:lineRule="auto" w:after="180"/>
+      </w:pPr>
+      <w:r>
+        <w:rPr>
+          <w:b w:val="0"/>
+        </w:rPr>
+        <w:t>Point to the step or supplied fact that decides; explain your repair if needed.</w:t>
       </w:r>
     </w:p>
     <w:p>
@@ -1525,11 +2660,83 @@
         <w:pStyle w:val="Heading3"/>
       </w:pPr>
       <w:r>
+        <w:t>Expected repair</w:t>
+      </w:r>
+    </w:p>
+    <w:p>
+      <w:pPr>
+        <w:spacing w:line="336" w:lineRule="auto" w:after="180"/>
+        <w:shd w:fill="F1F6FC"/>
+      </w:pPr>
+      <w:r>
+        <w:rPr>
+          <w:b w:val="0"/>
+        </w:rPr>
+        <w:t>Expected correction: The final independent task must be attempted before hints. Record support honestly and use a new case after support.</w:t>
+      </w:r>
+    </w:p>
+    <w:p>
+      <w:pPr>
+        <w:spacing w:line="336" w:lineRule="auto" w:after="180"/>
+        <w:shd w:fill="F1F6FC"/>
+      </w:pPr>
+      <w:r>
+        <w:rPr>
+          <w:b w:val="0"/>
+        </w:rPr>
+        <w:t xml:space="preserve">Keep teacher answers separate from student materials and do not publish private credentials or real student records in the </w:t>
+      </w:r>
+      <w:r>
+        <w:rPr>
+          <w:b/>
+        </w:rPr>
+        <w:t>handover</w:t>
+      </w:r>
+      <w:r>
+        <w:rPr>
+          <w:b w:val="0"/>
+        </w:rPr>
+        <w:t>.</w:t>
+      </w:r>
+    </w:p>
+    <w:p>
+      <w:pPr>
+        <w:spacing w:line="336" w:lineRule="auto" w:after="180"/>
+      </w:pPr>
+      <w:r>
+        <w:rPr>
+          <w:b w:val="0"/>
+        </w:rPr>
+        <w:t>Collect explanations, not only yes/no votes. If a misunderstanding is common, re-model the relevant step for the class.</w:t>
+      </w:r>
+    </w:p>
+    <w:p>
+      <w:pPr>
+        <w:spacing w:line="336" w:lineRule="auto" w:after="180"/>
+      </w:pPr>
+      <w:r>
+        <w:rPr>
+          <w:b w:val="0"/>
+        </w:rPr>
+        <w:t>If it affects a few learners, give a short targeted group explanation while others solve a more demanding variation.</w:t>
+      </w:r>
+    </w:p>
+    <w:p>
+      <w:pPr>
+        <w:pStyle w:val="Heading3"/>
+      </w:pPr>
+      <w:r>
         <w:t>Pictorial practice question</w:t>
       </w:r>
     </w:p>
     <w:p>
-      <w:r>
+      <w:pPr>
+        <w:spacing w:line="336" w:lineRule="auto" w:after="180"/>
+      </w:pPr>
+      <w:r>
+        <w:rPr>
+          <w:b w:val="0"/>
+        </w:rPr>
         <w:t>Give the original winning ID, its score, and counts of eligible, excluded and invalid rows.</w:t>
       </w:r>
     </w:p>
@@ -1542,18 +2749,84 @@
       </w:r>
     </w:p>
     <w:p>
-      <w:r>
+      <w:pPr>
+        <w:spacing w:line="336" w:lineRule="auto" w:after="180"/>
+      </w:pPr>
+      <w:r>
+        <w:rPr>
+          <w:b w:val="0"/>
+        </w:rPr>
         <w:t>B wins with 8. Two rows eligible, one valid-but-too-long row excluded, one type-invalid row rejected.</w:t>
       </w:r>
     </w:p>
     <w:p>
-      <w:r>
-        <w:t>Changed-case reasoning: D becomes eligible and scores 9, so it wins. The evidence-backed input repair changes validation and then ranking; record this as a new case/version.</w:t>
-      </w:r>
-    </w:p>
-    <w:p>
-      <w:r>
-        <w:t>Collect each learner’s explanation before discussion. Use the first missing connection between input, deciding step and result to choose support. This question is worked-case practice, not fresh mastery evidence.</w:t>
+      <w:pPr>
+        <w:spacing w:line="336" w:lineRule="auto" w:after="180"/>
+      </w:pPr>
+      <w:r>
+        <w:rPr>
+          <w:b w:val="0"/>
+        </w:rPr>
+        <w:t xml:space="preserve">Changed-case reasoning: D becomes eligible and scores 9, so it wins. The </w:t>
+      </w:r>
+      <w:r>
+        <w:rPr>
+          <w:b/>
+        </w:rPr>
+        <w:t>evidence</w:t>
+      </w:r>
+      <w:r>
+        <w:rPr>
+          <w:b w:val="0"/>
+        </w:rPr>
+        <w:t xml:space="preserve">-backed </w:t>
+      </w:r>
+      <w:r>
+        <w:rPr>
+          <w:b/>
+        </w:rPr>
+        <w:t>input</w:t>
+      </w:r>
+      <w:r>
+        <w:rPr>
+          <w:b w:val="0"/>
+        </w:rPr>
+        <w:t xml:space="preserve"> repair changes validation and then ranking; record this as a new case/version.</w:t>
+      </w:r>
+    </w:p>
+    <w:p>
+      <w:pPr>
+        <w:spacing w:line="336" w:lineRule="auto" w:after="180"/>
+      </w:pPr>
+      <w:r>
+        <w:rPr>
+          <w:b w:val="0"/>
+        </w:rPr>
+        <w:t xml:space="preserve">Collect each learner’s explanation before discussion. Use the first missing connection between </w:t>
+      </w:r>
+      <w:r>
+        <w:rPr>
+          <w:b/>
+        </w:rPr>
+        <w:t>input</w:t>
+      </w:r>
+      <w:r>
+        <w:rPr>
+          <w:b w:val="0"/>
+        </w:rPr>
+        <w:t xml:space="preserve">, deciding step and result to choose support. This question is worked-case practice, not fresh mastery </w:t>
+      </w:r>
+      <w:r>
+        <w:rPr>
+          <w:b/>
+        </w:rPr>
+        <w:t>evidence</w:t>
+      </w:r>
+      <w:r>
+        <w:rPr>
+          <w:b w:val="0"/>
+        </w:rPr>
+        <w:t>.</w:t>
       </w:r>
     </w:p>
     <w:p>
@@ -1565,54 +2838,129 @@
       </w:r>
     </w:p>
     <w:p>
+      <w:r>
+        <w:t>Run the Capstone Expo investigation and use the first unsupported step to choose a teaching response.</w:t>
+      </w:r>
+    </w:p>
+    <w:p>
+      <w:pPr>
+        <w:spacing w:line="336" w:lineRule="auto" w:after="180"/>
+      </w:pPr>
+      <w:r>
+        <w:rPr>
+          <w:b w:val="0"/>
+        </w:rPr>
+        <w:t>Words You Can Use to Reason</w:t>
+      </w:r>
+    </w:p>
+    <w:p>
+      <w:pPr>
+        <w:spacing w:line="336" w:lineRule="auto" w:after="180"/>
+      </w:pPr>
+      <w:r>
+        <w:rPr>
+          <w:b w:val="0"/>
+        </w:rPr>
+        <w:t>A definition matters when you can recognize the idea, use it, and contrast it with a near-miss.</w:t>
+      </w:r>
+    </w:p>
+    <w:p>
+      <w:pPr>
+        <w:spacing w:line="336" w:lineRule="auto" w:after="180"/>
+      </w:pPr>
+      <w:r>
+        <w:rPr>
+          <w:b w:val="0"/>
+        </w:rPr>
+        <w:t>Predict → Test → Record → Explain</w:t>
+      </w:r>
+    </w:p>
+    <w:p>
+      <w:pPr>
+        <w:spacing w:line="336" w:lineRule="auto" w:after="180"/>
+      </w:pPr>
+      <w:r>
+        <w:rPr>
+          <w:b w:val="0"/>
+        </w:rPr>
+        <w:t>Keep expected and actual results separate. Surprises are useful data when recorded honestly.</w:t>
+      </w:r>
+    </w:p>
+    <w:p>
+      <w:pPr>
+        <w:spacing w:line="336" w:lineRule="auto" w:after="180"/>
+      </w:pPr>
+      <w:r>
+        <w:rPr>
+          <w:b w:val="0"/>
+        </w:rPr>
+        <w:t xml:space="preserve">Present the working recommender, </w:t>
+      </w:r>
+      <w:r>
+        <w:rPr>
+          <w:b/>
+        </w:rPr>
+        <w:t>evidence</w:t>
+      </w:r>
+      <w:r>
+        <w:rPr>
+          <w:b w:val="0"/>
+        </w:rPr>
+        <w:t xml:space="preserve"> table, test record, and </w:t>
+      </w:r>
+      <w:r>
+        <w:rPr>
+          <w:b/>
+        </w:rPr>
+        <w:t>limitation</w:t>
+      </w:r>
+      <w:r>
+        <w:rPr>
+          <w:b w:val="0"/>
+        </w:rPr>
+        <w:t>; answer a fresh calculation and a ‘what could fail?’ question.</w:t>
+      </w:r>
+    </w:p>
+    <w:p>
+      <w:pPr>
+        <w:spacing w:line="336" w:lineRule="auto" w:after="180"/>
+        <w:shd w:fill="F5F1FB"/>
+      </w:pPr>
+      <w:r>
+        <w:rPr>
+          <w:b w:val="0"/>
+        </w:rPr>
+        <w:t>What did the hardest test teach you that the normal test did not?</w:t>
+      </w:r>
+    </w:p>
+    <w:p>
       <w:pPr>
         <w:pStyle w:val="Heading3"/>
       </w:pPr>
       <w:r>
-        <w:t>Run the weekly evidence lab</w:t>
-      </w:r>
-    </w:p>
-    <w:p>
-      <w:r>
-        <w:t>Words You Can Use to Reason</w:t>
-      </w:r>
-    </w:p>
-    <w:p>
-      <w:r>
-        <w:t>A definition matters when you can recognize the idea, use it, and contrast it with a near-miss.</w:t>
-      </w:r>
-    </w:p>
-    <w:p>
-      <w:r>
-        <w:t>Predict → Test → Record → Explain</w:t>
-      </w:r>
-    </w:p>
-    <w:p>
-      <w:r>
-        <w:t>Keep expected and actual results separate. Surprises are useful data when recorded honestly.</w:t>
-      </w:r>
-    </w:p>
-    <w:p>
-      <w:r>
-        <w:t>Present the working recommender, evidence table, test record, and limitation; answer a fresh calculation and a ‘what could fail?’ question.</w:t>
-      </w:r>
-    </w:p>
-    <w:p>
-      <w:r>
-        <w:t>What did the hardest test teach you that the normal test did not?</w:t>
-      </w:r>
-    </w:p>
-    <w:p>
-      <w:pPr>
-        <w:pStyle w:val="Heading3"/>
-      </w:pPr>
-      <w:r>
         <w:t>Make the lab runnable</w:t>
       </w:r>
     </w:p>
     <w:p>
-      <w:r>
-        <w:t>Use the concrete case as the shared normal case and the independent question as a second case. Each pair creates a boundary or missing-information case and predicts its result before testing. Keep the expected result separate from an observed mistake.</w:t>
+      <w:pPr>
+        <w:spacing w:line="336" w:lineRule="auto" w:after="180"/>
+      </w:pPr>
+      <w:r>
+        <w:rPr>
+          <w:b w:val="0"/>
+        </w:rPr>
+        <w:t>Use the concrete case as the shared normal case and the independent question as a second case. Each pair creates a boundary or missing-information case and predicts its result before testing.</w:t>
+      </w:r>
+    </w:p>
+    <w:p>
+      <w:pPr>
+        <w:spacing w:line="336" w:lineRule="auto" w:after="180"/>
+      </w:pPr>
+      <w:r>
+        <w:rPr>
+          <w:b w:val="0"/>
+        </w:rPr>
+        <w:t>Keep the expected result separate from an observed mistake.</w:t>
       </w:r>
     </w:p>
     <w:tbl>
@@ -1770,8 +3118,25 @@
       </w:r>
     </w:p>
     <w:p>
-      <w:r>
-        <w:t>For guessing, return to given facts and request a trace. For vocabulary without application, use one example and one non-example. For arithmetic errors, check the setup before the calculation. Finish with a different uncoached case before recording mastery.</w:t>
+      <w:pPr>
+        <w:spacing w:line="336" w:lineRule="auto" w:after="180"/>
+      </w:pPr>
+      <w:r>
+        <w:rPr>
+          <w:b w:val="0"/>
+        </w:rPr>
+        <w:t>For guessing, return to given facts and request a trace. For vocabulary without application, use one example and one non-example. For arithmetic errors, check the setup before the calculation.</w:t>
+      </w:r>
+    </w:p>
+    <w:p>
+      <w:pPr>
+        <w:spacing w:line="336" w:lineRule="auto" w:after="180"/>
+      </w:pPr>
+      <w:r>
+        <w:rPr>
+          <w:b w:val="0"/>
+        </w:rPr>
+        <w:t>Finish with a different uncoached case before recording mastery.</w:t>
       </w:r>
     </w:p>
     <w:p>
@@ -1783,18 +3148,117 @@
       </w:r>
     </w:p>
     <w:p>
-      <w:r>
-        <w:t>A successful run proves the conclusion: The final independent task must be attempted before hints. Record support honestly and use a new case after support. Keep teacher answers separate from student materials and do not publish private credentials or real student records in the handover.</w:t>
-      </w:r>
-    </w:p>
-    <w:p>
-      <w:r>
-        <w:t>Matching the example is enough: Require the new W4 case, explicit predictions and an explanation. Fresh retry after support: limit 12; M (minutes 12, fun 3, learning 3), N (11,4,1), O (13,5,5), P (10,-1,2). Counts 4 supplied,3 accepted,1 rejected,2 eligible. M/N tie at 9; M wins in either order.</w:t>
-      </w:r>
-    </w:p>
-    <w:p>
-      <w:r>
-        <w:t>A convenient shortcut preserves meaning: A polished presentation can conceal missing evidence. Replace claims such as works for everyone with the exact requirements met, cases executed and known limitations. Show one prior failure and its repair rather than deleting it from the story.</w:t>
+      <w:pPr>
+        <w:spacing w:line="336" w:lineRule="auto" w:after="180"/>
+      </w:pPr>
+      <w:r>
+        <w:rPr>
+          <w:b w:val="0"/>
+        </w:rPr>
+        <w:t>A successful run proves the conclusion: The final independent task must be attempted before hints. Record support honestly and use a new case after support.</w:t>
+      </w:r>
+    </w:p>
+    <w:p>
+      <w:pPr>
+        <w:spacing w:line="336" w:lineRule="auto" w:after="180"/>
+      </w:pPr>
+      <w:r>
+        <w:rPr>
+          <w:b w:val="0"/>
+        </w:rPr>
+        <w:t xml:space="preserve">Keep teacher answers separate from student materials and do not publish private credentials or real student records in the </w:t>
+      </w:r>
+      <w:r>
+        <w:rPr>
+          <w:b/>
+        </w:rPr>
+        <w:t>handover</w:t>
+      </w:r>
+      <w:r>
+        <w:rPr>
+          <w:b w:val="0"/>
+        </w:rPr>
+        <w:t>.</w:t>
+      </w:r>
+    </w:p>
+    <w:p>
+      <w:pPr>
+        <w:spacing w:line="336" w:lineRule="auto" w:after="180"/>
+      </w:pPr>
+      <w:r>
+        <w:rPr>
+          <w:b w:val="0"/>
+        </w:rPr>
+        <w:t xml:space="preserve">Matching the example is enough: Require the new W4 case, explicit </w:t>
+      </w:r>
+      <w:r>
+        <w:rPr>
+          <w:b/>
+        </w:rPr>
+        <w:t>prediction</w:t>
+      </w:r>
+      <w:r>
+        <w:rPr>
+          <w:b w:val="0"/>
+        </w:rPr>
+        <w:t>s and an explanation. Fresh retry after support: limit 12; M (minutes 12, fun 3, learning 3), N (11,4,1), O (13,5,5), P (10,-1,2).</w:t>
+      </w:r>
+    </w:p>
+    <w:p>
+      <w:pPr>
+        <w:spacing w:line="336" w:lineRule="auto" w:after="180"/>
+      </w:pPr>
+      <w:r>
+        <w:rPr>
+          <w:b w:val="0"/>
+        </w:rPr>
+        <w:t>Counts 4 supplied,3 accepted,1 rejected,2 eligible. M/N tie at 9; M wins in either order.</w:t>
+      </w:r>
+    </w:p>
+    <w:p>
+      <w:pPr>
+        <w:spacing w:line="336" w:lineRule="auto" w:after="180"/>
+      </w:pPr>
+      <w:r>
+        <w:rPr>
+          <w:b w:val="0"/>
+        </w:rPr>
+        <w:t xml:space="preserve">A convenient shortcut preserves meaning: A polished presentation can conceal missing </w:t>
+      </w:r>
+      <w:r>
+        <w:rPr>
+          <w:b/>
+        </w:rPr>
+        <w:t>evidence</w:t>
+      </w:r>
+      <w:r>
+        <w:rPr>
+          <w:b w:val="0"/>
+        </w:rPr>
+        <w:t xml:space="preserve">. Replace claims such as works for everyone with the exact requirements met, cases executed and known </w:t>
+      </w:r>
+      <w:r>
+        <w:rPr>
+          <w:b/>
+        </w:rPr>
+        <w:t>limitation</w:t>
+      </w:r>
+      <w:r>
+        <w:rPr>
+          <w:b w:val="0"/>
+        </w:rPr>
+        <w:t>s.</w:t>
+      </w:r>
+    </w:p>
+    <w:p>
+      <w:pPr>
+        <w:spacing w:line="336" w:lineRule="auto" w:after="180"/>
+      </w:pPr>
+      <w:r>
+        <w:rPr>
+          <w:b w:val="0"/>
+        </w:rPr>
+        <w:t>Show one prior failure and its repair rather than deleting it from the story.</w:t>
       </w:r>
     </w:p>
     <w:p>
@@ -1952,8 +3416,25 @@
       </w:tr>
     </w:tbl>
     <w:p>
-      <w:r>
-        <w:t>Offer an oral explanation, drawing, enlarged visual or fewer examples when that removes a reading/writing barrier. Keep the same reasoning goal. Stretch secure learners by changing a boundary or assumption and asking them to defend the effect, not simply by assigning more of the same questions.</w:t>
+      <w:pPr>
+        <w:spacing w:line="336" w:lineRule="auto" w:after="180"/>
+      </w:pPr>
+      <w:r>
+        <w:rPr>
+          <w:b w:val="0"/>
+        </w:rPr>
+        <w:t>Offer an oral explanation, drawing, enlarged visual or fewer examples when that removes a reading/writing barrier. Keep the same reasoning goal.</w:t>
+      </w:r>
+    </w:p>
+    <w:p>
+      <w:pPr>
+        <w:spacing w:line="336" w:lineRule="auto" w:after="180"/>
+      </w:pPr>
+      <w:r>
+        <w:rPr>
+          <w:b w:val="0"/>
+        </w:rPr>
+        <w:t>Stretch secure learners by changing a boundary or assumption and asking them to defend the effect, not simply by assigning more of the same questions.</w:t>
       </w:r>
     </w:p>
     <w:p>
@@ -1965,11 +3446,16 @@
       </w:r>
     </w:p>
     <w:p>
+      <w:r>
+        <w:t>Use the Capstone Expo questions, teacher keys and criteria after the relevant attempts. Previously discussed cases are practice; protect the separately selected independent task.</w:t>
+      </w:r>
+    </w:p>
+    <w:p>
       <w:pPr>
         <w:pStyle w:val="Heading3"/>
       </w:pPr>
       <w:r>
-        <w:t>Assess and explain the answers</w:t>
+        <w:t>Worked case answer</w:t>
       </w:r>
     </w:p>
     <w:p>
@@ -1977,11 +3463,18 @@
         <w:pStyle w:val="Heading3"/>
       </w:pPr>
       <w:r>
-        <w:t>Worked case answer</w:t>
-      </w:r>
-    </w:p>
-    <w:p>
-      <w:r>
+        <w:t>Teacher key · Worked case answer</w:t>
+      </w:r>
+    </w:p>
+    <w:p>
+      <w:pPr>
+        <w:spacing w:line="336" w:lineRule="auto" w:after="180"/>
+        <w:shd w:fill="F1F6FC"/>
+      </w:pPr>
+      <w:r>
+        <w:rPr>
+          <w:b w:val="0"/>
+        </w:rPr>
         <w:t>Explain trait-based ranking, report the twelve outcomes and limits, and demonstrate no-match handling. It cannot know unstated preferences.</w:t>
       </w:r>
     </w:p>
@@ -1994,21 +3487,87 @@
       </w:r>
     </w:p>
     <w:p>
-      <w:r>
-        <w:t>Your demo recommends the right book once. An audience member asks why they should trust it. Name evidence and one limitation you should present.</w:t>
-      </w:r>
-    </w:p>
-    <w:p>
       <w:pPr>
         <w:pStyle w:val="Heading3"/>
       </w:pPr>
       <w:r>
+        <w:t>Independent question · withhold the key</w:t>
+      </w:r>
+    </w:p>
+    <w:p>
+      <w:pPr>
+        <w:spacing w:line="336" w:lineRule="auto" w:after="180"/>
+        <w:shd w:fill="F5F1FB"/>
+      </w:pPr>
+      <w:r>
+        <w:rPr>
+          <w:b w:val="0"/>
+        </w:rPr>
+        <w:t xml:space="preserve">Your demo recommends the right book once. An audience member asks why they should trust it. Name </w:t>
+      </w:r>
+      <w:r>
+        <w:rPr>
+          <w:b/>
+        </w:rPr>
+        <w:t>evidence</w:t>
+      </w:r>
+      <w:r>
+        <w:rPr>
+          <w:b w:val="0"/>
+        </w:rPr>
+        <w:t xml:space="preserve"> and one </w:t>
+      </w:r>
+      <w:r>
+        <w:rPr>
+          <w:b/>
+        </w:rPr>
+        <w:t>limitation</w:t>
+      </w:r>
+      <w:r>
+        <w:rPr>
+          <w:b w:val="0"/>
+        </w:rPr>
+        <w:t xml:space="preserve"> you should present.</w:t>
+      </w:r>
+    </w:p>
+    <w:p>
+      <w:pPr>
+        <w:pStyle w:val="Heading3"/>
+      </w:pPr>
+      <w:r>
         <w:t>Expected independent answer</w:t>
       </w:r>
     </w:p>
     <w:p>
-      <w:r>
-        <w:t>Show the scoring rule, test preferences, expected and observed outputs, failures and revisions. Explain the limited test coverage and when no match or human review is needed.</w:t>
+      <w:pPr>
+        <w:pStyle w:val="Heading3"/>
+      </w:pPr>
+      <w:r>
+        <w:t>Teacher key · Expected independent answer</w:t>
+      </w:r>
+    </w:p>
+    <w:p>
+      <w:pPr>
+        <w:spacing w:line="336" w:lineRule="auto" w:after="180"/>
+        <w:shd w:fill="F1F6FC"/>
+      </w:pPr>
+      <w:r>
+        <w:rPr>
+          <w:b w:val="0"/>
+        </w:rPr>
+        <w:t xml:space="preserve">Show the scoring rule, test preferences, expected and observed </w:t>
+      </w:r>
+      <w:r>
+        <w:rPr>
+          <w:b/>
+        </w:rPr>
+        <w:t>output</w:t>
+      </w:r>
+      <w:r>
+        <w:rPr>
+          <w:b w:val="0"/>
+        </w:rPr>
+        <w:t>s, failures and revisions. Explain the limited test coverage and when no match or human review is needed.</w:t>
       </w:r>
     </w:p>
     <w:p>
@@ -2246,8 +3805,25 @@
       </w:tr>
     </w:tbl>
     <w:p>
-      <w:r>
-        <w:t>Use 6/8 as a classroom checkpoint, with 2 required for both Result and Reasoning. This is a proposed teaching rule, not a validated certification threshold. Do not count a coached answer as independent mastery; correct unsafe or unsupported claims regardless of total.</w:t>
+      <w:pPr>
+        <w:spacing w:line="336" w:lineRule="auto" w:after="180"/>
+      </w:pPr>
+      <w:r>
+        <w:rPr>
+          <w:b w:val="0"/>
+        </w:rPr>
+        <w:t>Use 6/8 as a classroom checkpoint, with 2 required for both Result and Reasoning. This is a proposed teaching rule, not a validated certification threshold.</w:t>
+      </w:r>
+    </w:p>
+    <w:p>
+      <w:pPr>
+        <w:spacing w:line="336" w:lineRule="auto" w:after="180"/>
+      </w:pPr>
+      <w:r>
+        <w:rPr>
+          <w:b w:val="0"/>
+        </w:rPr>
+        <w:t>Do not count a coached answer as independent mastery; correct unsafe or unsupported claims regardless of total.</w:t>
       </w:r>
     </w:p>
     <w:p>
@@ -2259,8 +3835,26 @@
       </w:r>
     </w:p>
     <w:p>
-      <w:r>
-        <w:t>Ask the learner to find the evidence that challenges this claim: “A successful live example replaces an evaluation record.” Keep the first attempt and an uncoached retry separate.</w:t>
+      <w:pPr>
+        <w:spacing w:line="336" w:lineRule="auto" w:after="180"/>
+      </w:pPr>
+      <w:r>
+        <w:rPr>
+          <w:b w:val="0"/>
+        </w:rPr>
+        <w:t xml:space="preserve">Ask the learner to find the </w:t>
+      </w:r>
+      <w:r>
+        <w:rPr>
+          <w:b/>
+        </w:rPr>
+        <w:t>evidence</w:t>
+      </w:r>
+      <w:r>
+        <w:rPr>
+          <w:b w:val="0"/>
+        </w:rPr>
+        <w:t xml:space="preserve"> that challenges this claim: “A successful live example replaces an evaluation record.” Keep the first attempt and an uncoached retry separate.</w:t>
       </w:r>
     </w:p>
     <w:p>
@@ -2272,15 +3866,54 @@
       </w:r>
     </w:p>
     <w:p>
-      <w:r>
-        <w:t>No. Report 8/10 on the specified set, but invented titles and constraint violations fail essential criteria. Repair and retest those behaviours, preserve a no-match path and gather broader evidence. The system ranks declared traits; it does not know unstated preferences.</w:t>
-      </w:r>
-    </w:p>
-    <w:p>
       <w:pPr>
         <w:pStyle w:val="Heading3"/>
       </w:pPr>
       <w:r>
+        <w:t>Teacher key · Original transfer answer</w:t>
+      </w:r>
+    </w:p>
+    <w:p>
+      <w:pPr>
+        <w:spacing w:line="336" w:lineRule="auto" w:after="180"/>
+        <w:shd w:fill="F1F6FC"/>
+      </w:pPr>
+      <w:r>
+        <w:rPr>
+          <w:b w:val="0"/>
+        </w:rPr>
+        <w:t xml:space="preserve">No. Report 8/10 on the specified set, but invented titles and constraint violations fail essential criteria. Repair and retest those behaviours, preserve a no-match path and gather broader </w:t>
+      </w:r>
+      <w:r>
+        <w:rPr>
+          <w:b/>
+        </w:rPr>
+        <w:t>evidence</w:t>
+      </w:r>
+      <w:r>
+        <w:rPr>
+          <w:b w:val="0"/>
+        </w:rPr>
+        <w:t>.</w:t>
+      </w:r>
+    </w:p>
+    <w:p>
+      <w:pPr>
+        <w:spacing w:line="336" w:lineRule="auto" w:after="180"/>
+        <w:shd w:fill="F1F6FC"/>
+      </w:pPr>
+      <w:r>
+        <w:rPr>
+          <w:b w:val="0"/>
+        </w:rPr>
+        <w:t>The system ranks declared traits; it does not know unstated preferences.</w:t>
+      </w:r>
+    </w:p>
+    <w:p>
+      <w:pPr>
+        <w:pStyle w:val="Heading3"/>
+      </w:pPr>
+      <w:r>
         <w:t>Explanations for the additional workbook examples</w:t>
       </w:r>
     </w:p>
@@ -2293,12 +3926,42 @@
       </w:r>
     </w:p>
     <w:p>
-      <w:r>
+      <w:pPr>
+        <w:pStyle w:val="Heading3"/>
+      </w:pPr>
+      <w:r>
+        <w:t>Workbook question · W1</w:t>
+      </w:r>
+    </w:p>
+    <w:p>
+      <w:pPr>
+        <w:spacing w:line="336" w:lineRule="auto" w:after="180"/>
+        <w:shd w:fill="F5F1FB"/>
+      </w:pPr>
+      <w:r>
+        <w:rPr>
+          <w:b w:val="0"/>
+        </w:rPr>
         <w:t>List the files or records a peer needs to reproduce the chooser result.</w:t>
       </w:r>
     </w:p>
     <w:p>
-      <w:r>
+      <w:pPr>
+        <w:pStyle w:val="Heading3"/>
+      </w:pPr>
+      <w:r>
+        <w:t>Teacher reasoning · W1</w:t>
+      </w:r>
+    </w:p>
+    <w:p>
+      <w:pPr>
+        <w:spacing w:line="336" w:lineRule="auto" w:after="180"/>
+        <w:shd w:fill="F1F6FC"/>
+      </w:pPr>
+      <w:r>
+        <w:rPr>
+          <w:b w:val="0"/>
+        </w:rPr>
         <w:t>Fictional raw dataset, schema, code version, settings, run instructions, tests with expected/actual results, rejection reasons and change log.</w:t>
       </w:r>
     </w:p>
@@ -2311,12 +3974,42 @@
       </w:r>
     </w:p>
     <w:p>
-      <w:r>
+      <w:pPr>
+        <w:pStyle w:val="Heading3"/>
+      </w:pPr>
+      <w:r>
+        <w:t>Workbook question · W2</w:t>
+      </w:r>
+    </w:p>
+    <w:p>
+      <w:pPr>
+        <w:spacing w:line="336" w:lineRule="auto" w:after="180"/>
+        <w:shd w:fill="F5F1FB"/>
+      </w:pPr>
+      <w:r>
+        <w:rPr>
+          <w:b w:val="0"/>
+        </w:rPr>
         <w:t>A report says supplied 5, accepted 4 and rejected 2. Identify the inconsistency.</w:t>
       </w:r>
     </w:p>
     <w:p>
-      <w:r>
+      <w:pPr>
+        <w:pStyle w:val="Heading3"/>
+      </w:pPr>
+      <w:r>
+        <w:t>Teacher reasoning · W2</w:t>
+      </w:r>
+    </w:p>
+    <w:p>
+      <w:pPr>
+        <w:spacing w:line="336" w:lineRule="auto" w:after="180"/>
+        <w:shd w:fill="F1F6FC"/>
+      </w:pPr>
+      <w:r>
+        <w:rPr>
+          <w:b w:val="0"/>
+        </w:rPr>
         <w:t>Accepted plus rejected is 6, not 5. Investigate double counting or reporting before presenting it.</w:t>
       </w:r>
     </w:p>
@@ -2329,30 +4022,114 @@
       </w:r>
     </w:p>
     <w:p>
-      <w:r>
+      <w:pPr>
+        <w:pStyle w:val="Heading3"/>
+      </w:pPr>
+      <w:r>
+        <w:t>Workbook question · W3</w:t>
+      </w:r>
+    </w:p>
+    <w:p>
+      <w:pPr>
+        <w:spacing w:line="336" w:lineRule="auto" w:after="180"/>
+        <w:shd w:fill="F5F1FB"/>
+      </w:pPr>
+      <w:r>
+        <w:rPr>
+          <w:b w:val="0"/>
+        </w:rPr>
         <w:t>A presentation says the project proves students learn better. What claim does a successful rule-based demo support instead?</w:t>
       </w:r>
     </w:p>
     <w:p>
-      <w:r>
-        <w:t>It supports that the tested version follows specified selection rules on the tested cases. Learning benefit needs separate classroom evidence.</w:t>
-      </w:r>
-    </w:p>
-    <w:p>
       <w:pPr>
         <w:pStyle w:val="Heading3"/>
       </w:pPr>
       <w:r>
+        <w:t>Teacher reasoning · W3</w:t>
+      </w:r>
+    </w:p>
+    <w:p>
+      <w:pPr>
+        <w:spacing w:line="336" w:lineRule="auto" w:after="180"/>
+        <w:shd w:fill="F1F6FC"/>
+      </w:pPr>
+      <w:r>
+        <w:rPr>
+          <w:b w:val="0"/>
+        </w:rPr>
+        <w:t xml:space="preserve">It supports that the tested version follows specified selection rules on the tested cases. Learning benefit needs separate classroom </w:t>
+      </w:r>
+      <w:r>
+        <w:rPr>
+          <w:b/>
+        </w:rPr>
+        <w:t>evidence</w:t>
+      </w:r>
+      <w:r>
+        <w:rPr>
+          <w:b w:val="0"/>
+        </w:rPr>
+        <w:t>.</w:t>
+      </w:r>
+    </w:p>
+    <w:p>
+      <w:pPr>
+        <w:pStyle w:val="Heading3"/>
+      </w:pPr>
+      <w:r>
         <w:t>W4 Defend a new case independently</w:t>
       </w:r>
     </w:p>
     <w:p>
-      <w:r>
-        <w:t>Limit is 10. A has minutes 10, fun 2, learning 4; B has 9,3,2; C has 11,5,5; D has 8,"4",2. Validate, rank, give counts, explain the winner, then reverse the input order. Present without hints.</w:t>
-      </w:r>
-    </w:p>
-    <w:p>
-      <w:r>
+      <w:pPr>
+        <w:pStyle w:val="Heading3"/>
+      </w:pPr>
+      <w:r>
+        <w:t>Workbook question · W4</w:t>
+      </w:r>
+    </w:p>
+    <w:p>
+      <w:pPr>
+        <w:spacing w:line="336" w:lineRule="auto" w:after="180"/>
+        <w:shd w:fill="F5F1FB"/>
+      </w:pPr>
+      <w:r>
+        <w:rPr>
+          <w:b w:val="0"/>
+        </w:rPr>
+        <w:t xml:space="preserve">Limit is 10. A has minutes 10, fun 2, learning 4; B has 9,3,2; C has 11,5,5; D has 8,"4",2. Validate, rank, give counts, explain the winner, then reverse the </w:t>
+      </w:r>
+      <w:r>
+        <w:rPr>
+          <w:b/>
+        </w:rPr>
+        <w:t>input</w:t>
+      </w:r>
+      <w:r>
+        <w:rPr>
+          <w:b w:val="0"/>
+        </w:rPr>
+        <w:t xml:space="preserve"> order. Present without hints.</w:t>
+      </w:r>
+    </w:p>
+    <w:p>
+      <w:pPr>
+        <w:pStyle w:val="Heading3"/>
+      </w:pPr>
+      <w:r>
+        <w:t>Teacher reasoning · W4</w:t>
+      </w:r>
+    </w:p>
+    <w:p>
+      <w:pPr>
+        <w:spacing w:line="336" w:lineRule="auto" w:after="180"/>
+        <w:shd w:fill="F1F6FC"/>
+      </w:pPr>
+      <w:r>
+        <w:rPr>
+          <w:b w:val="0"/>
+        </w:rPr>
         <w:t>4 supplied, 3 accepted, 1 rejected D for rating type, 2 eligible A/B. Both score 8; A wins alphabetically. C is valid but over-limit. Reversal preserves counts and A. Explain the policy and its limits.</w:t>
       </w:r>
     </w:p>
@@ -2365,38 +4142,134 @@
       </w:r>
     </w:p>
     <w:p>
-      <w:r>
+      <w:pPr>
+        <w:pStyle w:val="Heading3"/>
+      </w:pPr>
+      <w:r>
+        <w:t>Workbook question · W5</w:t>
+      </w:r>
+    </w:p>
+    <w:p>
+      <w:pPr>
+        <w:spacing w:line="336" w:lineRule="auto" w:after="180"/>
+        <w:shd w:fill="F5F1FB"/>
+      </w:pPr>
+      <w:r>
+        <w:rPr>
+          <w:b w:val="0"/>
+        </w:rPr>
         <w:t>After passing the new case, what remains unproven and what is a reasonable next step?</w:t>
       </w:r>
     </w:p>
     <w:p>
-      <w:r>
-        <w:t>All possible input correctness and educational benefit remain unproven. Add varied independent cases or propose a teacher-approved usability pilot with a defined question; do not claim outcomes before collecting evidence.</w:t>
-      </w:r>
-    </w:p>
-    <w:p>
       <w:pPr>
         <w:pStyle w:val="Heading3"/>
       </w:pPr>
       <w:r>
+        <w:t>Teacher reasoning · W5</w:t>
+      </w:r>
+    </w:p>
+    <w:p>
+      <w:pPr>
+        <w:spacing w:line="336" w:lineRule="auto" w:after="180"/>
+        <w:shd w:fill="F1F6FC"/>
+      </w:pPr>
+      <w:r>
+        <w:rPr>
+          <w:b w:val="0"/>
+        </w:rPr>
+        <w:t xml:space="preserve">All possible </w:t>
+      </w:r>
+      <w:r>
+        <w:rPr>
+          <w:b/>
+        </w:rPr>
+        <w:t>input</w:t>
+      </w:r>
+      <w:r>
+        <w:rPr>
+          <w:b w:val="0"/>
+        </w:rPr>
+        <w:t xml:space="preserve"> correctness and educational benefit remain unproven. Add varied independent cases or propose a teacher-approved usability pilot with a defined question; do not claim outcomes before collecting </w:t>
+      </w:r>
+      <w:r>
+        <w:rPr>
+          <w:b/>
+        </w:rPr>
+        <w:t>evidence</w:t>
+      </w:r>
+      <w:r>
+        <w:rPr>
+          <w:b w:val="0"/>
+        </w:rPr>
+        <w:t>.</w:t>
+      </w:r>
+    </w:p>
+    <w:p>
+      <w:pPr>
+        <w:pStyle w:val="Heading3"/>
+      </w:pPr>
+      <w:r>
         <w:t>Assess independent transfer</w:t>
       </w:r>
     </w:p>
     <w:p>
-      <w:r>
-        <w:t>Selected case: Limit is 10. A has minutes 10, fun 2, learning 4; B has 9,3,2; C has 11,5,5; D has 8,"4",2. Validate, rank, give counts, explain the winner, then reverse the input order. Present without hints.</w:t>
-      </w:r>
-    </w:p>
-    <w:p>
       <w:pPr>
         <w:pStyle w:val="Heading3"/>
       </w:pPr>
       <w:r>
+        <w:t>Independent question · withhold the key</w:t>
+      </w:r>
+    </w:p>
+    <w:p>
+      <w:pPr>
+        <w:spacing w:line="336" w:lineRule="auto" w:after="180"/>
+        <w:shd w:fill="F5F1FB"/>
+      </w:pPr>
+      <w:r>
+        <w:rPr>
+          <w:b w:val="0"/>
+        </w:rPr>
+        <w:t xml:space="preserve">Selected case: Limit is 10. A has minutes 10, fun 2, learning 4; B has 9,3,2; C has 11,5,5; D has 8,"4",2. Validate, rank, give counts, explain the winner, then reverse the </w:t>
+      </w:r>
+      <w:r>
+        <w:rPr>
+          <w:b/>
+        </w:rPr>
+        <w:t>input</w:t>
+      </w:r>
+      <w:r>
+        <w:rPr>
+          <w:b w:val="0"/>
+        </w:rPr>
+        <w:t xml:space="preserve"> order. Present without hints.</w:t>
+      </w:r>
+    </w:p>
+    <w:p>
+      <w:pPr>
+        <w:pStyle w:val="Heading3"/>
+      </w:pPr>
+      <w:r>
         <w:t>Selected case answer</w:t>
       </w:r>
     </w:p>
     <w:p>
-      <w:r>
+      <w:pPr>
+        <w:pStyle w:val="Heading3"/>
+      </w:pPr>
+      <w:r>
+        <w:t>Teacher key · Selected case answer</w:t>
+      </w:r>
+    </w:p>
+    <w:p>
+      <w:pPr>
+        <w:spacing w:line="336" w:lineRule="auto" w:after="180"/>
+        <w:shd w:fill="F1F6FC"/>
+      </w:pPr>
+      <w:r>
+        <w:rPr>
+          <w:b w:val="0"/>
+        </w:rPr>
         <w:t>4 supplied, 3 accepted, 1 rejected D for rating type, 2 eligible A/B. Both score 8; A wins alphabetically. C is valid but over-limit. Reversal preserves counts and A. Explain the policy and its limits.</w:t>
       </w:r>
     </w:p>
@@ -2503,21 +4376,77 @@
       </w:tr>
     </w:tbl>
     <w:p>
-      <w:r>
-        <w:t>Record each dimension as not yet, with support, or independent. Accept a valid alternative procedure with a defensible trace. Do not penalise an honestly recorded model failure if the learner correctly explains its evidence and limits.</w:t>
-      </w:r>
-    </w:p>
-    <w:p>
       <w:pPr>
         <w:pStyle w:val="Heading3"/>
       </w:pPr>
       <w:r>
+        <w:t>Teacher key · Selected case answer</w:t>
+      </w:r>
+    </w:p>
+    <w:p>
+      <w:pPr>
+        <w:spacing w:line="336" w:lineRule="auto" w:after="180"/>
+        <w:shd w:fill="F1F6FC"/>
+      </w:pPr>
+      <w:r>
+        <w:rPr>
+          <w:b w:val="0"/>
+        </w:rPr>
+        <w:t>Record each dimension as not yet, with support, or independent. Accept a valid alternative procedure with a defensible trace.</w:t>
+      </w:r>
+    </w:p>
+    <w:p>
+      <w:pPr>
+        <w:spacing w:line="336" w:lineRule="auto" w:after="180"/>
+        <w:shd w:fill="F1F6FC"/>
+      </w:pPr>
+      <w:r>
+        <w:rPr>
+          <w:b w:val="0"/>
+        </w:rPr>
+        <w:t xml:space="preserve">Do not penalise an honestly recorded model failure if the learner correctly explains its </w:t>
+      </w:r>
+      <w:r>
+        <w:rPr>
+          <w:b/>
+        </w:rPr>
+        <w:t>evidence</w:t>
+      </w:r>
+      <w:r>
+        <w:rPr>
+          <w:b w:val="0"/>
+        </w:rPr>
+        <w:t xml:space="preserve"> and limits.</w:t>
+      </w:r>
+    </w:p>
+    <w:p>
+      <w:pPr>
+        <w:pStyle w:val="Heading3"/>
+      </w:pPr>
+      <w:r>
         <w:t>Feedback that the learner uses</w:t>
       </w:r>
     </w:p>
     <w:p>
-      <w:r>
-        <w:t>Name the earliest unsupported step and give one action to repair it. Have the learner make that repair now and explain why. Then assess the relevant skill on a fresh, fully specified case. Confirm it was not previously practised with feedback; solve and check the new case before assigning it. A follow-up design prompt is a starting brief, not automatically an equivalent test.</w:t>
+      <w:pPr>
+        <w:spacing w:line="336" w:lineRule="auto" w:after="180"/>
+      </w:pPr>
+      <w:r>
+        <w:rPr>
+          <w:b w:val="0"/>
+        </w:rPr>
+        <w:t>Name the earliest unsupported step and give one action to repair it. Have the learner make that repair now and explain why. Then assess the relevant skill on a fresh, fully specified case.</w:t>
+      </w:r>
+    </w:p>
+    <w:p>
+      <w:pPr>
+        <w:spacing w:line="336" w:lineRule="auto" w:after="180"/>
+      </w:pPr>
+      <w:r>
+        <w:rPr>
+          <w:b w:val="0"/>
+        </w:rPr>
+        <w:t>Confirm it was not previously practised with feedback; solve and check the new case before assigning it. A follow-up design prompt is a starting brief, not automatically an equivalent test.</w:t>
       </w:r>
     </w:p>
     <w:p>
@@ -2529,11 +4458,86 @@
       </w:r>
     </w:p>
     <w:p>
+      <w:r>
+        <w:t>Connect Capstone Expo to Transparent Book Recommender, adapt support and plan a later changed-case check.</w:t>
+      </w:r>
+    </w:p>
+    <w:p>
       <w:pPr>
         <w:pStyle w:val="Heading3"/>
       </w:pPr>
       <w:r>
-        <w:t>Connect and extend learning</w:t>
+        <w:t>Transparent Book Recommender</w:t>
+      </w:r>
+    </w:p>
+    <w:p>
+      <w:pPr>
+        <w:spacing w:line="336" w:lineRule="auto" w:after="180"/>
+      </w:pPr>
+      <w:r>
+        <w:rPr>
+          <w:b w:val="0"/>
+        </w:rPr>
+        <w:t xml:space="preserve">Final </w:t>
+      </w:r>
+      <w:r>
+        <w:rPr>
+          <w:b/>
+        </w:rPr>
+        <w:t>evidence bundle</w:t>
+      </w:r>
+      <w:r>
+        <w:rPr>
+          <w:b w:val="0"/>
+        </w:rPr>
+        <w:t>: brief, data, scoring logic, tests, improvement record, and product card.</w:t>
+      </w:r>
+    </w:p>
+    <w:p>
+      <w:pPr>
+        <w:spacing w:line="336" w:lineRule="auto" w:after="180"/>
+      </w:pPr>
+      <w:r>
+        <w:rPr>
+          <w:b w:val="0"/>
+        </w:rPr>
+        <w:t xml:space="preserve">Keep the decision, </w:t>
+      </w:r>
+      <w:r>
+        <w:rPr>
+          <w:b/>
+        </w:rPr>
+        <w:t>input</w:t>
+      </w:r>
+      <w:r>
+        <w:rPr>
+          <w:b w:val="0"/>
+        </w:rPr>
+        <w:t xml:space="preserve">, result, explanation and remaining </w:t>
+      </w:r>
+      <w:r>
+        <w:rPr>
+          <w:b/>
+        </w:rPr>
+        <w:t>limitation</w:t>
+      </w:r>
+      <w:r>
+        <w:rPr>
+          <w:b w:val="0"/>
+        </w:rPr>
+        <w:t xml:space="preserve"> in the project </w:t>
+      </w:r>
+      <w:r>
+        <w:rPr>
+          <w:b/>
+        </w:rPr>
+        <w:t>evidence</w:t>
+      </w:r>
+      <w:r>
+        <w:rPr>
+          <w:b w:val="0"/>
+        </w:rPr>
+        <w:t xml:space="preserve"> record. Retrieve this record next week rather than restarting the project.</w:t>
       </w:r>
     </w:p>
     <w:p>
@@ -2541,17 +4545,18 @@
         <w:pStyle w:val="Heading3"/>
       </w:pPr>
       <w:r>
-        <w:t>Transparent Book Recommender</w:t>
-      </w:r>
-    </w:p>
-    <w:p>
-      <w:r>
-        <w:t>Final evidence bundle: brief, data, scoring logic, tests, improvement record, and product card.</w:t>
-      </w:r>
-    </w:p>
-    <w:p>
-      <w:r>
-        <w:t>Keep the decision, input, result, explanation and remaining limitation in the project evidence record. Retrieve this record next week rather than restarting the project.</w:t>
+        <w:t>Support and stretch</w:t>
+      </w:r>
+    </w:p>
+    <w:p>
+      <w:pPr>
+        <w:spacing w:line="336" w:lineRule="auto" w:after="180"/>
+      </w:pPr>
+      <w:r>
+        <w:rPr>
+          <w:b w:val="0"/>
+        </w:rPr>
+        <w:t>Trace one record or condition at a time with counters and labelled columns. Stretch: introduce a tie, boundary or missing field and declare its handling policy before rerunning.</w:t>
       </w:r>
     </w:p>
     <w:p>
@@ -2559,12 +4564,30 @@
         <w:pStyle w:val="Heading3"/>
       </w:pPr>
       <w:r>
-        <w:t>Support and stretch</w:t>
-      </w:r>
-    </w:p>
-    <w:p>
-      <w:r>
-        <w:t>Trace one record or condition at a time with counters and labelled columns. Stretch: introduce a tie, boundary or missing field and declare its handling policy before rerunning.</w:t>
+        <w:t>Exit reflection</w:t>
+      </w:r>
+    </w:p>
+    <w:p>
+      <w:pPr>
+        <w:spacing w:line="336" w:lineRule="auto" w:after="180"/>
+      </w:pPr>
+      <w:r>
+        <w:rPr>
+          <w:b w:val="0"/>
+        </w:rPr>
+        <w:t xml:space="preserve">Ask for one decision the learner can now justify and one situation requiring more </w:t>
+      </w:r>
+      <w:r>
+        <w:rPr>
+          <w:b/>
+        </w:rPr>
+        <w:t>evidence</w:t>
+      </w:r>
+      <w:r>
+        <w:rPr>
+          <w:b w:val="0"/>
+        </w:rPr>
+        <w:t xml:space="preserve"> or human review. Confidence ratings are separate from correct independent performance.</w:t>
       </w:r>
     </w:p>
     <w:p>
@@ -2572,12 +4595,30 @@
         <w:pStyle w:val="Heading3"/>
       </w:pPr>
       <w:r>
-        <w:t>Exit reflection</w:t>
-      </w:r>
-    </w:p>
-    <w:p>
-      <w:r>
-        <w:t>Ask for one decision the learner can now justify and one situation requiring more evidence or human review. Confidence ratings are separate from correct independent performance.</w:t>
+        <w:t>Bridge to the next week</w:t>
+      </w:r>
+    </w:p>
+    <w:p>
+      <w:pPr>
+        <w:spacing w:line="336" w:lineRule="auto" w:after="180"/>
+      </w:pPr>
+      <w:r>
+        <w:rPr>
+          <w:b w:val="0"/>
+        </w:rPr>
+        <w:t xml:space="preserve">Review the full project </w:t>
+      </w:r>
+      <w:r>
+        <w:rPr>
+          <w:b/>
+        </w:rPr>
+        <w:t>evidence</w:t>
+      </w:r>
+      <w:r>
+        <w:rPr>
+          <w:b w:val="0"/>
+        </w:rPr>
+        <w:t xml:space="preserve"> and choose concepts needing another independent attempt before the next level. One expo is not proof of mastery of all AI.</w:t>
       </w:r>
     </w:p>
     <w:p>
@@ -2585,12 +4626,109 @@
         <w:pStyle w:val="Heading3"/>
       </w:pPr>
       <w:r>
-        <w:t>Bridge to the next week</w:t>
-      </w:r>
-    </w:p>
-    <w:p>
-      <w:r>
-        <w:t>Review the full project evidence and choose concepts needing another independent attempt before the next level. One expo is not proof of mastery of all AI.</w:t>
+        <w:t>Support and fresh reassessment</w:t>
+      </w:r>
+    </w:p>
+    <w:p>
+      <w:pPr>
+        <w:spacing w:line="336" w:lineRule="auto" w:after="180"/>
+      </w:pPr>
+      <w:r>
+        <w:rPr>
+          <w:b w:val="0"/>
+        </w:rPr>
+        <w:t xml:space="preserve">Offer a presentation outline only after the initial independent attempt and record support. Extension: let a peer supply a new valid case and require a </w:t>
+      </w:r>
+      <w:r>
+        <w:rPr>
+          <w:b/>
+        </w:rPr>
+        <w:t>prediction</w:t>
+      </w:r>
+      <w:r>
+        <w:rPr>
+          <w:b w:val="0"/>
+        </w:rPr>
+        <w:t xml:space="preserve"> before running.</w:t>
+      </w:r>
+    </w:p>
+    <w:p>
+      <w:pPr>
+        <w:spacing w:line="336" w:lineRule="auto" w:after="180"/>
+      </w:pPr>
+      <w:r>
+        <w:rPr>
+          <w:b w:val="0"/>
+        </w:rPr>
+        <w:t>Assess explanation, not decorative slide polish.</w:t>
+      </w:r>
+    </w:p>
+    <w:p>
+      <w:pPr>
+        <w:spacing w:line="336" w:lineRule="auto" w:after="180"/>
+      </w:pPr>
+      <w:r>
+        <w:rPr>
+          <w:b w:val="0"/>
+        </w:rPr>
+        <w:t xml:space="preserve">Independent W4 </w:t>
+      </w:r>
+      <w:r>
+        <w:rPr>
+          <w:b/>
+        </w:rPr>
+        <w:t>evidence</w:t>
+      </w:r>
+      <w:r>
+        <w:rPr>
+          <w:b w:val="0"/>
+        </w:rPr>
+        <w:t>: 4 supplied, 3 accepted, 1 rejected D for rating type, 2 eligible A/B. Both score 8; A wins alphabetically. C is valid but over-limit. Reversal preserves counts and A. Explain the policy and its limits.</w:t>
+      </w:r>
+    </w:p>
+    <w:p>
+      <w:pPr>
+        <w:spacing w:line="336" w:lineRule="auto" w:after="180"/>
+      </w:pPr>
+      <w:r>
+        <w:rPr>
+          <w:b w:val="0"/>
+        </w:rPr>
+        <w:t>Record whether the learner needed no help, a hint or explanation. Fresh retry after support: limit 12; M (minutes 12, fun 3, learning 3), N (11,4,1), O (13,5,5), P (10,-1,2). Counts 4 supplied,3 accepted,1 rejected,2 eligible.</w:t>
+      </w:r>
+    </w:p>
+    <w:p>
+      <w:pPr>
+        <w:spacing w:line="336" w:lineRule="auto" w:after="180"/>
+      </w:pPr>
+      <w:r>
+        <w:rPr>
+          <w:b w:val="0"/>
+        </w:rPr>
+        <w:t>M/N tie at 9; M wins in either order.</w:t>
+      </w:r>
+    </w:p>
+    <w:p>
+      <w:pPr>
+        <w:spacing w:line="336" w:lineRule="auto" w:after="180"/>
+      </w:pPr>
+      <w:r>
+        <w:rPr>
+          <w:b w:val="0"/>
+        </w:rPr>
+        <w:t xml:space="preserve">Grade 7 is complete when the learner can independently explain and defend the application. Use readiness </w:t>
+      </w:r>
+      <w:r>
+        <w:rPr>
+          <w:b/>
+        </w:rPr>
+        <w:t>evidence</w:t>
+      </w:r>
+      <w:r>
+        <w:rPr>
+          <w:b w:val="0"/>
+        </w:rPr>
+        <w:t xml:space="preserve"> and recorded support to plan the next level.</w:t>
       </w:r>
     </w:p>
     <w:p>
@@ -2598,40 +4736,52 @@
         <w:pStyle w:val="Heading3"/>
       </w:pPr>
       <w:r>
-        <w:t>Support and fresh reassessment</w:t>
-      </w:r>
-    </w:p>
-    <w:p>
-      <w:r>
-        <w:t>Offer a presentation outline only after the initial independent attempt and record support. Extension: let a peer supply a new valid case and require a prediction before running. Assess explanation, not decorative slide polish.</w:t>
-      </w:r>
-    </w:p>
-    <w:p>
-      <w:r>
-        <w:t>Independent W4 evidence: 4 supplied, 3 accepted, 1 rejected D for rating type, 2 eligible A/B. Both score 8; A wins alphabetically. C is valid but over-limit. Reversal preserves counts and A. Explain the policy and its limits. Record whether the learner needed no help, a hint or explanation. Fresh retry after support: limit 12; M (minutes 12, fun 3, learning 3), N (11,4,1), O (13,5,5), P (10,-1,2). Counts 4 supplied,3 accepted,1 rejected,2 eligible. M/N tie at 9; M wins in either order.</w:t>
-      </w:r>
-    </w:p>
-    <w:p>
-      <w:r>
-        <w:t>Grade 7 is complete when the learner can independently explain and defend the application. Use readiness evidence and recorded support to plan the next level.</w:t>
-      </w:r>
-    </w:p>
-    <w:p>
-      <w:pPr>
-        <w:pStyle w:val="Heading3"/>
-      </w:pPr>
-      <w:r>
         <w:t>Plan the delayed return</w:t>
       </w:r>
     </w:p>
     <w:p>
-      <w:r>
+      <w:pPr>
+        <w:spacing w:line="336" w:lineRule="auto" w:after="180"/>
+      </w:pPr>
+      <w:r>
+        <w:rPr>
+          <w:b w:val="0"/>
+        </w:rPr>
         <w:t>Suggested return points in this level: plan a review after the level ends. Use actual classroom dates, adjusting for holidays and gaps. One, three and six teaching weeks are scheduling choices, not a claimed optimal spacing.</w:t>
       </w:r>
     </w:p>
     <w:p>
-      <w:r>
-        <w:t>At a delayed check, ask for the idea from memory and a changed application. Compare with the earlier independent response and record support used. For a new level, revisit the previous capstone before checking the new prerequisites.</w:t>
+      <w:pPr>
+        <w:spacing w:line="336" w:lineRule="auto" w:after="180"/>
+      </w:pPr>
+      <w:r>
+        <w:rPr>
+          <w:b w:val="0"/>
+        </w:rPr>
+        <w:t>At a delayed check, ask for the idea from memory and a changed application. Compare with the earlier independent response and record support used.</w:t>
+      </w:r>
+    </w:p>
+    <w:p>
+      <w:pPr>
+        <w:spacing w:line="336" w:lineRule="auto" w:after="180"/>
+      </w:pPr>
+      <w:r>
+        <w:rPr>
+          <w:b w:val="0"/>
+        </w:rPr>
+        <w:t xml:space="preserve">For a new level, revisit the previous </w:t>
+      </w:r>
+      <w:r>
+        <w:rPr>
+          <w:b/>
+        </w:rPr>
+        <w:t>capstone</w:t>
+      </w:r>
+      <w:r>
+        <w:rPr>
+          <w:b w:val="0"/>
+        </w:rPr>
+        <w:t xml:space="preserve"> before checking the new prerequisites.</w:t>
       </w:r>
     </w:p>
     <w:tbl>
@@ -2791,8 +4941,26 @@
       </w:tr>
     </w:tbl>
     <w:p>
-      <w:r>
-        <w:t>Use the evidence to choose reteaching or the next step. A completed page, confidence rating or attractive project does not by itself demonstrate understanding.</w:t>
+      <w:pPr>
+        <w:spacing w:line="336" w:lineRule="auto" w:after="180"/>
+      </w:pPr>
+      <w:r>
+        <w:rPr>
+          <w:b w:val="0"/>
+        </w:rPr>
+        <w:t xml:space="preserve">Use the </w:t>
+      </w:r>
+      <w:r>
+        <w:rPr>
+          <w:b/>
+        </w:rPr>
+        <w:t>evidence</w:t>
+      </w:r>
+      <w:r>
+        <w:rPr>
+          <w:b w:val="0"/>
+        </w:rPr>
+        <w:t xml:space="preserve"> to choose reteaching or the next step. A completed page, confidence rating or attractive project does not by itself demonstrate understanding.</w:t>
       </w:r>
     </w:p>
     <w:p>
@@ -2804,8 +4972,26 @@
       </w:r>
     </w:p>
     <w:p>
-      <w:r>
-        <w:t>Present the Transparent Book Recommender’s code, baseline, full-case traces, reserved results and limitations, without claiming fictional results as pupil work.</w:t>
+      <w:pPr>
+        <w:spacing w:line="336" w:lineRule="auto" w:after="180"/>
+      </w:pPr>
+      <w:r>
+        <w:rPr>
+          <w:b w:val="0"/>
+        </w:rPr>
+        <w:t xml:space="preserve">Present the Transparent Book Recommender’s code, baseline, full-case traces, reserved results and </w:t>
+      </w:r>
+      <w:r>
+        <w:rPr>
+          <w:b/>
+        </w:rPr>
+        <w:t>limitation</w:t>
+      </w:r>
+      <w:r>
+        <w:rPr>
+          <w:b w:val="0"/>
+        </w:rPr>
+        <w:t>s, without claiming fictional results as pupil work.</w:t>
       </w:r>
     </w:p>
     <w:p>
@@ -2818,12 +5004,56 @@
     </w:p>
     <w:p>
       <w:r>
-        <w:t>Teaching target: Defend an application using reproducible evidence</w:t>
-      </w:r>
-    </w:p>
-    <w:p>
-      <w:r>
-        <w:t>Prepare the labelled worked-case picture, the matching workbook, fictional input cards and a place for individual responses. No paid AI account is required for the paper reasoning activities.</w:t>
+        <w:t>Use this preparation summary alongside the detailed Capstone Expo lesson; it is a checklist rather than a replacement for the full sequence.</w:t>
+      </w:r>
+    </w:p>
+    <w:p>
+      <w:pPr>
+        <w:pStyle w:val="Heading3"/>
+      </w:pPr>
+      <w:r>
+        <w:t>Teaching target</w:t>
+      </w:r>
+    </w:p>
+    <w:p>
+      <w:pPr>
+        <w:spacing w:line="336" w:lineRule="auto" w:after="180"/>
+        <w:shd w:fill="EDF7F3"/>
+      </w:pPr>
+      <w:r>
+        <w:rPr>
+          <w:b w:val="0"/>
+        </w:rPr>
+        <w:t xml:space="preserve">Teaching target: Defend an application using reproducible </w:t>
+      </w:r>
+      <w:r>
+        <w:rPr>
+          <w:b/>
+        </w:rPr>
+        <w:t>evidence</w:t>
+      </w:r>
+    </w:p>
+    <w:p>
+      <w:pPr>
+        <w:spacing w:line="336" w:lineRule="auto" w:after="180"/>
+      </w:pPr>
+      <w:r>
+        <w:rPr>
+          <w:b w:val="0"/>
+        </w:rPr>
+        <w:t xml:space="preserve">Prepare the labelled worked-case picture, the matching workbook, fictional </w:t>
+      </w:r>
+      <w:r>
+        <w:rPr>
+          <w:b/>
+        </w:rPr>
+        <w:t>input</w:t>
+      </w:r>
+      <w:r>
+        <w:rPr>
+          <w:b w:val="0"/>
+        </w:rPr>
+        <w:t xml:space="preserve"> cards and a place for individual responses. No paid AI account is required for the paper reasoning activities.</w:t>
       </w:r>
     </w:p>
     <w:tbl>
@@ -2970,37 +5200,219 @@
       </w:tr>
     </w:tbl>
     <w:p>
-      <w:r>
+      <w:pPr>
+        <w:spacing w:line="336" w:lineRule="auto" w:after="180"/>
+      </w:pPr>
+      <w:r>
+        <w:rPr>
+          <w:b w:val="0"/>
+        </w:rPr>
         <w:t>Before class, solve the supported practice: A report says supplied 5, accepted 4 and rejected 2. Identify the inconsistency.</w:t>
       </w:r>
     </w:p>
     <w:p>
-      <w:r>
+      <w:pPr>
+        <w:pStyle w:val="Heading3"/>
+      </w:pPr>
+      <w:r>
+        <w:t>Supported practice answer</w:t>
+      </w:r>
+    </w:p>
+    <w:p>
+      <w:pPr>
+        <w:spacing w:line="336" w:lineRule="auto" w:after="180"/>
+        <w:shd w:fill="F1F6FC"/>
+      </w:pPr>
+      <w:r>
+        <w:rPr>
+          <w:b w:val="0"/>
+        </w:rPr>
         <w:t>Reasoned practice answer: Accepted plus rejected is 6, not 5. Investigate double counting or reporting before presenting it.</w:t>
       </w:r>
     </w:p>
     <w:p>
-      <w:r>
-        <w:t>Check every learner before discussion: Use the worked case for Defending the data application. Proposed explanation: “A successful run proves the conclusion”. Decide whether this explanation is supported. Point to the step or supplied fact that decides; explain your repair if needed.</w:t>
-      </w:r>
-    </w:p>
-    <w:p>
-      <w:r>
-        <w:t>Misconception repair: The final independent task must be attempted before hints. Record support honestly and use a new case after support. Keep teacher answers separate from student materials and do not publish private credentials or real student records in the handover.</w:t>
-      </w:r>
-    </w:p>
-    <w:p>
-      <w:r>
-        <w:t>Support: read the exact case aloud, enlarge the labelled picture, supply input cards and model only the first deciding step. Accept a spoken explanation or drawing; retain the reasoning goal.</w:t>
-      </w:r>
-    </w:p>
-    <w:p>
-      <w:r>
-        <w:t>Extension: An authorised repair converts D’s interest to integer 4. Require a prediction and a reason before comparing. Expected result: D becomes eligible and scores 9, so it wins. Reason: The evidence-backed input repair changes validation and then ranking; record this as a new case/version.</w:t>
-      </w:r>
-    </w:p>
-    <w:p>
-      <w:r>
+      <w:pPr>
+        <w:spacing w:line="336" w:lineRule="auto" w:after="180"/>
+      </w:pPr>
+      <w:r>
+        <w:rPr>
+          <w:b w:val="0"/>
+        </w:rPr>
+        <w:t>Check every learner before discussion: Use the worked case for Defending the data application. Proposed explanation: “A successful run proves the conclusion”. Decide whether this explanation is supported.</w:t>
+      </w:r>
+    </w:p>
+    <w:p>
+      <w:pPr>
+        <w:spacing w:line="336" w:lineRule="auto" w:after="180"/>
+      </w:pPr>
+      <w:r>
+        <w:rPr>
+          <w:b w:val="0"/>
+        </w:rPr>
+        <w:t>Point to the step or supplied fact that decides; explain your repair if needed.</w:t>
+      </w:r>
+    </w:p>
+    <w:p>
+      <w:pPr>
+        <w:pStyle w:val="Heading3"/>
+      </w:pPr>
+      <w:r>
+        <w:t>Repair the misconception</w:t>
+      </w:r>
+    </w:p>
+    <w:p>
+      <w:pPr>
+        <w:spacing w:line="336" w:lineRule="auto" w:after="180"/>
+        <w:shd w:fill="FFF5E6"/>
+      </w:pPr>
+      <w:r>
+        <w:rPr>
+          <w:b w:val="0"/>
+        </w:rPr>
+        <w:t>Misconception repair: The final independent task must be attempted before hints. Record support honestly and use a new case after support.</w:t>
+      </w:r>
+    </w:p>
+    <w:p>
+      <w:pPr>
+        <w:spacing w:line="336" w:lineRule="auto" w:after="180"/>
+        <w:shd w:fill="FFF5E6"/>
+      </w:pPr>
+      <w:r>
+        <w:rPr>
+          <w:b w:val="0"/>
+        </w:rPr>
+        <w:t xml:space="preserve">Keep teacher answers separate from student materials and do not publish private credentials or real student records in the </w:t>
+      </w:r>
+      <w:r>
+        <w:rPr>
+          <w:b/>
+        </w:rPr>
+        <w:t>handover</w:t>
+      </w:r>
+      <w:r>
+        <w:rPr>
+          <w:b w:val="0"/>
+        </w:rPr>
+        <w:t>.</w:t>
+      </w:r>
+    </w:p>
+    <w:p>
+      <w:pPr>
+        <w:pStyle w:val="Heading3"/>
+      </w:pPr>
+      <w:r>
+        <w:t>Support without giving away the answer</w:t>
+      </w:r>
+    </w:p>
+    <w:p>
+      <w:pPr>
+        <w:spacing w:line="336" w:lineRule="auto" w:after="180"/>
+        <w:shd w:fill="F1F6F8"/>
+      </w:pPr>
+      <w:r>
+        <w:rPr>
+          <w:b w:val="0"/>
+        </w:rPr>
+        <w:t xml:space="preserve">Support: read the exact case aloud, enlarge the labelled picture, supply </w:t>
+      </w:r>
+      <w:r>
+        <w:rPr>
+          <w:b/>
+        </w:rPr>
+        <w:t>input</w:t>
+      </w:r>
+      <w:r>
+        <w:rPr>
+          <w:b w:val="0"/>
+        </w:rPr>
+        <w:t xml:space="preserve"> cards and model only the first deciding step. Accept a spoken explanation or drawing; retain the reasoning goal.</w:t>
+      </w:r>
+    </w:p>
+    <w:p>
+      <w:pPr>
+        <w:pStyle w:val="Heading3"/>
+      </w:pPr>
+      <w:r>
+        <w:t>Extend the reasoning</w:t>
+      </w:r>
+    </w:p>
+    <w:p>
+      <w:pPr>
+        <w:spacing w:line="336" w:lineRule="auto" w:after="180"/>
+        <w:shd w:fill="F5F1FB"/>
+      </w:pPr>
+      <w:r>
+        <w:rPr>
+          <w:b w:val="0"/>
+        </w:rPr>
+        <w:t xml:space="preserve">Extension: An authorised repair converts D’s interest to integer 4. Require a </w:t>
+      </w:r>
+      <w:r>
+        <w:rPr>
+          <w:b/>
+        </w:rPr>
+        <w:t>prediction</w:t>
+      </w:r>
+      <w:r>
+        <w:rPr>
+          <w:b w:val="0"/>
+        </w:rPr>
+        <w:t xml:space="preserve"> and a reason before comparing. Expected result: D becomes eligible and scores 9, so it wins.</w:t>
+      </w:r>
+    </w:p>
+    <w:p>
+      <w:pPr>
+        <w:spacing w:line="336" w:lineRule="auto" w:after="180"/>
+        <w:shd w:fill="F5F1FB"/>
+      </w:pPr>
+      <w:r>
+        <w:rPr>
+          <w:b w:val="0"/>
+        </w:rPr>
+        <w:t xml:space="preserve">Reason: The </w:t>
+      </w:r>
+      <w:r>
+        <w:rPr>
+          <w:b/>
+        </w:rPr>
+        <w:t>evidence</w:t>
+      </w:r>
+      <w:r>
+        <w:rPr>
+          <w:b w:val="0"/>
+        </w:rPr>
+        <w:t xml:space="preserve">-backed </w:t>
+      </w:r>
+      <w:r>
+        <w:rPr>
+          <w:b/>
+        </w:rPr>
+        <w:t>input</w:t>
+      </w:r>
+      <w:r>
+        <w:rPr>
+          <w:b w:val="0"/>
+        </w:rPr>
+        <w:t xml:space="preserve"> repair changes validation and then ranking; record this as a new case/version.</w:t>
+      </w:r>
+    </w:p>
+    <w:p>
+      <w:pPr>
+        <w:pStyle w:val="Heading3"/>
+      </w:pPr>
+      <w:r>
+        <w:t>Protect the independent attempt</w:t>
+      </w:r>
+    </w:p>
+    <w:p>
+      <w:pPr>
+        <w:spacing w:line="336" w:lineRule="auto" w:after="180"/>
+        <w:shd w:fill="FFF5E6"/>
+      </w:pPr>
+      <w:r>
+        <w:rPr>
+          <w:b w:val="0"/>
+        </w:rPr>
         <w:t>Independent assessment: withhold the reserved answer until the learner has attempted the new case. Record support separately from correctness.</w:t>
       </w:r>
     </w:p>
@@ -3189,13 +5601,58 @@
       </w:tr>
     </w:tbl>
     <w:p>
-      <w:r>
-        <w:t>Project checkpoint: Present and defend. Demonstrate the system, explain one failure and justify the next improvement with evidence.</w:t>
-      </w:r>
-    </w:p>
-    <w:p>
-      <w:r>
-        <w:t>Use the weekly teacher answer for topic-specific reasoning. A saved progress tick is an activity record; judge mastery from the learner’s explanation and evidence.</w:t>
+      <w:pPr>
+        <w:pStyle w:val="Heading3"/>
+      </w:pPr>
+      <w:r>
+        <w:t>Project checkpoint</w:t>
+      </w:r>
+    </w:p>
+    <w:p>
+      <w:pPr>
+        <w:spacing w:line="336" w:lineRule="auto" w:after="180"/>
+        <w:shd w:fill="EDF7F3"/>
+      </w:pPr>
+      <w:r>
+        <w:rPr>
+          <w:b w:val="0"/>
+        </w:rPr>
+        <w:t xml:space="preserve">Project checkpoint: Present and defend. Demonstrate the system, explain one failure and justify the next improvement with </w:t>
+      </w:r>
+      <w:r>
+        <w:rPr>
+          <w:b/>
+        </w:rPr>
+        <w:t>evidence</w:t>
+      </w:r>
+      <w:r>
+        <w:rPr>
+          <w:b w:val="0"/>
+        </w:rPr>
+        <w:t>.</w:t>
+      </w:r>
+    </w:p>
+    <w:p>
+      <w:pPr>
+        <w:spacing w:line="336" w:lineRule="auto" w:after="180"/>
+      </w:pPr>
+      <w:r>
+        <w:rPr>
+          <w:b w:val="0"/>
+        </w:rPr>
+        <w:t xml:space="preserve">Use the weekly teacher answer for topic-specific reasoning. A saved progress tick is an activity record; judge mastery from the learner’s explanation and </w:t>
+      </w:r>
+      <w:r>
+        <w:rPr>
+          <w:b/>
+        </w:rPr>
+        <w:t>evidence</w:t>
+      </w:r>
+      <w:r>
+        <w:rPr>
+          <w:b w:val="0"/>
+        </w:rPr>
+        <w:t>.</w:t>
       </w:r>
     </w:p>
     <w:p>
@@ -3208,27 +5665,939 @@
     </w:p>
     <w:p>
       <w:r>
-        <w:t>Use the two formative questions as supported practice, not as independent mastery scores. Discuss the deciding evidence rather than accepting a guessed selection.</w:t>
-      </w:r>
-    </w:p>
-    <w:p>
-      <w:r>
+        <w:t>Use feedback, earlier review and portfolios purposefully. Apply the coding routine only when this lesson has an executable lab.</w:t>
+      </w:r>
+    </w:p>
+    <w:p>
+      <w:pPr>
+        <w:spacing w:line="336" w:lineRule="auto" w:after="180"/>
+      </w:pPr>
+      <w:r>
+        <w:rPr>
+          <w:b w:val="0"/>
+        </w:rPr>
+        <w:t xml:space="preserve">Use the two formative questions as supported practice, not as independent mastery scores. Discuss the deciding </w:t>
+      </w:r>
+      <w:r>
+        <w:rPr>
+          <w:b/>
+        </w:rPr>
+        <w:t>evidence</w:t>
+      </w:r>
+      <w:r>
+        <w:rPr>
+          <w:b w:val="0"/>
+        </w:rPr>
+        <w:t xml:space="preserve"> rather than accepting a guessed selection.</w:t>
+      </w:r>
+    </w:p>
+    <w:p>
+      <w:pPr>
+        <w:spacing w:line="336" w:lineRule="auto" w:after="180"/>
+      </w:pPr>
+      <w:r>
+        <w:rPr>
+          <w:b w:val="0"/>
+        </w:rPr>
         <w:t>The feedback comes from the reviewed public worked case. Do not reveal the separately reserved independent teacher answer until the learner has attempted that case.</w:t>
       </w:r>
     </w:p>
     <w:p>
-      <w:r>
-        <w:t>Ask students to predict before running code. Preserve errors and actual outputs; collect a changed test and an explanation. The branch-boundary and indexing lessons deliberately include failure cases.</w:t>
-      </w:r>
-    </w:p>
-    <w:p>
-      <w:r>
+      <w:pPr>
+        <w:spacing w:line="336" w:lineRule="auto" w:after="180"/>
+      </w:pPr>
+      <w:r>
+        <w:rPr>
+          <w:b w:val="0"/>
+        </w:rPr>
+        <w:t xml:space="preserve">Ask students to predict before running code. Preserve errors and actual </w:t>
+      </w:r>
+      <w:r>
+        <w:rPr>
+          <w:b/>
+        </w:rPr>
+        <w:t>output</w:t>
+      </w:r>
+      <w:r>
+        <w:rPr>
+          <w:b w:val="0"/>
+        </w:rPr>
+        <w:t>s; collect a changed test and an explanation. The branch-boundary and indexing lessons deliberately include failure cases.</w:t>
+      </w:r>
+    </w:p>
+    <w:p>
+      <w:pPr>
+        <w:spacing w:line="336" w:lineRule="auto" w:after="180"/>
+      </w:pPr>
+      <w:r>
+        <w:rPr>
+          <w:b w:val="0"/>
+        </w:rPr>
         <w:t>Use the earlier worked-explanation links to address a specific missing building block, then return to the current question. Adapt this suggestion after observing the learner; it is not an automatic diagnosis.</w:t>
       </w:r>
     </w:p>
     <w:p>
-      <w:r>
-        <w:t>Collect the completed-work portfolio as evidence. Record support separately from correctness, and assess explanation, trace/test and limitations. Progress ticks and quiz selections alone do not establish mastery.</w:t>
+      <w:pPr>
+        <w:spacing w:line="336" w:lineRule="auto" w:after="180"/>
+      </w:pPr>
+      <w:r>
+        <w:rPr>
+          <w:b w:val="0"/>
+        </w:rPr>
+        <w:t xml:space="preserve">Collect the completed-work portfolio as </w:t>
+      </w:r>
+      <w:r>
+        <w:rPr>
+          <w:b/>
+        </w:rPr>
+        <w:t>evidence</w:t>
+      </w:r>
+      <w:r>
+        <w:rPr>
+          <w:b w:val="0"/>
+        </w:rPr>
+        <w:t xml:space="preserve">. Record support separately from correctness, and assess explanation, trace/test and </w:t>
+      </w:r>
+      <w:r>
+        <w:rPr>
+          <w:b/>
+        </w:rPr>
+        <w:t>limitation</w:t>
+      </w:r>
+      <w:r>
+        <w:rPr>
+          <w:b w:val="0"/>
+        </w:rPr>
+        <w:t>s. Progress ticks and quiz selections alone do not establish mastery.</w:t>
+      </w:r>
+    </w:p>
+    <w:p>
+      <w:pPr>
+        <w:pStyle w:val="Heading1"/>
+      </w:pPr>
+      <w:r>
+        <w:t>09. Visual concept journey</w:t>
+      </w:r>
+    </w:p>
+    <w:p>
+      <w:r>
+        <w:t>Show one Capstone Expo graphic at a time, request a prediction and discuss its trace before the independent assessment.</w:t>
+      </w:r>
+    </w:p>
+    <w:p>
+      <w:pPr>
+        <w:spacing w:line="336" w:lineRule="auto" w:after="180"/>
+      </w:pPr>
+      <w:r>
+        <w:rPr>
+          <w:b w:val="0"/>
+        </w:rPr>
+        <w:t xml:space="preserve">Use one picture at a time. Hide a worked result before asking for a </w:t>
+      </w:r>
+      <w:r>
+        <w:rPr>
+          <w:b/>
+        </w:rPr>
+        <w:t>prediction</w:t>
+      </w:r>
+      <w:r>
+        <w:rPr>
+          <w:b w:val="0"/>
+        </w:rPr>
+        <w:t>, then reveal it for feedback. These are supported teaching cases; retain the separate independent assessment for a fresh first attempt.</w:t>
+      </w:r>
+    </w:p>
+    <w:p>
+      <w:pPr>
+        <w:pStyle w:val="Heading3"/>
+      </w:pPr>
+      <w:r>
+        <w:t>01. Capstone Expo: the case</w:t>
+      </w:r>
+    </w:p>
+    <w:p>
+      <w:r>
+        <w:drawing>
+          <wp:inline xmlns:a="http://schemas.openxmlformats.org/drawingml/2006/main" xmlns:pic="http://schemas.openxmlformats.org/drawingml/2006/picture">
+            <wp:extent cx="5486400" cy="3438144"/>
+            <wp:docPr id="2" name="Picture 2" descr="A fictional team presents its transparent book recommender on a reserved catalogue. Supplied facts: Request maximum 120 pages; score=2×interest+illustrated, where illustrated is 1 for True and 0 for False; tie by ID. A pages120 interest3 True; B pages100 interest4 False; C pages121 interest5 True; D pages90 interest&quot;4&quot; True. Numeric fields require exact integers."/>
+            <wp:cNvGraphicFramePr>
+              <a:graphicFrameLocks noChangeAspect="1"/>
+            </wp:cNvGraphicFramePr>
+            <a:graphic>
+              <a:graphicData uri="http://schemas.openxmlformats.org/drawingml/2006/picture">
+                <pic:pic>
+                  <pic:nvPicPr>
+                    <pic:cNvPr id="0" name="academy-story-ai-2-36-01.png"/>
+                    <pic:cNvPicPr/>
+                  </pic:nvPicPr>
+                  <pic:blipFill>
+                    <a:blip r:embed="rId10"/>
+                    <a:stretch>
+                      <a:fillRect/>
+                    </a:stretch>
+                  </pic:blipFill>
+                  <pic:spPr>
+                    <a:xfrm>
+                      <a:off x="0" y="0"/>
+                      <a:ext cx="5486400" cy="3438144"/>
+                    </a:xfrm>
+                    <a:prstGeom prst="rect"/>
+                  </pic:spPr>
+                </pic:pic>
+              </a:graphicData>
+            </a:graphic>
+          </wp:inline>
+        </w:drawing>
+      </w:r>
+    </w:p>
+    <w:p>
+      <w:pPr>
+        <w:spacing w:line="336" w:lineRule="auto" w:after="180"/>
+      </w:pPr>
+      <w:r>
+        <w:rPr>
+          <w:b w:val="0"/>
+        </w:rPr>
+        <w:t>A fictional team presents its transparent book recommender on a reserved catalogue. Supplied facts: Request maximum 120 pages; score=2×interest+illustrated, where illustrated is 1 for True and 0 for False; tie by ID.</w:t>
+      </w:r>
+    </w:p>
+    <w:p>
+      <w:pPr>
+        <w:spacing w:line="336" w:lineRule="auto" w:after="180"/>
+      </w:pPr>
+      <w:r>
+        <w:rPr>
+          <w:b w:val="0"/>
+        </w:rPr>
+        <w:t>A pages120 interest3 True; B pages100 interest4 False; C pages121 interest5 True; D pages90 interest"4" True. Numeric fields require exact integers.</w:t>
+      </w:r>
+    </w:p>
+    <w:p>
+      <w:pPr>
+        <w:spacing w:line="336" w:lineRule="auto" w:after="180"/>
+        <w:shd w:fill="F5F1FB"/>
+      </w:pPr>
+      <w:r>
+        <w:rPr>
+          <w:b w:val="0"/>
+        </w:rPr>
+        <w:t>Point to the given fact that matters most. Explain why it matters.</w:t>
+      </w:r>
+    </w:p>
+    <w:p>
+      <w:pPr>
+        <w:pStyle w:val="Heading3"/>
+      </w:pPr>
+      <w:r>
+        <w:t>Discuss while showing the picture</w:t>
+      </w:r>
+    </w:p>
+    <w:p>
+      <w:pPr>
+        <w:spacing w:line="336" w:lineRule="auto" w:after="180"/>
+        <w:shd w:fill="F1F6F8"/>
+      </w:pPr>
+      <w:r>
+        <w:rPr>
+          <w:b w:val="0"/>
+        </w:rPr>
+        <w:t>Teacher prompt: Point to the given fact that matters most. Explain why it matters. Ask learners to describe one label or arrow in ordinary words. Use the adjacent transcript if the image is difficult to see.</w:t>
+      </w:r>
+    </w:p>
+    <w:p>
+      <w:pPr>
+        <w:pStyle w:val="Heading3"/>
+      </w:pPr>
+      <w:r>
+        <w:t>02. Follow the deciding steps</w:t>
+      </w:r>
+    </w:p>
+    <w:p>
+      <w:r>
+        <w:drawing>
+          <wp:inline xmlns:a="http://schemas.openxmlformats.org/drawingml/2006/main" xmlns:pic="http://schemas.openxmlformats.org/drawingml/2006/picture">
+            <wp:extent cx="5486400" cy="4005072"/>
+            <wp:docPr id="3" name="Picture 3" descr="Validate: D has text interest and is rejected; A,B,C have valid fields. → Filter: A and B meet the page limit; C exceeds it. → Rank: A scores 7; B scores 8, so B wins. → Defend evidence: Explain two eligible items, one page-limit exclusion and one type rejection."/>
+            <wp:cNvGraphicFramePr>
+              <a:graphicFrameLocks noChangeAspect="1"/>
+            </wp:cNvGraphicFramePr>
+            <a:graphic>
+              <a:graphicData uri="http://schemas.openxmlformats.org/drawingml/2006/picture">
+                <pic:pic>
+                  <pic:nvPicPr>
+                    <pic:cNvPr id="0" name="academy-story-ai-2-36-02.png"/>
+                    <pic:cNvPicPr/>
+                  </pic:nvPicPr>
+                  <pic:blipFill>
+                    <a:blip r:embed="rId11"/>
+                    <a:stretch>
+                      <a:fillRect/>
+                    </a:stretch>
+                  </pic:blipFill>
+                  <pic:spPr>
+                    <a:xfrm>
+                      <a:off x="0" y="0"/>
+                      <a:ext cx="5486400" cy="4005072"/>
+                    </a:xfrm>
+                    <a:prstGeom prst="rect"/>
+                  </pic:spPr>
+                </pic:pic>
+              </a:graphicData>
+            </a:graphic>
+          </wp:inline>
+        </w:drawing>
+      </w:r>
+    </w:p>
+    <w:p>
+      <w:pPr>
+        <w:spacing w:line="336" w:lineRule="auto" w:after="180"/>
+      </w:pPr>
+      <w:r>
+        <w:rPr>
+          <w:b w:val="0"/>
+        </w:rPr>
+        <w:t xml:space="preserve">Validate: D has text interest and is rejected; A,B,C have valid fields. → Filter: A and B meet the page limit; C exceeds it. → Rank: A scores 7; B scores 8, so B wins. → Defend </w:t>
+      </w:r>
+      <w:r>
+        <w:rPr>
+          <w:b/>
+        </w:rPr>
+        <w:t>evidence</w:t>
+      </w:r>
+      <w:r>
+        <w:rPr>
+          <w:b w:val="0"/>
+        </w:rPr>
+        <w:t>: Explain two eligible items, one page-limit exclusion and one type rejection.</w:t>
+      </w:r>
+    </w:p>
+    <w:p>
+      <w:pPr>
+        <w:spacing w:line="336" w:lineRule="auto" w:after="180"/>
+        <w:shd w:fill="F5F1FB"/>
+      </w:pPr>
+      <w:r>
+        <w:rPr>
+          <w:b w:val="0"/>
+        </w:rPr>
+        <w:t xml:space="preserve">Point to each numbered stage and explain which recorded </w:t>
+      </w:r>
+      <w:r>
+        <w:rPr>
+          <w:b/>
+        </w:rPr>
+        <w:t>input</w:t>
+      </w:r>
+      <w:r>
+        <w:rPr>
+          <w:b w:val="0"/>
+        </w:rPr>
+        <w:t xml:space="preserve"> it uses.</w:t>
+      </w:r>
+    </w:p>
+    <w:p>
+      <w:pPr>
+        <w:pStyle w:val="Heading3"/>
+      </w:pPr>
+      <w:r>
+        <w:t>Discuss while showing the picture</w:t>
+      </w:r>
+    </w:p>
+    <w:p>
+      <w:pPr>
+        <w:spacing w:line="336" w:lineRule="auto" w:after="180"/>
+        <w:shd w:fill="F1F6F8"/>
+      </w:pPr>
+      <w:r>
+        <w:rPr>
+          <w:b w:val="0"/>
+        </w:rPr>
+        <w:t xml:space="preserve">Teacher prompt: Point to each numbered stage and explain which recorded </w:t>
+      </w:r>
+      <w:r>
+        <w:rPr>
+          <w:b/>
+        </w:rPr>
+        <w:t>input</w:t>
+      </w:r>
+      <w:r>
+        <w:rPr>
+          <w:b w:val="0"/>
+        </w:rPr>
+        <w:t xml:space="preserve"> it uses. Ask learners to describe one label or arrow in ordinary words. Use the adjacent transcript if the image is difficult to see.</w:t>
+      </w:r>
+    </w:p>
+    <w:p>
+      <w:pPr>
+        <w:pStyle w:val="Heading3"/>
+      </w:pPr>
+      <w:r>
+        <w:t>03. Follow the evidence</w:t>
+      </w:r>
+    </w:p>
+    <w:p>
+      <w:r>
+        <w:drawing>
+          <wp:inline xmlns:a="http://schemas.openxmlformats.org/drawingml/2006/main" xmlns:pic="http://schemas.openxmlformats.org/drawingml/2006/picture">
+            <wp:extent cx="5486400" cy="2834640"/>
+            <wp:docPr id="4" name="Picture 4" descr="Follow the evidence. Claim | A selected by stated policy | Show trace and inputs. Quality | Tested cases and failures | Show full denominators. Handover | Versions and run steps | Peer can reproduce"/>
+            <wp:cNvGraphicFramePr>
+              <a:graphicFrameLocks noChangeAspect="1"/>
+            </wp:cNvGraphicFramePr>
+            <a:graphic>
+              <a:graphicData uri="http://schemas.openxmlformats.org/drawingml/2006/picture">
+                <pic:pic>
+                  <pic:nvPicPr>
+                    <pic:cNvPr id="0" name="academy-story-ai-2-36-03.png"/>
+                    <pic:cNvPicPr/>
+                  </pic:nvPicPr>
+                  <pic:blipFill>
+                    <a:blip r:embed="rId12"/>
+                    <a:stretch>
+                      <a:fillRect/>
+                    </a:stretch>
+                  </pic:blipFill>
+                  <pic:spPr>
+                    <a:xfrm>
+                      <a:off x="0" y="0"/>
+                      <a:ext cx="5486400" cy="2834640"/>
+                    </a:xfrm>
+                    <a:prstGeom prst="rect"/>
+                  </pic:spPr>
+                </pic:pic>
+              </a:graphicData>
+            </a:graphic>
+          </wp:inline>
+        </w:drawing>
+      </w:r>
+    </w:p>
+    <w:p>
+      <w:pPr>
+        <w:spacing w:line="336" w:lineRule="auto" w:after="180"/>
+      </w:pPr>
+      <w:r>
+        <w:rPr>
+          <w:b w:val="0"/>
+        </w:rPr>
+        <w:t xml:space="preserve">Follow the </w:t>
+      </w:r>
+      <w:r>
+        <w:rPr>
+          <w:b/>
+        </w:rPr>
+        <w:t>evidence</w:t>
+      </w:r>
+      <w:r>
+        <w:rPr>
+          <w:b w:val="0"/>
+        </w:rPr>
+        <w:t xml:space="preserve">. Claim | A selected by stated policy | Show trace and </w:t>
+      </w:r>
+      <w:r>
+        <w:rPr>
+          <w:b/>
+        </w:rPr>
+        <w:t>input</w:t>
+      </w:r>
+      <w:r>
+        <w:rPr>
+          <w:b w:val="0"/>
+        </w:rPr>
+        <w:t xml:space="preserve">s. Quality | Tested cases and failures | Show full denominators. </w:t>
+      </w:r>
+      <w:r>
+        <w:rPr>
+          <w:b/>
+        </w:rPr>
+        <w:t>Handover</w:t>
+      </w:r>
+      <w:r>
+        <w:rPr>
+          <w:b w:val="0"/>
+        </w:rPr>
+        <w:t xml:space="preserve"> | Versions and run steps | Peer can reproduce</w:t>
+      </w:r>
+    </w:p>
+    <w:p>
+      <w:pPr>
+        <w:spacing w:line="336" w:lineRule="auto" w:after="180"/>
+        <w:shd w:fill="F5F1FB"/>
+      </w:pPr>
+      <w:r>
+        <w:rPr>
+          <w:b w:val="0"/>
+        </w:rPr>
+        <w:t>Read the labels and values. Explain the relationship the model shows.</w:t>
+      </w:r>
+    </w:p>
+    <w:p>
+      <w:pPr>
+        <w:pStyle w:val="Heading3"/>
+      </w:pPr>
+      <w:r>
+        <w:t>Discuss while showing the picture</w:t>
+      </w:r>
+    </w:p>
+    <w:p>
+      <w:pPr>
+        <w:spacing w:line="336" w:lineRule="auto" w:after="180"/>
+        <w:shd w:fill="F1F6F8"/>
+      </w:pPr>
+      <w:r>
+        <w:rPr>
+          <w:b w:val="0"/>
+        </w:rPr>
+        <w:t>Teacher prompt: Read the labels and values. Explain the relationship the model shows. Ask learners to describe one label or arrow in ordinary words. Use the adjacent transcript if the image is difficult to see.</w:t>
+      </w:r>
+    </w:p>
+    <w:p>
+      <w:pPr>
+        <w:pStyle w:val="Heading3"/>
+      </w:pPr>
+      <w:r>
+        <w:t>04. Change one thing. Trace what follows.</w:t>
+      </w:r>
+    </w:p>
+    <w:p>
+      <w:r>
+        <w:drawing>
+          <wp:inline xmlns:a="http://schemas.openxmlformats.org/drawingml/2006/main" xmlns:pic="http://schemas.openxmlformats.org/drawingml/2006/picture">
+            <wp:extent cx="5486400" cy="3179064"/>
+            <wp:docPr id="5" name="Picture 5" descr="Original case: Explain two eligible items, one page-limit exclusion and one type rejection. Changed condition: An authorised repair converts D’s interest to integer 4. Expected result: D becomes eligible and scores 9, so it wins. Reason: The evidence-backed input repair changes validation and then ranking; record this as a new case/version."/>
+            <wp:cNvGraphicFramePr>
+              <a:graphicFrameLocks noChangeAspect="1"/>
+            </wp:cNvGraphicFramePr>
+            <a:graphic>
+              <a:graphicData uri="http://schemas.openxmlformats.org/drawingml/2006/picture">
+                <pic:pic>
+                  <pic:nvPicPr>
+                    <pic:cNvPr id="0" name="academy-story-ai-2-36-04.png"/>
+                    <pic:cNvPicPr/>
+                  </pic:nvPicPr>
+                  <pic:blipFill>
+                    <a:blip r:embed="rId13"/>
+                    <a:stretch>
+                      <a:fillRect/>
+                    </a:stretch>
+                  </pic:blipFill>
+                  <pic:spPr>
+                    <a:xfrm>
+                      <a:off x="0" y="0"/>
+                      <a:ext cx="5486400" cy="3179064"/>
+                    </a:xfrm>
+                    <a:prstGeom prst="rect"/>
+                  </pic:spPr>
+                </pic:pic>
+              </a:graphicData>
+            </a:graphic>
+          </wp:inline>
+        </w:drawing>
+      </w:r>
+    </w:p>
+    <w:p>
+      <w:pPr>
+        <w:spacing w:line="336" w:lineRule="auto" w:after="180"/>
+      </w:pPr>
+      <w:r>
+        <w:rPr>
+          <w:b w:val="0"/>
+        </w:rPr>
+        <w:t>Original case: Explain two eligible items, one page-limit exclusion and one type rejection. Changed condition: An authorised repair converts D’s interest to integer 4.</w:t>
+      </w:r>
+    </w:p>
+    <w:p>
+      <w:pPr>
+        <w:spacing w:line="336" w:lineRule="auto" w:after="180"/>
+      </w:pPr>
+      <w:r>
+        <w:rPr>
+          <w:b w:val="0"/>
+        </w:rPr>
+        <w:t xml:space="preserve">Expected result: D becomes eligible and scores 9, so it wins. Reason: The </w:t>
+      </w:r>
+      <w:r>
+        <w:rPr>
+          <w:b/>
+        </w:rPr>
+        <w:t>evidence</w:t>
+      </w:r>
+      <w:r>
+        <w:rPr>
+          <w:b w:val="0"/>
+        </w:rPr>
+        <w:t xml:space="preserve">-backed </w:t>
+      </w:r>
+      <w:r>
+        <w:rPr>
+          <w:b/>
+        </w:rPr>
+        <w:t>input</w:t>
+      </w:r>
+      <w:r>
+        <w:rPr>
+          <w:b w:val="0"/>
+        </w:rPr>
+        <w:t xml:space="preserve"> repair changes validation and then ranking; record this as a new case/version.</w:t>
+      </w:r>
+    </w:p>
+    <w:p>
+      <w:pPr>
+        <w:spacing w:line="336" w:lineRule="auto" w:after="180"/>
+        <w:shd w:fill="F5F1FB"/>
+      </w:pPr>
+      <w:r>
+        <w:rPr>
+          <w:b w:val="0"/>
+        </w:rPr>
+        <w:t>Predict before checking the worked changed-case result. Name what changed and what the supplied facts allow you to conclude.</w:t>
+      </w:r>
+    </w:p>
+    <w:p>
+      <w:pPr>
+        <w:pStyle w:val="Heading3"/>
+      </w:pPr>
+      <w:r>
+        <w:t>Discuss while showing the picture</w:t>
+      </w:r>
+    </w:p>
+    <w:p>
+      <w:pPr>
+        <w:spacing w:line="336" w:lineRule="auto" w:after="180"/>
+        <w:shd w:fill="F1F6F8"/>
+      </w:pPr>
+      <w:r>
+        <w:rPr>
+          <w:b w:val="0"/>
+        </w:rPr>
+        <w:t>Teacher prompt: Predict before checking the worked changed-case result. Name what changed and what the supplied facts allow you to conclude. Ask learners to describe one label or arrow in ordinary words.</w:t>
+      </w:r>
+    </w:p>
+    <w:p>
+      <w:pPr>
+        <w:spacing w:line="336" w:lineRule="auto" w:after="180"/>
+        <w:shd w:fill="F1F6F8"/>
+      </w:pPr>
+      <w:r>
+        <w:rPr>
+          <w:b w:val="0"/>
+        </w:rPr>
+        <w:t xml:space="preserve">Use the adjacent transcript if the image is difficult to see. Changed-case reasoning: The </w:t>
+      </w:r>
+      <w:r>
+        <w:rPr>
+          <w:b/>
+        </w:rPr>
+        <w:t>evidence</w:t>
+      </w:r>
+      <w:r>
+        <w:rPr>
+          <w:b w:val="0"/>
+        </w:rPr>
+        <w:t xml:space="preserve">-backed </w:t>
+      </w:r>
+      <w:r>
+        <w:rPr>
+          <w:b/>
+        </w:rPr>
+        <w:t>input</w:t>
+      </w:r>
+      <w:r>
+        <w:rPr>
+          <w:b w:val="0"/>
+        </w:rPr>
+        <w:t xml:space="preserve"> repair changes validation and then ranking; record this as a new case/version.</w:t>
+      </w:r>
+    </w:p>
+    <w:p>
+      <w:pPr>
+        <w:pStyle w:val="Heading3"/>
+      </w:pPr>
+      <w:r>
+        <w:t>05. Connect the explanation to its limit</w:t>
+      </w:r>
+    </w:p>
+    <w:p>
+      <w:r>
+        <w:drawing>
+          <wp:inline xmlns:a="http://schemas.openxmlformats.org/drawingml/2006/main" xmlns:pic="http://schemas.openxmlformats.org/drawingml/2006/picture">
+            <wp:extent cx="5486400" cy="2834640"/>
+            <wp:docPr id="6" name="Picture 6" descr="A presentation should let someone rebuild the result from the stated contract. A’s equality is accepted; D is not silently converted; C’s high preference score cannot override the page requirement. Reversing rows must preserve B because it has the unique highest eligible score. Keep the reserved case distinct from practice demonstrations. Limit: A defensible algorithmic trace does not prove B will be liked or that classroom learning improved."/>
+            <wp:cNvGraphicFramePr>
+              <a:graphicFrameLocks noChangeAspect="1"/>
+            </wp:cNvGraphicFramePr>
+            <a:graphic>
+              <a:graphicData uri="http://schemas.openxmlformats.org/drawingml/2006/picture">
+                <pic:pic>
+                  <pic:nvPicPr>
+                    <pic:cNvPr id="0" name="academy-story-ai-2-36-05.png"/>
+                    <pic:cNvPicPr/>
+                  </pic:nvPicPr>
+                  <pic:blipFill>
+                    <a:blip r:embed="rId14"/>
+                    <a:stretch>
+                      <a:fillRect/>
+                    </a:stretch>
+                  </pic:blipFill>
+                  <pic:spPr>
+                    <a:xfrm>
+                      <a:off x="0" y="0"/>
+                      <a:ext cx="5486400" cy="2834640"/>
+                    </a:xfrm>
+                    <a:prstGeom prst="rect"/>
+                  </pic:spPr>
+                </pic:pic>
+              </a:graphicData>
+            </a:graphic>
+          </wp:inline>
+        </w:drawing>
+      </w:r>
+    </w:p>
+    <w:p>
+      <w:pPr>
+        <w:spacing w:line="336" w:lineRule="auto" w:after="180"/>
+      </w:pPr>
+      <w:r>
+        <w:rPr>
+          <w:b w:val="0"/>
+        </w:rPr>
+        <w:t>A presentation should let someone rebuild the result from the stated contract. A’s equality is accepted; D is not silently converted; C’s high preference score cannot override the page requirement.</w:t>
+      </w:r>
+    </w:p>
+    <w:p>
+      <w:pPr>
+        <w:spacing w:line="336" w:lineRule="auto" w:after="180"/>
+      </w:pPr>
+      <w:r>
+        <w:rPr>
+          <w:b w:val="0"/>
+        </w:rPr>
+        <w:t xml:space="preserve">Reversing rows must preserve B because it has the unique highest eligible score. Keep the reserved case distinct from practice </w:t>
+      </w:r>
+      <w:r>
+        <w:rPr>
+          <w:b/>
+        </w:rPr>
+        <w:t>demonstration</w:t>
+      </w:r>
+      <w:r>
+        <w:rPr>
+          <w:b w:val="0"/>
+        </w:rPr>
+        <w:t>s.</w:t>
+      </w:r>
+    </w:p>
+    <w:p>
+      <w:pPr>
+        <w:spacing w:line="336" w:lineRule="auto" w:after="180"/>
+      </w:pPr>
+      <w:r>
+        <w:rPr>
+          <w:b w:val="0"/>
+        </w:rPr>
+        <w:t>Limit: A defensible algorithmic trace does not prove B will be liked or that classroom learning improved.</w:t>
+      </w:r>
+    </w:p>
+    <w:p>
+      <w:pPr>
+        <w:spacing w:line="336" w:lineRule="auto" w:after="180"/>
+        <w:shd w:fill="F5F1FB"/>
+      </w:pPr>
+      <w:r>
+        <w:rPr>
+          <w:b w:val="0"/>
+        </w:rPr>
+        <w:t>Explain the case, then point to a limit on the claim.</w:t>
+      </w:r>
+    </w:p>
+    <w:p>
+      <w:pPr>
+        <w:pStyle w:val="Heading3"/>
+      </w:pPr>
+      <w:r>
+        <w:t>Discuss while showing the picture</w:t>
+      </w:r>
+    </w:p>
+    <w:p>
+      <w:pPr>
+        <w:spacing w:line="336" w:lineRule="auto" w:after="180"/>
+        <w:shd w:fill="F1F6F8"/>
+      </w:pPr>
+      <w:r>
+        <w:rPr>
+          <w:b w:val="0"/>
+        </w:rPr>
+        <w:t>Teacher prompt: Explain the case, then point to a limit on the claim. Ask learners to describe one label or arrow in ordinary words. Use the adjacent transcript if the image is difficult to see.</w:t>
+      </w:r>
+    </w:p>
+    <w:p>
+      <w:pPr>
+        <w:spacing w:line="336" w:lineRule="auto" w:after="180"/>
+        <w:shd w:fill="F1F6F8"/>
+      </w:pPr>
+      <w:r>
+        <w:rPr>
+          <w:b w:val="0"/>
+        </w:rPr>
+        <w:t>Keep the stated scope: A defensible algorithmic trace does not prove B will be liked or that classroom learning improved.</w:t>
+      </w:r>
+    </w:p>
+    <w:p>
+      <w:pPr>
+        <w:pStyle w:val="Heading3"/>
+      </w:pPr>
+      <w:r>
+        <w:t>06. Make the idea visible in your project</w:t>
+      </w:r>
+    </w:p>
+    <w:p>
+      <w:r>
+        <w:drawing>
+          <wp:inline xmlns:a="http://schemas.openxmlformats.org/drawingml/2006/main" xmlns:pic="http://schemas.openxmlformats.org/drawingml/2006/picture">
+            <wp:extent cx="5486400" cy="3380232"/>
+            <wp:docPr id="7" name="Picture 7" descr="Present the Transparent Book Recommender’s code, baseline, full-case traces, reserved results and limitations, without claiming fictional results as pupil work. Draw your input, deciding step, result and limit. Supported question: Give the original winning ID, its score, and counts of eligible, excluded and invalid rows."/>
+            <wp:cNvGraphicFramePr>
+              <a:graphicFrameLocks noChangeAspect="1"/>
+            </wp:cNvGraphicFramePr>
+            <a:graphic>
+              <a:graphicData uri="http://schemas.openxmlformats.org/drawingml/2006/picture">
+                <pic:pic>
+                  <pic:nvPicPr>
+                    <pic:cNvPr id="0" name="academy-story-ai-2-36-06.png"/>
+                    <pic:cNvPicPr/>
+                  </pic:nvPicPr>
+                  <pic:blipFill>
+                    <a:blip r:embed="rId15"/>
+                    <a:stretch>
+                      <a:fillRect/>
+                    </a:stretch>
+                  </pic:blipFill>
+                  <pic:spPr>
+                    <a:xfrm>
+                      <a:off x="0" y="0"/>
+                      <a:ext cx="5486400" cy="3380232"/>
+                    </a:xfrm>
+                    <a:prstGeom prst="rect"/>
+                  </pic:spPr>
+                </pic:pic>
+              </a:graphicData>
+            </a:graphic>
+          </wp:inline>
+        </w:drawing>
+      </w:r>
+    </w:p>
+    <w:p>
+      <w:pPr>
+        <w:spacing w:line="336" w:lineRule="auto" w:after="180"/>
+      </w:pPr>
+      <w:r>
+        <w:rPr>
+          <w:b w:val="0"/>
+        </w:rPr>
+        <w:t xml:space="preserve">Present the Transparent Book Recommender’s code, baseline, full-case traces, reserved results and </w:t>
+      </w:r>
+      <w:r>
+        <w:rPr>
+          <w:b/>
+        </w:rPr>
+        <w:t>limitation</w:t>
+      </w:r>
+      <w:r>
+        <w:rPr>
+          <w:b w:val="0"/>
+        </w:rPr>
+        <w:t xml:space="preserve">s, without claiming fictional results as pupil work. Draw your </w:t>
+      </w:r>
+      <w:r>
+        <w:rPr>
+          <w:b/>
+        </w:rPr>
+        <w:t>input</w:t>
+      </w:r>
+      <w:r>
+        <w:rPr>
+          <w:b w:val="0"/>
+        </w:rPr>
+        <w:t>, deciding step, result and limit.</w:t>
+      </w:r>
+    </w:p>
+    <w:p>
+      <w:pPr>
+        <w:spacing w:line="336" w:lineRule="auto" w:after="180"/>
+      </w:pPr>
+      <w:r>
+        <w:rPr>
+          <w:b w:val="0"/>
+        </w:rPr>
+        <w:t>Supported question: Give the original winning ID, its score, and counts of eligible, excluded and invalid rows.</w:t>
+      </w:r>
+    </w:p>
+    <w:p>
+      <w:pPr>
+        <w:spacing w:line="336" w:lineRule="auto" w:after="180"/>
+        <w:shd w:fill="F5F1FB"/>
+      </w:pPr>
+      <w:r>
+        <w:rPr>
+          <w:b w:val="0"/>
+        </w:rPr>
+        <w:t xml:space="preserve">Draw your project trace and justify the deciding step using </w:t>
+      </w:r>
+      <w:r>
+        <w:rPr>
+          <w:b/>
+        </w:rPr>
+        <w:t>evidence</w:t>
+      </w:r>
+      <w:r>
+        <w:rPr>
+          <w:b w:val="0"/>
+        </w:rPr>
+        <w:t>.</w:t>
+      </w:r>
+    </w:p>
+    <w:p>
+      <w:pPr>
+        <w:pStyle w:val="Heading3"/>
+      </w:pPr>
+      <w:r>
+        <w:t>Discuss while showing the picture</w:t>
+      </w:r>
+    </w:p>
+    <w:p>
+      <w:pPr>
+        <w:spacing w:line="336" w:lineRule="auto" w:after="180"/>
+        <w:shd w:fill="F1F6F8"/>
+      </w:pPr>
+      <w:r>
+        <w:rPr>
+          <w:b w:val="0"/>
+        </w:rPr>
+        <w:t xml:space="preserve">Teacher prompt: Draw your project trace and justify the deciding step using </w:t>
+      </w:r>
+      <w:r>
+        <w:rPr>
+          <w:b/>
+        </w:rPr>
+        <w:t>evidence</w:t>
+      </w:r>
+      <w:r>
+        <w:rPr>
+          <w:b w:val="0"/>
+        </w:rPr>
+        <w:t>. Ask learners to describe one label or arrow in ordinary words. Use the adjacent transcript if the image is difficult to see.</w:t>
+      </w:r>
+    </w:p>
+    <w:p>
+      <w:pPr>
+        <w:spacing w:line="336" w:lineRule="auto" w:after="180"/>
+        <w:shd w:fill="F1F6F8"/>
+      </w:pPr>
+      <w:r>
+        <w:rPr>
+          <w:b w:val="0"/>
+        </w:rPr>
+        <w:t>Supported practice key: B wins with 8. Two rows eligible, one valid-but-too-long row excluded, one type-invalid row rejected.</w:t>
       </w:r>
     </w:p>
     <w:sectPr>

--- a/downloads/teacher/ai-2-week-36.docx
+++ b/downloads/teacher/ai-2-week-36.docx
@@ -131,7 +131,7 @@
           </w:tcPr>
           <w:p>
             <w:r>
-              <w:t>Sections 1–6; record the brief recall in the workbook.</w:t>
+              <w:t>Use Your mission, Notice the evidence, See how it works, Compare the cases, Words that unlock the idea and Follow a worked example; record the brief recall in the workbook.</w:t>
             </w:r>
           </w:p>
         </w:tc>
@@ -163,7 +163,7 @@
           </w:tcPr>
           <w:p>
             <w:r>
-              <w:t>Sections 7–10; use the matching workbook W2 and misconception check.</w:t>
+              <w:t>Use Find and repair a mistake, Practise together, Run the investigation and Build your understanding; use the matching workbook W2 and misconception check.</w:t>
             </w:r>
           </w:p>
         </w:tc>
@@ -195,7 +195,7 @@
           </w:tcPr>
           <w:p>
             <w:r>
-              <w:t>Sections 9 and 11–14. Give extra time to finish the full task set; use Section 15 when the week includes a coding lab.</w:t>
+              <w:t>Use Run the investigation, Connect your project, Show what you know, Study a complete case and Try a new case independently. Allow extra time for the full task set. Use a coding lab only when this week actually provides one; Your lesson route is the planning section.</w:t>
             </w:r>
           </w:p>
         </w:tc>
@@ -5129,7 +5129,7 @@
           </w:tcPr>
           <w:p>
             <w:r>
-              <w:t>Sections 1–6; record the brief recall in the workbook.</w:t>
+              <w:t>Use Your mission, Notice the evidence, See how it works, Compare the cases, Words that unlock the idea and Follow a worked example; record the brief recall in the workbook.</w:t>
             </w:r>
           </w:p>
         </w:tc>
@@ -5161,7 +5161,7 @@
           </w:tcPr>
           <w:p>
             <w:r>
-              <w:t>Sections 7–10; use the matching workbook W2 and misconception check.</w:t>
+              <w:t>Use Find and repair a mistake, Practise together, Run the investigation and Build your understanding; use the matching workbook W2 and misconception check.</w:t>
             </w:r>
           </w:p>
         </w:tc>
@@ -5193,7 +5193,7 @@
           </w:tcPr>
           <w:p>
             <w:r>
-              <w:t>Sections 9 and 11–14. Give extra time to finish the full task set; use Section 15 when the week includes a coding lab.</w:t>
+              <w:t>Use Run the investigation, Connect your project, Show what you know, Study a complete case and Try a new case independently. Allow extra time for the full task set. Use a coding lab only when this week actually provides one; Your lesson route is the planning section.</w:t>
             </w:r>
           </w:p>
         </w:tc>

--- a/downloads/teacher/ai-2-week-36.docx
+++ b/downloads/teacher/ai-2-week-36.docx
@@ -25,20 +25,38 @@
         <w:pStyle w:val="Heading1"/>
       </w:pPr>
       <w:r>
-        <w:t>01. Capstone Expo</w:t>
-      </w:r>
-    </w:p>
-    <w:p>
-      <w:r>
-        <w:t>Prepare Capstone Expo: check the target, prerequisites, resources and adaptable teaching schedule.</w:t>
-      </w:r>
-    </w:p>
-    <w:p>
-      <w:pPr>
-        <w:pStyle w:val="Heading3"/>
-      </w:pPr>
-      <w:r>
-        <w:t>Teach the learning cycle</w:t>
+        <w:t>Assess the explanation, trace and limits of the actual project.</w:t>
+      </w:r>
+    </w:p>
+    <w:p>
+      <w:r>
+        <w:t>Model supported examples, withhold the independent task, preserve support records and plan a delayed return.</w:t>
+      </w:r>
+    </w:p>
+    <w:p>
+      <w:r>
+        <w:t>Require enough evidence to reproduce the choice; keep software correctness separate from unmeasured learning benefit.</w:t>
+      </w:r>
+    </w:p>
+    <w:p>
+      <w:pPr>
+        <w:pStyle w:val="Heading1"/>
+      </w:pPr>
+      <w:r>
+        <w:t>01. Prepare this connected week</w:t>
+      </w:r>
+    </w:p>
+    <w:p>
+      <w:r>
+        <w:t>Use one main plan and keep practice separate from the independent first attempt.</w:t>
+      </w:r>
+    </w:p>
+    <w:p>
+      <w:pPr>
+        <w:pStyle w:val="Heading2"/>
+      </w:pPr>
+      <w:r>
+        <w:t>Learning goal and precision</w:t>
       </w:r>
     </w:p>
     <w:p>
@@ -56,6 +74,134 @@
           <w:b/>
         </w:rPr>
         <w:t>evidence</w:t>
+      </w:r>
+    </w:p>
+    <w:p>
+      <w:pPr>
+        <w:spacing w:line="336" w:lineRule="auto" w:after="180"/>
+      </w:pPr>
+      <w:r>
+        <w:rPr>
+          <w:b w:val="0"/>
+        </w:rPr>
+        <w:t xml:space="preserve">Teach Week 36 as a two-session investigation using fictional data. Finish the fictional activity chooser with a short </w:t>
+      </w:r>
+      <w:r>
+        <w:rPr>
+          <w:b/>
+        </w:rPr>
+        <w:t>evidence</w:t>
+      </w:r>
+      <w:r>
+        <w:rPr>
+          <w:b w:val="0"/>
+        </w:rPr>
+        <w:t xml:space="preserve">-based presentation and a reproducible </w:t>
+      </w:r>
+      <w:r>
+        <w:rPr>
+          <w:b/>
+        </w:rPr>
+        <w:t>handover</w:t>
+      </w:r>
+      <w:r>
+        <w:rPr>
+          <w:b w:val="0"/>
+        </w:rPr>
+        <w:t>.</w:t>
+      </w:r>
+    </w:p>
+    <w:p>
+      <w:pPr>
+        <w:spacing w:line="336" w:lineRule="auto" w:after="180"/>
+      </w:pPr>
+      <w:r>
+        <w:rPr>
+          <w:b w:val="0"/>
+        </w:rPr>
+        <w:t xml:space="preserve">Show the purpose, contract, pipeline, one ordinary trace, one boundary or failure case, improvements and remaining limits. A working </w:t>
+      </w:r>
+      <w:r>
+        <w:rPr>
+          <w:b/>
+        </w:rPr>
+        <w:t>demonstration</w:t>
+      </w:r>
+      <w:r>
+        <w:rPr>
+          <w:b w:val="0"/>
+        </w:rPr>
+        <w:t xml:space="preserve"> supports a software claim, not a claim of proven learning benefit.</w:t>
+      </w:r>
+    </w:p>
+    <w:p>
+      <w:pPr>
+        <w:spacing w:line="336" w:lineRule="auto" w:after="180"/>
+      </w:pPr>
+      <w:r>
+        <w:rPr>
+          <w:b w:val="0"/>
+        </w:rPr>
+        <w:t>Assess the three stated outcomes through the independent task, not by copying the worked result.</w:t>
+      </w:r>
+    </w:p>
+    <w:p>
+      <w:pPr>
+        <w:spacing w:line="336" w:lineRule="auto" w:after="180"/>
+      </w:pPr>
+      <w:r>
+        <w:rPr>
+          <w:b w:val="0"/>
+        </w:rPr>
+        <w:t>By the end, I can defend a complete recommendation with validation, eligibility and reproducible ranking.</w:t>
+      </w:r>
+    </w:p>
+    <w:p>
+      <w:pPr>
+        <w:pStyle w:val="Heading2"/>
+      </w:pPr>
+      <w:r>
+        <w:t>What to prepare</w:t>
+      </w:r>
+    </w:p>
+    <w:p>
+      <w:pPr>
+        <w:pStyle w:val="ListBullet"/>
+      </w:pPr>
+      <w:r>
+        <w:t>Use the supplied scenario, student illustrations and blank paper. For numeric work, offer counters or a calculator after learners show the setup. Fictional records are supplied; personal data and paid accounts are unnecessary.</w:t>
+      </w:r>
+    </w:p>
+    <w:p>
+      <w:pPr>
+        <w:pStyle w:val="ListBullet"/>
+      </w:pPr>
+      <w:r>
+        <w:t>Python 3 editor with a fresh local practice file</w:t>
+      </w:r>
+    </w:p>
+    <w:p>
+      <w:pPr>
+        <w:pStyle w:val="ListBullet"/>
+      </w:pPr>
+      <w:r>
+        <w:t>Paper trace table and the student workbook</w:t>
+      </w:r>
+    </w:p>
+    <w:p>
+      <w:pPr>
+        <w:pStyle w:val="ListBullet"/>
+      </w:pPr>
+      <w:r>
+        <w:t>Fictional input records from this lesson; no real student identifiers</w:t>
+      </w:r>
+    </w:p>
+    <w:p>
+      <w:pPr>
+        <w:pStyle w:val="Heading2"/>
+      </w:pPr>
+      <w:r>
+        <w:t>Main teaching plan</w:t>
       </w:r>
     </w:p>
     <w:tbl>
@@ -237,9 +383,202 @@
     </w:p>
     <w:p>
       <w:pPr>
+        <w:pStyle w:val="Heading2"/>
+      </w:pPr>
+      <w:r>
+        <w:t>Opening retrieval and readiness</w:t>
+      </w:r>
+    </w:p>
+    <w:p>
+      <w:pPr>
+        <w:spacing w:line="336" w:lineRule="auto" w:after="180"/>
+      </w:pPr>
+      <w:r>
+        <w:rPr>
+          <w:b w:val="0"/>
+        </w:rPr>
+        <w:t>Without opening the old lesson, explain one key idea from Improve and Challenge. Give an example and a mistake that the idea helps you avoid.</w:t>
+      </w:r>
+    </w:p>
+    <w:p>
+      <w:pPr>
+        <w:spacing w:line="336" w:lineRule="auto" w:after="180"/>
+      </w:pPr>
+      <w:r>
+        <w:rPr>
+          <w:b w:val="0"/>
+        </w:rPr>
+        <w:t>Look for: Repair a specific observed failure</w:t>
+      </w:r>
+    </w:p>
+    <w:p>
+      <w:pPr>
+        <w:spacing w:line="336" w:lineRule="auto" w:after="180"/>
+      </w:pPr>
+      <w:r>
+        <w:rPr>
+          <w:b w:val="0"/>
+        </w:rPr>
+        <w:t>Reference example, not the only acceptable wording: Strict less-than excludes equality; at most requires &lt;=.</w:t>
+      </w:r>
+    </w:p>
+    <w:p>
+      <w:pPr>
+        <w:spacing w:line="336" w:lineRule="auto" w:after="180"/>
+      </w:pPr>
+      <w:r>
+        <w:rPr>
+          <w:b w:val="0"/>
+        </w:rPr>
+        <w:t>Without opening the old lesson, explain one key idea from Build the Recommender. Give an example and a mistake that the idea helps you avoid.</w:t>
+      </w:r>
+    </w:p>
+    <w:p>
+      <w:pPr>
+        <w:spacing w:line="336" w:lineRule="auto" w:after="180"/>
+      </w:pPr>
+      <w:r>
+        <w:rPr>
+          <w:b w:val="0"/>
+        </w:rPr>
+        <w:t>Look for: Implement a deterministic recommender</w:t>
+      </w:r>
+    </w:p>
+    <w:p>
+      <w:pPr>
+        <w:spacing w:line="336" w:lineRule="auto" w:after="180"/>
+      </w:pPr>
+      <w:r>
+        <w:rPr>
+          <w:b w:val="0"/>
+        </w:rPr>
+        <w:t>Reference example, not the only acceptable wording: Both score 8 and qualify; A is alphabetically first under the tie rule.</w:t>
+      </w:r>
+    </w:p>
+    <w:p>
+      <w:pPr>
+        <w:spacing w:line="336" w:lineRule="auto" w:after="180"/>
+      </w:pPr>
+      <w:r>
+        <w:rPr>
+          <w:b w:val="0"/>
+        </w:rPr>
+        <w:t>Without opening the old lesson, explain one key idea from Agents and Tools. Give an example and a mistake that the idea helps you avoid.</w:t>
+      </w:r>
+    </w:p>
+    <w:p>
+      <w:pPr>
+        <w:spacing w:line="336" w:lineRule="auto" w:after="180"/>
+      </w:pPr>
+      <w:r>
+        <w:rPr>
+          <w:b w:val="0"/>
+        </w:rPr>
+        <w:t xml:space="preserve">Look for: Explain the </w:t>
+      </w:r>
+      <w:r>
+        <w:rPr>
+          <w:b/>
+        </w:rPr>
+        <w:t>mechanism</w:t>
+      </w:r>
+      <w:r>
+        <w:rPr>
+          <w:b w:val="0"/>
+        </w:rPr>
+        <w:t xml:space="preserve"> and terminology of state machines for bounded agents</w:t>
+      </w:r>
+    </w:p>
+    <w:p>
+      <w:pPr>
+        <w:spacing w:line="336" w:lineRule="auto" w:after="180"/>
+      </w:pPr>
+      <w:r>
+        <w:rPr>
+          <w:b w:val="0"/>
+        </w:rPr>
+        <w:t>Reference example, not the only acceptable wording: Teacher explanation: A bounded agent uses explicit states and finite action limits. A state machine makes invalid transitions visible.</w:t>
+      </w:r>
+    </w:p>
+    <w:p>
+      <w:pPr>
+        <w:spacing w:line="336" w:lineRule="auto" w:after="180"/>
+      </w:pPr>
+      <w:r>
+        <w:rPr>
+          <w:b w:val="0"/>
+        </w:rPr>
+        <w:t xml:space="preserve">States are ready, looking_up, review, done. ready may start lookup; lookup may finish done or request review; review may finish done after authorised </w:t>
+      </w:r>
+      <w:r>
+        <w:rPr>
+          <w:b/>
+        </w:rPr>
+        <w:t>evidence</w:t>
+      </w:r>
+      <w:r>
+        <w:rPr>
+          <w:b w:val="0"/>
+        </w:rPr>
+        <w:t>. done is terminal. Maximum two lookup attempts.</w:t>
+      </w:r>
+    </w:p>
+    <w:p>
+      <w:pPr>
+        <w:spacing w:line="336" w:lineRule="auto" w:after="180"/>
+      </w:pPr>
+      <w:r>
+        <w:rPr>
+          <w:b w:val="0"/>
+        </w:rPr>
+        <w:t xml:space="preserve">Identified </w:t>
+      </w:r>
+      <w:r>
+        <w:rPr>
+          <w:b/>
+        </w:rPr>
+        <w:t>input</w:t>
+      </w:r>
+      <w:r>
+        <w:rPr>
+          <w:b w:val="0"/>
+        </w:rPr>
+        <w:t xml:space="preserve">s, code/configuration, rules and expected </w:t>
+      </w:r>
+      <w:r>
+        <w:rPr>
+          <w:b/>
+        </w:rPr>
+        <w:t>output</w:t>
+      </w:r>
+      <w:r>
+        <w:rPr>
+          <w:b w:val="0"/>
+        </w:rPr>
+        <w:t>s that another person can rerun.</w:t>
+      </w:r>
+    </w:p>
+    <w:p>
+      <w:pPr>
+        <w:pStyle w:val="Heading2"/>
+      </w:pPr>
+      <w:r>
+        <w:t>Earlier wording, alternatives and picture transcripts · reference / check after trying</w:t>
+      </w:r>
+    </w:p>
+    <w:p>
+      <w:pPr>
         <w:pStyle w:val="Heading3"/>
       </w:pPr>
       <w:r>
+        <w:t>Teach the learning cycle</w:t>
+      </w:r>
+    </w:p>
+    <w:p>
+      <w:pPr>
+        <w:pStyle w:val="Heading3"/>
+      </w:pPr>
+      <w:r>
         <w:t>Retrieval answer guidance</w:t>
       </w:r>
     </w:p>
@@ -253,39 +592,6 @@
     </w:p>
     <w:p>
       <w:pPr>
-        <w:spacing w:line="336" w:lineRule="auto" w:after="180"/>
-      </w:pPr>
-      <w:r>
-        <w:rPr>
-          <w:b w:val="0"/>
-        </w:rPr>
-        <w:t>Without opening the old lesson, explain one key idea from Improve and Challenge. Give an example and a mistake that the idea helps you avoid.</w:t>
-      </w:r>
-    </w:p>
-    <w:p>
-      <w:pPr>
-        <w:spacing w:line="336" w:lineRule="auto" w:after="180"/>
-      </w:pPr>
-      <w:r>
-        <w:rPr>
-          <w:b w:val="0"/>
-        </w:rPr>
-        <w:t>Look for: Repair a specific observed failure</w:t>
-      </w:r>
-    </w:p>
-    <w:p>
-      <w:pPr>
-        <w:spacing w:line="336" w:lineRule="auto" w:after="180"/>
-      </w:pPr>
-      <w:r>
-        <w:rPr>
-          <w:b w:val="0"/>
-        </w:rPr>
-        <w:t>Reference example, not the only acceptable wording: Strict less-than excludes equality; at most requires &lt;=.</w:t>
-      </w:r>
-    </w:p>
-    <w:p>
-      <w:pPr>
         <w:pStyle w:val="Heading3"/>
       </w:pPr>
       <w:r>
@@ -294,111 +600,10 @@
     </w:p>
     <w:p>
       <w:pPr>
-        <w:spacing w:line="336" w:lineRule="auto" w:after="180"/>
-      </w:pPr>
-      <w:r>
-        <w:rPr>
-          <w:b w:val="0"/>
-        </w:rPr>
-        <w:t>Without opening the old lesson, explain one key idea from Build the Recommender. Give an example and a mistake that the idea helps you avoid.</w:t>
-      </w:r>
-    </w:p>
-    <w:p>
-      <w:pPr>
-        <w:spacing w:line="336" w:lineRule="auto" w:after="180"/>
-      </w:pPr>
-      <w:r>
-        <w:rPr>
-          <w:b w:val="0"/>
-        </w:rPr>
-        <w:t>Look for: Implement a deterministic recommender</w:t>
-      </w:r>
-    </w:p>
-    <w:p>
-      <w:pPr>
-        <w:spacing w:line="336" w:lineRule="auto" w:after="180"/>
-      </w:pPr>
-      <w:r>
-        <w:rPr>
-          <w:b w:val="0"/>
-        </w:rPr>
-        <w:t>Reference example, not the only acceptable wording: Both score 8 and qualify; A is alphabetically first under the tie rule.</w:t>
-      </w:r>
-    </w:p>
-    <w:p>
-      <w:pPr>
         <w:pStyle w:val="Heading3"/>
       </w:pPr>
       <w:r>
         <w:t>Agents and Tools</w:t>
-      </w:r>
-    </w:p>
-    <w:p>
-      <w:pPr>
-        <w:spacing w:line="336" w:lineRule="auto" w:after="180"/>
-      </w:pPr>
-      <w:r>
-        <w:rPr>
-          <w:b w:val="0"/>
-        </w:rPr>
-        <w:t>Without opening the old lesson, explain one key idea from Agents and Tools. Give an example and a mistake that the idea helps you avoid.</w:t>
-      </w:r>
-    </w:p>
-    <w:p>
-      <w:pPr>
-        <w:spacing w:line="336" w:lineRule="auto" w:after="180"/>
-      </w:pPr>
-      <w:r>
-        <w:rPr>
-          <w:b w:val="0"/>
-        </w:rPr>
-        <w:t xml:space="preserve">Look for: Explain the </w:t>
-      </w:r>
-      <w:r>
-        <w:rPr>
-          <w:b/>
-        </w:rPr>
-        <w:t>mechanism</w:t>
-      </w:r>
-      <w:r>
-        <w:rPr>
-          <w:b w:val="0"/>
-        </w:rPr>
-        <w:t xml:space="preserve"> and terminology of state machines for bounded agents</w:t>
-      </w:r>
-    </w:p>
-    <w:p>
-      <w:pPr>
-        <w:spacing w:line="336" w:lineRule="auto" w:after="180"/>
-      </w:pPr>
-      <w:r>
-        <w:rPr>
-          <w:b w:val="0"/>
-        </w:rPr>
-        <w:t>Reference example, not the only acceptable wording: Teacher explanation: A bounded agent uses explicit states and finite action limits. A state machine makes invalid transitions visible.</w:t>
-      </w:r>
-    </w:p>
-    <w:p>
-      <w:pPr>
-        <w:spacing w:line="336" w:lineRule="auto" w:after="180"/>
-      </w:pPr>
-      <w:r>
-        <w:rPr>
-          <w:b w:val="0"/>
-        </w:rPr>
-        <w:t xml:space="preserve">States are ready, looking_up, review, done. ready may start lookup; lookup may finish done or request review; review may finish done after authorised </w:t>
-      </w:r>
-      <w:r>
-        <w:rPr>
-          <w:b/>
-        </w:rPr>
-        <w:t>evidence</w:t>
-      </w:r>
-      <w:r>
-        <w:rPr>
-          <w:b w:val="0"/>
-        </w:rPr>
-        <w:t>. done is terminal. Maximum two lookup attempts.</w:t>
       </w:r>
     </w:p>
     <w:p>
@@ -619,6 +824,11 @@
       </w:r>
     </w:p>
     <w:p>
+      <w:r>
+        <w:t>This compact option is not the full-week schedule. Use the main teaching cycle and allow extra sessions for the investigation, independent work and project.</w:t>
+      </w:r>
+    </w:p>
+    <w:p>
       <w:pPr>
         <w:spacing w:line="336" w:lineRule="auto" w:after="180"/>
       </w:pPr>
@@ -626,7 +836,19 @@
         <w:rPr>
           <w:b w:val="0"/>
         </w:rPr>
-        <w:t>Use the supplied scenario, student illustrations and blank paper. For numeric work, offer counters or a calculator after learners show the setup. Fictional records are supplied; personal data and paid accounts are unnecessary.</w:t>
+        <w:t xml:space="preserve">Allow 80 minutes: recall 8; explanation 12; worked </w:t>
+      </w:r>
+      <w:r>
+        <w:rPr>
+          <w:b/>
+        </w:rPr>
+        <w:t>demonstration</w:t>
+      </w:r>
+      <w:r>
+        <w:rPr>
+          <w:b w:val="0"/>
+        </w:rPr>
+        <w:t xml:space="preserve"> 15; guided practice 20; independent assessment 15; project and reflection 10. Extend the lab into a second session when needed.</w:t>
       </w:r>
     </w:p>
     <w:p>
@@ -634,36 +856,172 @@
         <w:pStyle w:val="Heading3"/>
       </w:pPr>
       <w:r>
-        <w:t>Alternative compact allocation</w:t>
-      </w:r>
-    </w:p>
-    <w:p>
-      <w:r>
-        <w:t>This compact option is not the full-week schedule. Use the main teaching cycle and allow extra sessions for the investigation, independent work and project.</w:t>
+        <w:t>Preparation for the connected explanation</w:t>
+      </w:r>
+    </w:p>
+    <w:p>
+      <w:pPr>
+        <w:pStyle w:val="Heading3"/>
+      </w:pPr>
+      <w:r>
+        <w:t>Readiness answer</w:t>
+      </w:r>
+    </w:p>
+    <w:p>
+      <w:pPr>
+        <w:pStyle w:val="Heading3"/>
+      </w:pPr>
+      <w:r>
+        <w:t>End goal for the pictorial case</w:t>
       </w:r>
     </w:p>
     <w:p>
       <w:pPr>
         <w:spacing w:line="336" w:lineRule="auto" w:after="180"/>
-        <w:shd w:fill="F1F6F8"/>
       </w:pPr>
       <w:r>
         <w:rPr>
           <w:b w:val="0"/>
         </w:rPr>
-        <w:t xml:space="preserve">Allow 80 minutes: recall 8; explanation 12; worked </w:t>
+        <w:t>This added worked case illustrates the week’s main idea. Retain all original and connected topics; schedule its practice within the teaching cycle.</w:t>
+      </w:r>
+    </w:p>
+    <w:p>
+      <w:pPr>
+        <w:pStyle w:val="Heading1"/>
+      </w:pPr>
+      <w:r>
+        <w:t>02. Model a reproducible defence rather than a winner-only demo</w:t>
+      </w:r>
+    </w:p>
+    <w:p>
+      <w:r>
+        <w:t>Keep illustrative activity report and supported book catalogue separate.</w:t>
+      </w:r>
+    </w:p>
+    <w:p>
+      <w:pPr>
+        <w:pStyle w:val="Heading2"/>
+      </w:pPr>
+      <w:r>
+        <w:t>State the handover purpose</w:t>
+      </w:r>
+    </w:p>
+    <w:p>
+      <w:pPr>
+        <w:spacing w:line="336" w:lineRule="auto" w:after="180"/>
+      </w:pPr>
+      <w:r>
+        <w:rPr>
+          <w:b w:val="0"/>
+        </w:rPr>
+        <w:t xml:space="preserve">Finish the fictional activity chooser with a short </w:t>
       </w:r>
       <w:r>
         <w:rPr>
           <w:b/>
         </w:rPr>
+        <w:t>evidence</w:t>
+      </w:r>
+      <w:r>
+        <w:rPr>
+          <w:b w:val="0"/>
+        </w:rPr>
+        <w:t xml:space="preserve">-based presentation and a reproducible </w:t>
+      </w:r>
+      <w:r>
+        <w:rPr>
+          <w:b/>
+        </w:rPr>
+        <w:t>handover</w:t>
+      </w:r>
+      <w:r>
+        <w:rPr>
+          <w:b w:val="0"/>
+        </w:rPr>
+        <w:t>.</w:t>
+      </w:r>
+    </w:p>
+    <w:p>
+      <w:pPr>
+        <w:spacing w:line="336" w:lineRule="auto" w:after="180"/>
+      </w:pPr>
+      <w:r>
+        <w:rPr>
+          <w:b w:val="0"/>
+        </w:rPr>
+        <w:t xml:space="preserve">Show the purpose, contract, pipeline, one ordinary trace, one boundary or failure case, improvements and remaining limits. A working </w:t>
+      </w:r>
+      <w:r>
+        <w:rPr>
+          <w:b/>
+        </w:rPr>
         <w:t>demonstration</w:t>
       </w:r>
       <w:r>
         <w:rPr>
           <w:b w:val="0"/>
         </w:rPr>
-        <w:t xml:space="preserve"> 15; guided practice 20; independent assessment 15; project and reflection 10. Extend the lab into a second session when needed.</w:t>
+        <w:t xml:space="preserve"> supports a software claim, not a claim of proven learning benefit.</w:t>
+      </w:r>
+    </w:p>
+    <w:p>
+      <w:pPr>
+        <w:pStyle w:val="Heading2"/>
+      </w:pPr>
+      <w:r>
+        <w:t>Run the small count-consistency check</w:t>
+      </w:r>
+    </w:p>
+    <w:p>
+      <w:r>
+        <w:rPr>
+          <w:rFonts w:ascii="Courier New" w:hAnsi="Courier New"/>
+          <w:sz w:val="18"/>
+        </w:rPr>
+        <w:t>report = {"supplied": 4, "accepted": 3, "rejected": 1,</w:t>
+        <w:br/>
+        <w:t xml:space="preserve">          "eligible": 2, "selected": "A", "score": 8}</w:t>
+        <w:br/>
+        <w:t>assert report["accepted"] + report["rejected"] == report["supplied"]</w:t>
+        <w:br/>
+        <w:t>assert report["eligible"] &lt;= report["accepted"]</w:t>
+        <w:br/>
+        <w:t>print(report["selected"], report["score"])</w:t>
+      </w:r>
+    </w:p>
+    <w:p>
+      <w:pPr>
+        <w:spacing w:line="336" w:lineRule="auto" w:after="180"/>
+      </w:pPr>
+      <w:r>
+        <w:rPr>
+          <w:b w:val="0"/>
+        </w:rPr>
+        <w:t xml:space="preserve">The example report prints A 8 and its counts are internally consistent. These checks do not prove A is the correct winner; the </w:t>
+      </w:r>
+      <w:r>
+        <w:rPr>
+          <w:b/>
+        </w:rPr>
+        <w:t>input</w:t>
+      </w:r>
+      <w:r>
+        <w:rPr>
+          <w:b w:val="0"/>
+        </w:rPr>
+        <w:t xml:space="preserve"> records and scoring trace are also needed.</w:t>
+      </w:r>
+    </w:p>
+    <w:p>
+      <w:pPr>
+        <w:spacing w:line="336" w:lineRule="auto" w:after="180"/>
+      </w:pPr>
+      <w:r>
+        <w:rPr>
+          <w:b w:val="0"/>
+        </w:rPr>
+        <w:t>Keep raw fictional data, source code, settings, test results and change log together.</w:t>
       </w:r>
     </w:p>
     <w:p>
@@ -671,7 +1029,45 @@
         <w:pStyle w:val="Heading3"/>
       </w:pPr>
       <w:r>
-        <w:t>Preparation for the connected explanation</w:t>
+        <w:t>A demonstration shows only the winning name. Name two pieces of evidence needed to explain that choice.</w:t>
+      </w:r>
+    </w:p>
+    <w:p>
+      <w:r>
+        <w:t>________________________________________________________________</w:t>
+      </w:r>
+    </w:p>
+    <w:p>
+      <w:r>
+        <w:t>________________________________________________________________</w:t>
+      </w:r>
+    </w:p>
+    <w:p>
+      <w:r>
+        <w:t>________________________________________________________________</w:t>
+      </w:r>
+    </w:p>
+    <w:p>
+      <w:r>
+        <w:t>________________________________________________________________</w:t>
+      </w:r>
+    </w:p>
+    <w:p>
+      <w:r>
+        <w:t>________________________________________________________________</w:t>
+      </w:r>
+    </w:p>
+    <w:p>
+      <w:r>
+        <w:t>________________________________________________________________</w:t>
+      </w:r>
+    </w:p>
+    <w:p>
+      <w:pPr>
+        <w:pStyle w:val="Heading2"/>
+      </w:pPr>
+      <w:r>
+        <w:t>Read the pictured practice catalogue</w:t>
       </w:r>
     </w:p>
     <w:p>
@@ -682,30 +1078,556 @@
         <w:rPr>
           <w:b w:val="0"/>
         </w:rPr>
-        <w:t xml:space="preserve">Teach Week 36 as a two-session investigation using fictional data. Finish the fictional activity chooser with a short </w:t>
-      </w:r>
+        <w:t>A fictional team presents its transparent book recommender on a supplied practice catalogue.</w:t>
+      </w:r>
+    </w:p>
+    <w:p>
+      <w:pPr>
+        <w:spacing w:line="336" w:lineRule="auto" w:after="180"/>
+      </w:pPr>
+      <w:r>
+        <w:rPr>
+          <w:b w:val="0"/>
+        </w:rPr>
+        <w:t>Request maximum 120 pages; score=2×interest+illustrated, where illustrated is 1 for True and 0 for False; tie by ID.</w:t>
+      </w:r>
+    </w:p>
+    <w:p>
+      <w:pPr>
+        <w:spacing w:line="336" w:lineRule="auto" w:after="180"/>
+      </w:pPr>
+      <w:r>
+        <w:rPr>
+          <w:b w:val="0"/>
+        </w:rPr>
+        <w:t>A pages120 interest3 True; B pages100 interest4 False; C pages121 interest5 True; D pages90 interest"4" True. Numeric fields require exact integers.</w:t>
+      </w:r>
+    </w:p>
+    <w:p>
+      <w:pPr>
+        <w:pStyle w:val="Heading2"/>
+      </w:pPr>
+      <w:r>
+        <w:t>Trace validation, filtering and scores</w:t>
+      </w:r>
+    </w:p>
+    <w:p>
+      <w:r>
+        <w:drawing>
+          <wp:inline xmlns:a="http://schemas.openxmlformats.org/drawingml/2006/main" xmlns:pic="http://schemas.openxmlformats.org/drawingml/2006/picture">
+            <wp:extent cx="5486400" cy="4005072"/>
+            <wp:docPr id="1" name="Picture 1" descr="Validate: D has text interest and is rejected; A,B,C have valid fields. → Filter: A and B meet the page limit; C exceeds it. → Rank: A scores 7; B scores 8, so B wins. → Defend evidence: Explain two eligible items, one page-limit exclusion and one type rejection."/>
+            <wp:cNvGraphicFramePr>
+              <a:graphicFrameLocks noChangeAspect="1"/>
+            </wp:cNvGraphicFramePr>
+            <a:graphic>
+              <a:graphicData uri="http://schemas.openxmlformats.org/drawingml/2006/picture">
+                <pic:pic>
+                  <pic:nvPicPr>
+                    <pic:cNvPr id="0" name="academy-story-ai-2-36-02.png"/>
+                    <pic:cNvPicPr/>
+                  </pic:nvPicPr>
+                  <pic:blipFill>
+                    <a:blip r:embed="rId9"/>
+                    <a:stretch>
+                      <a:fillRect/>
+                    </a:stretch>
+                  </pic:blipFill>
+                  <pic:spPr>
+                    <a:xfrm>
+                      <a:off x="0" y="0"/>
+                      <a:ext cx="5486400" cy="4005072"/>
+                    </a:xfrm>
+                    <a:prstGeom prst="rect"/>
+                  </pic:spPr>
+                </pic:pic>
+              </a:graphicData>
+            </a:graphic>
+          </wp:inline>
+        </w:drawing>
+      </w:r>
+    </w:p>
+    <w:p>
+      <w:pPr>
+        <w:pStyle w:val="Heading3"/>
+      </w:pPr>
+      <w:r>
+        <w:t>Read the picture one step at a time</w:t>
+      </w:r>
+    </w:p>
+    <w:tbl>
+      <w:tblPr>
+        <w:tblStyle w:val="LightShading-Accent1"/>
+        <w:tblW w:type="auto" w:w="0"/>
+        <w:tblLook w:firstColumn="1" w:firstRow="1" w:lastColumn="0" w:lastRow="0" w:noHBand="0" w:noVBand="1" w:val="04A0"/>
+      </w:tblPr>
+      <w:tblGrid>
+        <w:gridCol w:w="5112"/>
+        <w:gridCol w:w="5112"/>
+      </w:tblGrid>
+      <w:tr>
+        <w:trPr>
+          <w:tblHeader/>
+        </w:trPr>
+        <w:tc>
+          <w:tcPr>
+            <w:tcW w:type="dxa" w:w="5112"/>
+          </w:tcPr>
+          <w:p>
+            <w:r>
+              <w:t>Step</w:t>
+            </w:r>
+          </w:p>
+        </w:tc>
+        <w:tc>
+          <w:tcPr>
+            <w:tcW w:type="dxa" w:w="5112"/>
+          </w:tcPr>
+          <w:p>
+            <w:r>
+              <w:t>What happens and why</w:t>
+            </w:r>
+          </w:p>
+        </w:tc>
+      </w:tr>
+      <w:tr>
+        <w:tc>
+          <w:tcPr>
+            <w:tcW w:type="dxa" w:w="5112"/>
+          </w:tcPr>
+          <w:p>
+            <w:r>
+              <w:t>1. Validate</w:t>
+            </w:r>
+          </w:p>
+        </w:tc>
+        <w:tc>
+          <w:tcPr>
+            <w:tcW w:type="dxa" w:w="5112"/>
+          </w:tcPr>
+          <w:p>
+            <w:r>
+              <w:t>D has text interest and is rejected; A,B,C have valid fields.</w:t>
+            </w:r>
+          </w:p>
+        </w:tc>
+      </w:tr>
+      <w:tr>
+        <w:tc>
+          <w:tcPr>
+            <w:tcW w:type="dxa" w:w="5112"/>
+          </w:tcPr>
+          <w:p>
+            <w:r>
+              <w:t>2. Filter</w:t>
+            </w:r>
+          </w:p>
+        </w:tc>
+        <w:tc>
+          <w:tcPr>
+            <w:tcW w:type="dxa" w:w="5112"/>
+          </w:tcPr>
+          <w:p>
+            <w:r>
+              <w:t>A and B meet the page limit; C exceeds it.</w:t>
+            </w:r>
+          </w:p>
+        </w:tc>
+      </w:tr>
+      <w:tr>
+        <w:tc>
+          <w:tcPr>
+            <w:tcW w:type="dxa" w:w="5112"/>
+          </w:tcPr>
+          <w:p>
+            <w:r>
+              <w:t>3. Rank</w:t>
+            </w:r>
+          </w:p>
+        </w:tc>
+        <w:tc>
+          <w:tcPr>
+            <w:tcW w:type="dxa" w:w="5112"/>
+          </w:tcPr>
+          <w:p>
+            <w:r>
+              <w:t>A scores 7; B scores 8, so B wins.</w:t>
+            </w:r>
+          </w:p>
+        </w:tc>
+      </w:tr>
+      <w:tr>
+        <w:tc>
+          <w:tcPr>
+            <w:tcW w:type="dxa" w:w="5112"/>
+          </w:tcPr>
+          <w:p>
+            <w:r>
+              <w:t>4. Defend evidence</w:t>
+            </w:r>
+          </w:p>
+        </w:tc>
+        <w:tc>
+          <w:tcPr>
+            <w:tcW w:type="dxa" w:w="5112"/>
+          </w:tcPr>
+          <w:p>
+            <w:r>
+              <w:t>Explain two eligible items, one page-limit exclusion and one type rejection.</w:t>
+            </w:r>
+          </w:p>
+        </w:tc>
+      </w:tr>
+    </w:tbl>
+    <w:p>
+      <w:r>
+        <w:t>Match each pictured step to the supplied facts. This is a worked teaching case, not an independent assessment.</w:t>
+      </w:r>
+    </w:p>
+    <w:p>
+      <w:pPr>
+        <w:spacing w:line="336" w:lineRule="auto" w:after="180"/>
+      </w:pPr>
+      <w:r>
+        <w:rPr>
+          <w:b w:val="0"/>
+        </w:rPr>
+        <w:t>A presentation should let someone rebuild the result from the stated contract. A’s equality is accepted; D is not silently converted; C’s high preference score cannot override the page requirement. Reversing rows must preserve B because it has the unique highest eligible score. This pictured case is supported practice; keep the separately named independent activity task for a first attempt before feedback.</w:t>
+      </w:r>
+    </w:p>
+    <w:p>
+      <w:pPr>
+        <w:pStyle w:val="Heading2"/>
+      </w:pPr>
+      <w:r>
+        <w:t>Predict the authorised input correction</w:t>
+      </w:r>
+    </w:p>
+    <w:p>
+      <w:pPr>
+        <w:spacing w:line="336" w:lineRule="auto" w:after="180"/>
+      </w:pPr>
+      <w:r>
+        <w:rPr>
+          <w:b w:val="0"/>
+        </w:rPr>
+        <w:t>Change: An authorised repair converts D’s interest to integer 4.</w:t>
+      </w:r>
+    </w:p>
+    <w:p>
+      <w:pPr>
+        <w:spacing w:line="336" w:lineRule="auto" w:after="180"/>
+      </w:pPr>
       <w:r>
         <w:rPr>
           <w:b/>
         </w:rPr>
+        <w:t>Prediction</w:t>
+      </w:r>
+      <w:r>
+        <w:rPr>
+          <w:b w:val="0"/>
+        </w:rPr>
+        <w:t>: D becomes eligible and scores 9, so it wins.</w:t>
+      </w:r>
+    </w:p>
+    <w:p>
+      <w:pPr>
+        <w:spacing w:line="336" w:lineRule="auto" w:after="180"/>
+      </w:pPr>
+      <w:r>
+        <w:rPr>
+          <w:b w:val="0"/>
+        </w:rPr>
+        <w:t xml:space="preserve">Reason: The </w:t>
+      </w:r>
+      <w:r>
+        <w:rPr>
+          <w:b/>
+        </w:rPr>
         <w:t>evidence</w:t>
       </w:r>
       <w:r>
         <w:rPr>
           <w:b w:val="0"/>
         </w:rPr>
-        <w:t xml:space="preserve">-based presentation and a reproducible </w:t>
+        <w:t xml:space="preserve">-backed </w:t>
       </w:r>
       <w:r>
         <w:rPr>
           <w:b/>
         </w:rPr>
-        <w:t>handover</w:t>
+        <w:t>input</w:t>
       </w:r>
       <w:r>
         <w:rPr>
           <w:b w:val="0"/>
         </w:rPr>
+        <w:t xml:space="preserve"> repair changes validation and then ranking; record this as a new case/version.</w:t>
+      </w:r>
+    </w:p>
+    <w:p>
+      <w:pPr>
+        <w:pStyle w:val="Heading2"/>
+      </w:pPr>
+      <w:r>
+        <w:t>Run the complete pictured book program</w:t>
+      </w:r>
+    </w:p>
+    <w:p>
+      <w:r>
+        <w:rPr>
+          <w:rFonts w:ascii="Courier New" w:hAnsi="Courier New"/>
+          <w:sz w:val="18"/>
+        </w:rPr>
+        <w:t>from collections import Counter</w:t>
+        <w:br/>
+        <w:br/>
+        <w:t>def book_report(raw, limit):</w:t>
+        <w:br/>
+        <w:t xml:space="preserve">    if type(limit) is not int or limit &lt; 0:</w:t>
+        <w:br/>
+        <w:t xml:space="preserve">        return {'error':'invalid page limit'}</w:t>
+        <w:br/>
+        <w:t xml:space="preserve">    names = Counter(r['id'] for r in raw if type(r) is dict</w:t>
+        <w:br/>
+        <w:t xml:space="preserve">                    and type(r.get('id')) is str and r['id'])</w:t>
+        <w:br/>
+        <w:t xml:space="preserve">    accepted, rejected = [], []</w:t>
+        <w:br/>
+        <w:t xml:space="preserve">    for index, row in enumerate(raw,1):</w:t>
+        <w:br/>
+        <w:t xml:space="preserve">        reason = None</w:t>
+        <w:br/>
+        <w:t xml:space="preserve">        if type(row) is not dict:</w:t>
+        <w:br/>
+        <w:t xml:space="preserve">            reason = 'not a record'</w:t>
+        <w:br/>
+        <w:t xml:space="preserve">        elif type(row.get('id')) is not str or not row['id']:</w:t>
+        <w:br/>
+        <w:t xml:space="preserve">            reason = 'invalid ID'</w:t>
+        <w:br/>
+        <w:t xml:space="preserve">        elif names[row['id']] &gt; 1:</w:t>
+        <w:br/>
+        <w:t xml:space="preserve">            reason = 'duplicate ID'</w:t>
+        <w:br/>
+        <w:t xml:space="preserve">        elif type(row.get('pages')) is not int or row['pages'] &lt; 0:</w:t>
+        <w:br/>
+        <w:t xml:space="preserve">            reason = 'invalid pages'</w:t>
+        <w:br/>
+        <w:t xml:space="preserve">        elif type(row.get('interest')) is not int or not 0 &lt;= row['interest'] &lt;= 5:</w:t>
+        <w:br/>
+        <w:t xml:space="preserve">            reason = 'invalid interest'</w:t>
+        <w:br/>
+        <w:t xml:space="preserve">        elif type(row.get('illustrated')) is not bool:</w:t>
+        <w:br/>
+        <w:t xml:space="preserve">            reason = 'invalid illustrated flag'</w:t>
+        <w:br/>
+        <w:t xml:space="preserve">        if reason:</w:t>
+        <w:br/>
+        <w:t xml:space="preserve">            rejected.append((index,reason))</w:t>
+        <w:br/>
+        <w:t xml:space="preserve">        else:</w:t>
+        <w:br/>
+        <w:t xml:space="preserve">            accepted.append(dict(row))</w:t>
+        <w:br/>
+        <w:t xml:space="preserve">    eligible = [r for r in accepted if r['pages']&lt;=limit]</w:t>
+        <w:br/>
+        <w:t xml:space="preserve">    ranked = sorted(eligible, key=lambda r: (-(2*r['interest']+int(r['illustrated'])),r['id']))</w:t>
+        <w:br/>
+        <w:t xml:space="preserve">    scores = [(r['id'],2*r['interest']+int(r['illustrated'])) for r in ranked]</w:t>
+        <w:br/>
+        <w:t xml:space="preserve">    return dict(supplied=len(raw),accepted=len(accepted),rejected=rejected,</w:t>
+        <w:br/>
+        <w:t xml:space="preserve">                eligible=len(eligible),ranked=scores,</w:t>
+        <w:br/>
+        <w:t xml:space="preserve">                selected=scores[0][0] if scores else None,</w:t>
+        <w:br/>
+        <w:t xml:space="preserve">                over_limit=[r['id'] for r in accepted if r['pages']&gt;limit])</w:t>
+        <w:br/>
+        <w:br/>
+        <w:t>books = [dict(id='A',pages=120,interest=3,illustrated=True),</w:t>
+        <w:br/>
+        <w:t xml:space="preserve">         dict(id='B',pages=100,interest=4,illustrated=False),</w:t>
+        <w:br/>
+        <w:t xml:space="preserve">         dict(id='C',pages=121,interest=5,illustrated=True),</w:t>
+        <w:br/>
+        <w:t xml:space="preserve">         dict(id='D',pages=90,interest='4',illustrated=True)]</w:t>
+        <w:br/>
+        <w:t>original = book_report(books,120)</w:t>
+        <w:br/>
+        <w:t>print(original)</w:t>
+        <w:br/>
+        <w:t># Explicitly supplied authorised toy-data correction; keep the original unchanged.</w:t>
+        <w:br/>
+        <w:t>changed = [dict(r,interest=4) if r['id']=='D' else dict(r) for r in books]</w:t>
+        <w:br/>
+        <w:t>print(book_report(changed,120))</w:t>
+        <w:br/>
+        <w:t>assert book_report(list(reversed(books)),120)['ranked']==original['ranked']</w:t>
+      </w:r>
+    </w:p>
+    <w:p>
+      <w:pPr>
+        <w:pStyle w:val="Heading2"/>
+      </w:pPr>
+      <w:r>
+        <w:t>State evidence limits and preserve independent assessment</w:t>
+      </w:r>
+    </w:p>
+    <w:p>
+      <w:pPr>
+        <w:spacing w:line="336" w:lineRule="auto" w:after="180"/>
+      </w:pPr>
+      <w:r>
+        <w:rPr>
+          <w:b w:val="0"/>
+        </w:rPr>
+        <w:t>A defensible algorithmic trace does not prove B will be liked or that classroom learning improved.</w:t>
+      </w:r>
+    </w:p>
+    <w:p>
+      <w:pPr>
+        <w:spacing w:line="336" w:lineRule="auto" w:after="180"/>
+      </w:pPr>
+      <w:r>
+        <w:rPr>
+          <w:b w:val="0"/>
+        </w:rPr>
+        <w:t xml:space="preserve">Cover the result. Ask learners to name the </w:t>
+      </w:r>
+      <w:r>
+        <w:rPr>
+          <w:b/>
+        </w:rPr>
+        <w:t>input</w:t>
+      </w:r>
+      <w:r>
+        <w:rPr>
+          <w:b w:val="0"/>
+        </w:rPr>
+        <w:t xml:space="preserve">s and predict the next step. Uncover one step, connect the icon to the actual procedure, and explain its </w:t>
+      </w:r>
+      <w:r>
+        <w:rPr>
+          <w:b/>
+        </w:rPr>
+        <w:t>evidence</w:t>
+      </w:r>
+      <w:r>
+        <w:rPr>
+          <w:b w:val="0"/>
+        </w:rPr>
+        <w:t>. Then change the supplied condition and compare.</w:t>
+      </w:r>
+    </w:p>
+    <w:p>
+      <w:pPr>
+        <w:spacing w:line="336" w:lineRule="auto" w:after="180"/>
+      </w:pPr>
+      <w:r>
+        <w:rPr>
+          <w:b w:val="0"/>
+        </w:rPr>
+        <w:t>The picture is a representation; it does not document execution of a real AI model.</w:t>
+      </w:r>
+    </w:p>
+    <w:p>
+      <w:pPr>
+        <w:pStyle w:val="Heading2"/>
+      </w:pPr>
+      <w:r>
+        <w:t>Earlier wording, alternatives and picture transcripts · reference / check after trying</w:t>
+      </w:r>
+    </w:p>
+    <w:p>
+      <w:pPr>
+        <w:spacing w:line="336" w:lineRule="auto" w:after="180"/>
+      </w:pPr>
+      <w:r>
+        <w:rPr>
+          <w:b w:val="0"/>
+        </w:rPr>
+        <w:t>Explain the mechanism</w:t>
+      </w:r>
+    </w:p>
+    <w:p>
+      <w:pPr>
+        <w:spacing w:line="336" w:lineRule="auto" w:after="180"/>
+      </w:pPr>
+      <w:r>
+        <w:rPr>
+          <w:b/>
+        </w:rPr>
+        <w:t>Input</w:t>
+      </w:r>
+      <w:r>
+        <w:rPr>
+          <w:b w:val="0"/>
+        </w:rPr>
+        <w:t xml:space="preserve"> → </w:t>
+      </w:r>
+      <w:r>
+        <w:rPr>
+          <w:b/>
+        </w:rPr>
+        <w:t>Process</w:t>
+      </w:r>
+      <w:r>
+        <w:rPr>
+          <w:b w:val="0"/>
+        </w:rPr>
+        <w:t xml:space="preserve"> → </w:t>
+      </w:r>
+      <w:r>
+        <w:rPr>
+          <w:b/>
+        </w:rPr>
+        <w:t>Output</w:t>
+      </w:r>
+    </w:p>
+    <w:p>
+      <w:pPr>
+        <w:spacing w:line="336" w:lineRule="auto" w:after="180"/>
+      </w:pPr>
+      <w:r>
+        <w:rPr>
+          <w:b w:val="0"/>
+        </w:rPr>
+        <w:t>Trace the information. At each stage, ask what changed and how you could test it.</w:t>
+      </w:r>
+    </w:p>
+    <w:p>
+      <w:pPr>
+        <w:spacing w:line="336" w:lineRule="auto" w:after="180"/>
+      </w:pPr>
+      <w:r>
+        <w:rPr>
+          <w:b w:val="0"/>
+        </w:rPr>
+        <w:t>Which stage could fail even when the other two are correct? Explain:</w:t>
+      </w:r>
+    </w:p>
+    <w:p>
+      <w:pPr>
+        <w:spacing w:line="336" w:lineRule="auto" w:after="180"/>
+      </w:pPr>
+      <w:r>
+        <w:rPr>
+          <w:b w:val="0"/>
+        </w:rPr>
+        <w:t xml:space="preserve">Predict first. Then check each step. A correct answer without visible reasoning is incomplete </w:t>
+      </w:r>
+      <w:r>
+        <w:rPr>
+          <w:b/>
+        </w:rPr>
+        <w:t>evidence</w:t>
+      </w:r>
+      <w:r>
+        <w:rPr>
+          <w:b w:val="0"/>
+        </w:rPr>
         <w:t>.</w:t>
       </w:r>
     </w:p>
@@ -717,19 +1639,52 @@
         <w:rPr>
           <w:b w:val="0"/>
         </w:rPr>
-        <w:t xml:space="preserve">Show the purpose, contract, pipeline, one ordinary trace, one boundary or failure case, improvements and remaining limits. A working </w:t>
+        <w:t>1. Demo one known reader profile end to end.</w:t>
+      </w:r>
+    </w:p>
+    <w:p>
+      <w:pPr>
+        <w:spacing w:line="336" w:lineRule="auto" w:after="180"/>
+      </w:pPr>
+      <w:r>
+        <w:rPr>
+          <w:b w:val="0"/>
+        </w:rPr>
+        <w:t>2. Recalculate one book score in front of the audience.</w:t>
+      </w:r>
+    </w:p>
+    <w:p>
+      <w:pPr>
+        <w:spacing w:line="336" w:lineRule="auto" w:after="180"/>
+      </w:pPr>
+      <w:r>
+        <w:rPr>
+          <w:b w:val="0"/>
+        </w:rPr>
+        <w:t>3. Accept an unseen profile and predict before running.</w:t>
+      </w:r>
+    </w:p>
+    <w:p>
+      <w:pPr>
+        <w:spacing w:line="336" w:lineRule="auto" w:after="180"/>
+      </w:pPr>
+      <w:r>
+        <w:rPr>
+          <w:b w:val="0"/>
+        </w:rPr>
+        <w:t xml:space="preserve">4. State one </w:t>
       </w:r>
       <w:r>
         <w:rPr>
           <w:b/>
         </w:rPr>
-        <w:t>demonstration</w:t>
+        <w:t>limitation</w:t>
       </w:r>
       <w:r>
         <w:rPr>
           <w:b w:val="0"/>
         </w:rPr>
-        <w:t xml:space="preserve"> supports a software claim, not a claim of proven learning benefit.</w:t>
+        <w:t>, one fairness check, and one responsible next improvement.</w:t>
       </w:r>
     </w:p>
     <w:p>
@@ -740,7 +1695,30 @@
         <w:rPr>
           <w:b w:val="0"/>
         </w:rPr>
-        <w:t>Assess the three stated outcomes through the independent task, not by copying the worked result.</w:t>
+        <w:t>Recalculate, retrace, or restate the reasoning in your own representation:</w:t>
+      </w:r>
+    </w:p>
+    <w:p>
+      <w:pPr>
+        <w:spacing w:line="336" w:lineRule="auto" w:after="180"/>
+      </w:pPr>
+      <w:r>
+        <w:rPr>
+          <w:b w:val="0"/>
+        </w:rPr>
+        <w:t xml:space="preserve">CHECK Did the </w:t>
+      </w:r>
+      <w:r>
+        <w:rPr>
+          <w:b/>
+        </w:rPr>
+        <w:t>evidence</w:t>
+      </w:r>
+      <w:r>
+        <w:rPr>
+          <w:b w:val="0"/>
+        </w:rPr>
+        <w:t xml:space="preserve"> answer the exact question? Did the total, path, or source record stay consistent?</w:t>
       </w:r>
     </w:p>
     <w:p>
@@ -748,7 +1726,7 @@
         <w:pStyle w:val="Heading3"/>
       </w:pPr>
       <w:r>
-        <w:t>Readiness answer</w:t>
+        <w:t>Concrete teaching case</w:t>
       </w:r>
     </w:p>
     <w:p>
@@ -759,76 +1737,37 @@
         <w:rPr>
           <w:b w:val="0"/>
         </w:rPr>
-        <w:t xml:space="preserve">Identified </w:t>
-      </w:r>
-      <w:r>
-        <w:rPr>
-          <w:b/>
-        </w:rPr>
-        <w:t>input</w:t>
-      </w:r>
+        <w:t>An expo claim says the recommender knows everybody's favourite book after twelve tests.</w:t>
+      </w:r>
+    </w:p>
+    <w:p>
+      <w:pPr>
+        <w:spacing w:line="336" w:lineRule="auto" w:after="180"/>
+      </w:pPr>
       <w:r>
         <w:rPr>
           <w:b w:val="0"/>
         </w:rPr>
-        <w:t xml:space="preserve">s, code/configuration, rules and expected </w:t>
-      </w:r>
-      <w:r>
-        <w:rPr>
-          <w:b/>
-        </w:rPr>
-        <w:t>output</w:t>
-      </w:r>
+        <w:t>Rewrite the defence.</w:t>
+      </w:r>
+    </w:p>
+    <w:p>
+      <w:pPr>
+        <w:pStyle w:val="Heading3"/>
+      </w:pPr>
+      <w:r>
+        <w:t>Exact explanation to model</w:t>
+      </w:r>
+    </w:p>
+    <w:p>
+      <w:pPr>
+        <w:spacing w:line="336" w:lineRule="auto" w:after="180"/>
+      </w:pPr>
       <w:r>
         <w:rPr>
           <w:b w:val="0"/>
         </w:rPr>
-        <w:t>s that another person can rerun.</w:t>
-      </w:r>
-    </w:p>
-    <w:p>
-      <w:pPr>
-        <w:spacing w:line="336" w:lineRule="auto" w:after="180"/>
-      </w:pPr>
-      <w:r>
-        <w:rPr>
-          <w:b w:val="0"/>
-        </w:rPr>
-        <w:t>Python 3 editor with a fresh local practice file</w:t>
-      </w:r>
-    </w:p>
-    <w:p>
-      <w:pPr>
-        <w:spacing w:line="336" w:lineRule="auto" w:after="180"/>
-      </w:pPr>
-      <w:r>
-        <w:rPr>
-          <w:b w:val="0"/>
-        </w:rPr>
-        <w:t>Paper trace table and the student workbook</w:t>
-      </w:r>
-    </w:p>
-    <w:p>
-      <w:pPr>
-        <w:spacing w:line="336" w:lineRule="auto" w:after="180"/>
-      </w:pPr>
-      <w:r>
-        <w:rPr>
-          <w:b w:val="0"/>
-        </w:rPr>
-        <w:t xml:space="preserve">Fictional </w:t>
-      </w:r>
-      <w:r>
-        <w:rPr>
-          <w:b/>
-        </w:rPr>
-        <w:t>input</w:t>
-      </w:r>
-      <w:r>
-        <w:rPr>
-          <w:b w:val="0"/>
-        </w:rPr>
-        <w:t xml:space="preserve"> records from this lesson; no real student identifiers</w:t>
+        <w:t>Explain trait-based ranking, report the twelve outcomes and limits, and demonstrate no-match handling. It cannot know unstated preferences.</w:t>
       </w:r>
     </w:p>
     <w:p>
@@ -836,401 +1775,7 @@
         <w:pStyle w:val="Heading3"/>
       </w:pPr>
       <w:r>
-        <w:t>End goal for the pictorial case</w:t>
-      </w:r>
-    </w:p>
-    <w:p>
-      <w:pPr>
-        <w:spacing w:line="336" w:lineRule="auto" w:after="180"/>
-      </w:pPr>
-      <w:r>
-        <w:rPr>
-          <w:b w:val="0"/>
-        </w:rPr>
-        <w:t>By the end, I can defend a complete recommendation with validation, eligibility and reproducible ranking.</w:t>
-      </w:r>
-    </w:p>
-    <w:p>
-      <w:pPr>
-        <w:spacing w:line="336" w:lineRule="auto" w:after="180"/>
-      </w:pPr>
-      <w:r>
-        <w:rPr>
-          <w:b w:val="0"/>
-        </w:rPr>
-        <w:t>This added worked case illustrates the week’s main idea. Retain all original and connected topics; schedule its practice within the teaching cycle.</w:t>
-      </w:r>
-    </w:p>
-    <w:p>
-      <w:pPr>
-        <w:pStyle w:val="Heading1"/>
-      </w:pPr>
-      <w:r>
-        <w:t>02. Explain the mechanism</w:t>
-      </w:r>
-    </w:p>
-    <w:p>
-      <w:r>
-        <w:t>Model Capstone Expo using the supplied case, labelled mechanism and reasoning. Make the scope of each conclusion explicit.</w:t>
-      </w:r>
-    </w:p>
-    <w:p>
-      <w:pPr>
-        <w:spacing w:line="336" w:lineRule="auto" w:after="180"/>
-      </w:pPr>
-      <w:r>
-        <w:rPr>
-          <w:b/>
-        </w:rPr>
-        <w:t>Input</w:t>
-      </w:r>
-      <w:r>
-        <w:rPr>
-          <w:b w:val="0"/>
-        </w:rPr>
-        <w:t xml:space="preserve"> → </w:t>
-      </w:r>
-      <w:r>
-        <w:rPr>
-          <w:b/>
-        </w:rPr>
-        <w:t>Process</w:t>
-      </w:r>
-      <w:r>
-        <w:rPr>
-          <w:b w:val="0"/>
-        </w:rPr>
-        <w:t xml:space="preserve"> → </w:t>
-      </w:r>
-      <w:r>
-        <w:rPr>
-          <w:b/>
-        </w:rPr>
-        <w:t>Output</w:t>
-      </w:r>
-    </w:p>
-    <w:p>
-      <w:pPr>
-        <w:spacing w:line="336" w:lineRule="auto" w:after="180"/>
-      </w:pPr>
-      <w:r>
-        <w:rPr>
-          <w:b w:val="0"/>
-        </w:rPr>
-        <w:t>Trace the information. At each stage, ask what changed and how you could test it.</w:t>
-      </w:r>
-    </w:p>
-    <w:p>
-      <w:pPr>
-        <w:spacing w:line="336" w:lineRule="auto" w:after="180"/>
-      </w:pPr>
-      <w:r>
-        <w:rPr>
-          <w:b w:val="0"/>
-        </w:rPr>
-        <w:t>Which stage could fail even when the other two are correct? Explain:</w:t>
-      </w:r>
-    </w:p>
-    <w:p>
-      <w:pPr>
-        <w:spacing w:line="336" w:lineRule="auto" w:after="180"/>
-      </w:pPr>
-      <w:r>
-        <w:rPr>
-          <w:b w:val="0"/>
-        </w:rPr>
-        <w:t xml:space="preserve">Predict first. Then check each step. A correct answer without visible reasoning is incomplete </w:t>
-      </w:r>
-      <w:r>
-        <w:rPr>
-          <w:b/>
-        </w:rPr>
-        <w:t>evidence</w:t>
-      </w:r>
-      <w:r>
-        <w:rPr>
-          <w:b w:val="0"/>
-        </w:rPr>
-        <w:t>.</w:t>
-      </w:r>
-    </w:p>
-    <w:p>
-      <w:pPr>
-        <w:spacing w:line="336" w:lineRule="auto" w:after="180"/>
-        <w:shd w:fill="F4F9FC"/>
-      </w:pPr>
-      <w:r>
-        <w:rPr>
-          <w:b w:val="0"/>
-        </w:rPr>
-        <w:t>1. Demo one known reader profile end to end.</w:t>
-      </w:r>
-    </w:p>
-    <w:p>
-      <w:pPr>
-        <w:spacing w:line="336" w:lineRule="auto" w:after="180"/>
-        <w:shd w:fill="F4F9FC"/>
-      </w:pPr>
-      <w:r>
-        <w:rPr>
-          <w:b w:val="0"/>
-        </w:rPr>
-        <w:t>2. Recalculate one book score in front of the audience.</w:t>
-      </w:r>
-    </w:p>
-    <w:p>
-      <w:pPr>
-        <w:spacing w:line="336" w:lineRule="auto" w:after="180"/>
-        <w:shd w:fill="F4F9FC"/>
-      </w:pPr>
-      <w:r>
-        <w:rPr>
-          <w:b w:val="0"/>
-        </w:rPr>
-        <w:t>3. Accept an unseen profile and predict before running.</w:t>
-      </w:r>
-    </w:p>
-    <w:p>
-      <w:pPr>
-        <w:spacing w:line="336" w:lineRule="auto" w:after="180"/>
-        <w:shd w:fill="F4F9FC"/>
-      </w:pPr>
-      <w:r>
-        <w:rPr>
-          <w:b w:val="0"/>
-        </w:rPr>
-        <w:t xml:space="preserve">4. State one </w:t>
-      </w:r>
-      <w:r>
-        <w:rPr>
-          <w:b/>
-        </w:rPr>
-        <w:t>limitation</w:t>
-      </w:r>
-      <w:r>
-        <w:rPr>
-          <w:b w:val="0"/>
-        </w:rPr>
-        <w:t>, one fairness check, and one responsible next improvement.</w:t>
-      </w:r>
-    </w:p>
-    <w:p>
-      <w:pPr>
-        <w:spacing w:line="336" w:lineRule="auto" w:after="180"/>
-      </w:pPr>
-      <w:r>
-        <w:rPr>
-          <w:b w:val="0"/>
-        </w:rPr>
-        <w:t>Recalculate, retrace, or restate the reasoning in your own representation:</w:t>
-      </w:r>
-    </w:p>
-    <w:p>
-      <w:pPr>
-        <w:spacing w:line="336" w:lineRule="auto" w:after="180"/>
-        <w:shd w:fill="F5F1FB"/>
-      </w:pPr>
-      <w:r>
-        <w:rPr>
-          <w:b w:val="0"/>
-        </w:rPr>
-        <w:t xml:space="preserve">CHECK Did the </w:t>
-      </w:r>
-      <w:r>
-        <w:rPr>
-          <w:b/>
-        </w:rPr>
-        <w:t>evidence</w:t>
-      </w:r>
-      <w:r>
-        <w:rPr>
-          <w:b w:val="0"/>
-        </w:rPr>
-        <w:t xml:space="preserve"> answer the exact question? Did the total, path, or source record stay consistent?</w:t>
-      </w:r>
-    </w:p>
-    <w:p>
-      <w:pPr>
-        <w:pStyle w:val="Heading3"/>
-      </w:pPr>
-      <w:r>
-        <w:t>Concrete teaching case</w:t>
-      </w:r>
-    </w:p>
-    <w:p>
-      <w:pPr>
-        <w:pStyle w:val="Heading3"/>
-      </w:pPr>
-      <w:r>
-        <w:t>The teaching case</w:t>
-      </w:r>
-    </w:p>
-    <w:p>
-      <w:pPr>
-        <w:spacing w:line="336" w:lineRule="auto" w:after="180"/>
-        <w:shd w:fill="F1F6FC"/>
-      </w:pPr>
-      <w:r>
-        <w:rPr>
-          <w:b w:val="0"/>
-        </w:rPr>
-        <w:t>An expo claim says the recommender knows everybody's favourite book after twelve tests.</w:t>
-      </w:r>
-    </w:p>
-    <w:p>
-      <w:pPr>
-        <w:pStyle w:val="Heading3"/>
-      </w:pPr>
-      <w:r>
-        <w:t>The teaching case</w:t>
-      </w:r>
-    </w:p>
-    <w:p>
-      <w:pPr>
-        <w:spacing w:line="336" w:lineRule="auto" w:after="180"/>
-        <w:shd w:fill="F1F6FC"/>
-      </w:pPr>
-      <w:r>
-        <w:rPr>
-          <w:b w:val="0"/>
-        </w:rPr>
-        <w:t>Rewrite the defence.</w:t>
-      </w:r>
-    </w:p>
-    <w:p>
-      <w:pPr>
-        <w:pStyle w:val="Heading3"/>
-      </w:pPr>
-      <w:r>
-        <w:t>Exact explanation to model</w:t>
-      </w:r>
-    </w:p>
-    <w:p>
-      <w:pPr>
-        <w:pStyle w:val="Heading3"/>
-      </w:pPr>
-      <w:r>
-        <w:t>Why the result follows</w:t>
-      </w:r>
-    </w:p>
-    <w:p>
-      <w:pPr>
-        <w:spacing w:line="336" w:lineRule="auto" w:after="180"/>
-        <w:shd w:fill="F1F6FC"/>
-      </w:pPr>
-      <w:r>
-        <w:rPr>
-          <w:b w:val="0"/>
-        </w:rPr>
-        <w:t>Explain trait-based ranking, report the twelve outcomes and limits, and demonstrate no-match handling. It cannot know unstated preferences.</w:t>
-      </w:r>
-    </w:p>
-    <w:p>
-      <w:pPr>
-        <w:pStyle w:val="Heading3"/>
-      </w:pPr>
-      <w:r>
         <w:t>Explain the added worked example</w:t>
-      </w:r>
-    </w:p>
-    <w:p>
-      <w:pPr>
-        <w:pStyle w:val="Heading3"/>
-      </w:pPr>
-      <w:r>
-        <w:t>Explain the added worked example · 1</w:t>
-      </w:r>
-    </w:p>
-    <w:p>
-      <w:pPr>
-        <w:spacing w:line="336" w:lineRule="auto" w:after="180"/>
-      </w:pPr>
-      <w:r>
-        <w:rPr>
-          <w:b w:val="0"/>
-        </w:rPr>
-        <w:t xml:space="preserve">Finish the fictional activity chooser with a short </w:t>
-      </w:r>
-      <w:r>
-        <w:rPr>
-          <w:b/>
-        </w:rPr>
-        <w:t>evidence</w:t>
-      </w:r>
-      <w:r>
-        <w:rPr>
-          <w:b w:val="0"/>
-        </w:rPr>
-        <w:t xml:space="preserve">-based presentation and a reproducible </w:t>
-      </w:r>
-      <w:r>
-        <w:rPr>
-          <w:b/>
-        </w:rPr>
-        <w:t>handover</w:t>
-      </w:r>
-      <w:r>
-        <w:rPr>
-          <w:b w:val="0"/>
-        </w:rPr>
-        <w:t>.</w:t>
-      </w:r>
-    </w:p>
-    <w:p>
-      <w:pPr>
-        <w:spacing w:line="336" w:lineRule="auto" w:after="180"/>
-      </w:pPr>
-      <w:r>
-        <w:rPr>
-          <w:b w:val="0"/>
-        </w:rPr>
-        <w:t xml:space="preserve">Show the purpose, contract, pipeline, one ordinary trace, one boundary or failure case, improvements and remaining limits. A working </w:t>
-      </w:r>
-      <w:r>
-        <w:rPr>
-          <w:b/>
-        </w:rPr>
-        <w:t>demonstration</w:t>
-      </w:r>
-      <w:r>
-        <w:rPr>
-          <w:b w:val="0"/>
-        </w:rPr>
-        <w:t xml:space="preserve"> supports a software claim, not a claim of proven learning benefit.</w:t>
-      </w:r>
-    </w:p>
-    <w:p>
-      <w:pPr>
-        <w:spacing w:line="336" w:lineRule="auto" w:after="180"/>
-      </w:pPr>
-      <w:r>
-        <w:rPr>
-          <w:b w:val="0"/>
-        </w:rPr>
-        <w:t xml:space="preserve">The example report prints A 8 and its counts are internally consistent. These checks do not prove A is the correct winner; the </w:t>
-      </w:r>
-      <w:r>
-        <w:rPr>
-          <w:b/>
-        </w:rPr>
-        <w:t>input</w:t>
-      </w:r>
-      <w:r>
-        <w:rPr>
-          <w:b w:val="0"/>
-        </w:rPr>
-        <w:t xml:space="preserve"> records and scoring trace are also needed.</w:t>
-      </w:r>
-    </w:p>
-    <w:p>
-      <w:pPr>
-        <w:spacing w:line="336" w:lineRule="auto" w:after="180"/>
-      </w:pPr>
-      <w:r>
-        <w:rPr>
-          <w:b w:val="0"/>
-        </w:rPr>
-        <w:t>Keep raw fictional data, source code, settings, test results and change log together.</w:t>
       </w:r>
     </w:p>
     <w:p>
@@ -1407,44 +1952,6 @@
         <w:t>These teacher notes contain solutions; do not reveal the independent case answer during modelling.</w:t>
       </w:r>
     </w:p>
-    <w:p>
-      <w:pPr>
-        <w:pStyle w:val="Heading3"/>
-      </w:pPr>
-      <w:r>
-        <w:t>A demonstration shows only the winning name. Name two pieces of evidence needed to explain that choice.</w:t>
-      </w:r>
-    </w:p>
-    <w:p>
-      <w:r>
-        <w:t>________________________________________________________________</w:t>
-      </w:r>
-    </w:p>
-    <w:p>
-      <w:r>
-        <w:t>________________________________________________________________</w:t>
-      </w:r>
-    </w:p>
-    <w:p>
-      <w:r>
-        <w:t>________________________________________________________________</w:t>
-      </w:r>
-    </w:p>
-    <w:p>
-      <w:r>
-        <w:t>________________________________________________________________</w:t>
-      </w:r>
-    </w:p>
-    <w:p>
-      <w:r>
-        <w:t>________________________________________________________________</w:t>
-      </w:r>
-    </w:p>
-    <w:p>
-      <w:r>
-        <w:t>________________________________________________________________</w:t>
-      </w:r>
-    </w:p>
     <w:tbl>
       <w:tblPr>
         <w:tblStyle w:val="LightShading-Accent1"/>
@@ -1568,61 +2075,10 @@
     </w:p>
     <w:p>
       <w:pPr>
-        <w:spacing w:line="336" w:lineRule="auto" w:after="180"/>
-      </w:pPr>
-      <w:r>
-        <w:rPr>
-          <w:b w:val="0"/>
-        </w:rPr>
-        <w:t>A fictional team presents its transparent book recommender on a reserved catalogue.</w:t>
-      </w:r>
-    </w:p>
-    <w:p>
-      <w:pPr>
         <w:pStyle w:val="Heading3"/>
       </w:pPr>
       <w:r>
         <w:t>The facts we will use</w:t>
-      </w:r>
-    </w:p>
-    <w:p>
-      <w:pPr>
-        <w:pStyle w:val="Heading3"/>
-      </w:pPr>
-      <w:r>
-        <w:t>Supplied facts</w:t>
-      </w:r>
-    </w:p>
-    <w:p>
-      <w:pPr>
-        <w:spacing w:line="336" w:lineRule="auto" w:after="180"/>
-        <w:shd w:fill="F1F6FC"/>
-      </w:pPr>
-      <w:r>
-        <w:rPr>
-          <w:b w:val="0"/>
-        </w:rPr>
-        <w:t>Request maximum 120 pages; score=2×interest+illustrated, where illustrated is 1 for True and 0 for False; tie by ID.</w:t>
-      </w:r>
-    </w:p>
-    <w:p>
-      <w:pPr>
-        <w:pStyle w:val="Heading3"/>
-      </w:pPr>
-      <w:r>
-        <w:t>Supplied facts</w:t>
-      </w:r>
-    </w:p>
-    <w:p>
-      <w:pPr>
-        <w:spacing w:line="336" w:lineRule="auto" w:after="180"/>
-        <w:shd w:fill="F1F6FC"/>
-      </w:pPr>
-      <w:r>
-        <w:rPr>
-          <w:b w:val="0"/>
-        </w:rPr>
-        <w:t>A pages120 interest3 True; B pages100 interest4 False; C pages121 interest5 True; D pages90 interest"4" True. Numeric fields require exact integers.</w:t>
       </w:r>
     </w:p>
     <w:p>
@@ -1630,7 +2086,7 @@
         <w:drawing>
           <wp:inline xmlns:a="http://schemas.openxmlformats.org/drawingml/2006/main" xmlns:pic="http://schemas.openxmlformats.org/drawingml/2006/picture">
             <wp:extent cx="5346057" cy="5943599"/>
-            <wp:docPr id="1" name="Picture 1" descr="Capstone Expo. Validate: D has text interest and is rejected; A,B,C have valid fields.. Filter: A and B meet the page limit; C exceeds it.. Rank: A scores 7; B scores 8, so B wins.. Defend evidence: Explain two eligible items, one page-limit exclusion and one type rejection."/>
+            <wp:docPr id="2" name="Picture 2" descr="Capstone Expo. Validate: D has text interest and is rejected; A,B,C have valid fields.. Filter: A and B meet the page limit; C exceeds it.. Rank: A scores 7; B scores 8, so B wins.. Defend evidence: Explain two eligible items, one page-limit exclusion and one type rejection."/>
             <wp:cNvGraphicFramePr>
               <a:graphicFrameLocks noChangeAspect="1"/>
             </wp:cNvGraphicFramePr>
@@ -1642,7 +2098,7 @@
                     <pic:cNvPicPr/>
                   </pic:nvPicPr>
                   <pic:blipFill>
-                    <a:blip r:embed="rId9"/>
+                    <a:blip r:embed="rId10"/>
                     <a:stretch>
                       <a:fillRect/>
                     </a:stretch>
@@ -1666,136 +2122,7 @@
         <w:pStyle w:val="Heading3"/>
       </w:pPr>
       <w:r>
-        <w:t>Read the picture one step at a time</w:t>
-      </w:r>
-    </w:p>
-    <w:tbl>
-      <w:tblPr>
-        <w:tblStyle w:val="LightShading-Accent1"/>
-        <w:tblW w:type="auto" w:w="0"/>
-        <w:tblLook w:firstColumn="1" w:firstRow="1" w:lastColumn="0" w:lastRow="0" w:noHBand="0" w:noVBand="1" w:val="04A0"/>
-      </w:tblPr>
-      <w:tblGrid>
-        <w:gridCol w:w="5112"/>
-        <w:gridCol w:w="5112"/>
-      </w:tblGrid>
-      <w:tr>
-        <w:trPr>
-          <w:tblHeader/>
-        </w:trPr>
-        <w:tc>
-          <w:tcPr>
-            <w:tcW w:type="dxa" w:w="5112"/>
-          </w:tcPr>
-          <w:p>
-            <w:r>
-              <w:t>Step</w:t>
-            </w:r>
-          </w:p>
-        </w:tc>
-        <w:tc>
-          <w:tcPr>
-            <w:tcW w:type="dxa" w:w="5112"/>
-          </w:tcPr>
-          <w:p>
-            <w:r>
-              <w:t>What happens and why</w:t>
-            </w:r>
-          </w:p>
-        </w:tc>
-      </w:tr>
-      <w:tr>
-        <w:tc>
-          <w:tcPr>
-            <w:tcW w:type="dxa" w:w="5112"/>
-          </w:tcPr>
-          <w:p>
-            <w:r>
-              <w:t>1. Validate</w:t>
-            </w:r>
-          </w:p>
-        </w:tc>
-        <w:tc>
-          <w:tcPr>
-            <w:tcW w:type="dxa" w:w="5112"/>
-          </w:tcPr>
-          <w:p>
-            <w:r>
-              <w:t>D has text interest and is rejected; A,B,C have valid fields.</w:t>
-            </w:r>
-          </w:p>
-        </w:tc>
-      </w:tr>
-      <w:tr>
-        <w:tc>
-          <w:tcPr>
-            <w:tcW w:type="dxa" w:w="5112"/>
-          </w:tcPr>
-          <w:p>
-            <w:r>
-              <w:t>2. Filter</w:t>
-            </w:r>
-          </w:p>
-        </w:tc>
-        <w:tc>
-          <w:tcPr>
-            <w:tcW w:type="dxa" w:w="5112"/>
-          </w:tcPr>
-          <w:p>
-            <w:r>
-              <w:t>A and B meet the page limit; C exceeds it.</w:t>
-            </w:r>
-          </w:p>
-        </w:tc>
-      </w:tr>
-      <w:tr>
-        <w:tc>
-          <w:tcPr>
-            <w:tcW w:type="dxa" w:w="5112"/>
-          </w:tcPr>
-          <w:p>
-            <w:r>
-              <w:t>3. Rank</w:t>
-            </w:r>
-          </w:p>
-        </w:tc>
-        <w:tc>
-          <w:tcPr>
-            <w:tcW w:type="dxa" w:w="5112"/>
-          </w:tcPr>
-          <w:p>
-            <w:r>
-              <w:t>A scores 7; B scores 8, so B wins.</w:t>
-            </w:r>
-          </w:p>
-        </w:tc>
-      </w:tr>
-      <w:tr>
-        <w:tc>
-          <w:tcPr>
-            <w:tcW w:type="dxa" w:w="5112"/>
-          </w:tcPr>
-          <w:p>
-            <w:r>
-              <w:t>4. Defend evidence</w:t>
-            </w:r>
-          </w:p>
-        </w:tc>
-        <w:tc>
-          <w:tcPr>
-            <w:tcW w:type="dxa" w:w="5112"/>
-          </w:tcPr>
-          <w:p>
-            <w:r>
-              <w:t>Explain two eligible items, one page-limit exclusion and one type rejection.</w:t>
-            </w:r>
-          </w:p>
-        </w:tc>
-      </w:tr>
-    </w:tbl>
-    <w:p>
-      <w:r>
-        <w:t>Match each pictured step to the supplied facts. This is a worked teaching case, not an independent assessment.</w:t>
+        <w:t>Why this result follows</w:t>
       </w:r>
     </w:p>
     <w:p>
@@ -1803,7 +2130,7 @@
         <w:pStyle w:val="Heading3"/>
       </w:pPr>
       <w:r>
-        <w:t>Why this result follows</w:t>
+        <w:t>What this example does not establish</w:t>
       </w:r>
     </w:p>
     <w:p>
@@ -1811,43 +2138,337 @@
         <w:pStyle w:val="Heading3"/>
       </w:pPr>
       <w:r>
-        <w:t>Why the result follows</w:t>
+        <w:t>Change one thing in the pictured case</w:t>
+      </w:r>
+    </w:p>
+    <w:p>
+      <w:pPr>
+        <w:pStyle w:val="Heading3"/>
+      </w:pPr>
+      <w:r>
+        <w:t>Ask while showing the picture</w:t>
+      </w:r>
+    </w:p>
+    <w:p>
+      <w:pPr>
+        <w:pStyle w:val="Heading1"/>
+      </w:pPr>
+      <w:r>
+        <w:t>03. Guide the reasoning, then remove help</w:t>
+      </w:r>
+    </w:p>
+    <w:p>
+      <w:r>
+        <w:t>Collect a response from each learner before discussing the worked key.</w:t>
+      </w:r>
+    </w:p>
+    <w:p>
+      <w:pPr>
+        <w:pStyle w:val="Heading2"/>
+      </w:pPr>
+      <w:r>
+        <w:t>Prompt before revealing</w:t>
       </w:r>
     </w:p>
     <w:p>
       <w:pPr>
         <w:spacing w:line="336" w:lineRule="auto" w:after="180"/>
-        <w:shd w:fill="F1F6FC"/>
       </w:pPr>
       <w:r>
         <w:rPr>
           <w:b w:val="0"/>
         </w:rPr>
-        <w:t>A presentation should let someone rebuild the result from the stated contract. A’s equality is accepted; D is not silently converted; C’s high preference score cannot override the page requirement.</w:t>
+        <w:t>Completion task: A report says supplied 5, accepted 4 and rejected 2. Identify the inconsistency.</w:t>
+      </w:r>
+    </w:p>
+    <w:p>
+      <w:pPr>
+        <w:pStyle w:val="Heading2"/>
+      </w:pPr>
+      <w:r>
+        <w:t>Expected reasoning and fading help</w:t>
       </w:r>
     </w:p>
     <w:p>
       <w:pPr>
         <w:spacing w:line="336" w:lineRule="auto" w:after="180"/>
-        <w:shd w:fill="F1F6FC"/>
       </w:pPr>
       <w:r>
         <w:rPr>
           <w:b w:val="0"/>
         </w:rPr>
-        <w:t xml:space="preserve">Reversing rows must preserve B because it has the unique highest eligible score. Keep the reserved case distinct from practice </w:t>
+        <w:t>Teacher check: Accepted plus rejected is 6, not 5. Investigate double counting or reporting before presenting it.</w:t>
+      </w:r>
+    </w:p>
+    <w:p>
+      <w:pPr>
+        <w:spacing w:line="336" w:lineRule="auto" w:after="180"/>
+      </w:pPr>
+      <w:r>
+        <w:rPr>
+          <w:b w:val="0"/>
+        </w:rPr>
+        <w:t xml:space="preserve">Start by identifying the given </w:t>
       </w:r>
       <w:r>
         <w:rPr>
           <w:b/>
         </w:rPr>
-        <w:t>demonstration</w:t>
+        <w:t>input</w:t>
       </w:r>
       <w:r>
         <w:rPr>
           <w:b w:val="0"/>
         </w:rPr>
-        <w:t>s.</w:t>
+        <w:t>s together. Leave the intermediate steps blank. If needed, model one step, then withdraw that help on the next step. Move to a full trace only when the partial trace is understood.</w:t>
+      </w:r>
+    </w:p>
+    <w:p>
+      <w:pPr>
+        <w:spacing w:line="336" w:lineRule="auto" w:after="180"/>
+      </w:pPr>
+      <w:r>
+        <w:rPr>
+          <w:b w:val="0"/>
+        </w:rPr>
+        <w:t>For partners, alternate explainer and checker; collect a response from every learner before discussion.</w:t>
+      </w:r>
+    </w:p>
+    <w:p>
+      <w:pPr>
+        <w:pStyle w:val="Heading2"/>
+      </w:pPr>
+      <w:r>
+        <w:t>Check the misconception before discussion</w:t>
+      </w:r>
+    </w:p>
+    <w:p>
+      <w:pPr>
+        <w:spacing w:line="336" w:lineRule="auto" w:after="180"/>
+      </w:pPr>
+      <w:r>
+        <w:rPr>
+          <w:b w:val="0"/>
+        </w:rPr>
+        <w:t>Use the worked case for Defending the data application. Proposed explanation: “A successful run proves the conclusion”. Decide whether this explanation is supported.</w:t>
+      </w:r>
+    </w:p>
+    <w:p>
+      <w:pPr>
+        <w:spacing w:line="336" w:lineRule="auto" w:after="180"/>
+      </w:pPr>
+      <w:r>
+        <w:rPr>
+          <w:b w:val="0"/>
+        </w:rPr>
+        <w:t>Point to the step or supplied fact that decides; explain your repair if needed.</w:t>
+      </w:r>
+    </w:p>
+    <w:p>
+      <w:pPr>
+        <w:spacing w:line="336" w:lineRule="auto" w:after="180"/>
+      </w:pPr>
+      <w:r>
+        <w:rPr>
+          <w:b w:val="0"/>
+        </w:rPr>
+        <w:t>Expected correction: The final independent task must be attempted before hints. Record support honestly and use a new case after support.</w:t>
+      </w:r>
+    </w:p>
+    <w:p>
+      <w:pPr>
+        <w:spacing w:line="336" w:lineRule="auto" w:after="180"/>
+      </w:pPr>
+      <w:r>
+        <w:rPr>
+          <w:b w:val="0"/>
+        </w:rPr>
+        <w:t xml:space="preserve">Keep teacher answers separate from student materials and do not publish private credentials or real student records in the </w:t>
+      </w:r>
+      <w:r>
+        <w:rPr>
+          <w:b/>
+        </w:rPr>
+        <w:t>handover</w:t>
+      </w:r>
+      <w:r>
+        <w:rPr>
+          <w:b w:val="0"/>
+        </w:rPr>
+        <w:t>.</w:t>
+      </w:r>
+    </w:p>
+    <w:p>
+      <w:pPr>
+        <w:spacing w:line="336" w:lineRule="auto" w:after="180"/>
+      </w:pPr>
+      <w:r>
+        <w:rPr>
+          <w:b w:val="0"/>
+        </w:rPr>
+        <w:t>Collect explanations, not only yes/no votes. If a misunderstanding is common, re-model the relevant step for the class.</w:t>
+      </w:r>
+    </w:p>
+    <w:p>
+      <w:pPr>
+        <w:spacing w:line="336" w:lineRule="auto" w:after="180"/>
+      </w:pPr>
+      <w:r>
+        <w:rPr>
+          <w:b w:val="0"/>
+        </w:rPr>
+        <w:t>If it affects a few learners, give a short targeted group explanation while others solve a more demanding variation.</w:t>
+      </w:r>
+    </w:p>
+    <w:p>
+      <w:pPr>
+        <w:pStyle w:val="Heading2"/>
+      </w:pPr>
+      <w:r>
+        <w:t>Use the pictorial check</w:t>
+      </w:r>
+    </w:p>
+    <w:p>
+      <w:pPr>
+        <w:spacing w:line="336" w:lineRule="auto" w:after="180"/>
+      </w:pPr>
+      <w:r>
+        <w:rPr>
+          <w:b w:val="0"/>
+        </w:rPr>
+        <w:t>Give the original winning ID, its score, and counts of eligible, excluded and invalid rows.</w:t>
+      </w:r>
+    </w:p>
+    <w:p>
+      <w:pPr>
+        <w:spacing w:line="336" w:lineRule="auto" w:after="180"/>
+      </w:pPr>
+      <w:r>
+        <w:rPr>
+          <w:b w:val="0"/>
+        </w:rPr>
+        <w:t>B wins with 8. Two rows eligible, one valid-but-too-long row excluded, one type-invalid row rejected.</w:t>
+      </w:r>
+    </w:p>
+    <w:p>
+      <w:pPr>
+        <w:spacing w:line="336" w:lineRule="auto" w:after="180"/>
+      </w:pPr>
+      <w:r>
+        <w:rPr>
+          <w:b w:val="0"/>
+        </w:rPr>
+        <w:t xml:space="preserve">Changed-case reasoning: D becomes eligible and scores 9, so it wins. The </w:t>
+      </w:r>
+      <w:r>
+        <w:rPr>
+          <w:b/>
+        </w:rPr>
+        <w:t>evidence</w:t>
+      </w:r>
+      <w:r>
+        <w:rPr>
+          <w:b w:val="0"/>
+        </w:rPr>
+        <w:t xml:space="preserve">-backed </w:t>
+      </w:r>
+      <w:r>
+        <w:rPr>
+          <w:b/>
+        </w:rPr>
+        <w:t>input</w:t>
+      </w:r>
+      <w:r>
+        <w:rPr>
+          <w:b w:val="0"/>
+        </w:rPr>
+        <w:t xml:space="preserve"> repair changes validation and then ranking; record this as a new case/version.</w:t>
+      </w:r>
+    </w:p>
+    <w:p>
+      <w:pPr>
+        <w:spacing w:line="336" w:lineRule="auto" w:after="180"/>
+      </w:pPr>
+      <w:r>
+        <w:rPr>
+          <w:b w:val="0"/>
+        </w:rPr>
+        <w:t xml:space="preserve">Collect each learner’s explanation before discussion. Use the first missing connection between </w:t>
+      </w:r>
+      <w:r>
+        <w:rPr>
+          <w:b/>
+        </w:rPr>
+        <w:t>input</w:t>
+      </w:r>
+      <w:r>
+        <w:rPr>
+          <w:b w:val="0"/>
+        </w:rPr>
+        <w:t xml:space="preserve">, deciding step and result to choose support. This question is worked-case practice, not fresh mastery </w:t>
+      </w:r>
+      <w:r>
+        <w:rPr>
+          <w:b/>
+        </w:rPr>
+        <w:t>evidence</w:t>
+      </w:r>
+      <w:r>
+        <w:rPr>
+          <w:b w:val="0"/>
+        </w:rPr>
+        <w:t>.</w:t>
+      </w:r>
+    </w:p>
+    <w:p>
+      <w:pPr>
+        <w:pStyle w:val="Heading2"/>
+      </w:pPr>
+      <w:r>
+        <w:t>Keep each learner explaining</w:t>
+      </w:r>
+    </w:p>
+    <w:p>
+      <w:pPr>
+        <w:pStyle w:val="ListBullet"/>
+      </w:pPr>
+      <w:r>
+        <w:t>Ask: Which facts are given, and which would we have to assume? Learners mark relevant details before discussing answers.</w:t>
+      </w:r>
+    </w:p>
+    <w:p>
+      <w:pPr>
+        <w:pStyle w:val="ListBullet"/>
+      </w:pPr>
+      <w:r>
+        <w:t>Say: Predict first. Show the rule, information path or calculation that would produce the result. A correct guess is not yet an explanation.</w:t>
+      </w:r>
+    </w:p>
+    <w:p>
+      <w:pPr>
+        <w:pStyle w:val="ListBullet"/>
+      </w:pPr>
+      <w:r>
+        <w:t>In pairs, one learner solves while the other checks evidence; exchange roles. Remove the worked answer before independent assessment.</w:t>
+      </w:r>
+    </w:p>
+    <w:p>
+      <w:pPr>
+        <w:pStyle w:val="Heading2"/>
+      </w:pPr>
+      <w:r>
+        <w:t>Earlier wording, alternatives and picture transcripts · reference / check after trying</w:t>
+      </w:r>
+    </w:p>
+    <w:p>
+      <w:pPr>
+        <w:spacing w:line="336" w:lineRule="auto" w:after="180"/>
+      </w:pPr>
+      <w:r>
+        <w:rPr>
+          <w:b w:val="0"/>
+        </w:rPr>
+        <w:t>Demonstrate and guide practice</w:t>
       </w:r>
     </w:p>
     <w:p>
@@ -1855,7 +2476,63 @@
         <w:pStyle w:val="Heading3"/>
       </w:pPr>
       <w:r>
-        <w:t>What this example does not establish</w:t>
+        <w:t>Board sequence</w:t>
+      </w:r>
+    </w:p>
+    <w:p>
+      <w:pPr>
+        <w:spacing w:line="336" w:lineRule="auto" w:after="180"/>
+      </w:pPr>
+      <w:r>
+        <w:rPr>
+          <w:b w:val="0"/>
+        </w:rPr>
+        <w:t>Write the given facts: An expo claim says the recommender knows everybody's favourite book after twelve tests.</w:t>
+      </w:r>
+    </w:p>
+    <w:p>
+      <w:pPr>
+        <w:spacing w:line="336" w:lineRule="auto" w:after="180"/>
+      </w:pPr>
+      <w:r>
+        <w:rPr>
+          <w:b w:val="0"/>
+        </w:rPr>
+        <w:t>Write the question to explain: Rewrite the defence.</w:t>
+      </w:r>
+    </w:p>
+    <w:p>
+      <w:pPr>
+        <w:spacing w:line="336" w:lineRule="auto" w:after="180"/>
+      </w:pPr>
+      <w:r>
+        <w:rPr>
+          <w:b w:val="0"/>
+        </w:rPr>
+        <w:t xml:space="preserve">Reveal after </w:t>
+      </w:r>
+      <w:r>
+        <w:rPr>
+          <w:b/>
+        </w:rPr>
+        <w:t>prediction</w:t>
+      </w:r>
+      <w:r>
+        <w:rPr>
+          <w:b w:val="0"/>
+        </w:rPr>
+        <w:t>s: Explain trait-based ranking, report the twelve outcomes and limits, and demonstrate no-match handling. It cannot know unstated preferences.</w:t>
+      </w:r>
+    </w:p>
+    <w:p>
+      <w:pPr>
+        <w:spacing w:line="336" w:lineRule="auto" w:after="180"/>
+      </w:pPr>
+      <w:r>
+        <w:rPr>
+          <w:b w:val="0"/>
+        </w:rPr>
+        <w:t>Use the earlier changed question as optional later practice. Reserve Defend a new activity case independently for the first independent attempt before hints or feedback.</w:t>
       </w:r>
     </w:p>
     <w:p>
@@ -1863,398 +2540,18 @@
         <w:pStyle w:val="Heading3"/>
       </w:pPr>
       <w:r>
-        <w:t>Keep the stated limit</w:t>
+        <w:t>Classroom dialogue</w:t>
       </w:r>
     </w:p>
     <w:p>
       <w:pPr>
         <w:spacing w:line="336" w:lineRule="auto" w:after="180"/>
-        <w:shd w:fill="FFF5E6"/>
       </w:pPr>
       <w:r>
         <w:rPr>
           <w:b w:val="0"/>
         </w:rPr>
-        <w:t>A defensible algorithmic trace does not prove B will be liked or that classroom learning improved.</w:t>
-      </w:r>
-    </w:p>
-    <w:p>
-      <w:pPr>
-        <w:pStyle w:val="Heading3"/>
-      </w:pPr>
-      <w:r>
-        <w:t>Change one thing in the pictured case</w:t>
-      </w:r>
-    </w:p>
-    <w:p>
-      <w:pPr>
-        <w:pStyle w:val="Heading3"/>
-      </w:pPr>
-      <w:r>
-        <w:t>Change one thing</w:t>
-      </w:r>
-    </w:p>
-    <w:p>
-      <w:pPr>
-        <w:spacing w:line="336" w:lineRule="auto" w:after="180"/>
-        <w:shd w:fill="F5F1FB"/>
-      </w:pPr>
-      <w:r>
-        <w:rPr>
-          <w:b w:val="0"/>
-        </w:rPr>
-        <w:t>Change: An authorised repair converts D’s interest to integer 4.</w:t>
-      </w:r>
-    </w:p>
-    <w:p>
-      <w:pPr>
-        <w:pStyle w:val="Heading3"/>
-      </w:pPr>
-      <w:r>
-        <w:t>Predicted result</w:t>
-      </w:r>
-    </w:p>
-    <w:p>
-      <w:pPr>
-        <w:spacing w:line="336" w:lineRule="auto" w:after="180"/>
-        <w:shd w:fill="F1F6FC"/>
-      </w:pPr>
-      <w:r>
-        <w:rPr>
-          <w:b/>
-        </w:rPr>
-        <w:t>Prediction</w:t>
-      </w:r>
-      <w:r>
-        <w:rPr>
-          <w:b w:val="0"/>
-        </w:rPr>
-        <w:t>: D becomes eligible and scores 9, so it wins.</w:t>
-      </w:r>
-    </w:p>
-    <w:p>
-      <w:pPr>
-        <w:pStyle w:val="Heading3"/>
-      </w:pPr>
-      <w:r>
-        <w:t>Why the result follows</w:t>
-      </w:r>
-    </w:p>
-    <w:p>
-      <w:pPr>
-        <w:spacing w:line="336" w:lineRule="auto" w:after="180"/>
-        <w:shd w:fill="F1F6FC"/>
-      </w:pPr>
-      <w:r>
-        <w:rPr>
-          <w:b w:val="0"/>
-        </w:rPr>
-        <w:t xml:space="preserve">Reason: The </w:t>
-      </w:r>
-      <w:r>
-        <w:rPr>
-          <w:b/>
-        </w:rPr>
-        <w:t>evidence</w:t>
-      </w:r>
-      <w:r>
-        <w:rPr>
-          <w:b w:val="0"/>
-        </w:rPr>
-        <w:t xml:space="preserve">-backed </w:t>
-      </w:r>
-      <w:r>
-        <w:rPr>
-          <w:b/>
-        </w:rPr>
-        <w:t>input</w:t>
-      </w:r>
-      <w:r>
-        <w:rPr>
-          <w:b w:val="0"/>
-        </w:rPr>
-        <w:t xml:space="preserve"> repair changes validation and then ranking; record this as a new case/version.</w:t>
-      </w:r>
-    </w:p>
-    <w:p>
-      <w:pPr>
-        <w:pStyle w:val="Heading3"/>
-      </w:pPr>
-      <w:r>
-        <w:t>Ask while showing the picture</w:t>
-      </w:r>
-    </w:p>
-    <w:p>
-      <w:pPr>
-        <w:pStyle w:val="Heading3"/>
-      </w:pPr>
-      <w:r>
-        <w:t>Ask while showing the picture · 2</w:t>
-      </w:r>
-    </w:p>
-    <w:p>
-      <w:pPr>
-        <w:spacing w:line="336" w:lineRule="auto" w:after="180"/>
-      </w:pPr>
-      <w:r>
-        <w:rPr>
-          <w:b w:val="0"/>
-        </w:rPr>
-        <w:t xml:space="preserve">Cover the result. Ask learners to name the </w:t>
-      </w:r>
-      <w:r>
-        <w:rPr>
-          <w:b/>
-        </w:rPr>
-        <w:t>input</w:t>
-      </w:r>
-      <w:r>
-        <w:rPr>
-          <w:b w:val="0"/>
-        </w:rPr>
-        <w:t xml:space="preserve">s and predict the next step. Uncover one step, connect the icon to the actual procedure, and explain its </w:t>
-      </w:r>
-      <w:r>
-        <w:rPr>
-          <w:b/>
-        </w:rPr>
-        <w:t>evidence</w:t>
-      </w:r>
-      <w:r>
-        <w:rPr>
-          <w:b w:val="0"/>
-        </w:rPr>
-        <w:t>. Then change the supplied condition and compare.</w:t>
-      </w:r>
-    </w:p>
-    <w:p>
-      <w:pPr>
-        <w:spacing w:line="336" w:lineRule="auto" w:after="180"/>
-      </w:pPr>
-      <w:r>
-        <w:rPr>
-          <w:b w:val="0"/>
-        </w:rPr>
-        <w:t>The picture is a representation; it does not document execution of a real AI model.</w:t>
-      </w:r>
-    </w:p>
-    <w:p>
-      <w:pPr>
-        <w:pStyle w:val="Heading1"/>
-      </w:pPr>
-      <w:r>
-        <w:t>03. Demonstrate and guide practice</w:t>
-      </w:r>
-    </w:p>
-    <w:p>
-      <w:r>
-        <w:t>Demonstrate Capstone Expo, reduce support deliberately and check individual reasoning before discussing answers.</w:t>
-      </w:r>
-    </w:p>
-    <w:p>
-      <w:pPr>
-        <w:pStyle w:val="Heading3"/>
-      </w:pPr>
-      <w:r>
-        <w:t>Board sequence</w:t>
-      </w:r>
-    </w:p>
-    <w:p>
-      <w:pPr>
-        <w:pStyle w:val="Heading3"/>
-      </w:pPr>
-      <w:r>
-        <w:t>1. Put the facts on the board</w:t>
-      </w:r>
-    </w:p>
-    <w:p>
-      <w:pPr>
-        <w:spacing w:line="336" w:lineRule="auto" w:after="180"/>
-        <w:shd w:fill="F4F9FC"/>
-      </w:pPr>
-      <w:r>
-        <w:rPr>
-          <w:b w:val="0"/>
-        </w:rPr>
-        <w:t>Write the given facts: An expo claim says the recommender knows everybody's favourite book after twelve tests.</w:t>
-      </w:r>
-    </w:p>
-    <w:p>
-      <w:pPr>
-        <w:pStyle w:val="Heading3"/>
-      </w:pPr>
-      <w:r>
-        <w:t>2. State the decision to explain</w:t>
-      </w:r>
-    </w:p>
-    <w:p>
-      <w:pPr>
-        <w:spacing w:line="336" w:lineRule="auto" w:after="180"/>
-        <w:shd w:fill="F4F9FC"/>
-      </w:pPr>
-      <w:r>
-        <w:rPr>
-          <w:b w:val="0"/>
-        </w:rPr>
-        <w:t>Write the question to explain: Rewrite the defence.</w:t>
-      </w:r>
-    </w:p>
-    <w:p>
-      <w:pPr>
-        <w:pStyle w:val="Heading3"/>
-      </w:pPr>
-      <w:r>
-        <w:t>3. Reveal the worked reasoning</w:t>
-      </w:r>
-    </w:p>
-    <w:p>
-      <w:pPr>
-        <w:spacing w:line="336" w:lineRule="auto" w:after="180"/>
-        <w:shd w:fill="F1F6FC"/>
-      </w:pPr>
-      <w:r>
-        <w:rPr>
-          <w:b w:val="0"/>
-        </w:rPr>
-        <w:t xml:space="preserve">Reveal after </w:t>
-      </w:r>
-      <w:r>
-        <w:rPr>
-          <w:b/>
-        </w:rPr>
-        <w:t>prediction</w:t>
-      </w:r>
-      <w:r>
-        <w:rPr>
-          <w:b w:val="0"/>
-        </w:rPr>
-        <w:t>s: Explain trait-based ranking, report the twelve outcomes and limits, and demonstrate no-match handling. It cannot know unstated preferences.</w:t>
-      </w:r>
-    </w:p>
-    <w:p>
-      <w:pPr>
-        <w:pStyle w:val="Heading3"/>
-      </w:pPr>
-      <w:r>
-        <w:t>Hold back the independent task</w:t>
-      </w:r>
-    </w:p>
-    <w:p>
-      <w:pPr>
-        <w:spacing w:line="336" w:lineRule="auto" w:after="180"/>
-        <w:shd w:fill="FFF5E6"/>
-      </w:pPr>
-      <w:r>
-        <w:rPr>
-          <w:b w:val="0"/>
-        </w:rPr>
-        <w:t xml:space="preserve">Keep for an independent attempt: Your demo recommends the right book once. An audience member asks why they should trust it. Name </w:t>
-      </w:r>
-      <w:r>
-        <w:rPr>
-          <w:b/>
-        </w:rPr>
-        <w:t>evidence</w:t>
-      </w:r>
-      <w:r>
-        <w:rPr>
-          <w:b w:val="0"/>
-        </w:rPr>
-        <w:t xml:space="preserve"> and one </w:t>
-      </w:r>
-      <w:r>
-        <w:rPr>
-          <w:b/>
-        </w:rPr>
-        <w:t>limitation</w:t>
-      </w:r>
-      <w:r>
-        <w:rPr>
-          <w:b w:val="0"/>
-        </w:rPr>
-        <w:t xml:space="preserve"> you should present.</w:t>
-      </w:r>
-    </w:p>
-    <w:p>
-      <w:pPr>
-        <w:pStyle w:val="Heading3"/>
-      </w:pPr>
-      <w:r>
-        <w:t>Classroom dialogue</w:t>
-      </w:r>
-    </w:p>
-    <w:p>
-      <w:pPr>
-        <w:pStyle w:val="Heading3"/>
-      </w:pPr>
-      <w:r>
-        <w:t>Ask the class</w:t>
-      </w:r>
-    </w:p>
-    <w:p>
-      <w:pPr>
-        <w:spacing w:line="336" w:lineRule="auto" w:after="180"/>
-        <w:shd w:fill="F5F1FB"/>
-      </w:pPr>
-      <w:r>
-        <w:rPr>
-          <w:b w:val="0"/>
-        </w:rPr>
-        <w:t>Ask: Which facts are given, and which would we have to assume? Learners mark relevant details before discussing answers.</w:t>
-      </w:r>
-    </w:p>
-    <w:p>
-      <w:pPr>
-        <w:pStyle w:val="Heading3"/>
-      </w:pPr>
-      <w:r>
-        <w:t>Language to model</w:t>
-      </w:r>
-    </w:p>
-    <w:p>
-      <w:pPr>
-        <w:spacing w:line="336" w:lineRule="auto" w:after="180"/>
-        <w:shd w:fill="F1F6F8"/>
-      </w:pPr>
-      <w:r>
-        <w:rPr>
-          <w:b w:val="0"/>
-        </w:rPr>
-        <w:t>Say: Predict first. Show the rule, information path or calculation that would produce the result. A correct guess is not yet an explanation.</w:t>
-      </w:r>
-    </w:p>
-    <w:p>
-      <w:pPr>
-        <w:spacing w:line="336" w:lineRule="auto" w:after="180"/>
-      </w:pPr>
-      <w:r>
-        <w:rPr>
-          <w:b w:val="0"/>
-        </w:rPr>
         <w:t>Reveal reasoning one step at a time. Explain why a tempting alternative fails. Write units and denominators for arithmetic, trace conditions for decisions, and identify supporting sources for claims.</w:t>
-      </w:r>
-    </w:p>
-    <w:p>
-      <w:pPr>
-        <w:spacing w:line="336" w:lineRule="auto" w:after="180"/>
-      </w:pPr>
-      <w:r>
-        <w:rPr>
-          <w:b w:val="0"/>
-        </w:rPr>
-        <w:t xml:space="preserve">In pairs, one learner solves while the other checks </w:t>
-      </w:r>
-      <w:r>
-        <w:rPr>
-          <w:b/>
-        </w:rPr>
-        <w:t>evidence</w:t>
-      </w:r>
-      <w:r>
-        <w:rPr>
-          <w:b w:val="0"/>
-        </w:rPr>
-        <w:t>; exchange roles. Remove the worked answer before independent assessment.</w:t>
       </w:r>
     </w:p>
     <w:p>
@@ -2556,411 +2853,114 @@
         <w:pStyle w:val="Heading3"/>
       </w:pPr>
       <w:r>
-        <w:t>Completion practice</w:t>
+        <w:t>Individual reasoning check</w:t>
+      </w:r>
+    </w:p>
+    <w:p>
+      <w:pPr>
+        <w:pStyle w:val="Heading3"/>
+      </w:pPr>
+      <w:r>
+        <w:t>Pictorial practice question</w:t>
+      </w:r>
+    </w:p>
+    <w:p>
+      <w:pPr>
+        <w:pStyle w:val="Heading3"/>
+      </w:pPr>
+      <w:r>
+        <w:t>Reasoned teacher answer</w:t>
+      </w:r>
+    </w:p>
+    <w:p>
+      <w:pPr>
+        <w:pStyle w:val="Heading1"/>
+      </w:pPr>
+      <w:r>
+        <w:t>04. Run the supplied investigation</w:t>
+      </w:r>
+    </w:p>
+    <w:p>
+      <w:r>
+        <w:t>Keep expected results, observed paper traces and remaining limits distinguishable.</w:t>
+      </w:r>
+    </w:p>
+    <w:p>
+      <w:pPr>
+        <w:pStyle w:val="Heading2"/>
+      </w:pPr>
+      <w:r>
+        <w:t>Supplied materials and answer guidance</w:t>
       </w:r>
     </w:p>
     <w:p>
       <w:pPr>
         <w:spacing w:line="336" w:lineRule="auto" w:after="180"/>
-        <w:shd w:fill="F5F1FB"/>
       </w:pPr>
       <w:r>
         <w:rPr>
           <w:b w:val="0"/>
         </w:rPr>
-        <w:t>Completion task: A report says supplied 5, accepted 4 and rejected 2. Identify the inconsistency.</w:t>
-      </w:r>
-    </w:p>
-    <w:p>
-      <w:pPr>
-        <w:pStyle w:val="Heading3"/>
-      </w:pPr>
-      <w:r>
-        <w:t>Reasoning to listen for</w:t>
+        <w:t>Pictured book report: 4 supplied, 3 accepted, D rejected for text interest; A and B eligible, C over the limit. A scores 7 and B 8, so B wins. The explicit corrected-D version accepts 4 rows and has 3 eligible; D scores 9 and wins. Reversal preserves ranking; limit 0 has no eligible item. The small A/8 report demonstrates count consistency only.</w:t>
       </w:r>
     </w:p>
     <w:p>
       <w:pPr>
         <w:spacing w:line="336" w:lineRule="auto" w:after="180"/>
-        <w:shd w:fill="F1F6FC"/>
       </w:pPr>
       <w:r>
         <w:rPr>
           <w:b w:val="0"/>
         </w:rPr>
-        <w:t>Teacher check: Accepted plus rejected is 6, not 5. Investigate double counting or reporting before presenting it.</w:t>
-      </w:r>
-    </w:p>
-    <w:p>
-      <w:pPr>
-        <w:spacing w:line="336" w:lineRule="auto" w:after="180"/>
-      </w:pPr>
-      <w:r>
-        <w:rPr>
-          <w:b w:val="0"/>
-        </w:rPr>
-        <w:t xml:space="preserve">Start by identifying the given </w:t>
-      </w:r>
-      <w:r>
-        <w:rPr>
-          <w:b/>
-        </w:rPr>
-        <w:t>input</w:t>
-      </w:r>
-      <w:r>
-        <w:rPr>
-          <w:b w:val="0"/>
-        </w:rPr>
-        <w:t>s together. Leave the intermediate steps blank. If needed, model one step, then withdraw that help on the next step. Move to a full trace only when the partial trace is understood.</w:t>
-      </w:r>
-    </w:p>
-    <w:p>
-      <w:pPr>
-        <w:spacing w:line="336" w:lineRule="auto" w:after="180"/>
-      </w:pPr>
-      <w:r>
-        <w:rPr>
-          <w:b w:val="0"/>
-        </w:rPr>
-        <w:t>For partners, alternate explainer and checker; collect a response from every learner before discussion.</w:t>
-      </w:r>
-    </w:p>
-    <w:p>
-      <w:pPr>
-        <w:pStyle w:val="Heading3"/>
-      </w:pPr>
-      <w:r>
-        <w:t>Individual reasoning check</w:t>
-      </w:r>
-    </w:p>
-    <w:p>
-      <w:pPr>
-        <w:spacing w:line="336" w:lineRule="auto" w:after="180"/>
-      </w:pPr>
-      <w:r>
-        <w:rPr>
-          <w:b w:val="0"/>
-        </w:rPr>
-        <w:t>Use the worked case for Defending the data application. Proposed explanation: “A successful run proves the conclusion”. Decide whether this explanation is supported.</w:t>
-      </w:r>
-    </w:p>
-    <w:p>
-      <w:pPr>
-        <w:spacing w:line="336" w:lineRule="auto" w:after="180"/>
-      </w:pPr>
-      <w:r>
-        <w:rPr>
-          <w:b w:val="0"/>
-        </w:rPr>
-        <w:t>Point to the step or supplied fact that decides; explain your repair if needed.</w:t>
-      </w:r>
-    </w:p>
-    <w:p>
-      <w:pPr>
-        <w:pStyle w:val="Heading3"/>
-      </w:pPr>
-      <w:r>
-        <w:t>Expected repair</w:t>
-      </w:r>
-    </w:p>
-    <w:p>
-      <w:pPr>
-        <w:spacing w:line="336" w:lineRule="auto" w:after="180"/>
-        <w:shd w:fill="F1F6FC"/>
-      </w:pPr>
-      <w:r>
-        <w:rPr>
-          <w:b w:val="0"/>
-        </w:rPr>
-        <w:t>Expected correction: The final independent task must be attempted before hints. Record support honestly and use a new case after support.</w:t>
-      </w:r>
-    </w:p>
-    <w:p>
-      <w:pPr>
-        <w:spacing w:line="336" w:lineRule="auto" w:after="180"/>
-        <w:shd w:fill="F1F6FC"/>
-      </w:pPr>
-      <w:r>
-        <w:rPr>
-          <w:b w:val="0"/>
-        </w:rPr>
-        <w:t xml:space="preserve">Keep teacher answers separate from student materials and do not publish private credentials or real student records in the </w:t>
-      </w:r>
-      <w:r>
-        <w:rPr>
-          <w:b/>
-        </w:rPr>
-        <w:t>handover</w:t>
-      </w:r>
-      <w:r>
-        <w:rPr>
-          <w:b w:val="0"/>
-        </w:rPr>
-        <w:t>.</w:t>
-      </w:r>
-    </w:p>
-    <w:p>
-      <w:pPr>
-        <w:spacing w:line="336" w:lineRule="auto" w:after="180"/>
-      </w:pPr>
-      <w:r>
-        <w:rPr>
-          <w:b w:val="0"/>
-        </w:rPr>
-        <w:t>Collect explanations, not only yes/no votes. If a misunderstanding is common, re-model the relevant step for the class.</w:t>
-      </w:r>
-    </w:p>
-    <w:p>
-      <w:pPr>
-        <w:spacing w:line="336" w:lineRule="auto" w:after="180"/>
-      </w:pPr>
-      <w:r>
-        <w:rPr>
-          <w:b w:val="0"/>
-        </w:rPr>
-        <w:t>If it affects a few learners, give a short targeted group explanation while others solve a more demanding variation.</w:t>
-      </w:r>
-    </w:p>
-    <w:p>
-      <w:pPr>
-        <w:pStyle w:val="Heading3"/>
-      </w:pPr>
-      <w:r>
-        <w:t>Pictorial practice question</w:t>
-      </w:r>
-    </w:p>
-    <w:p>
-      <w:pPr>
-        <w:spacing w:line="336" w:lineRule="auto" w:after="180"/>
-      </w:pPr>
-      <w:r>
-        <w:rPr>
-          <w:b w:val="0"/>
-        </w:rPr>
-        <w:t>Give the original winning ID, its score, and counts of eligible, excluded and invalid rows.</w:t>
-      </w:r>
-    </w:p>
-    <w:p>
-      <w:pPr>
-        <w:pStyle w:val="Heading3"/>
-      </w:pPr>
-      <w:r>
-        <w:t>Reasoned teacher answer</w:t>
-      </w:r>
-    </w:p>
-    <w:p>
-      <w:pPr>
-        <w:spacing w:line="336" w:lineRule="auto" w:after="180"/>
-      </w:pPr>
-      <w:r>
-        <w:rPr>
-          <w:b w:val="0"/>
-        </w:rPr>
-        <w:t>B wins with 8. Two rows eligible, one valid-but-too-long row excluded, one type-invalid row rejected.</w:t>
-      </w:r>
-    </w:p>
-    <w:p>
-      <w:pPr>
-        <w:spacing w:line="336" w:lineRule="auto" w:after="180"/>
-      </w:pPr>
-      <w:r>
-        <w:rPr>
-          <w:b w:val="0"/>
-        </w:rPr>
-        <w:t xml:space="preserve">Changed-case reasoning: D becomes eligible and scores 9, so it wins. The </w:t>
-      </w:r>
-      <w:r>
-        <w:rPr>
-          <w:b/>
-        </w:rPr>
-        <w:t>evidence</w:t>
-      </w:r>
-      <w:r>
-        <w:rPr>
-          <w:b w:val="0"/>
-        </w:rPr>
-        <w:t xml:space="preserve">-backed </w:t>
-      </w:r>
-      <w:r>
-        <w:rPr>
-          <w:b/>
-        </w:rPr>
-        <w:t>input</w:t>
-      </w:r>
-      <w:r>
-        <w:rPr>
-          <w:b w:val="0"/>
-        </w:rPr>
-        <w:t xml:space="preserve"> repair changes validation and then ranking; record this as a new case/version.</w:t>
-      </w:r>
-    </w:p>
-    <w:p>
-      <w:pPr>
-        <w:spacing w:line="336" w:lineRule="auto" w:after="180"/>
-      </w:pPr>
-      <w:r>
-        <w:rPr>
-          <w:b w:val="0"/>
-        </w:rPr>
-        <w:t xml:space="preserve">Collect each learner’s explanation before discussion. Use the first missing connection between </w:t>
-      </w:r>
-      <w:r>
-        <w:rPr>
-          <w:b/>
-        </w:rPr>
-        <w:t>input</w:t>
-      </w:r>
-      <w:r>
-        <w:rPr>
-          <w:b w:val="0"/>
-        </w:rPr>
-        <w:t xml:space="preserve">, deciding step and result to choose support. This question is worked-case practice, not fresh mastery </w:t>
-      </w:r>
-      <w:r>
-        <w:rPr>
-          <w:b/>
-        </w:rPr>
-        <w:t>evidence</w:t>
-      </w:r>
-      <w:r>
-        <w:rPr>
-          <w:b w:val="0"/>
-        </w:rPr>
-        <w:t>.</w:t>
-      </w:r>
-    </w:p>
-    <w:p>
-      <w:pPr>
-        <w:pStyle w:val="Heading1"/>
-      </w:pPr>
-      <w:r>
-        <w:t>04. Run the weekly evidence lab</w:t>
-      </w:r>
-    </w:p>
-    <w:p>
-      <w:r>
-        <w:t>Run the Capstone Expo investigation and use the first unsupported step to choose a teaching response.</w:t>
-      </w:r>
-    </w:p>
-    <w:p>
-      <w:pPr>
-        <w:spacing w:line="336" w:lineRule="auto" w:after="180"/>
-      </w:pPr>
-      <w:r>
-        <w:rPr>
-          <w:b w:val="0"/>
-        </w:rPr>
-        <w:t>Words You Can Use to Reason</w:t>
-      </w:r>
-    </w:p>
-    <w:p>
-      <w:pPr>
-        <w:spacing w:line="336" w:lineRule="auto" w:after="180"/>
-      </w:pPr>
-      <w:r>
-        <w:rPr>
-          <w:b w:val="0"/>
-        </w:rPr>
-        <w:t>A definition matters when you can recognize the idea, use it, and contrast it with a near-miss.</w:t>
-      </w:r>
-    </w:p>
-    <w:p>
-      <w:pPr>
-        <w:spacing w:line="336" w:lineRule="auto" w:after="180"/>
-      </w:pPr>
-      <w:r>
-        <w:rPr>
-          <w:b w:val="0"/>
-        </w:rPr>
+        <w:t>Independent activity case: A and B score 8 and tie by name to A; C is valid but too long; D has invalid fun. Counts are 4 supplied, 3 accepted, 1 rejected, 2 eligible. Do not use the supported picture as fresh assessment.</w:t>
+      </w:r>
+    </w:p>
+    <w:p>
+      <w:pPr>
+        <w:pStyle w:val="Heading2"/>
+      </w:pPr>
+      <w:r>
+        <w:t>Run and record</w:t>
+      </w:r>
+    </w:p>
+    <w:p>
+      <w:pPr>
+        <w:pStyle w:val="ListNumber"/>
+      </w:pPr>
+      <w:r>
         <w:t>Predict → Test → Record → Explain</w:t>
       </w:r>
     </w:p>
     <w:p>
       <w:pPr>
-        <w:spacing w:line="336" w:lineRule="auto" w:after="180"/>
-      </w:pPr>
-      <w:r>
-        <w:rPr>
-          <w:b w:val="0"/>
-        </w:rPr>
+        <w:pStyle w:val="ListNumber"/>
+      </w:pPr>
+      <w:r>
         <w:t>Keep expected and actual results separate. Surprises are useful data when recorded honestly.</w:t>
       </w:r>
     </w:p>
     <w:p>
       <w:pPr>
-        <w:spacing w:line="336" w:lineRule="auto" w:after="180"/>
-      </w:pPr>
-      <w:r>
-        <w:rPr>
-          <w:b w:val="0"/>
-        </w:rPr>
-        <w:t xml:space="preserve">Present the working recommender, </w:t>
-      </w:r>
-      <w:r>
-        <w:rPr>
-          <w:b/>
-        </w:rPr>
-        <w:t>evidence</w:t>
-      </w:r>
-      <w:r>
-        <w:rPr>
-          <w:b w:val="0"/>
-        </w:rPr>
-        <w:t xml:space="preserve"> table, test record, and </w:t>
-      </w:r>
-      <w:r>
-        <w:rPr>
-          <w:b/>
-        </w:rPr>
-        <w:t>limitation</w:t>
-      </w:r>
-      <w:r>
-        <w:rPr>
-          <w:b w:val="0"/>
-        </w:rPr>
-        <w:t>; answer a fresh calculation and a ‘what could fail?’ question.</w:t>
-      </w:r>
-    </w:p>
-    <w:p>
-      <w:pPr>
-        <w:spacing w:line="336" w:lineRule="auto" w:after="180"/>
-        <w:shd w:fill="F5F1FB"/>
-      </w:pPr>
-      <w:r>
-        <w:rPr>
-          <w:b w:val="0"/>
-        </w:rPr>
+        <w:pStyle w:val="ListNumber"/>
+      </w:pPr>
+      <w:r>
+        <w:t>Rehearse with the complete pictured book program and fictional rows, preserving expected/actual outputs and the handover bundle. Keep the independent activity task withheld for a first attempt. A familiar rehearsal case cannot establish fresh transfer.</w:t>
+      </w:r>
+    </w:p>
+    <w:p>
+      <w:pPr>
+        <w:pStyle w:val="ListNumber"/>
+      </w:pPr>
+      <w:r>
         <w:t>What did the hardest test teach you that the normal test did not?</w:t>
       </w:r>
     </w:p>
     <w:p>
       <w:pPr>
-        <w:pStyle w:val="Heading3"/>
-      </w:pPr>
-      <w:r>
-        <w:t>Make the lab runnable</w:t>
-      </w:r>
-    </w:p>
-    <w:p>
-      <w:pPr>
-        <w:spacing w:line="336" w:lineRule="auto" w:after="180"/>
-      </w:pPr>
-      <w:r>
-        <w:rPr>
-          <w:b w:val="0"/>
-        </w:rPr>
-        <w:t>Use the concrete case as the shared normal case and the independent question as a second case. Each pair creates a boundary or missing-information case and predicts its result before testing.</w:t>
-      </w:r>
-    </w:p>
-    <w:p>
-      <w:pPr>
-        <w:spacing w:line="336" w:lineRule="auto" w:after="180"/>
-      </w:pPr>
-      <w:r>
-        <w:rPr>
-          <w:b w:val="0"/>
-        </w:rPr>
-        <w:t>Keep the expected result separate from an observed mistake.</w:t>
+        <w:pStyle w:val="Heading2"/>
+      </w:pPr>
+      <w:r>
+        <w:t>Keep an inspectable record</w:t>
       </w:r>
     </w:p>
     <w:tbl>
@@ -3111,10 +3111,10 @@
     </w:tbl>
     <w:p>
       <w:pPr>
-        <w:pStyle w:val="Heading3"/>
-      </w:pPr>
-      <w:r>
-        <w:t>Diagnose and reteach</w:t>
+        <w:pStyle w:val="Heading2"/>
+      </w:pPr>
+      <w:r>
+        <w:t>Diagnose the first misunderstanding</w:t>
       </w:r>
     </w:p>
     <w:p>
@@ -3125,7 +3125,7 @@
         <w:rPr>
           <w:b w:val="0"/>
         </w:rPr>
-        <w:t>For guessing, return to given facts and request a trace. For vocabulary without application, use one example and one non-example. For arithmetic errors, check the setup before the calculation.</w:t>
+        <w:t>A successful run proves the conclusion: The final independent task must be attempted before hints. Record support honestly and use a new case after support.</w:t>
       </w:r>
     </w:p>
     <w:p>
@@ -3136,15 +3136,19 @@
         <w:rPr>
           <w:b w:val="0"/>
         </w:rPr>
-        <w:t>Finish with a different uncoached case before recording mastery.</w:t>
-      </w:r>
-    </w:p>
-    <w:p>
-      <w:pPr>
-        <w:pStyle w:val="Heading3"/>
-      </w:pPr>
-      <w:r>
-        <w:t>Address these additional misconceptions</w:t>
+        <w:t xml:space="preserve">Keep teacher answers separate from student materials and do not publish private credentials or real student records in the </w:t>
+      </w:r>
+      <w:r>
+        <w:rPr>
+          <w:b/>
+        </w:rPr>
+        <w:t>handover</w:t>
+      </w:r>
+      <w:r>
+        <w:rPr>
+          <w:b w:val="0"/>
+        </w:rPr>
+        <w:t>.</w:t>
       </w:r>
     </w:p>
     <w:p>
@@ -3155,7 +3159,19 @@
         <w:rPr>
           <w:b w:val="0"/>
         </w:rPr>
-        <w:t>A successful run proves the conclusion: The final independent task must be attempted before hints. Record support honestly and use a new case after support.</w:t>
+        <w:t xml:space="preserve">Matching the example is enough: Require the new W4 case, explicit </w:t>
+      </w:r>
+      <w:r>
+        <w:rPr>
+          <w:b/>
+        </w:rPr>
+        <w:t>prediction</w:t>
+      </w:r>
+      <w:r>
+        <w:rPr>
+          <w:b w:val="0"/>
+        </w:rPr>
+        <w:t>s and an explanation. Fresh retry after support: limit 12; M (minutes 12, fun 3, learning 3), N (11,4,1), O (13,5,5), P (10,-1,2).</w:t>
       </w:r>
     </w:p>
     <w:p>
@@ -3166,19 +3182,42 @@
         <w:rPr>
           <w:b w:val="0"/>
         </w:rPr>
-        <w:t xml:space="preserve">Keep teacher answers separate from student materials and do not publish private credentials or real student records in the </w:t>
+        <w:t>Counts 4 supplied,3 accepted,1 rejected,2 eligible. M/N tie at 9; M wins in either order.</w:t>
+      </w:r>
+    </w:p>
+    <w:p>
+      <w:pPr>
+        <w:spacing w:line="336" w:lineRule="auto" w:after="180"/>
+      </w:pPr>
+      <w:r>
+        <w:rPr>
+          <w:b w:val="0"/>
+        </w:rPr>
+        <w:t xml:space="preserve">A convenient shortcut preserves meaning: A polished presentation can conceal missing </w:t>
       </w:r>
       <w:r>
         <w:rPr>
           <w:b/>
         </w:rPr>
-        <w:t>handover</w:t>
+        <w:t>evidence</w:t>
       </w:r>
       <w:r>
         <w:rPr>
           <w:b w:val="0"/>
         </w:rPr>
-        <w:t>.</w:t>
+        <w:t xml:space="preserve">. Replace claims such as works for everyone with the exact requirements met, cases executed and known </w:t>
+      </w:r>
+      <w:r>
+        <w:rPr>
+          <w:b/>
+        </w:rPr>
+        <w:t>limitation</w:t>
+      </w:r>
+      <w:r>
+        <w:rPr>
+          <w:b w:val="0"/>
+        </w:rPr>
+        <w:t>s.</w:t>
       </w:r>
     </w:p>
     <w:p>
@@ -3189,84 +3228,15 @@
         <w:rPr>
           <w:b w:val="0"/>
         </w:rPr>
-        <w:t xml:space="preserve">Matching the example is enough: Require the new W4 case, explicit </w:t>
-      </w:r>
-      <w:r>
-        <w:rPr>
-          <w:b/>
-        </w:rPr>
-        <w:t>prediction</w:t>
-      </w:r>
-      <w:r>
-        <w:rPr>
-          <w:b w:val="0"/>
-        </w:rPr>
-        <w:t>s and an explanation. Fresh retry after support: limit 12; M (minutes 12, fun 3, learning 3), N (11,4,1), O (13,5,5), P (10,-1,2).</w:t>
-      </w:r>
-    </w:p>
-    <w:p>
-      <w:pPr>
-        <w:spacing w:line="336" w:lineRule="auto" w:after="180"/>
-      </w:pPr>
-      <w:r>
-        <w:rPr>
-          <w:b w:val="0"/>
-        </w:rPr>
-        <w:t>Counts 4 supplied,3 accepted,1 rejected,2 eligible. M/N tie at 9; M wins in either order.</w:t>
-      </w:r>
-    </w:p>
-    <w:p>
-      <w:pPr>
-        <w:spacing w:line="336" w:lineRule="auto" w:after="180"/>
-      </w:pPr>
-      <w:r>
-        <w:rPr>
-          <w:b w:val="0"/>
-        </w:rPr>
-        <w:t xml:space="preserve">A convenient shortcut preserves meaning: A polished presentation can conceal missing </w:t>
-      </w:r>
-      <w:r>
-        <w:rPr>
-          <w:b/>
-        </w:rPr>
-        <w:t>evidence</w:t>
-      </w:r>
-      <w:r>
-        <w:rPr>
-          <w:b w:val="0"/>
-        </w:rPr>
-        <w:t xml:space="preserve">. Replace claims such as works for everyone with the exact requirements met, cases executed and known </w:t>
-      </w:r>
-      <w:r>
-        <w:rPr>
-          <w:b/>
-        </w:rPr>
-        <w:t>limitation</w:t>
-      </w:r>
-      <w:r>
-        <w:rPr>
-          <w:b w:val="0"/>
-        </w:rPr>
-        <w:t>s.</w:t>
-      </w:r>
-    </w:p>
-    <w:p>
-      <w:pPr>
-        <w:spacing w:line="336" w:lineRule="auto" w:after="180"/>
-      </w:pPr>
-      <w:r>
-        <w:rPr>
-          <w:b w:val="0"/>
-        </w:rPr>
         <w:t>Show one prior failure and its repair rather than deleting it from the story.</w:t>
       </w:r>
     </w:p>
     <w:p>
       <w:pPr>
-        <w:pStyle w:val="Heading3"/>
-      </w:pPr>
-      <w:r>
-        <w:t>Match the support to the first error</w:t>
+        <w:pStyle w:val="Heading2"/>
+      </w:pPr>
+      <w:r>
+        <w:t>Choose support from the response</w:t>
       </w:r>
     </w:p>
     <w:tbl>
@@ -3439,15 +3409,512 @@
     </w:p>
     <w:p>
       <w:pPr>
+        <w:pStyle w:val="Heading2"/>
+      </w:pPr>
+      <w:r>
+        <w:t>Earlier wording, alternatives and picture transcripts · reference / check after trying</w:t>
+      </w:r>
+    </w:p>
+    <w:p>
+      <w:pPr>
+        <w:spacing w:line="336" w:lineRule="auto" w:after="180"/>
+      </w:pPr>
+      <w:r>
+        <w:rPr>
+          <w:b w:val="0"/>
+        </w:rPr>
+        <w:t>Run the weekly evidence lab</w:t>
+      </w:r>
+    </w:p>
+    <w:p>
+      <w:pPr>
+        <w:spacing w:line="336" w:lineRule="auto" w:after="180"/>
+      </w:pPr>
+      <w:r>
+        <w:rPr>
+          <w:b w:val="0"/>
+        </w:rPr>
+        <w:t>Words You Can Use to Reason</w:t>
+      </w:r>
+    </w:p>
+    <w:p>
+      <w:pPr>
+        <w:spacing w:line="336" w:lineRule="auto" w:after="180"/>
+      </w:pPr>
+      <w:r>
+        <w:rPr>
+          <w:b w:val="0"/>
+        </w:rPr>
+        <w:t>A definition matters when you can recognize the idea, use it, and contrast it with a near-miss.</w:t>
+      </w:r>
+    </w:p>
+    <w:p>
+      <w:pPr>
+        <w:pStyle w:val="Heading3"/>
+      </w:pPr>
+      <w:r>
+        <w:t>Make the lab runnable</w:t>
+      </w:r>
+    </w:p>
+    <w:p>
+      <w:pPr>
+        <w:spacing w:line="336" w:lineRule="auto" w:after="180"/>
+      </w:pPr>
+      <w:r>
+        <w:rPr>
+          <w:b w:val="0"/>
+        </w:rPr>
+        <w:t>Use the supplied investigation for shared practice. Keep predictions and observed paper-trace results separate. Reserve Defend a new activity case independently for the individual first attempt before feedback; do not use the reserved case as a paired lab task.</w:t>
+      </w:r>
+    </w:p>
+    <w:p>
+      <w:pPr>
+        <w:pStyle w:val="Heading3"/>
+      </w:pPr>
+      <w:r>
+        <w:t>Diagnose and reteach</w:t>
+      </w:r>
+    </w:p>
+    <w:p>
+      <w:pPr>
+        <w:spacing w:line="336" w:lineRule="auto" w:after="180"/>
+      </w:pPr>
+      <w:r>
+        <w:rPr>
+          <w:b w:val="0"/>
+        </w:rPr>
+        <w:t>For guessing, return to given facts and request a trace. For vocabulary without application, use one example and one non-example. For arithmetic errors, check the setup before the calculation.</w:t>
+      </w:r>
+    </w:p>
+    <w:p>
+      <w:pPr>
+        <w:spacing w:line="336" w:lineRule="auto" w:after="180"/>
+      </w:pPr>
+      <w:r>
+        <w:rPr>
+          <w:b w:val="0"/>
+        </w:rPr>
+        <w:t>Finish with a different uncoached case before recording mastery.</w:t>
+      </w:r>
+    </w:p>
+    <w:p>
+      <w:pPr>
+        <w:pStyle w:val="Heading3"/>
+      </w:pPr>
+      <w:r>
+        <w:t>Address these additional misconceptions</w:t>
+      </w:r>
+    </w:p>
+    <w:p>
+      <w:pPr>
+        <w:pStyle w:val="Heading3"/>
+      </w:pPr>
+      <w:r>
+        <w:t>Match the support to the first error</w:t>
+      </w:r>
+    </w:p>
+    <w:p>
+      <w:pPr>
         <w:pStyle w:val="Heading1"/>
       </w:pPr>
       <w:r>
-        <w:t>05. Assess and explain the answers</w:t>
-      </w:r>
-    </w:p>
-    <w:p>
-      <w:r>
-        <w:t>Use the Capstone Expo questions, teacher keys and criteria after the relevant attempts. Previously discussed cases are practice; protect the separately selected independent task.</w:t>
+        <w:t>05. Assess the selected new case</w:t>
+      </w:r>
+    </w:p>
+    <w:p>
+      <w:r>
+        <w:t>Keep this key until after the first attempt; accept valid alternatives with defensible reasoning.</w:t>
+      </w:r>
+    </w:p>
+    <w:p>
+      <w:pPr>
+        <w:pStyle w:val="Heading2"/>
+      </w:pPr>
+      <w:r>
+        <w:t>Selected independent question and key</w:t>
+      </w:r>
+    </w:p>
+    <w:p>
+      <w:pPr>
+        <w:spacing w:line="336" w:lineRule="auto" w:after="180"/>
+      </w:pPr>
+      <w:r>
+        <w:rPr>
+          <w:b w:val="0"/>
+        </w:rPr>
+        <w:t xml:space="preserve">Selected case: Limit is 10. A has minutes 10, fun 2, learning 4; B has 9,3,2; C has 11,5,5; D has 8,"4",2. Validate, rank, give counts, explain the winner, then reverse the </w:t>
+      </w:r>
+      <w:r>
+        <w:rPr>
+          <w:b/>
+        </w:rPr>
+        <w:t>input</w:t>
+      </w:r>
+      <w:r>
+        <w:rPr>
+          <w:b w:val="0"/>
+        </w:rPr>
+        <w:t xml:space="preserve"> order. Present without hints.</w:t>
+      </w:r>
+    </w:p>
+    <w:p>
+      <w:pPr>
+        <w:spacing w:line="336" w:lineRule="auto" w:after="180"/>
+      </w:pPr>
+      <w:r>
+        <w:rPr>
+          <w:b w:val="0"/>
+        </w:rPr>
+        <w:t>4 supplied, 3 accepted, 1 rejected D for rating type, 2 eligible A/B. Both score 8; A wins alphabetically. C is valid but over-limit. Reversal preserves counts and A. Explain the policy and its limits.</w:t>
+      </w:r>
+    </w:p>
+    <w:p>
+      <w:pPr>
+        <w:pStyle w:val="Heading2"/>
+      </w:pPr>
+      <w:r>
+        <w:t>Judge explanation, trace and limits</w:t>
+      </w:r>
+    </w:p>
+    <w:tbl>
+      <w:tblPr>
+        <w:tblStyle w:val="LightShading-Accent1"/>
+        <w:tblW w:type="auto" w:w="0"/>
+        <w:tblLook w:firstColumn="1" w:firstRow="1" w:lastColumn="0" w:lastRow="0" w:noHBand="0" w:noVBand="1" w:val="04A0"/>
+      </w:tblPr>
+      <w:tblGrid>
+        <w:gridCol w:w="5112"/>
+        <w:gridCol w:w="5112"/>
+      </w:tblGrid>
+      <w:tr>
+        <w:trPr>
+          <w:tblHeader/>
+        </w:trPr>
+        <w:tc>
+          <w:tcPr>
+            <w:tcW w:type="dxa" w:w="5112"/>
+          </w:tcPr>
+          <w:p>
+            <w:r>
+              <w:t>Dimension</w:t>
+            </w:r>
+          </w:p>
+        </w:tc>
+        <w:tc>
+          <w:tcPr>
+            <w:tcW w:type="dxa" w:w="5112"/>
+          </w:tcPr>
+          <w:p>
+            <w:r>
+              <w:t>Evidence required</w:t>
+            </w:r>
+          </w:p>
+        </w:tc>
+      </w:tr>
+      <w:tr>
+        <w:tc>
+          <w:tcPr>
+            <w:tcW w:type="dxa" w:w="5112"/>
+          </w:tcPr>
+          <w:p>
+            <w:r>
+              <w:t>Explanation</w:t>
+            </w:r>
+          </w:p>
+        </w:tc>
+        <w:tc>
+          <w:tcPr>
+            <w:tcW w:type="dxa" w:w="5112"/>
+          </w:tcPr>
+          <w:p>
+            <w:r>
+              <w:t>Names the applicable idea or procedure and ties it to the supplied facts.</w:t>
+            </w:r>
+          </w:p>
+        </w:tc>
+      </w:tr>
+      <w:tr>
+        <w:tc>
+          <w:tcPr>
+            <w:tcW w:type="dxa" w:w="5112"/>
+          </w:tcPr>
+          <w:p>
+            <w:r>
+              <w:t>Trace and result</w:t>
+            </w:r>
+          </w:p>
+        </w:tc>
+        <w:tc>
+          <w:tcPr>
+            <w:tcW w:type="dxa" w:w="5112"/>
+          </w:tcPr>
+          <w:p>
+            <w:r>
+              <w:t>Preserves the given inputs and shows the relevant intermediate steps; distinguishes a prediction from an observed execution.</w:t>
+            </w:r>
+          </w:p>
+        </w:tc>
+      </w:tr>
+      <w:tr>
+        <w:tc>
+          <w:tcPr>
+            <w:tcW w:type="dxa" w:w="5112"/>
+          </w:tcPr>
+          <w:p>
+            <w:r>
+              <w:t>Limits</w:t>
+            </w:r>
+          </w:p>
+        </w:tc>
+        <w:tc>
+          <w:tcPr>
+            <w:tcW w:type="dxa" w:w="5112"/>
+          </w:tcPr>
+          <w:p>
+            <w:r>
+              <w:t>States the assumptions, missing evidence or conditions under which the result would change.</w:t>
+            </w:r>
+          </w:p>
+        </w:tc>
+      </w:tr>
+    </w:tbl>
+    <w:p>
+      <w:pPr>
+        <w:spacing w:line="336" w:lineRule="auto" w:after="180"/>
+      </w:pPr>
+      <w:r>
+        <w:rPr>
+          <w:b w:val="0"/>
+        </w:rPr>
+        <w:t>Record each dimension as not yet, with support, or independent. Accept a valid alternative procedure with a defensible trace.</w:t>
+      </w:r>
+    </w:p>
+    <w:p>
+      <w:pPr>
+        <w:spacing w:line="336" w:lineRule="auto" w:after="180"/>
+      </w:pPr>
+      <w:r>
+        <w:rPr>
+          <w:b w:val="0"/>
+        </w:rPr>
+        <w:t xml:space="preserve">Do not penalise an honestly recorded model failure if the learner correctly explains its </w:t>
+      </w:r>
+      <w:r>
+        <w:rPr>
+          <w:b/>
+        </w:rPr>
+        <w:t>evidence</w:t>
+      </w:r>
+      <w:r>
+        <w:rPr>
+          <w:b w:val="0"/>
+        </w:rPr>
+        <w:t xml:space="preserve"> and limits.</w:t>
+      </w:r>
+    </w:p>
+    <w:p>
+      <w:pPr>
+        <w:pStyle w:val="Heading2"/>
+      </w:pPr>
+      <w:r>
+        <w:t>Give one usable repair action</w:t>
+      </w:r>
+    </w:p>
+    <w:p>
+      <w:pPr>
+        <w:spacing w:line="336" w:lineRule="auto" w:after="180"/>
+      </w:pPr>
+      <w:r>
+        <w:rPr>
+          <w:b w:val="0"/>
+        </w:rPr>
+        <w:t>Name the earliest unsupported step and give one action to repair it. Have the learner make that repair now and explain why. Then assess the relevant skill on a fresh, fully specified case.</w:t>
+      </w:r>
+    </w:p>
+    <w:p>
+      <w:pPr>
+        <w:spacing w:line="336" w:lineRule="auto" w:after="180"/>
+      </w:pPr>
+      <w:r>
+        <w:rPr>
+          <w:b w:val="0"/>
+        </w:rPr>
+        <w:t>Confirm it was not previously practised with feedback; solve and check the new case before assigning it. A follow-up design prompt is a starting brief, not automatically an equivalent test.</w:t>
+      </w:r>
+    </w:p>
+    <w:p>
+      <w:pPr>
+        <w:pStyle w:val="Heading2"/>
+      </w:pPr>
+      <w:r>
+        <w:t>W1 Assemble evidence</w:t>
+      </w:r>
+    </w:p>
+    <w:p>
+      <w:pPr>
+        <w:spacing w:line="336" w:lineRule="auto" w:after="180"/>
+      </w:pPr>
+      <w:r>
+        <w:rPr>
+          <w:b w:val="0"/>
+        </w:rPr>
+        <w:t>List the files or records a peer needs to reproduce the chooser result.</w:t>
+      </w:r>
+    </w:p>
+    <w:p>
+      <w:pPr>
+        <w:spacing w:line="336" w:lineRule="auto" w:after="180"/>
+      </w:pPr>
+      <w:r>
+        <w:rPr>
+          <w:b w:val="0"/>
+        </w:rPr>
+        <w:t>Fictional raw dataset, schema, code version, settings, run instructions, tests with expected/actual results, rejection reasons and change log.</w:t>
+      </w:r>
+    </w:p>
+    <w:p>
+      <w:pPr>
+        <w:pStyle w:val="Heading2"/>
+      </w:pPr>
+      <w:r>
+        <w:t>W2 Check report consistency</w:t>
+      </w:r>
+    </w:p>
+    <w:p>
+      <w:pPr>
+        <w:spacing w:line="336" w:lineRule="auto" w:after="180"/>
+      </w:pPr>
+      <w:r>
+        <w:rPr>
+          <w:b w:val="0"/>
+        </w:rPr>
+        <w:t>A report says supplied 5, accepted 4 and rejected 2. Identify the inconsistency.</w:t>
+      </w:r>
+    </w:p>
+    <w:p>
+      <w:pPr>
+        <w:spacing w:line="336" w:lineRule="auto" w:after="180"/>
+      </w:pPr>
+      <w:r>
+        <w:rPr>
+          <w:b w:val="0"/>
+        </w:rPr>
+        <w:t>Accepted plus rejected is 6, not 5. Investigate double counting or reporting before presenting it.</w:t>
+      </w:r>
+    </w:p>
+    <w:p>
+      <w:pPr>
+        <w:pStyle w:val="Heading2"/>
+      </w:pPr>
+      <w:r>
+        <w:t>W3 Repair a claim</w:t>
+      </w:r>
+    </w:p>
+    <w:p>
+      <w:pPr>
+        <w:spacing w:line="336" w:lineRule="auto" w:after="180"/>
+      </w:pPr>
+      <w:r>
+        <w:rPr>
+          <w:b w:val="0"/>
+        </w:rPr>
+        <w:t>A presentation says the project proves students learn better. What claim does a successful rule-based demo support instead?</w:t>
+      </w:r>
+    </w:p>
+    <w:p>
+      <w:pPr>
+        <w:spacing w:line="336" w:lineRule="auto" w:after="180"/>
+      </w:pPr>
+      <w:r>
+        <w:rPr>
+          <w:b w:val="0"/>
+        </w:rPr>
+        <w:t xml:space="preserve">It supports that the tested version follows specified selection rules on the tested cases. Learning benefit needs separate classroom </w:t>
+      </w:r>
+      <w:r>
+        <w:rPr>
+          <w:b/>
+        </w:rPr>
+        <w:t>evidence</w:t>
+      </w:r>
+      <w:r>
+        <w:rPr>
+          <w:b w:val="0"/>
+        </w:rPr>
+        <w:t>.</w:t>
+      </w:r>
+    </w:p>
+    <w:p>
+      <w:pPr>
+        <w:pStyle w:val="Heading2"/>
+      </w:pPr>
+      <w:r>
+        <w:t>W5 State the next evidence need</w:t>
+      </w:r>
+    </w:p>
+    <w:p>
+      <w:pPr>
+        <w:spacing w:line="336" w:lineRule="auto" w:after="180"/>
+      </w:pPr>
+      <w:r>
+        <w:rPr>
+          <w:b w:val="0"/>
+        </w:rPr>
+        <w:t>After passing the new case, what remains unproven and what is a reasonable next step?</w:t>
+      </w:r>
+    </w:p>
+    <w:p>
+      <w:pPr>
+        <w:spacing w:line="336" w:lineRule="auto" w:after="180"/>
+      </w:pPr>
+      <w:r>
+        <w:rPr>
+          <w:b w:val="0"/>
+        </w:rPr>
+        <w:t xml:space="preserve">All possible </w:t>
+      </w:r>
+      <w:r>
+        <w:rPr>
+          <w:b/>
+        </w:rPr>
+        <w:t>input</w:t>
+      </w:r>
+      <w:r>
+        <w:rPr>
+          <w:b w:val="0"/>
+        </w:rPr>
+        <w:t xml:space="preserve"> correctness and educational benefit remain unproven. Add varied independent cases or propose a teacher-approved usability pilot with a defined question; do not claim outcomes before collecting </w:t>
+      </w:r>
+      <w:r>
+        <w:rPr>
+          <w:b/>
+        </w:rPr>
+        <w:t>evidence</w:t>
+      </w:r>
+      <w:r>
+        <w:rPr>
+          <w:b w:val="0"/>
+        </w:rPr>
+        <w:t>.</w:t>
+      </w:r>
+    </w:p>
+    <w:p>
+      <w:pPr>
+        <w:pStyle w:val="Heading2"/>
+      </w:pPr>
+      <w:r>
+        <w:t>Earlier wording, alternatives and picture transcripts · reference / check after trying</w:t>
+      </w:r>
+    </w:p>
+    <w:p>
+      <w:pPr>
+        <w:spacing w:line="336" w:lineRule="auto" w:after="180"/>
+      </w:pPr>
+      <w:r>
+        <w:rPr>
+          <w:b w:val="0"/>
+        </w:rPr>
+        <w:t>Assess and explain the answers</w:t>
       </w:r>
     </w:p>
     <w:p>
@@ -3460,22 +3927,56 @@
     </w:p>
     <w:p>
       <w:pPr>
+        <w:spacing w:line="336" w:lineRule="auto" w:after="180"/>
+      </w:pPr>
+      <w:r>
+        <w:rPr>
+          <w:b w:val="0"/>
+        </w:rPr>
+        <w:t>Explain trait-based ranking, report the twelve outcomes and limits, and demonstrate no-match handling. It cannot know unstated preferences.</w:t>
+      </w:r>
+    </w:p>
+    <w:p>
+      <w:pPr>
         <w:pStyle w:val="Heading3"/>
       </w:pPr>
       <w:r>
-        <w:t>Teacher key · Worked case answer</w:t>
+        <w:t>Additional transfer practice question</w:t>
       </w:r>
     </w:p>
     <w:p>
       <w:pPr>
         <w:spacing w:line="336" w:lineRule="auto" w:after="180"/>
-        <w:shd w:fill="F1F6FC"/>
       </w:pPr>
       <w:r>
         <w:rPr>
           <w:b w:val="0"/>
         </w:rPr>
-        <w:t>Explain trait-based ranking, report the twelve outcomes and limits, and demonstrate no-match handling. It cannot know unstated preferences.</w:t>
+        <w:t xml:space="preserve">Your demo recommends the right book once. An audience member asks why they should trust it. Name </w:t>
+      </w:r>
+      <w:r>
+        <w:rPr>
+          <w:b/>
+        </w:rPr>
+        <w:t>evidence</w:t>
+      </w:r>
+      <w:r>
+        <w:rPr>
+          <w:b w:val="0"/>
+        </w:rPr>
+        <w:t xml:space="preserve"> and one </w:t>
+      </w:r>
+      <w:r>
+        <w:rPr>
+          <w:b/>
+        </w:rPr>
+        <w:t>limitation</w:t>
+      </w:r>
+      <w:r>
+        <w:rPr>
+          <w:b w:val="0"/>
+        </w:rPr>
+        <w:t xml:space="preserve"> you should present.</w:t>
       </w:r>
     </w:p>
     <w:p>
@@ -3483,73 +3984,12 @@
         <w:pStyle w:val="Heading3"/>
       </w:pPr>
       <w:r>
-        <w:t>Independent question</w:t>
-      </w:r>
-    </w:p>
-    <w:p>
-      <w:pPr>
-        <w:pStyle w:val="Heading3"/>
-      </w:pPr>
-      <w:r>
-        <w:t>Independent question · withhold the key</w:t>
+        <w:t>Reasoned practice answer</w:t>
       </w:r>
     </w:p>
     <w:p>
       <w:pPr>
         <w:spacing w:line="336" w:lineRule="auto" w:after="180"/>
-        <w:shd w:fill="F5F1FB"/>
-      </w:pPr>
-      <w:r>
-        <w:rPr>
-          <w:b w:val="0"/>
-        </w:rPr>
-        <w:t xml:space="preserve">Your demo recommends the right book once. An audience member asks why they should trust it. Name </w:t>
-      </w:r>
-      <w:r>
-        <w:rPr>
-          <w:b/>
-        </w:rPr>
-        <w:t>evidence</w:t>
-      </w:r>
-      <w:r>
-        <w:rPr>
-          <w:b w:val="0"/>
-        </w:rPr>
-        <w:t xml:space="preserve"> and one </w:t>
-      </w:r>
-      <w:r>
-        <w:rPr>
-          <w:b/>
-        </w:rPr>
-        <w:t>limitation</w:t>
-      </w:r>
-      <w:r>
-        <w:rPr>
-          <w:b w:val="0"/>
-        </w:rPr>
-        <w:t xml:space="preserve"> you should present.</w:t>
-      </w:r>
-    </w:p>
-    <w:p>
-      <w:pPr>
-        <w:pStyle w:val="Heading3"/>
-      </w:pPr>
-      <w:r>
-        <w:t>Expected independent answer</w:t>
-      </w:r>
-    </w:p>
-    <w:p>
-      <w:pPr>
-        <w:pStyle w:val="Heading3"/>
-      </w:pPr>
-      <w:r>
-        <w:t>Teacher key · Expected independent answer</w:t>
-      </w:r>
-    </w:p>
-    <w:p>
-      <w:pPr>
-        <w:spacing w:line="336" w:lineRule="auto" w:after="180"/>
-        <w:shd w:fill="F1F6FC"/>
       </w:pPr>
       <w:r>
         <w:rPr>
@@ -3867,876 +4307,362 @@
     </w:p>
     <w:p>
       <w:pPr>
+        <w:spacing w:line="336" w:lineRule="auto" w:after="180"/>
+      </w:pPr>
+      <w:r>
+        <w:rPr>
+          <w:b w:val="0"/>
+        </w:rPr>
+        <w:t xml:space="preserve">No. Report 8/10 on the specified set, but invented titles and constraint violations fail essential criteria. Repair and retest those behaviours, preserve a no-match path and gather broader </w:t>
+      </w:r>
+      <w:r>
+        <w:rPr>
+          <w:b/>
+        </w:rPr>
+        <w:t>evidence</w:t>
+      </w:r>
+      <w:r>
+        <w:rPr>
+          <w:b w:val="0"/>
+        </w:rPr>
+        <w:t>.</w:t>
+      </w:r>
+    </w:p>
+    <w:p>
+      <w:pPr>
+        <w:spacing w:line="336" w:lineRule="auto" w:after="180"/>
+      </w:pPr>
+      <w:r>
+        <w:rPr>
+          <w:b w:val="0"/>
+        </w:rPr>
+        <w:t>The system ranks declared traits; it does not know unstated preferences.</w:t>
+      </w:r>
+    </w:p>
+    <w:p>
+      <w:pPr>
         <w:pStyle w:val="Heading3"/>
       </w:pPr>
       <w:r>
-        <w:t>Teacher key · Original transfer answer</w:t>
+        <w:t>Explanations for the additional workbook examples</w:t>
+      </w:r>
+    </w:p>
+    <w:p>
+      <w:pPr>
+        <w:pStyle w:val="Heading3"/>
+      </w:pPr>
+      <w:r>
+        <w:t>W1 Assemble evidence</w:t>
+      </w:r>
+    </w:p>
+    <w:p>
+      <w:pPr>
+        <w:pStyle w:val="Heading3"/>
+      </w:pPr>
+      <w:r>
+        <w:t>W2 Check report consistency</w:t>
+      </w:r>
+    </w:p>
+    <w:p>
+      <w:pPr>
+        <w:pStyle w:val="Heading3"/>
+      </w:pPr>
+      <w:r>
+        <w:t>W3 Repair a claim</w:t>
+      </w:r>
+    </w:p>
+    <w:p>
+      <w:pPr>
+        <w:pStyle w:val="Heading3"/>
+      </w:pPr>
+      <w:r>
+        <w:t>W4 Defend a new case independently</w:t>
       </w:r>
     </w:p>
     <w:p>
       <w:pPr>
         <w:spacing w:line="336" w:lineRule="auto" w:after="180"/>
-        <w:shd w:fill="F1F6FC"/>
       </w:pPr>
       <w:r>
         <w:rPr>
           <w:b w:val="0"/>
         </w:rPr>
-        <w:t xml:space="preserve">No. Report 8/10 on the specified set, but invented titles and constraint violations fail essential criteria. Repair and retest those behaviours, preserve a no-match path and gather broader </w:t>
+        <w:t xml:space="preserve">Limit is 10. A has minutes 10, fun 2, learning 4; B has 9,3,2; C has 11,5,5; D has 8,"4",2. Validate, rank, give counts, explain the winner, then reverse the </w:t>
       </w:r>
       <w:r>
         <w:rPr>
           <w:b/>
         </w:rPr>
+        <w:t>input</w:t>
+      </w:r>
+      <w:r>
+        <w:rPr>
+          <w:b w:val="0"/>
+        </w:rPr>
+        <w:t xml:space="preserve"> order. Present without hints.</w:t>
+      </w:r>
+    </w:p>
+    <w:p>
+      <w:pPr>
+        <w:spacing w:line="336" w:lineRule="auto" w:after="180"/>
+      </w:pPr>
+      <w:r>
+        <w:rPr>
+          <w:b w:val="0"/>
+        </w:rPr>
+        <w:t>4 supplied, 3 accepted, 1 rejected D for rating type, 2 eligible A/B. Both score 8; A wins alphabetically. C is valid but over-limit. Reversal preserves counts and A. Explain the policy and its limits.</w:t>
+      </w:r>
+    </w:p>
+    <w:p>
+      <w:pPr>
+        <w:pStyle w:val="Heading3"/>
+      </w:pPr>
+      <w:r>
+        <w:t>W5 State the next evidence need</w:t>
+      </w:r>
+    </w:p>
+    <w:p>
+      <w:pPr>
+        <w:pStyle w:val="Heading3"/>
+      </w:pPr>
+      <w:r>
+        <w:t>Assess independent transfer</w:t>
+      </w:r>
+    </w:p>
+    <w:p>
+      <w:pPr>
+        <w:pStyle w:val="Heading3"/>
+      </w:pPr>
+      <w:r>
+        <w:t>Selected case answer</w:t>
+      </w:r>
+    </w:p>
+    <w:p>
+      <w:pPr>
+        <w:pStyle w:val="Heading3"/>
+      </w:pPr>
+      <w:r>
+        <w:t>Feedback that the learner uses</w:t>
+      </w:r>
+    </w:p>
+    <w:p>
+      <w:pPr>
+        <w:pStyle w:val="Heading1"/>
+      </w:pPr>
+      <w:r>
+        <w:t>06. Connect, adapt and return</w:t>
+      </w:r>
+    </w:p>
+    <w:p>
+      <w:r>
+        <w:t>Retain the project evidence and revisit the reasoning on a changed case.</w:t>
+      </w:r>
+    </w:p>
+    <w:p>
+      <w:pPr>
+        <w:pStyle w:val="Heading2"/>
+      </w:pPr>
+      <w:r>
+        <w:t>Project evidence to keep</w:t>
+      </w:r>
+    </w:p>
+    <w:p>
+      <w:pPr>
+        <w:spacing w:line="336" w:lineRule="auto" w:after="180"/>
+      </w:pPr>
+      <w:r>
+        <w:rPr>
+          <w:b w:val="0"/>
+        </w:rPr>
+        <w:t xml:space="preserve">Final </w:t>
+      </w:r>
+      <w:r>
+        <w:rPr>
+          <w:b/>
+        </w:rPr>
+        <w:t>evidence bundle</w:t>
+      </w:r>
+      <w:r>
+        <w:rPr>
+          <w:b w:val="0"/>
+        </w:rPr>
+        <w:t>: brief, data, scoring logic, tests, improvement record, and product card.</w:t>
+      </w:r>
+    </w:p>
+    <w:p>
+      <w:pPr>
+        <w:spacing w:line="336" w:lineRule="auto" w:after="180"/>
+      </w:pPr>
+      <w:r>
+        <w:rPr>
+          <w:b w:val="0"/>
+        </w:rPr>
+        <w:t xml:space="preserve">Keep the decision, </w:t>
+      </w:r>
+      <w:r>
+        <w:rPr>
+          <w:b/>
+        </w:rPr>
+        <w:t>input</w:t>
+      </w:r>
+      <w:r>
+        <w:rPr>
+          <w:b w:val="0"/>
+        </w:rPr>
+        <w:t xml:space="preserve">, result, explanation and remaining </w:t>
+      </w:r>
+      <w:r>
+        <w:rPr>
+          <w:b/>
+        </w:rPr>
+        <w:t>limitation</w:t>
+      </w:r>
+      <w:r>
+        <w:rPr>
+          <w:b w:val="0"/>
+        </w:rPr>
+        <w:t xml:space="preserve"> in the project </w:t>
+      </w:r>
+      <w:r>
+        <w:rPr>
+          <w:b/>
+        </w:rPr>
         <w:t>evidence</w:t>
       </w:r>
       <w:r>
         <w:rPr>
           <w:b w:val="0"/>
         </w:rPr>
-        <w:t>.</w:t>
+        <w:t xml:space="preserve"> record. Retrieve this record next week rather than restarting the project.</w:t>
       </w:r>
     </w:p>
     <w:p>
       <w:pPr>
         <w:spacing w:line="336" w:lineRule="auto" w:after="180"/>
-        <w:shd w:fill="F1F6FC"/>
       </w:pPr>
       <w:r>
         <w:rPr>
           <w:b w:val="0"/>
         </w:rPr>
-        <w:t>The system ranks declared traits; it does not know unstated preferences.</w:t>
-      </w:r>
-    </w:p>
-    <w:p>
-      <w:pPr>
-        <w:pStyle w:val="Heading3"/>
-      </w:pPr>
-      <w:r>
-        <w:t>Explanations for the additional workbook examples</w:t>
-      </w:r>
-    </w:p>
-    <w:p>
-      <w:pPr>
-        <w:pStyle w:val="Heading3"/>
-      </w:pPr>
-      <w:r>
-        <w:t>W1 Assemble evidence</w:t>
-      </w:r>
-    </w:p>
-    <w:p>
-      <w:pPr>
-        <w:pStyle w:val="Heading3"/>
-      </w:pPr>
-      <w:r>
-        <w:t>Workbook question · W1</w:t>
+        <w:t xml:space="preserve">Present the Transparent Book Recommender’s code, baseline, full-case traces, reserved results and </w:t>
+      </w:r>
+      <w:r>
+        <w:rPr>
+          <w:b/>
+        </w:rPr>
+        <w:t>limitation</w:t>
+      </w:r>
+      <w:r>
+        <w:rPr>
+          <w:b w:val="0"/>
+        </w:rPr>
+        <w:t>s, without claiming fictional results as pupil work.</w:t>
+      </w:r>
+    </w:p>
+    <w:p>
+      <w:pPr>
+        <w:pStyle w:val="Heading2"/>
+      </w:pPr>
+      <w:r>
+        <w:t>Support while preserving the reasoning goal</w:t>
       </w:r>
     </w:p>
     <w:p>
       <w:pPr>
         <w:spacing w:line="336" w:lineRule="auto" w:after="180"/>
-        <w:shd w:fill="F5F1FB"/>
       </w:pPr>
       <w:r>
         <w:rPr>
           <w:b w:val="0"/>
         </w:rPr>
-        <w:t>List the files or records a peer needs to reproduce the chooser result.</w:t>
-      </w:r>
-    </w:p>
-    <w:p>
-      <w:pPr>
-        <w:pStyle w:val="Heading3"/>
-      </w:pPr>
-      <w:r>
-        <w:t>Teacher reasoning · W1</w:t>
+        <w:t>Trace one record or condition at a time with counters and labelled columns. Stretch: introduce a tie, boundary or missing field and declare its handling policy before rerunning.</w:t>
       </w:r>
     </w:p>
     <w:p>
       <w:pPr>
         <w:spacing w:line="336" w:lineRule="auto" w:after="180"/>
-        <w:shd w:fill="F1F6FC"/>
       </w:pPr>
       <w:r>
         <w:rPr>
           <w:b w:val="0"/>
         </w:rPr>
-        <w:t>Fictional raw dataset, schema, code version, settings, run instructions, tests with expected/actual results, rejection reasons and change log.</w:t>
-      </w:r>
-    </w:p>
-    <w:p>
-      <w:pPr>
-        <w:pStyle w:val="Heading3"/>
-      </w:pPr>
-      <w:r>
-        <w:t>W2 Check report consistency</w:t>
-      </w:r>
-    </w:p>
-    <w:p>
-      <w:pPr>
-        <w:pStyle w:val="Heading3"/>
-      </w:pPr>
-      <w:r>
-        <w:t>Workbook question · W2</w:t>
+        <w:t xml:space="preserve">Offer a presentation outline only after the initial independent attempt and record support. Extension: let a peer supply a new valid case and require a </w:t>
+      </w:r>
+      <w:r>
+        <w:rPr>
+          <w:b/>
+        </w:rPr>
+        <w:t>prediction</w:t>
+      </w:r>
+      <w:r>
+        <w:rPr>
+          <w:b w:val="0"/>
+        </w:rPr>
+        <w:t xml:space="preserve"> before running.</w:t>
       </w:r>
     </w:p>
     <w:p>
       <w:pPr>
         <w:spacing w:line="336" w:lineRule="auto" w:after="180"/>
-        <w:shd w:fill="F5F1FB"/>
       </w:pPr>
       <w:r>
         <w:rPr>
           <w:b w:val="0"/>
         </w:rPr>
-        <w:t>A report says supplied 5, accepted 4 and rejected 2. Identify the inconsistency.</w:t>
-      </w:r>
-    </w:p>
-    <w:p>
-      <w:pPr>
-        <w:pStyle w:val="Heading3"/>
-      </w:pPr>
-      <w:r>
-        <w:t>Teacher reasoning · W2</w:t>
+        <w:t>Assess explanation, not decorative slide polish.</w:t>
       </w:r>
     </w:p>
     <w:p>
       <w:pPr>
         <w:spacing w:line="336" w:lineRule="auto" w:after="180"/>
-        <w:shd w:fill="F1F6FC"/>
       </w:pPr>
       <w:r>
         <w:rPr>
           <w:b w:val="0"/>
         </w:rPr>
-        <w:t>Accepted plus rejected is 6, not 5. Investigate double counting or reporting before presenting it.</w:t>
-      </w:r>
-    </w:p>
-    <w:p>
-      <w:pPr>
-        <w:pStyle w:val="Heading3"/>
-      </w:pPr>
-      <w:r>
-        <w:t>W3 Repair a claim</w:t>
-      </w:r>
-    </w:p>
-    <w:p>
-      <w:pPr>
-        <w:pStyle w:val="Heading3"/>
-      </w:pPr>
-      <w:r>
-        <w:t>Workbook question · W3</w:t>
+        <w:t xml:space="preserve">Independent W4 </w:t>
+      </w:r>
+      <w:r>
+        <w:rPr>
+          <w:b/>
+        </w:rPr>
+        <w:t>evidence</w:t>
+      </w:r>
+      <w:r>
+        <w:rPr>
+          <w:b w:val="0"/>
+        </w:rPr>
+        <w:t>: 4 supplied, 3 accepted, 1 rejected D for rating type, 2 eligible A/B. Both score 8; A wins alphabetically. C is valid but over-limit. Reversal preserves counts and A. Explain the policy and its limits.</w:t>
       </w:r>
     </w:p>
     <w:p>
       <w:pPr>
         <w:spacing w:line="336" w:lineRule="auto" w:after="180"/>
-        <w:shd w:fill="F5F1FB"/>
       </w:pPr>
       <w:r>
         <w:rPr>
           <w:b w:val="0"/>
         </w:rPr>
-        <w:t>A presentation says the project proves students learn better. What claim does a successful rule-based demo support instead?</w:t>
-      </w:r>
-    </w:p>
-    <w:p>
-      <w:pPr>
-        <w:pStyle w:val="Heading3"/>
-      </w:pPr>
-      <w:r>
-        <w:t>Teacher reasoning · W3</w:t>
+        <w:t>Record whether the learner needed no help, a hint or explanation. Fresh retry after support: limit 12; M (minutes 12, fun 3, learning 3), N (11,4,1), O (13,5,5), P (10,-1,2). Counts 4 supplied,3 accepted,1 rejected,2 eligible.</w:t>
       </w:r>
     </w:p>
     <w:p>
       <w:pPr>
         <w:spacing w:line="336" w:lineRule="auto" w:after="180"/>
-        <w:shd w:fill="F1F6FC"/>
       </w:pPr>
       <w:r>
         <w:rPr>
           <w:b w:val="0"/>
         </w:rPr>
-        <w:t xml:space="preserve">It supports that the tested version follows specified selection rules on the tested cases. Learning benefit needs separate classroom </w:t>
-      </w:r>
-      <w:r>
-        <w:rPr>
-          <w:b/>
-        </w:rPr>
-        <w:t>evidence</w:t>
-      </w:r>
-      <w:r>
-        <w:rPr>
-          <w:b w:val="0"/>
-        </w:rPr>
-        <w:t>.</w:t>
-      </w:r>
-    </w:p>
-    <w:p>
-      <w:pPr>
-        <w:pStyle w:val="Heading3"/>
-      </w:pPr>
-      <w:r>
-        <w:t>W4 Defend a new case independently</w:t>
-      </w:r>
-    </w:p>
-    <w:p>
-      <w:pPr>
-        <w:pStyle w:val="Heading3"/>
-      </w:pPr>
-      <w:r>
-        <w:t>Workbook question · W4</w:t>
-      </w:r>
-    </w:p>
-    <w:p>
-      <w:pPr>
-        <w:spacing w:line="336" w:lineRule="auto" w:after="180"/>
-        <w:shd w:fill="F5F1FB"/>
-      </w:pPr>
-      <w:r>
-        <w:rPr>
-          <w:b w:val="0"/>
-        </w:rPr>
-        <w:t xml:space="preserve">Limit is 10. A has minutes 10, fun 2, learning 4; B has 9,3,2; C has 11,5,5; D has 8,"4",2. Validate, rank, give counts, explain the winner, then reverse the </w:t>
-      </w:r>
-      <w:r>
-        <w:rPr>
-          <w:b/>
-        </w:rPr>
-        <w:t>input</w:t>
-      </w:r>
-      <w:r>
-        <w:rPr>
-          <w:b w:val="0"/>
-        </w:rPr>
-        <w:t xml:space="preserve"> order. Present without hints.</w:t>
-      </w:r>
-    </w:p>
-    <w:p>
-      <w:pPr>
-        <w:pStyle w:val="Heading3"/>
-      </w:pPr>
-      <w:r>
-        <w:t>Teacher reasoning · W4</w:t>
-      </w:r>
-    </w:p>
-    <w:p>
-      <w:pPr>
-        <w:spacing w:line="336" w:lineRule="auto" w:after="180"/>
-        <w:shd w:fill="F1F6FC"/>
-      </w:pPr>
-      <w:r>
-        <w:rPr>
-          <w:b w:val="0"/>
-        </w:rPr>
-        <w:t>4 supplied, 3 accepted, 1 rejected D for rating type, 2 eligible A/B. Both score 8; A wins alphabetically. C is valid but over-limit. Reversal preserves counts and A. Explain the policy and its limits.</w:t>
-      </w:r>
-    </w:p>
-    <w:p>
-      <w:pPr>
-        <w:pStyle w:val="Heading3"/>
-      </w:pPr>
-      <w:r>
-        <w:t>W5 State the next evidence need</w:t>
-      </w:r>
-    </w:p>
-    <w:p>
-      <w:pPr>
-        <w:pStyle w:val="Heading3"/>
-      </w:pPr>
-      <w:r>
-        <w:t>Workbook question · W5</w:t>
-      </w:r>
-    </w:p>
-    <w:p>
-      <w:pPr>
-        <w:spacing w:line="336" w:lineRule="auto" w:after="180"/>
-        <w:shd w:fill="F5F1FB"/>
-      </w:pPr>
-      <w:r>
-        <w:rPr>
-          <w:b w:val="0"/>
-        </w:rPr>
-        <w:t>After passing the new case, what remains unproven and what is a reasonable next step?</w:t>
-      </w:r>
-    </w:p>
-    <w:p>
-      <w:pPr>
-        <w:pStyle w:val="Heading3"/>
-      </w:pPr>
-      <w:r>
-        <w:t>Teacher reasoning · W5</w:t>
-      </w:r>
-    </w:p>
-    <w:p>
-      <w:pPr>
-        <w:spacing w:line="336" w:lineRule="auto" w:after="180"/>
-        <w:shd w:fill="F1F6FC"/>
-      </w:pPr>
-      <w:r>
-        <w:rPr>
-          <w:b w:val="0"/>
-        </w:rPr>
-        <w:t xml:space="preserve">All possible </w:t>
-      </w:r>
-      <w:r>
-        <w:rPr>
-          <w:b/>
-        </w:rPr>
-        <w:t>input</w:t>
-      </w:r>
-      <w:r>
-        <w:rPr>
-          <w:b w:val="0"/>
-        </w:rPr>
-        <w:t xml:space="preserve"> correctness and educational benefit remain unproven. Add varied independent cases or propose a teacher-approved usability pilot with a defined question; do not claim outcomes before collecting </w:t>
-      </w:r>
-      <w:r>
-        <w:rPr>
-          <w:b/>
-        </w:rPr>
-        <w:t>evidence</w:t>
-      </w:r>
-      <w:r>
-        <w:rPr>
-          <w:b w:val="0"/>
-        </w:rPr>
-        <w:t>.</w:t>
-      </w:r>
-    </w:p>
-    <w:p>
-      <w:pPr>
-        <w:pStyle w:val="Heading3"/>
-      </w:pPr>
-      <w:r>
-        <w:t>Assess independent transfer</w:t>
-      </w:r>
-    </w:p>
-    <w:p>
-      <w:pPr>
-        <w:pStyle w:val="Heading3"/>
-      </w:pPr>
-      <w:r>
-        <w:t>Independent question · withhold the key</w:t>
-      </w:r>
-    </w:p>
-    <w:p>
-      <w:pPr>
-        <w:spacing w:line="336" w:lineRule="auto" w:after="180"/>
-        <w:shd w:fill="F5F1FB"/>
-      </w:pPr>
-      <w:r>
-        <w:rPr>
-          <w:b w:val="0"/>
-        </w:rPr>
-        <w:t xml:space="preserve">Selected case: Limit is 10. A has minutes 10, fun 2, learning 4; B has 9,3,2; C has 11,5,5; D has 8,"4",2. Validate, rank, give counts, explain the winner, then reverse the </w:t>
-      </w:r>
-      <w:r>
-        <w:rPr>
-          <w:b/>
-        </w:rPr>
-        <w:t>input</w:t>
-      </w:r>
-      <w:r>
-        <w:rPr>
-          <w:b w:val="0"/>
-        </w:rPr>
-        <w:t xml:space="preserve"> order. Present without hints.</w:t>
-      </w:r>
-    </w:p>
-    <w:p>
-      <w:pPr>
-        <w:pStyle w:val="Heading3"/>
-      </w:pPr>
-      <w:r>
-        <w:t>Selected case answer</w:t>
-      </w:r>
-    </w:p>
-    <w:p>
-      <w:pPr>
-        <w:pStyle w:val="Heading3"/>
-      </w:pPr>
-      <w:r>
-        <w:t>Teacher key · Selected case answer</w:t>
-      </w:r>
-    </w:p>
-    <w:p>
-      <w:pPr>
-        <w:spacing w:line="336" w:lineRule="auto" w:after="180"/>
-        <w:shd w:fill="F1F6FC"/>
-      </w:pPr>
-      <w:r>
-        <w:rPr>
-          <w:b w:val="0"/>
-        </w:rPr>
-        <w:t>4 supplied, 3 accepted, 1 rejected D for rating type, 2 eligible A/B. Both score 8; A wins alphabetically. C is valid but over-limit. Reversal preserves counts and A. Explain the policy and its limits.</w:t>
-      </w:r>
-    </w:p>
-    <w:tbl>
-      <w:tblPr>
-        <w:tblStyle w:val="LightShading-Accent1"/>
-        <w:tblW w:type="auto" w:w="0"/>
-        <w:tblLook w:firstColumn="1" w:firstRow="1" w:lastColumn="0" w:lastRow="0" w:noHBand="0" w:noVBand="1" w:val="04A0"/>
-      </w:tblPr>
-      <w:tblGrid>
-        <w:gridCol w:w="5112"/>
-        <w:gridCol w:w="5112"/>
-      </w:tblGrid>
-      <w:tr>
-        <w:trPr>
-          <w:tblHeader/>
-        </w:trPr>
-        <w:tc>
-          <w:tcPr>
-            <w:tcW w:type="dxa" w:w="5112"/>
-          </w:tcPr>
-          <w:p>
-            <w:r>
-              <w:t>Dimension</w:t>
-            </w:r>
-          </w:p>
-        </w:tc>
-        <w:tc>
-          <w:tcPr>
-            <w:tcW w:type="dxa" w:w="5112"/>
-          </w:tcPr>
-          <w:p>
-            <w:r>
-              <w:t>Evidence required</w:t>
-            </w:r>
-          </w:p>
-        </w:tc>
-      </w:tr>
-      <w:tr>
-        <w:tc>
-          <w:tcPr>
-            <w:tcW w:type="dxa" w:w="5112"/>
-          </w:tcPr>
-          <w:p>
-            <w:r>
-              <w:t>Explanation</w:t>
-            </w:r>
-          </w:p>
-        </w:tc>
-        <w:tc>
-          <w:tcPr>
-            <w:tcW w:type="dxa" w:w="5112"/>
-          </w:tcPr>
-          <w:p>
-            <w:r>
-              <w:t>Names the applicable idea or procedure and ties it to the supplied facts.</w:t>
-            </w:r>
-          </w:p>
-        </w:tc>
-      </w:tr>
-      <w:tr>
-        <w:tc>
-          <w:tcPr>
-            <w:tcW w:type="dxa" w:w="5112"/>
-          </w:tcPr>
-          <w:p>
-            <w:r>
-              <w:t>Trace and result</w:t>
-            </w:r>
-          </w:p>
-        </w:tc>
-        <w:tc>
-          <w:tcPr>
-            <w:tcW w:type="dxa" w:w="5112"/>
-          </w:tcPr>
-          <w:p>
-            <w:r>
-              <w:t>Preserves the given inputs and shows the relevant intermediate steps; distinguishes a prediction from an observed execution.</w:t>
-            </w:r>
-          </w:p>
-        </w:tc>
-      </w:tr>
-      <w:tr>
-        <w:tc>
-          <w:tcPr>
-            <w:tcW w:type="dxa" w:w="5112"/>
-          </w:tcPr>
-          <w:p>
-            <w:r>
-              <w:t>Limits</w:t>
-            </w:r>
-          </w:p>
-        </w:tc>
-        <w:tc>
-          <w:tcPr>
-            <w:tcW w:type="dxa" w:w="5112"/>
-          </w:tcPr>
-          <w:p>
-            <w:r>
-              <w:t>States the assumptions, missing evidence or conditions under which the result would change.</w:t>
-            </w:r>
-          </w:p>
-        </w:tc>
-      </w:tr>
-    </w:tbl>
-    <w:p>
-      <w:pPr>
-        <w:pStyle w:val="Heading3"/>
-      </w:pPr>
-      <w:r>
-        <w:t>Teacher key · Selected case answer</w:t>
-      </w:r>
-    </w:p>
-    <w:p>
-      <w:pPr>
-        <w:spacing w:line="336" w:lineRule="auto" w:after="180"/>
-        <w:shd w:fill="F1F6FC"/>
-      </w:pPr>
-      <w:r>
-        <w:rPr>
-          <w:b w:val="0"/>
-        </w:rPr>
-        <w:t>Record each dimension as not yet, with support, or independent. Accept a valid alternative procedure with a defensible trace.</w:t>
-      </w:r>
-    </w:p>
-    <w:p>
-      <w:pPr>
-        <w:spacing w:line="336" w:lineRule="auto" w:after="180"/>
-        <w:shd w:fill="F1F6FC"/>
-      </w:pPr>
-      <w:r>
-        <w:rPr>
-          <w:b w:val="0"/>
-        </w:rPr>
-        <w:t xml:space="preserve">Do not penalise an honestly recorded model failure if the learner correctly explains its </w:t>
-      </w:r>
-      <w:r>
-        <w:rPr>
-          <w:b/>
-        </w:rPr>
-        <w:t>evidence</w:t>
-      </w:r>
-      <w:r>
-        <w:rPr>
-          <w:b w:val="0"/>
-        </w:rPr>
-        <w:t xml:space="preserve"> and limits.</w:t>
-      </w:r>
-    </w:p>
-    <w:p>
-      <w:pPr>
-        <w:pStyle w:val="Heading3"/>
-      </w:pPr>
-      <w:r>
-        <w:t>Feedback that the learner uses</w:t>
-      </w:r>
-    </w:p>
-    <w:p>
-      <w:pPr>
-        <w:spacing w:line="336" w:lineRule="auto" w:after="180"/>
-      </w:pPr>
-      <w:r>
-        <w:rPr>
-          <w:b w:val="0"/>
-        </w:rPr>
-        <w:t>Name the earliest unsupported step and give one action to repair it. Have the learner make that repair now and explain why. Then assess the relevant skill on a fresh, fully specified case.</w:t>
-      </w:r>
-    </w:p>
-    <w:p>
-      <w:pPr>
-        <w:spacing w:line="336" w:lineRule="auto" w:after="180"/>
-      </w:pPr>
-      <w:r>
-        <w:rPr>
-          <w:b w:val="0"/>
-        </w:rPr>
-        <w:t>Confirm it was not previously practised with feedback; solve and check the new case before assigning it. A follow-up design prompt is a starting brief, not automatically an equivalent test.</w:t>
-      </w:r>
-    </w:p>
-    <w:p>
-      <w:pPr>
-        <w:pStyle w:val="Heading1"/>
-      </w:pPr>
-      <w:r>
-        <w:t>06. Connect and extend learning</w:t>
-      </w:r>
-    </w:p>
-    <w:p>
-      <w:r>
-        <w:t>Connect Capstone Expo to Transparent Book Recommender, adapt support and plan a later changed-case check.</w:t>
-      </w:r>
-    </w:p>
-    <w:p>
-      <w:pPr>
-        <w:pStyle w:val="Heading3"/>
-      </w:pPr>
-      <w:r>
-        <w:t>Transparent Book Recommender</w:t>
-      </w:r>
-    </w:p>
-    <w:p>
-      <w:pPr>
-        <w:spacing w:line="336" w:lineRule="auto" w:after="180"/>
-      </w:pPr>
-      <w:r>
-        <w:rPr>
-          <w:b w:val="0"/>
-        </w:rPr>
-        <w:t xml:space="preserve">Final </w:t>
-      </w:r>
-      <w:r>
-        <w:rPr>
-          <w:b/>
-        </w:rPr>
-        <w:t>evidence bundle</w:t>
-      </w:r>
-      <w:r>
-        <w:rPr>
-          <w:b w:val="0"/>
-        </w:rPr>
-        <w:t>: brief, data, scoring logic, tests, improvement record, and product card.</w:t>
-      </w:r>
-    </w:p>
-    <w:p>
-      <w:pPr>
-        <w:spacing w:line="336" w:lineRule="auto" w:after="180"/>
-      </w:pPr>
-      <w:r>
-        <w:rPr>
-          <w:b w:val="0"/>
-        </w:rPr>
-        <w:t xml:space="preserve">Keep the decision, </w:t>
-      </w:r>
-      <w:r>
-        <w:rPr>
-          <w:b/>
-        </w:rPr>
-        <w:t>input</w:t>
-      </w:r>
-      <w:r>
-        <w:rPr>
-          <w:b w:val="0"/>
-        </w:rPr>
-        <w:t xml:space="preserve">, result, explanation and remaining </w:t>
-      </w:r>
-      <w:r>
-        <w:rPr>
-          <w:b/>
-        </w:rPr>
-        <w:t>limitation</w:t>
-      </w:r>
-      <w:r>
-        <w:rPr>
-          <w:b w:val="0"/>
-        </w:rPr>
-        <w:t xml:space="preserve"> in the project </w:t>
-      </w:r>
-      <w:r>
-        <w:rPr>
-          <w:b/>
-        </w:rPr>
-        <w:t>evidence</w:t>
-      </w:r>
-      <w:r>
-        <w:rPr>
-          <w:b w:val="0"/>
-        </w:rPr>
-        <w:t xml:space="preserve"> record. Retrieve this record next week rather than restarting the project.</w:t>
-      </w:r>
-    </w:p>
-    <w:p>
-      <w:pPr>
-        <w:pStyle w:val="Heading3"/>
-      </w:pPr>
-      <w:r>
-        <w:t>Support and stretch</w:t>
-      </w:r>
-    </w:p>
-    <w:p>
-      <w:pPr>
-        <w:spacing w:line="336" w:lineRule="auto" w:after="180"/>
-      </w:pPr>
-      <w:r>
-        <w:rPr>
-          <w:b w:val="0"/>
-        </w:rPr>
-        <w:t>Trace one record or condition at a time with counters and labelled columns. Stretch: introduce a tie, boundary or missing field and declare its handling policy before rerunning.</w:t>
-      </w:r>
-    </w:p>
-    <w:p>
-      <w:pPr>
-        <w:pStyle w:val="Heading3"/>
-      </w:pPr>
-      <w:r>
-        <w:t>Exit reflection</w:t>
-      </w:r>
-    </w:p>
-    <w:p>
-      <w:pPr>
-        <w:spacing w:line="336" w:lineRule="auto" w:after="180"/>
-      </w:pPr>
-      <w:r>
-        <w:rPr>
-          <w:b w:val="0"/>
-        </w:rPr>
-        <w:t xml:space="preserve">Ask for one decision the learner can now justify and one situation requiring more </w:t>
-      </w:r>
-      <w:r>
-        <w:rPr>
-          <w:b/>
-        </w:rPr>
-        <w:t>evidence</w:t>
-      </w:r>
-      <w:r>
-        <w:rPr>
-          <w:b w:val="0"/>
-        </w:rPr>
-        <w:t xml:space="preserve"> or human review. Confidence ratings are separate from correct independent performance.</w:t>
-      </w:r>
-    </w:p>
-    <w:p>
-      <w:pPr>
-        <w:pStyle w:val="Heading3"/>
-      </w:pPr>
-      <w:r>
-        <w:t>Bridge to the next week</w:t>
-      </w:r>
-    </w:p>
-    <w:p>
-      <w:pPr>
-        <w:spacing w:line="336" w:lineRule="auto" w:after="180"/>
-      </w:pPr>
-      <w:r>
-        <w:rPr>
-          <w:b w:val="0"/>
-        </w:rPr>
-        <w:t xml:space="preserve">Review the full project </w:t>
-      </w:r>
-      <w:r>
-        <w:rPr>
-          <w:b/>
-        </w:rPr>
-        <w:t>evidence</w:t>
-      </w:r>
-      <w:r>
-        <w:rPr>
-          <w:b w:val="0"/>
-        </w:rPr>
-        <w:t xml:space="preserve"> and choose concepts needing another independent attempt before the next level. One expo is not proof of mastery of all AI.</w:t>
-      </w:r>
-    </w:p>
-    <w:p>
-      <w:pPr>
-        <w:pStyle w:val="Heading3"/>
-      </w:pPr>
-      <w:r>
-        <w:t>Support and fresh reassessment</w:t>
-      </w:r>
-    </w:p>
-    <w:p>
-      <w:pPr>
-        <w:spacing w:line="336" w:lineRule="auto" w:after="180"/>
-      </w:pPr>
-      <w:r>
-        <w:rPr>
-          <w:b w:val="0"/>
-        </w:rPr>
-        <w:t xml:space="preserve">Offer a presentation outline only after the initial independent attempt and record support. Extension: let a peer supply a new valid case and require a </w:t>
-      </w:r>
-      <w:r>
-        <w:rPr>
-          <w:b/>
-        </w:rPr>
-        <w:t>prediction</w:t>
-      </w:r>
-      <w:r>
-        <w:rPr>
-          <w:b w:val="0"/>
-        </w:rPr>
-        <w:t xml:space="preserve"> before running.</w:t>
-      </w:r>
-    </w:p>
-    <w:p>
-      <w:pPr>
-        <w:spacing w:line="336" w:lineRule="auto" w:after="180"/>
-      </w:pPr>
-      <w:r>
-        <w:rPr>
-          <w:b w:val="0"/>
-        </w:rPr>
-        <w:t>Assess explanation, not decorative slide polish.</w:t>
-      </w:r>
-    </w:p>
-    <w:p>
-      <w:pPr>
-        <w:spacing w:line="336" w:lineRule="auto" w:after="180"/>
-      </w:pPr>
-      <w:r>
-        <w:rPr>
-          <w:b w:val="0"/>
-        </w:rPr>
-        <w:t xml:space="preserve">Independent W4 </w:t>
-      </w:r>
-      <w:r>
-        <w:rPr>
-          <w:b/>
-        </w:rPr>
-        <w:t>evidence</w:t>
-      </w:r>
-      <w:r>
-        <w:rPr>
-          <w:b w:val="0"/>
-        </w:rPr>
-        <w:t>: 4 supplied, 3 accepted, 1 rejected D for rating type, 2 eligible A/B. Both score 8; A wins alphabetically. C is valid but over-limit. Reversal preserves counts and A. Explain the policy and its limits.</w:t>
-      </w:r>
-    </w:p>
-    <w:p>
-      <w:pPr>
-        <w:spacing w:line="336" w:lineRule="auto" w:after="180"/>
-      </w:pPr>
-      <w:r>
-        <w:rPr>
-          <w:b w:val="0"/>
-        </w:rPr>
-        <w:t>Record whether the learner needed no help, a hint or explanation. Fresh retry after support: limit 12; M (minutes 12, fun 3, learning 3), N (11,4,1), O (13,5,5), P (10,-1,2). Counts 4 supplied,3 accepted,1 rejected,2 eligible.</w:t>
-      </w:r>
-    </w:p>
-    <w:p>
-      <w:pPr>
-        <w:spacing w:line="336" w:lineRule="auto" w:after="180"/>
-      </w:pPr>
-      <w:r>
-        <w:rPr>
-          <w:b w:val="0"/>
-        </w:rPr>
         <w:t>M/N tie at 9; M wins in either order.</w:t>
       </w:r>
     </w:p>
     <w:p>
       <w:pPr>
-        <w:spacing w:line="336" w:lineRule="auto" w:after="180"/>
-      </w:pPr>
-      <w:r>
-        <w:rPr>
-          <w:b w:val="0"/>
-        </w:rPr>
-        <w:t xml:space="preserve">Grade 7 is complete when the learner can independently explain and defend the application. Use readiness </w:t>
-      </w:r>
-      <w:r>
-        <w:rPr>
-          <w:b/>
-        </w:rPr>
-        <w:t>evidence</w:t>
-      </w:r>
-      <w:r>
-        <w:rPr>
-          <w:b w:val="0"/>
-        </w:rPr>
-        <w:t xml:space="preserve"> and recorded support to plan the next level.</w:t>
-      </w:r>
-    </w:p>
-    <w:p>
-      <w:pPr>
-        <w:pStyle w:val="Heading3"/>
-      </w:pPr>
-      <w:r>
-        <w:t>Plan the delayed return</w:t>
+        <w:pStyle w:val="Heading2"/>
+      </w:pPr>
+      <w:r>
+        <w:t>Plan the delayed check</w:t>
       </w:r>
     </w:p>
     <w:p>
@@ -4965,60 +4891,188 @@
     </w:p>
     <w:p>
       <w:pPr>
+        <w:pStyle w:val="Heading2"/>
+      </w:pPr>
+      <w:r>
+        <w:t>Bridge to next week</w:t>
+      </w:r>
+    </w:p>
+    <w:p>
+      <w:pPr>
+        <w:spacing w:line="336" w:lineRule="auto" w:after="180"/>
+      </w:pPr>
+      <w:r>
+        <w:rPr>
+          <w:b w:val="0"/>
+        </w:rPr>
+        <w:t xml:space="preserve">Ask for one decision the learner can now justify and one situation requiring more </w:t>
+      </w:r>
+      <w:r>
+        <w:rPr>
+          <w:b/>
+        </w:rPr>
+        <w:t>evidence</w:t>
+      </w:r>
+      <w:r>
+        <w:rPr>
+          <w:b w:val="0"/>
+        </w:rPr>
+        <w:t xml:space="preserve"> or human review. Confidence ratings are separate from correct independent performance.</w:t>
+      </w:r>
+    </w:p>
+    <w:p>
+      <w:pPr>
+        <w:spacing w:line="336" w:lineRule="auto" w:after="180"/>
+      </w:pPr>
+      <w:r>
+        <w:rPr>
+          <w:b w:val="0"/>
+        </w:rPr>
+        <w:t xml:space="preserve">Review the full project </w:t>
+      </w:r>
+      <w:r>
+        <w:rPr>
+          <w:b/>
+        </w:rPr>
+        <w:t>evidence</w:t>
+      </w:r>
+      <w:r>
+        <w:rPr>
+          <w:b w:val="0"/>
+        </w:rPr>
+        <w:t xml:space="preserve"> and choose concepts needing another independent attempt before the next level. One expo is not proof of mastery of all AI.</w:t>
+      </w:r>
+    </w:p>
+    <w:p>
+      <w:pPr>
+        <w:spacing w:line="336" w:lineRule="auto" w:after="180"/>
+      </w:pPr>
+      <w:r>
+        <w:rPr>
+          <w:b w:val="0"/>
+        </w:rPr>
+        <w:t xml:space="preserve">After Level2, continue to Level3: Generative AI Systems. Revisit the project’s explicit contracts, validation and reproducibility before starting Predictive and Generative AI in the next level; use recorded readiness and support </w:t>
+      </w:r>
+      <w:r>
+        <w:rPr>
+          <w:b/>
+        </w:rPr>
+        <w:t>evidence</w:t>
+      </w:r>
+      <w:r>
+        <w:rPr>
+          <w:b w:val="0"/>
+        </w:rPr>
+        <w:t xml:space="preserve"> rather than expo polish as the progression decision.</w:t>
+      </w:r>
+    </w:p>
+    <w:p>
+      <w:pPr>
+        <w:pStyle w:val="Heading2"/>
+      </w:pPr>
+      <w:r>
+        <w:t>Earlier wording, alternatives and picture transcripts · reference / check after trying</w:t>
+      </w:r>
+    </w:p>
+    <w:p>
+      <w:pPr>
+        <w:spacing w:line="336" w:lineRule="auto" w:after="180"/>
+      </w:pPr>
+      <w:r>
+        <w:rPr>
+          <w:b w:val="0"/>
+        </w:rPr>
+        <w:t>Connect and extend learning</w:t>
+      </w:r>
+    </w:p>
+    <w:p>
+      <w:pPr>
         <w:pStyle w:val="Heading3"/>
       </w:pPr>
       <w:r>
+        <w:t>Transparent Book Recommender</w:t>
+      </w:r>
+    </w:p>
+    <w:p>
+      <w:pPr>
+        <w:pStyle w:val="Heading3"/>
+      </w:pPr>
+      <w:r>
+        <w:t>Support and stretch</w:t>
+      </w:r>
+    </w:p>
+    <w:p>
+      <w:pPr>
+        <w:pStyle w:val="Heading3"/>
+      </w:pPr>
+      <w:r>
+        <w:t>Exit reflection</w:t>
+      </w:r>
+    </w:p>
+    <w:p>
+      <w:pPr>
+        <w:pStyle w:val="Heading3"/>
+      </w:pPr>
+      <w:r>
+        <w:t>Bridge to the next week</w:t>
+      </w:r>
+    </w:p>
+    <w:p>
+      <w:pPr>
+        <w:pStyle w:val="Heading3"/>
+      </w:pPr>
+      <w:r>
+        <w:t>Support and fresh reassessment</w:t>
+      </w:r>
+    </w:p>
+    <w:p>
+      <w:pPr>
+        <w:pStyle w:val="Heading3"/>
+      </w:pPr>
+      <w:r>
+        <w:t>Plan the delayed return</w:t>
+      </w:r>
+    </w:p>
+    <w:p>
+      <w:pPr>
+        <w:pStyle w:val="Heading3"/>
+      </w:pPr>
+      <w:r>
         <w:t>Project evidence from this case</w:t>
       </w:r>
     </w:p>
     <w:p>
       <w:pPr>
+        <w:pStyle w:val="Heading1"/>
+      </w:pPr>
+      <w:r>
+        <w:t>Reference bank and extra practice</w:t>
+      </w:r>
+    </w:p>
+    <w:p>
+      <w:pPr>
+        <w:pStyle w:val="Heading1"/>
+      </w:pPr>
+      <w:r>
+        <w:t>07. Reference: alternative planning checklist</w:t>
+      </w:r>
+    </w:p>
+    <w:p>
+      <w:r>
+        <w:t>Use as a reminder alongside the main route rather than teaching the cycle twice.</w:t>
+      </w:r>
+    </w:p>
+    <w:p>
+      <w:pPr>
+        <w:pStyle w:val="Heading2"/>
+      </w:pPr>
+      <w:r>
+        <w:t>Preparation and schedule</w:t>
+      </w:r>
+    </w:p>
+    <w:p>
+      <w:pPr>
         <w:spacing w:line="336" w:lineRule="auto" w:after="180"/>
-      </w:pPr>
-      <w:r>
-        <w:rPr>
-          <w:b w:val="0"/>
-        </w:rPr>
-        <w:t xml:space="preserve">Present the Transparent Book Recommender’s code, baseline, full-case traces, reserved results and </w:t>
-      </w:r>
-      <w:r>
-        <w:rPr>
-          <w:b/>
-        </w:rPr>
-        <w:t>limitation</w:t>
-      </w:r>
-      <w:r>
-        <w:rPr>
-          <w:b w:val="0"/>
-        </w:rPr>
-        <w:t>s, without claiming fictional results as pupil work.</w:t>
-      </w:r>
-    </w:p>
-    <w:p>
-      <w:pPr>
-        <w:pStyle w:val="Heading1"/>
-      </w:pPr>
-      <w:r>
-        <w:t>07. Prepare, teach and assess</w:t>
-      </w:r>
-    </w:p>
-    <w:p>
-      <w:r>
-        <w:t>Use this preparation summary alongside the detailed Capstone Expo lesson; it is a checklist rather than a replacement for the full sequence.</w:t>
-      </w:r>
-    </w:p>
-    <w:p>
-      <w:pPr>
-        <w:pStyle w:val="Heading3"/>
-      </w:pPr>
-      <w:r>
-        <w:t>Teaching target</w:t>
-      </w:r>
-    </w:p>
-    <w:p>
-      <w:pPr>
-        <w:spacing w:line="336" w:lineRule="auto" w:after="180"/>
-        <w:shd w:fill="EDF7F3"/>
       </w:pPr>
       <w:r>
         <w:rPr>
@@ -5201,6 +5255,14 @@
     </w:tbl>
     <w:p>
       <w:pPr>
+        <w:pStyle w:val="Heading2"/>
+      </w:pPr>
+      <w:r>
+        <w:t>Practice and assessment reminders</w:t>
+      </w:r>
+    </w:p>
+    <w:p>
+      <w:pPr>
         <w:spacing w:line="336" w:lineRule="auto" w:after="180"/>
       </w:pPr>
       <w:r>
@@ -5212,16 +5274,7 @@
     </w:p>
     <w:p>
       <w:pPr>
-        <w:pStyle w:val="Heading3"/>
-      </w:pPr>
-      <w:r>
-        <w:t>Supported practice answer</w:t>
-      </w:r>
-    </w:p>
-    <w:p>
-      <w:pPr>
         <w:spacing w:line="336" w:lineRule="auto" w:after="180"/>
-        <w:shd w:fill="F1F6FC"/>
       </w:pPr>
       <w:r>
         <w:rPr>
@@ -5254,16 +5307,7 @@
     </w:p>
     <w:p>
       <w:pPr>
-        <w:pStyle w:val="Heading3"/>
-      </w:pPr>
-      <w:r>
-        <w:t>Repair the misconception</w:t>
-      </w:r>
-    </w:p>
-    <w:p>
-      <w:pPr>
         <w:spacing w:line="336" w:lineRule="auto" w:after="180"/>
-        <w:shd w:fill="FFF5E6"/>
       </w:pPr>
       <w:r>
         <w:rPr>
@@ -5275,7 +5319,6 @@
     <w:p>
       <w:pPr>
         <w:spacing w:line="336" w:lineRule="auto" w:after="180"/>
-        <w:shd w:fill="FFF5E6"/>
       </w:pPr>
       <w:r>
         <w:rPr>
@@ -5298,16 +5341,7 @@
     </w:p>
     <w:p>
       <w:pPr>
-        <w:pStyle w:val="Heading3"/>
-      </w:pPr>
-      <w:r>
-        <w:t>Support without giving away the answer</w:t>
-      </w:r>
-    </w:p>
-    <w:p>
-      <w:pPr>
         <w:spacing w:line="336" w:lineRule="auto" w:after="180"/>
-        <w:shd w:fill="F1F6F8"/>
       </w:pPr>
       <w:r>
         <w:rPr>
@@ -5330,16 +5364,7 @@
     </w:p>
     <w:p>
       <w:pPr>
-        <w:pStyle w:val="Heading3"/>
-      </w:pPr>
-      <w:r>
-        <w:t>Extend the reasoning</w:t>
-      </w:r>
-    </w:p>
-    <w:p>
-      <w:pPr>
         <w:spacing w:line="336" w:lineRule="auto" w:after="180"/>
-        <w:shd w:fill="F5F1FB"/>
       </w:pPr>
       <w:r>
         <w:rPr>
@@ -5363,7 +5388,6 @@
     <w:p>
       <w:pPr>
         <w:spacing w:line="336" w:lineRule="auto" w:after="180"/>
-        <w:shd w:fill="F5F1FB"/>
       </w:pPr>
       <w:r>
         <w:rPr>
@@ -5398,16 +5422,7 @@
     </w:p>
     <w:p>
       <w:pPr>
-        <w:pStyle w:val="Heading3"/>
-      </w:pPr>
-      <w:r>
-        <w:t>Protect the independent attempt</w:t>
-      </w:r>
-    </w:p>
-    <w:p>
-      <w:pPr>
         <w:spacing w:line="336" w:lineRule="auto" w:after="180"/>
-        <w:shd w:fill="FFF5E6"/>
       </w:pPr>
       <w:r>
         <w:rPr>
@@ -5602,16 +5617,7 @@
     </w:tbl>
     <w:p>
       <w:pPr>
-        <w:pStyle w:val="Heading3"/>
-      </w:pPr>
-      <w:r>
-        <w:t>Project checkpoint</w:t>
-      </w:r>
-    </w:p>
-    <w:p>
-      <w:pPr>
         <w:spacing w:line="336" w:lineRule="auto" w:after="180"/>
-        <w:shd w:fill="EDF7F3"/>
       </w:pPr>
       <w:r>
         <w:rPr>
@@ -5660,12 +5666,20 @@
         <w:pStyle w:val="Heading1"/>
       </w:pPr>
       <w:r>
-        <w:t>08. Use feedback, labs and repair paths</w:t>
-      </w:r>
-    </w:p>
-    <w:p>
-      <w:r>
-        <w:t>Use feedback, earlier review and portfolios purposefully. Apply the coding routine only when this lesson has an executable lab.</w:t>
+        <w:t>08. Reference: feedback and records</w:t>
+      </w:r>
+    </w:p>
+    <w:p>
+      <w:r>
+        <w:t>Use digital tools where they help retain an explanation and its evidence.</w:t>
+      </w:r>
+    </w:p>
+    <w:p>
+      <w:pPr>
+        <w:pStyle w:val="Heading2"/>
+      </w:pPr>
+      <w:r>
+        <w:t>Keep practice and independent evidence separate</w:t>
       </w:r>
     </w:p>
     <w:p>
@@ -5704,12 +5718,74 @@
     </w:p>
     <w:p>
       <w:pPr>
+        <w:pStyle w:val="Heading2"/>
+      </w:pPr>
+      <w:r>
+        <w:t>Repair and portfolio records</w:t>
+      </w:r>
+    </w:p>
+    <w:p>
+      <w:pPr>
         <w:spacing w:line="336" w:lineRule="auto" w:after="180"/>
       </w:pPr>
       <w:r>
         <w:rPr>
           <w:b w:val="0"/>
         </w:rPr>
+        <w:t>Use the earlier worked-explanation links to address a specific missing building block, then return to the current question. Adapt this suggestion after observing the learner; it is not an automatic diagnosis.</w:t>
+      </w:r>
+    </w:p>
+    <w:p>
+      <w:pPr>
+        <w:spacing w:line="336" w:lineRule="auto" w:after="180"/>
+      </w:pPr>
+      <w:r>
+        <w:rPr>
+          <w:b w:val="0"/>
+        </w:rPr>
+        <w:t xml:space="preserve">Collect the completed-work portfolio as </w:t>
+      </w:r>
+      <w:r>
+        <w:rPr>
+          <w:b/>
+        </w:rPr>
+        <w:t>evidence</w:t>
+      </w:r>
+      <w:r>
+        <w:rPr>
+          <w:b w:val="0"/>
+        </w:rPr>
+        <w:t xml:space="preserve">. Record support separately from correctness, and assess explanation, trace/test and </w:t>
+      </w:r>
+      <w:r>
+        <w:rPr>
+          <w:b/>
+        </w:rPr>
+        <w:t>limitation</w:t>
+      </w:r>
+      <w:r>
+        <w:rPr>
+          <w:b w:val="0"/>
+        </w:rPr>
+        <w:t>s. Progress ticks and quiz selections alone do not establish mastery.</w:t>
+      </w:r>
+    </w:p>
+    <w:p>
+      <w:pPr>
+        <w:pStyle w:val="Heading2"/>
+      </w:pPr>
+      <w:r>
+        <w:t>Earlier wording, alternatives and picture transcripts · reference / check after trying</w:t>
+      </w:r>
+    </w:p>
+    <w:p>
+      <w:pPr>
+        <w:spacing w:line="336" w:lineRule="auto" w:after="180"/>
+      </w:pPr>
+      <w:r>
+        <w:rPr>
+          <w:b w:val="0"/>
+        </w:rPr>
         <w:t xml:space="preserve">Ask students to predict before running code. Preserve errors and actual </w:t>
       </w:r>
       <w:r>
@@ -5727,89 +5803,20 @@
     </w:p>
     <w:p>
       <w:pPr>
-        <w:spacing w:line="336" w:lineRule="auto" w:after="180"/>
-      </w:pPr>
-      <w:r>
-        <w:rPr>
-          <w:b w:val="0"/>
-        </w:rPr>
-        <w:t>Use the earlier worked-explanation links to address a specific missing building block, then return to the current question. Adapt this suggestion after observing the learner; it is not an automatic diagnosis.</w:t>
-      </w:r>
-    </w:p>
-    <w:p>
-      <w:pPr>
-        <w:spacing w:line="336" w:lineRule="auto" w:after="180"/>
-      </w:pPr>
-      <w:r>
-        <w:rPr>
-          <w:b w:val="0"/>
-        </w:rPr>
-        <w:t xml:space="preserve">Collect the completed-work portfolio as </w:t>
-      </w:r>
-      <w:r>
-        <w:rPr>
-          <w:b/>
-        </w:rPr>
-        <w:t>evidence</w:t>
-      </w:r>
-      <w:r>
-        <w:rPr>
-          <w:b w:val="0"/>
-        </w:rPr>
-        <w:t xml:space="preserve">. Record support separately from correctness, and assess explanation, trace/test and </w:t>
-      </w:r>
-      <w:r>
-        <w:rPr>
-          <w:b/>
-        </w:rPr>
-        <w:t>limitation</w:t>
-      </w:r>
-      <w:r>
-        <w:rPr>
-          <w:b w:val="0"/>
-        </w:rPr>
-        <w:t>s. Progress ticks and quiz selections alone do not establish mastery.</w:t>
-      </w:r>
-    </w:p>
-    <w:p>
-      <w:pPr>
         <w:pStyle w:val="Heading1"/>
       </w:pPr>
       <w:r>
-        <w:t>09. Visual concept journey</w:t>
-      </w:r>
-    </w:p>
-    <w:p>
-      <w:r>
-        <w:t>Show one Capstone Expo graphic at a time, request a prediction and discuss its trace before the independent assessment.</w:t>
-      </w:r>
-    </w:p>
-    <w:p>
-      <w:pPr>
-        <w:spacing w:line="336" w:lineRule="auto" w:after="180"/>
-      </w:pPr>
-      <w:r>
-        <w:rPr>
-          <w:b w:val="0"/>
-        </w:rPr>
-        <w:t xml:space="preserve">Use one picture at a time. Hide a worked result before asking for a </w:t>
-      </w:r>
-      <w:r>
-        <w:rPr>
-          <w:b/>
-        </w:rPr>
-        <w:t>prediction</w:t>
-      </w:r>
-      <w:r>
-        <w:rPr>
-          <w:b w:val="0"/>
-        </w:rPr>
-        <w:t>, then reveal it for feedback. These are supported teaching cases; retain the separate independent assessment for a fresh first attempt.</w:t>
-      </w:r>
-    </w:p>
-    <w:p>
-      <w:pPr>
-        <w:pStyle w:val="Heading3"/>
+        <w:t>09. Reference: teach with the six pictures</w:t>
+      </w:r>
+    </w:p>
+    <w:p>
+      <w:r>
+        <w:t>Choose the picture for the teaching move and connect it to the explanation.</w:t>
+      </w:r>
+    </w:p>
+    <w:p>
+      <w:pPr>
+        <w:pStyle w:val="Heading2"/>
       </w:pPr>
       <w:r>
         <w:t>01. Capstone Expo: the case</w:t>
@@ -5820,7 +5827,7 @@
         <w:drawing>
           <wp:inline xmlns:a="http://schemas.openxmlformats.org/drawingml/2006/main" xmlns:pic="http://schemas.openxmlformats.org/drawingml/2006/picture">
             <wp:extent cx="5486400" cy="3438144"/>
-            <wp:docPr id="2" name="Picture 2" descr="A fictional team presents its transparent book recommender on a reserved catalogue. Supplied facts: Request maximum 120 pages; score=2×interest+illustrated, where illustrated is 1 for True and 0 for False; tie by ID. A pages120 interest3 True; B pages100 interest4 False; C pages121 interest5 True; D pages90 interest&quot;4&quot; True. Numeric fields require exact integers."/>
+            <wp:docPr id="3" name="Picture 3" descr="A fictional team presents its transparent book recommender on a supplied practice catalogue. Supplied facts: Request maximum 120 pages; score=2×interest+illustrated, where illustrated is 1 for True and 0 for False; tie by ID. A pages120 interest3 True; B pages100 interest4 False; C pages121 interest5 True; D pages90 interest&quot;4&quot; True. Numeric fields require exact integers."/>
             <wp:cNvGraphicFramePr>
               <a:graphicFrameLocks noChangeAspect="1"/>
             </wp:cNvGraphicFramePr>
@@ -5832,7 +5839,7 @@
                     <pic:cNvPicPr/>
                   </pic:nvPicPr>
                   <pic:blipFill>
-                    <a:blip r:embed="rId10"/>
+                    <a:blip r:embed="rId11"/>
                     <a:stretch>
                       <a:fillRect/>
                     </a:stretch>
@@ -5859,7 +5866,7 @@
         <w:rPr>
           <w:b w:val="0"/>
         </w:rPr>
-        <w:t>A fictional team presents its transparent book recommender on a reserved catalogue. Supplied facts: Request maximum 120 pages; score=2×interest+illustrated, where illustrated is 1 for True and 0 for False; tie by ID.</w:t>
+        <w:t>A fictional team presents its transparent book recommender on a supplied practice catalogue. Supplied facts: Request maximum 120 pages; score=2×interest+illustrated, where illustrated is 1 for True and 0 for False; tie by ID. A pages120 interest3 True; B pages100 interest4 False; C pages121 interest5 True; D pages90 interest"4" True. Numeric fields require exact integers.</w:t>
       </w:r>
     </w:p>
     <w:p>
@@ -5870,44 +5877,23 @@
         <w:rPr>
           <w:b w:val="0"/>
         </w:rPr>
-        <w:t>A pages120 interest3 True; B pages100 interest4 False; C pages121 interest5 True; D pages90 interest"4" True. Numeric fields require exact integers.</w:t>
+        <w:t>Point to the given fact that matters most. Explain why it matters.</w:t>
       </w:r>
     </w:p>
     <w:p>
       <w:pPr>
         <w:spacing w:line="336" w:lineRule="auto" w:after="180"/>
-        <w:shd w:fill="F5F1FB"/>
       </w:pPr>
       <w:r>
         <w:rPr>
           <w:b w:val="0"/>
         </w:rPr>
-        <w:t>Point to the given fact that matters most. Explain why it matters.</w:t>
-      </w:r>
-    </w:p>
-    <w:p>
-      <w:pPr>
-        <w:pStyle w:val="Heading3"/>
-      </w:pPr>
-      <w:r>
-        <w:t>Discuss while showing the picture</w:t>
-      </w:r>
-    </w:p>
-    <w:p>
-      <w:pPr>
-        <w:spacing w:line="336" w:lineRule="auto" w:after="180"/>
-        <w:shd w:fill="F1F6F8"/>
-      </w:pPr>
-      <w:r>
-        <w:rPr>
-          <w:b w:val="0"/>
-        </w:rPr>
         <w:t>Teacher prompt: Point to the given fact that matters most. Explain why it matters. Ask learners to describe one label or arrow in ordinary words. Use the adjacent transcript if the image is difficult to see.</w:t>
       </w:r>
     </w:p>
     <w:p>
       <w:pPr>
-        <w:pStyle w:val="Heading3"/>
+        <w:pStyle w:val="Heading2"/>
       </w:pPr>
       <w:r>
         <w:t>02. Follow the deciding steps</w:t>
@@ -5918,7 +5904,7 @@
         <w:drawing>
           <wp:inline xmlns:a="http://schemas.openxmlformats.org/drawingml/2006/main" xmlns:pic="http://schemas.openxmlformats.org/drawingml/2006/picture">
             <wp:extent cx="5486400" cy="4005072"/>
-            <wp:docPr id="3" name="Picture 3" descr="Validate: D has text interest and is rejected; A,B,C have valid fields. → Filter: A and B meet the page limit; C exceeds it. → Rank: A scores 7; B scores 8, so B wins. → Defend evidence: Explain two eligible items, one page-limit exclusion and one type rejection."/>
+            <wp:docPr id="4" name="Picture 4" descr="Validate: D has text interest and is rejected; A,B,C have valid fields. → Filter: A and B meet the page limit; C exceeds it. → Rank: A scores 7; B scores 8, so B wins. → Defend evidence: Explain two eligible items, one page-limit exclusion and one type rejection."/>
             <wp:cNvGraphicFramePr>
               <a:graphicFrameLocks noChangeAspect="1"/>
             </wp:cNvGraphicFramePr>
@@ -5930,7 +5916,7 @@
                     <pic:cNvPicPr/>
                   </pic:nvPicPr>
                   <pic:blipFill>
-                    <a:blip r:embed="rId11"/>
+                    <a:blip r:embed="rId9"/>
                     <a:stretch>
                       <a:fillRect/>
                     </a:stretch>
@@ -5975,7 +5961,6 @@
     <w:p>
       <w:pPr>
         <w:spacing w:line="336" w:lineRule="auto" w:after="180"/>
-        <w:shd w:fill="F5F1FB"/>
       </w:pPr>
       <w:r>
         <w:rPr>
@@ -5998,16 +5983,7 @@
     </w:p>
     <w:p>
       <w:pPr>
-        <w:pStyle w:val="Heading3"/>
-      </w:pPr>
-      <w:r>
-        <w:t>Discuss while showing the picture</w:t>
-      </w:r>
-    </w:p>
-    <w:p>
-      <w:pPr>
         <w:spacing w:line="336" w:lineRule="auto" w:after="180"/>
-        <w:shd w:fill="F1F6F8"/>
       </w:pPr>
       <w:r>
         <w:rPr>
@@ -6030,7 +6006,7 @@
     </w:p>
     <w:p>
       <w:pPr>
-        <w:pStyle w:val="Heading3"/>
+        <w:pStyle w:val="Heading2"/>
       </w:pPr>
       <w:r>
         <w:t>03. Follow the evidence</w:t>
@@ -6041,7 +6017,7 @@
         <w:drawing>
           <wp:inline xmlns:a="http://schemas.openxmlformats.org/drawingml/2006/main" xmlns:pic="http://schemas.openxmlformats.org/drawingml/2006/picture">
             <wp:extent cx="5486400" cy="2834640"/>
-            <wp:docPr id="4" name="Picture 4" descr="Follow the evidence. Claim | A selected by stated policy | Show trace and inputs. Quality | Tested cases and failures | Show full denominators. Handover | Versions and run steps | Peer can reproduce"/>
+            <wp:docPr id="5" name="Picture 5" descr="Follow the evidence. Claim | A selected by stated policy | Show trace and inputs. Quality | Tested cases and failures | Show full denominators. Handover | Versions and run steps | Peer can reproduce"/>
             <wp:cNvGraphicFramePr>
               <a:graphicFrameLocks noChangeAspect="1"/>
             </wp:cNvGraphicFramePr>
@@ -6122,7 +6098,6 @@
     <w:p>
       <w:pPr>
         <w:spacing w:line="336" w:lineRule="auto" w:after="180"/>
-        <w:shd w:fill="F5F1FB"/>
       </w:pPr>
       <w:r>
         <w:rPr>
@@ -6133,16 +6108,7 @@
     </w:p>
     <w:p>
       <w:pPr>
-        <w:pStyle w:val="Heading3"/>
-      </w:pPr>
-      <w:r>
-        <w:t>Discuss while showing the picture</w:t>
-      </w:r>
-    </w:p>
-    <w:p>
-      <w:pPr>
         <w:spacing w:line="336" w:lineRule="auto" w:after="180"/>
-        <w:shd w:fill="F1F6F8"/>
       </w:pPr>
       <w:r>
         <w:rPr>
@@ -6153,7 +6119,7 @@
     </w:p>
     <w:p>
       <w:pPr>
-        <w:pStyle w:val="Heading3"/>
+        <w:pStyle w:val="Heading2"/>
       </w:pPr>
       <w:r>
         <w:t>04. Change one thing. Trace what follows.</w:t>
@@ -6164,7 +6130,7 @@
         <w:drawing>
           <wp:inline xmlns:a="http://schemas.openxmlformats.org/drawingml/2006/main" xmlns:pic="http://schemas.openxmlformats.org/drawingml/2006/picture">
             <wp:extent cx="5486400" cy="3179064"/>
-            <wp:docPr id="5" name="Picture 5" descr="Original case: Explain two eligible items, one page-limit exclusion and one type rejection. Changed condition: An authorised repair converts D’s interest to integer 4. Expected result: D becomes eligible and scores 9, so it wins. Reason: The evidence-backed input repair changes validation and then ranking; record this as a new case/version."/>
+            <wp:docPr id="6" name="Picture 6" descr="Original case: Explain two eligible items, one page-limit exclusion and one type rejection. Changed condition: An authorised repair converts D’s interest to integer 4. Expected result: D becomes eligible and scores 9, so it wins. Reason: The evidence-backed input repair changes validation and then ranking; record this as a new case/version."/>
             <wp:cNvGraphicFramePr>
               <a:graphicFrameLocks noChangeAspect="1"/>
             </wp:cNvGraphicFramePr>
@@ -6244,7 +6210,6 @@
     <w:p>
       <w:pPr>
         <w:spacing w:line="336" w:lineRule="auto" w:after="180"/>
-        <w:shd w:fill="F5F1FB"/>
       </w:pPr>
       <w:r>
         <w:rPr>
@@ -6255,16 +6220,7 @@
     </w:p>
     <w:p>
       <w:pPr>
-        <w:pStyle w:val="Heading3"/>
-      </w:pPr>
-      <w:r>
-        <w:t>Discuss while showing the picture</w:t>
-      </w:r>
-    </w:p>
-    <w:p>
-      <w:pPr>
         <w:spacing w:line="336" w:lineRule="auto" w:after="180"/>
-        <w:shd w:fill="F1F6F8"/>
       </w:pPr>
       <w:r>
         <w:rPr>
@@ -6276,7 +6232,6 @@
     <w:p>
       <w:pPr>
         <w:spacing w:line="336" w:lineRule="auto" w:after="180"/>
-        <w:shd w:fill="F1F6F8"/>
       </w:pPr>
       <w:r>
         <w:rPr>
@@ -6311,7 +6266,7 @@
     </w:p>
     <w:p>
       <w:pPr>
-        <w:pStyle w:val="Heading3"/>
+        <w:pStyle w:val="Heading2"/>
       </w:pPr>
       <w:r>
         <w:t>05. Connect the explanation to its limit</w:t>
@@ -6322,7 +6277,7 @@
         <w:drawing>
           <wp:inline xmlns:a="http://schemas.openxmlformats.org/drawingml/2006/main" xmlns:pic="http://schemas.openxmlformats.org/drawingml/2006/picture">
             <wp:extent cx="5486400" cy="2834640"/>
-            <wp:docPr id="6" name="Picture 6" descr="A presentation should let someone rebuild the result from the stated contract. A’s equality is accepted; D is not silently converted; C’s high preference score cannot override the page requirement. Reversing rows must preserve B because it has the unique highest eligible score. Keep the reserved case distinct from practice demonstrations. Limit: A defensible algorithmic trace does not prove B will be liked or that classroom learning improved."/>
+            <wp:docPr id="7" name="Picture 7" descr="A presentation should let someone rebuild the result from the stated contract. A’s equality is accepted; D is not silently converted; C’s high preference score cannot override the page requirement. Reversing rows must preserve B because it has the unique highest eligible score. This pictured case is supported practice; keep the separately named independent activity task for a first attempt before feedback. Limit: A defensible algorithmic trace does not prove B will be liked or that classroom learning improved."/>
             <wp:cNvGraphicFramePr>
               <a:graphicFrameLocks noChangeAspect="1"/>
             </wp:cNvGraphicFramePr>
@@ -6361,7 +6316,7 @@
         <w:rPr>
           <w:b w:val="0"/>
         </w:rPr>
-        <w:t>A presentation should let someone rebuild the result from the stated contract. A’s equality is accepted; D is not silently converted; C’s high preference score cannot override the page requirement.</w:t>
+        <w:t>A presentation should let someone rebuild the result from the stated contract. A’s equality is accepted; D is not silently converted; C’s high preference score cannot override the page requirement. Reversing rows must preserve B because it has the unique highest eligible score. This pictured case is supported practice; keep the separately named independent activity task for a first attempt before feedback. Limit: A defensible algorithmic trace does not prove B will be liked or that classroom learning improved.</w:t>
       </w:r>
     </w:p>
     <w:p>
@@ -6372,19 +6327,18 @@
         <w:rPr>
           <w:b w:val="0"/>
         </w:rPr>
-        <w:t xml:space="preserve">Reversing rows must preserve B because it has the unique highest eligible score. Keep the reserved case distinct from practice </w:t>
-      </w:r>
-      <w:r>
-        <w:rPr>
-          <w:b/>
-        </w:rPr>
-        <w:t>demonstration</w:t>
-      </w:r>
+        <w:t>Explain the case, then point to a limit on the claim.</w:t>
+      </w:r>
+    </w:p>
+    <w:p>
+      <w:pPr>
+        <w:spacing w:line="336" w:lineRule="auto" w:after="180"/>
+      </w:pPr>
       <w:r>
         <w:rPr>
           <w:b w:val="0"/>
         </w:rPr>
-        <w:t>s.</w:t>
+        <w:t>Teacher prompt: Explain the case, then point to a limit on the claim. Ask learners to describe one label or arrow in ordinary words. Use the adjacent transcript if the image is difficult to see.</w:t>
       </w:r>
     </w:p>
     <w:p>
@@ -6395,56 +6349,12 @@
         <w:rPr>
           <w:b w:val="0"/>
         </w:rPr>
-        <w:t>Limit: A defensible algorithmic trace does not prove B will be liked or that classroom learning improved.</w:t>
-      </w:r>
-    </w:p>
-    <w:p>
-      <w:pPr>
-        <w:spacing w:line="336" w:lineRule="auto" w:after="180"/>
-        <w:shd w:fill="F5F1FB"/>
-      </w:pPr>
-      <w:r>
-        <w:rPr>
-          <w:b w:val="0"/>
-        </w:rPr>
-        <w:t>Explain the case, then point to a limit on the claim.</w:t>
-      </w:r>
-    </w:p>
-    <w:p>
-      <w:pPr>
-        <w:pStyle w:val="Heading3"/>
-      </w:pPr>
-      <w:r>
-        <w:t>Discuss while showing the picture</w:t>
-      </w:r>
-    </w:p>
-    <w:p>
-      <w:pPr>
-        <w:spacing w:line="336" w:lineRule="auto" w:after="180"/>
-        <w:shd w:fill="F1F6F8"/>
-      </w:pPr>
-      <w:r>
-        <w:rPr>
-          <w:b w:val="0"/>
-        </w:rPr>
-        <w:t>Teacher prompt: Explain the case, then point to a limit on the claim. Ask learners to describe one label or arrow in ordinary words. Use the adjacent transcript if the image is difficult to see.</w:t>
-      </w:r>
-    </w:p>
-    <w:p>
-      <w:pPr>
-        <w:spacing w:line="336" w:lineRule="auto" w:after="180"/>
-        <w:shd w:fill="F1F6F8"/>
-      </w:pPr>
-      <w:r>
-        <w:rPr>
-          <w:b w:val="0"/>
-        </w:rPr>
         <w:t>Keep the stated scope: A defensible algorithmic trace does not prove B will be liked or that classroom learning improved.</w:t>
       </w:r>
     </w:p>
     <w:p>
       <w:pPr>
-        <w:pStyle w:val="Heading3"/>
+        <w:pStyle w:val="Heading2"/>
       </w:pPr>
       <w:r>
         <w:t>06. Make the idea visible in your project</w:t>
@@ -6455,7 +6365,7 @@
         <w:drawing>
           <wp:inline xmlns:a="http://schemas.openxmlformats.org/drawingml/2006/main" xmlns:pic="http://schemas.openxmlformats.org/drawingml/2006/picture">
             <wp:extent cx="5486400" cy="3380232"/>
-            <wp:docPr id="7" name="Picture 7" descr="Present the Transparent Book Recommender’s code, baseline, full-case traces, reserved results and limitations, without claiming fictional results as pupil work. Draw your input, deciding step, result and limit. Supported question: Give the original winning ID, its score, and counts of eligible, excluded and invalid rows."/>
+            <wp:docPr id="8" name="Picture 8" descr="Present the Transparent Book Recommender’s code, baseline, full-case traces, reserved results and limitations, without claiming fictional results as pupil work. Draw your input, deciding step, result and limit. Supported question: Give the original winning ID, its score, and counts of eligible, excluded and invalid rows."/>
             <wp:cNvGraphicFramePr>
               <a:graphicFrameLocks noChangeAspect="1"/>
             </wp:cNvGraphicFramePr>
@@ -6535,7 +6445,6 @@
     <w:p>
       <w:pPr>
         <w:spacing w:line="336" w:lineRule="auto" w:after="180"/>
-        <w:shd w:fill="F5F1FB"/>
       </w:pPr>
       <w:r>
         <w:rPr>
@@ -6558,46 +6467,115 @@
     </w:p>
     <w:p>
       <w:pPr>
+        <w:spacing w:line="336" w:lineRule="auto" w:after="180"/>
+      </w:pPr>
+      <w:r>
+        <w:rPr>
+          <w:b w:val="0"/>
+        </w:rPr>
+        <w:t xml:space="preserve">Teacher prompt: Draw your project trace and justify the deciding step using </w:t>
+      </w:r>
+      <w:r>
+        <w:rPr>
+          <w:b/>
+        </w:rPr>
+        <w:t>evidence</w:t>
+      </w:r>
+      <w:r>
+        <w:rPr>
+          <w:b w:val="0"/>
+        </w:rPr>
+        <w:t>. Ask learners to describe one label or arrow in ordinary words. Use the adjacent transcript if the image is difficult to see.</w:t>
+      </w:r>
+    </w:p>
+    <w:p>
+      <w:pPr>
+        <w:spacing w:line="336" w:lineRule="auto" w:after="180"/>
+      </w:pPr>
+      <w:r>
+        <w:rPr>
+          <w:b w:val="0"/>
+        </w:rPr>
+        <w:t>Supported practice key: B wins with 8. Two rows eligible, one valid-but-too-long row excluded, one type-invalid row rejected.</w:t>
+      </w:r>
+    </w:p>
+    <w:p>
+      <w:pPr>
+        <w:pStyle w:val="Heading2"/>
+      </w:pPr>
+      <w:r>
+        <w:t>Earlier wording, alternatives and picture transcripts · reference / check after trying</w:t>
+      </w:r>
+    </w:p>
+    <w:p>
+      <w:pPr>
+        <w:spacing w:line="336" w:lineRule="auto" w:after="180"/>
+      </w:pPr>
+      <w:r>
+        <w:rPr>
+          <w:b w:val="0"/>
+        </w:rPr>
+        <w:t xml:space="preserve">Use one picture at a time. Hide a worked result before asking for a </w:t>
+      </w:r>
+      <w:r>
+        <w:rPr>
+          <w:b/>
+        </w:rPr>
+        <w:t>prediction</w:t>
+      </w:r>
+      <w:r>
+        <w:rPr>
+          <w:b w:val="0"/>
+        </w:rPr>
+        <w:t>, then reveal it for feedback. These are supported teaching cases; retain the separate independent assessment for a fresh first attempt.</w:t>
+      </w:r>
+    </w:p>
+    <w:p>
+      <w:pPr>
         <w:pStyle w:val="Heading3"/>
       </w:pPr>
       <w:r>
-        <w:t>Discuss while showing the picture</w:t>
-      </w:r>
-    </w:p>
-    <w:p>
-      <w:pPr>
-        <w:spacing w:line="336" w:lineRule="auto" w:after="180"/>
-        <w:shd w:fill="F1F6F8"/>
-      </w:pPr>
-      <w:r>
-        <w:rPr>
-          <w:b w:val="0"/>
-        </w:rPr>
-        <w:t xml:space="preserve">Teacher prompt: Draw your project trace and justify the deciding step using </w:t>
-      </w:r>
-      <w:r>
-        <w:rPr>
-          <w:b/>
-        </w:rPr>
-        <w:t>evidence</w:t>
-      </w:r>
-      <w:r>
-        <w:rPr>
-          <w:b w:val="0"/>
-        </w:rPr>
-        <w:t>. Ask learners to describe one label or arrow in ordinary words. Use the adjacent transcript if the image is difficult to see.</w:t>
-      </w:r>
-    </w:p>
-    <w:p>
-      <w:pPr>
-        <w:spacing w:line="336" w:lineRule="auto" w:after="180"/>
-        <w:shd w:fill="F1F6F8"/>
-      </w:pPr>
-      <w:r>
-        <w:rPr>
-          <w:b w:val="0"/>
-        </w:rPr>
-        <w:t>Supported practice key: B wins with 8. Two rows eligible, one valid-but-too-long row excluded, one type-invalid row rejected.</w:t>
+        <w:t>01. Capstone Expo: the case</w:t>
+      </w:r>
+    </w:p>
+    <w:p>
+      <w:pPr>
+        <w:pStyle w:val="Heading3"/>
+      </w:pPr>
+      <w:r>
+        <w:t>02. Follow the deciding steps</w:t>
+      </w:r>
+    </w:p>
+    <w:p>
+      <w:pPr>
+        <w:pStyle w:val="Heading3"/>
+      </w:pPr>
+      <w:r>
+        <w:t>03. Follow the evidence</w:t>
+      </w:r>
+    </w:p>
+    <w:p>
+      <w:pPr>
+        <w:pStyle w:val="Heading3"/>
+      </w:pPr>
+      <w:r>
+        <w:t>04. Change one thing. Trace what follows.</w:t>
+      </w:r>
+    </w:p>
+    <w:p>
+      <w:pPr>
+        <w:pStyle w:val="Heading3"/>
+      </w:pPr>
+      <w:r>
+        <w:t>05. Connect the explanation to its limit</w:t>
+      </w:r>
+    </w:p>
+    <w:p>
+      <w:pPr>
+        <w:pStyle w:val="Heading3"/>
+      </w:pPr>
+      <w:r>
+        <w:t>06. Make the idea visible in your project</w:t>
       </w:r>
     </w:p>
     <w:sectPr>

--- a/downloads/teacher/ai-2-week-36.docx
+++ b/downloads/teacher/ai-2-week-36.docx
@@ -6276,7 +6276,7 @@
       <w:r>
         <w:drawing>
           <wp:inline xmlns:a="http://schemas.openxmlformats.org/drawingml/2006/main" xmlns:pic="http://schemas.openxmlformats.org/drawingml/2006/picture">
-            <wp:extent cx="5486400" cy="2834640"/>
+            <wp:extent cx="5486400" cy="2941320"/>
             <wp:docPr id="7" name="Picture 7" descr="A presentation should let someone rebuild the result from the stated contract. A’s equality is accepted; D is not silently converted; C’s high preference score cannot override the page requirement. Reversing rows must preserve B because it has the unique highest eligible score. This pictured case is supported practice; keep the separately named independent activity task for a first attempt before feedback. Limit: A defensible algorithmic trace does not prove B will be liked or that classroom learning improved."/>
             <wp:cNvGraphicFramePr>
               <a:graphicFrameLocks noChangeAspect="1"/>
@@ -6297,7 +6297,7 @@
                   <pic:spPr>
                     <a:xfrm>
                       <a:off x="0" y="0"/>
-                      <a:ext cx="5486400" cy="2834640"/>
+                      <a:ext cx="5486400" cy="2941320"/>
                     </a:xfrm>
                     <a:prstGeom prst="rect"/>
                   </pic:spPr>
